--- a/新泰週報20260426[2617]B4F.docx
+++ b/新泰週報20260426[2617]B4F.docx
@@ -1,6 +1,6 @@
 
 <file path=word/document.xml><?xml version="1.0" encoding="utf-8"?>
-<w:document xmlns:wpc="http://schemas.microsoft.com/office/word/2010/wordprocessingCanvas" xmlns:mc="http://schemas.openxmlformats.org/markup-compatibility/2006" xmlns:o="urn:schemas-microsoft-com:office:office" xmlns:r="http://schemas.openxmlformats.org/officeDocument/2006/relationships" xmlns:m="http://schemas.openxmlformats.org/officeDocument/2006/math" xmlns:v="urn:schemas-microsoft-com:vml" xmlns:wp14="http://schemas.microsoft.com/office/word/2010/wordprocessingDrawing" xmlns:wp="http://schemas.openxmlformats.org/drawingml/2006/wordprocessingDrawing" xmlns:w10="urn:schemas-microsoft-com:office:word" xmlns:w="http://schemas.openxmlformats.org/wordprocessingml/2006/main" xmlns:w14="http://schemas.microsoft.com/office/word/2010/wordml" xmlns:w15="http://schemas.microsoft.com/office/word/2012/wordml" xmlns:wpg="http://schemas.microsoft.com/office/word/2010/wordprocessingGroup" xmlns:wpi="http://schemas.microsoft.com/office/word/2010/wordprocessingInk" xmlns:wne="http://schemas.microsoft.com/office/word/2006/wordml" xmlns:wps="http://schemas.microsoft.com/office/word/2010/wordprocessingShape" mc:Ignorable="w14 w15 wp14">
+<w:document xmlns:wpc="http://schemas.microsoft.com/office/word/2010/wordprocessingCanvas" xmlns:cx="http://schemas.microsoft.com/office/drawing/2014/chartex" xmlns:cx1="http://schemas.microsoft.com/office/drawing/2015/9/8/chartex" xmlns:cx2="http://schemas.microsoft.com/office/drawing/2015/10/21/chartex" xmlns:cx3="http://schemas.microsoft.com/office/drawing/2016/5/9/chartex" xmlns:cx4="http://schemas.microsoft.com/office/drawing/2016/5/10/chartex" xmlns:cx5="http://schemas.microsoft.com/office/drawing/2016/5/11/chartex" xmlns:cx6="http://schemas.microsoft.com/office/drawing/2016/5/12/chartex" xmlns:cx7="http://schemas.microsoft.com/office/drawing/2016/5/13/chartex" xmlns:cx8="http://schemas.microsoft.com/office/drawing/2016/5/14/chartex" xmlns:mc="http://schemas.openxmlformats.org/markup-compatibility/2006" xmlns:aink="http://schemas.microsoft.com/office/drawing/2016/ink" xmlns:am3d="http://schemas.microsoft.com/office/drawing/2017/model3d" xmlns:o="urn:schemas-microsoft-com:office:office" xmlns:oel="http://schemas.microsoft.com/office/2019/extlst" xmlns:r="http://schemas.openxmlformats.org/officeDocument/2006/relationships" xmlns:m="http://schemas.openxmlformats.org/officeDocument/2006/math" xmlns:v="urn:schemas-microsoft-com:vml" xmlns:wp14="http://schemas.microsoft.com/office/word/2010/wordprocessingDrawing" xmlns:wp="http://schemas.openxmlformats.org/drawingml/2006/wordprocessingDrawing" xmlns:w10="urn:schemas-microsoft-com:office:word" xmlns:w="http://schemas.openxmlformats.org/wordprocessingml/2006/main" xmlns:w14="http://schemas.microsoft.com/office/word/2010/wordml" xmlns:w15="http://schemas.microsoft.com/office/word/2012/wordml" xmlns:w16cex="http://schemas.microsoft.com/office/word/2018/wordml/cex" xmlns:w16cid="http://schemas.microsoft.com/office/word/2016/wordml/cid" xmlns:w16="http://schemas.microsoft.com/office/word/2018/wordml" xmlns:w16sdtdh="http://schemas.microsoft.com/office/word/2020/wordml/sdtdatahash" xmlns:w16se="http://schemas.microsoft.com/office/word/2015/wordml/symex" xmlns:wpg="http://schemas.microsoft.com/office/word/2010/wordprocessingGroup" xmlns:wpi="http://schemas.microsoft.com/office/word/2010/wordprocessingInk" xmlns:wne="http://schemas.microsoft.com/office/word/2006/wordml" xmlns:wps="http://schemas.microsoft.com/office/word/2010/wordprocessingShape" mc:Ignorable="w14 w15 w16se w16cid w16 w16cex w16sdtdh wp14">
   <w:body>
     <w:p>
       <w:pPr>
@@ -114,7 +114,7 @@
           <w:sz w:val="20"/>
           <w:szCs w:val="20"/>
         </w:rPr>
-        <w:instrText>6</w:instrText>
+        <w:instrText>7</w:instrText>
       </w:r>
       <w:r>
         <w:rPr>
@@ -153,7 +153,7 @@
           <w:sz w:val="20"/>
           <w:szCs w:val="20"/>
         </w:rPr>
-        <w:t>616</w:t>
+        <w:t>617</w:t>
       </w:r>
       <w:bookmarkEnd w:id="0"/>
       <w:r>
@@ -332,16 +332,7 @@
           <w:sz w:val="20"/>
           <w:szCs w:val="20"/>
         </w:rPr>
-        <w:instrText>1</w:instrText>
-      </w:r>
-      <w:r>
-        <w:rPr>
-          <w:rFonts w:ascii="Barlow Condensed Medium" w:hAnsi="Barlow Condensed Medium" w:cs="Tahoma" w:hint="eastAsia"/>
-          <w:color w:val="404040" w:themeColor="text1" w:themeTint="BF"/>
-          <w:sz w:val="20"/>
-          <w:szCs w:val="20"/>
-        </w:rPr>
-        <w:instrText>9</w:instrText>
+        <w:instrText>26</w:instrText>
       </w:r>
       <w:r>
         <w:rPr>
@@ -370,7 +361,7 @@
           <w:sz w:val="20"/>
           <w:szCs w:val="20"/>
         </w:rPr>
-        <w:t>19</w:t>
+        <w:t>26</w:t>
       </w:r>
       <w:bookmarkEnd w:id="3"/>
       <w:r>
@@ -3308,7 +3299,7 @@
           <w:sz w:val="26"/>
           <w:szCs w:val="26"/>
         </w:rPr>
-        <w:t>基督是咱家庭的主</w:t>
+        <w:t>為了主的榮耀</w:t>
       </w:r>
       <w:r>
         <w:rPr>
@@ -3319,38 +3310,6 @@
           <w:szCs w:val="26"/>
         </w:rPr>
         <w:t>】</w:t>
-      </w:r>
-    </w:p>
-    <w:p>
-      <w:pPr>
-        <w:pStyle w:val="a8"/>
-        <w:numPr>
-          <w:ilvl w:val="0"/>
-          <w:numId w:val="17"/>
-        </w:numPr>
-        <w:kinsoku w:val="0"/>
-        <w:snapToGrid w:val="0"/>
-        <w:spacing w:line="300" w:lineRule="exact"/>
-        <w:ind w:leftChars="0"/>
-        <w:rPr>
-          <w:rFonts w:ascii="Barlow Condensed Medium" w:eastAsia="標楷體" w:hAnsi="Barlow Condensed Medium" w:cs="Arial"/>
-          <w:bCs/>
-          <w:w w:val="72"/>
-          <w:kern w:val="0"/>
-          <w:sz w:val="26"/>
-          <w:szCs w:val="26"/>
-        </w:rPr>
-      </w:pPr>
-      <w:r>
-        <w:rPr>
-          <w:rFonts w:ascii="Barlow Condensed Medium" w:eastAsia="標楷體" w:hAnsi="Barlow Condensed Medium" w:cs="Arial" w:hint="eastAsia"/>
-          <w:bCs/>
-          <w:w w:val="72"/>
-          <w:kern w:val="0"/>
-          <w:sz w:val="26"/>
-          <w:szCs w:val="26"/>
-        </w:rPr>
-        <w:t>基督是咱家庭的主，</w:t>
       </w:r>
     </w:p>
     <w:p>
@@ -3359,7 +3318,7 @@
         <w:kinsoku w:val="0"/>
         <w:snapToGrid w:val="0"/>
         <w:spacing w:line="300" w:lineRule="exact"/>
-        <w:ind w:leftChars="0" w:left="180"/>
+        <w:ind w:leftChars="0" w:left="0"/>
         <w:rPr>
           <w:rFonts w:ascii="Barlow Condensed Medium" w:eastAsia="標楷體" w:hAnsi="Barlow Condensed Medium" w:cs="Arial"/>
           <w:bCs/>
@@ -3378,7 +3337,7 @@
           <w:sz w:val="26"/>
           <w:szCs w:val="26"/>
         </w:rPr>
-        <w:t>男婦老幼向這標語，</w:t>
+        <w:t>我主我的牧者，做我保護引導。</w:t>
       </w:r>
     </w:p>
     <w:p>
@@ -3387,7 +3346,7 @@
         <w:kinsoku w:val="0"/>
         <w:snapToGrid w:val="0"/>
         <w:spacing w:line="300" w:lineRule="exact"/>
-        <w:ind w:leftChars="0" w:left="180"/>
+        <w:ind w:leftChars="0" w:left="0"/>
         <w:rPr>
           <w:rFonts w:ascii="Barlow Condensed Medium" w:eastAsia="標楷體" w:hAnsi="Barlow Condensed Medium" w:cs="Arial"/>
           <w:bCs/>
@@ -3406,29 +3365,7 @@
           <w:sz w:val="26"/>
           <w:szCs w:val="26"/>
         </w:rPr>
-        <w:t>或是飲食抑是</w:t>
-      </w:r>
-      <w:r>
-        <w:rPr>
-          <w:rFonts w:ascii="Barlow Condensed Medium" w:eastAsia="標楷體" w:hAnsi="Barlow Condensed Medium" w:cs="Arial" w:hint="eastAsia"/>
-          <w:bCs/>
-          <w:w w:val="72"/>
-          <w:kern w:val="0"/>
-          <w:sz w:val="26"/>
-          <w:szCs w:val="26"/>
-        </w:rPr>
-        <w:t>講</w:t>
-      </w:r>
-      <w:r>
-        <w:rPr>
-          <w:rFonts w:ascii="Barlow Condensed Medium" w:eastAsia="標楷體" w:hAnsi="Barlow Condensed Medium" w:cs="Arial" w:hint="eastAsia"/>
-          <w:bCs/>
-          <w:w w:val="72"/>
-          <w:kern w:val="0"/>
-          <w:sz w:val="26"/>
-          <w:szCs w:val="26"/>
-        </w:rPr>
-        <w:t>話，</w:t>
+        <w:t>我永遠無欠缺，祂要賞賜我夠額。</w:t>
       </w:r>
     </w:p>
     <w:p>
@@ -3437,7 +3374,7 @@
         <w:kinsoku w:val="0"/>
         <w:snapToGrid w:val="0"/>
         <w:spacing w:line="300" w:lineRule="exact"/>
-        <w:ind w:leftChars="0" w:left="180"/>
+        <w:ind w:leftChars="0" w:left="0"/>
         <w:rPr>
           <w:rFonts w:ascii="Barlow Condensed Medium" w:eastAsia="標楷體" w:hAnsi="Barlow Condensed Medium" w:cs="Arial"/>
           <w:bCs/>
@@ -3456,39 +3393,7 @@
           <w:sz w:val="26"/>
           <w:szCs w:val="26"/>
         </w:rPr>
-        <w:t>或是做工抑是交陪。</w:t>
-      </w:r>
-    </w:p>
-    <w:p>
-      <w:pPr>
-        <w:pStyle w:val="a8"/>
-        <w:numPr>
-          <w:ilvl w:val="0"/>
-          <w:numId w:val="17"/>
-        </w:numPr>
-        <w:kinsoku w:val="0"/>
-        <w:snapToGrid w:val="0"/>
-        <w:spacing w:line="300" w:lineRule="exact"/>
-        <w:ind w:leftChars="0"/>
-        <w:rPr>
-          <w:rFonts w:ascii="Barlow Condensed Medium" w:eastAsia="標楷體" w:hAnsi="Barlow Condensed Medium" w:cs="Arial"/>
-          <w:bCs/>
-          <w:w w:val="72"/>
-          <w:kern w:val="0"/>
-          <w:sz w:val="26"/>
-          <w:szCs w:val="26"/>
-        </w:rPr>
-      </w:pPr>
-      <w:r>
-        <w:rPr>
-          <w:rFonts w:ascii="Barlow Condensed Medium" w:eastAsia="標楷體" w:hAnsi="Barlow Condensed Medium" w:cs="Arial" w:hint="eastAsia"/>
-          <w:bCs/>
-          <w:w w:val="72"/>
-          <w:kern w:val="0"/>
-          <w:sz w:val="26"/>
-          <w:szCs w:val="26"/>
-        </w:rPr>
-        <w:t>基督是咱家庭的主，</w:t>
+        <w:t>雖然我行佇黑暗中（我行佇黑暗中），祂用愛做光指示（祂要導我），閣我欲跟隨祂引導。我欲用一世人服事祂。</w:t>
       </w:r>
     </w:p>
     <w:p>
@@ -3497,7 +3402,7 @@
         <w:kinsoku w:val="0"/>
         <w:snapToGrid w:val="0"/>
         <w:spacing w:line="300" w:lineRule="exact"/>
-        <w:ind w:leftChars="0" w:left="180"/>
+        <w:ind w:leftChars="0" w:left="0"/>
         <w:rPr>
           <w:rFonts w:ascii="Barlow Condensed Medium" w:eastAsia="標楷體" w:hAnsi="Barlow Condensed Medium" w:cs="Arial"/>
           <w:bCs/>
@@ -3516,7 +3421,7 @@
           <w:sz w:val="26"/>
           <w:szCs w:val="26"/>
         </w:rPr>
-        <w:t>選擇同信結做夫婦，</w:t>
+        <w:t>我要讚美祂，盡我一切氣力。我欲尊崇祂，佇我一生所選。</w:t>
       </w:r>
     </w:p>
     <w:p>
@@ -3525,7 +3430,7 @@
         <w:kinsoku w:val="0"/>
         <w:snapToGrid w:val="0"/>
         <w:spacing w:line="300" w:lineRule="exact"/>
-        <w:ind w:leftChars="0" w:left="180"/>
+        <w:ind w:leftChars="0" w:left="0"/>
         <w:rPr>
           <w:rFonts w:ascii="Barlow Condensed Medium" w:eastAsia="標楷體" w:hAnsi="Barlow Condensed Medium" w:cs="Arial"/>
           <w:bCs/>
@@ -3544,7 +3449,7 @@
           <w:sz w:val="26"/>
           <w:szCs w:val="26"/>
         </w:rPr>
-        <w:t>誠實相愛順服同情，</w:t>
+        <w:t>今我活，為著榮耀主來活，</w:t>
       </w:r>
     </w:p>
     <w:p>
@@ -3553,7 +3458,7 @@
         <w:kinsoku w:val="0"/>
         <w:snapToGrid w:val="0"/>
         <w:spacing w:line="300" w:lineRule="exact"/>
-        <w:ind w:leftChars="0" w:left="180"/>
+        <w:ind w:leftChars="0" w:left="0"/>
         <w:rPr>
           <w:rFonts w:ascii="Barlow Condensed Medium" w:eastAsia="標楷體" w:hAnsi="Barlow Condensed Medium" w:cs="Arial"/>
           <w:bCs/>
@@ -3572,39 +3477,7 @@
           <w:sz w:val="26"/>
           <w:szCs w:val="26"/>
         </w:rPr>
-        <w:t>才能建設美滿家庭。</w:t>
-      </w:r>
-    </w:p>
-    <w:p>
-      <w:pPr>
-        <w:pStyle w:val="a8"/>
-        <w:numPr>
-          <w:ilvl w:val="0"/>
-          <w:numId w:val="17"/>
-        </w:numPr>
-        <w:kinsoku w:val="0"/>
-        <w:snapToGrid w:val="0"/>
-        <w:spacing w:line="300" w:lineRule="exact"/>
-        <w:ind w:leftChars="0"/>
-        <w:rPr>
-          <w:rFonts w:ascii="Barlow Condensed Medium" w:eastAsia="標楷體" w:hAnsi="Barlow Condensed Medium" w:cs="Arial"/>
-          <w:bCs/>
-          <w:w w:val="72"/>
-          <w:kern w:val="0"/>
-          <w:sz w:val="26"/>
-          <w:szCs w:val="26"/>
-        </w:rPr>
-      </w:pPr>
-      <w:r>
-        <w:rPr>
-          <w:rFonts w:ascii="Barlow Condensed Medium" w:eastAsia="標楷體" w:hAnsi="Barlow Condensed Medium" w:cs="Arial" w:hint="eastAsia"/>
-          <w:bCs/>
-          <w:w w:val="72"/>
-          <w:kern w:val="0"/>
-          <w:sz w:val="26"/>
-          <w:szCs w:val="26"/>
-        </w:rPr>
-        <w:t>基督是咱家庭的主，</w:t>
+        <w:t>今我啲活，為著榮耀主來活。</w:t>
       </w:r>
     </w:p>
     <w:p>
@@ -3613,7 +3486,7 @@
         <w:kinsoku w:val="0"/>
         <w:snapToGrid w:val="0"/>
         <w:spacing w:line="300" w:lineRule="exact"/>
-        <w:ind w:leftChars="0" w:left="180"/>
+        <w:ind w:leftChars="0" w:left="0"/>
         <w:rPr>
           <w:rFonts w:ascii="Barlow Condensed Medium" w:eastAsia="標楷體" w:hAnsi="Barlow Condensed Medium" w:cs="Arial"/>
           <w:bCs/>
@@ -3632,7 +3505,7 @@
           <w:sz w:val="26"/>
           <w:szCs w:val="26"/>
         </w:rPr>
-        <w:t>所有子兒天父賞賜，</w:t>
+        <w:t>我雖然常迷路，主牽我閣照顧引導我到活命水邊，使我安歇佇祂。</w:t>
       </w:r>
     </w:p>
     <w:p>
@@ -3641,7 +3514,7 @@
         <w:kinsoku w:val="0"/>
         <w:snapToGrid w:val="0"/>
         <w:spacing w:line="300" w:lineRule="exact"/>
-        <w:ind w:leftChars="0" w:left="180"/>
+        <w:ind w:leftChars="0" w:left="0"/>
         <w:rPr>
           <w:rFonts w:ascii="Barlow Condensed Medium" w:eastAsia="標楷體" w:hAnsi="Barlow Condensed Medium" w:cs="Arial"/>
           <w:bCs/>
@@ -3660,7 +3533,7 @@
           <w:sz w:val="26"/>
           <w:szCs w:val="26"/>
         </w:rPr>
-        <w:t>細漢導親近天父，</w:t>
+        <w:t>祂，猶召我向前享受活命恩典，</w:t>
       </w:r>
     </w:p>
     <w:p>
@@ -3669,7 +3542,7 @@
         <w:kinsoku w:val="0"/>
         <w:snapToGrid w:val="0"/>
         <w:spacing w:line="300" w:lineRule="exact"/>
-        <w:ind w:leftChars="0" w:left="180"/>
+        <w:ind w:leftChars="0" w:left="0"/>
         <w:rPr>
           <w:rFonts w:ascii="Barlow Condensed Medium" w:eastAsia="標楷體" w:hAnsi="Barlow Condensed Medium" w:cs="Arial"/>
           <w:bCs/>
@@ -3688,39 +3561,7 @@
           <w:sz w:val="26"/>
           <w:szCs w:val="26"/>
         </w:rPr>
-        <w:t>信心堅固續到後裔。</w:t>
-      </w:r>
-    </w:p>
-    <w:p>
-      <w:pPr>
-        <w:pStyle w:val="a8"/>
-        <w:numPr>
-          <w:ilvl w:val="0"/>
-          <w:numId w:val="17"/>
-        </w:numPr>
-        <w:kinsoku w:val="0"/>
-        <w:snapToGrid w:val="0"/>
-        <w:spacing w:line="300" w:lineRule="exact"/>
-        <w:ind w:leftChars="0"/>
-        <w:rPr>
-          <w:rFonts w:ascii="Barlow Condensed Medium" w:eastAsia="標楷體" w:hAnsi="Barlow Condensed Medium" w:cs="Arial"/>
-          <w:bCs/>
-          <w:w w:val="70"/>
-          <w:sz w:val="26"/>
-          <w:szCs w:val="26"/>
-        </w:rPr>
-      </w:pPr>
-      <w:bookmarkStart w:id="6" w:name="_Hlk227079785"/>
-      <w:r>
-        <w:rPr>
-          <w:rFonts w:ascii="Barlow Condensed Medium" w:eastAsia="標楷體" w:hAnsi="Barlow Condensed Medium" w:cs="Arial" w:hint="eastAsia"/>
-          <w:bCs/>
-          <w:w w:val="72"/>
-          <w:kern w:val="0"/>
-          <w:sz w:val="26"/>
-          <w:szCs w:val="26"/>
-        </w:rPr>
-        <w:t>基督是咱家庭的主，</w:t>
+        <w:t>（祂猶召我向前，祂有召我。）</w:t>
       </w:r>
     </w:p>
     <w:p>
@@ -3729,7 +3570,7 @@
         <w:kinsoku w:val="0"/>
         <w:snapToGrid w:val="0"/>
         <w:spacing w:line="300" w:lineRule="exact"/>
-        <w:ind w:leftChars="0" w:left="180"/>
+        <w:ind w:leftChars="0" w:left="0"/>
         <w:rPr>
           <w:rFonts w:ascii="Barlow Condensed Medium" w:eastAsia="標楷體" w:hAnsi="Barlow Condensed Medium" w:cs="Arial"/>
           <w:bCs/>
@@ -3748,7 +3589,7 @@
           <w:sz w:val="26"/>
           <w:szCs w:val="26"/>
         </w:rPr>
-        <w:t>致意引導全家歸主，</w:t>
+        <w:t>閣我欲跟隨祂引導；我欲用一世人服事祂。</w:t>
       </w:r>
     </w:p>
     <w:p>
@@ -3757,7 +3598,7 @@
         <w:kinsoku w:val="0"/>
         <w:snapToGrid w:val="0"/>
         <w:spacing w:line="300" w:lineRule="exact"/>
-        <w:ind w:leftChars="0" w:left="180"/>
+        <w:ind w:leftChars="0" w:left="0"/>
         <w:rPr>
           <w:rFonts w:ascii="Barlow Condensed Medium" w:eastAsia="標楷體" w:hAnsi="Barlow Condensed Medium" w:cs="Arial"/>
           <w:bCs/>
@@ -3776,7 +3617,7 @@
           <w:sz w:val="26"/>
           <w:szCs w:val="26"/>
         </w:rPr>
-        <w:t>早晚實行家庭禮拜，</w:t>
+        <w:t>我欲讚美祂，盡我一切氣力。我欲尊崇祂，佇我一生所選。</w:t>
       </w:r>
     </w:p>
     <w:p>
@@ -3785,7 +3626,7 @@
         <w:kinsoku w:val="0"/>
         <w:snapToGrid w:val="0"/>
         <w:spacing w:line="300" w:lineRule="exact"/>
-        <w:ind w:leftChars="0" w:left="180"/>
+        <w:ind w:leftChars="0" w:left="0"/>
         <w:rPr>
           <w:rFonts w:ascii="Barlow Condensed Medium" w:eastAsia="標楷體" w:hAnsi="Barlow Condensed Medium" w:cs="Arial"/>
           <w:bCs/>
@@ -3804,50 +3645,7 @@
           <w:sz w:val="26"/>
           <w:szCs w:val="26"/>
         </w:rPr>
-        <w:t>尊主命令誠心服事。</w:t>
-      </w:r>
-      <w:bookmarkEnd w:id="6"/>
-    </w:p>
-    <w:p>
-      <w:pPr>
-        <w:pStyle w:val="a8"/>
-        <w:numPr>
-          <w:ilvl w:val="0"/>
-          <w:numId w:val="17"/>
-        </w:numPr>
-        <w:kinsoku w:val="0"/>
-        <w:snapToGrid w:val="0"/>
-        <w:spacing w:line="300" w:lineRule="exact"/>
-        <w:ind w:leftChars="0"/>
-        <w:rPr>
-          <w:rFonts w:ascii="Barlow Condensed Medium" w:eastAsia="標楷體" w:hAnsi="Barlow Condensed Medium" w:cs="Arial"/>
-          <w:bCs/>
-          <w:w w:val="70"/>
-          <w:sz w:val="26"/>
-          <w:szCs w:val="26"/>
-        </w:rPr>
-      </w:pPr>
-      <w:r>
-        <w:rPr>
-          <w:rFonts w:ascii="Barlow Condensed Medium" w:eastAsia="標楷體" w:hAnsi="Barlow Condensed Medium" w:cs="Arial" w:hint="eastAsia"/>
-          <w:bCs/>
-          <w:w w:val="72"/>
-          <w:kern w:val="0"/>
-          <w:sz w:val="26"/>
-          <w:szCs w:val="26"/>
-        </w:rPr>
-        <w:t>基督同在家庭和諧</w:t>
-      </w:r>
-      <w:r>
-        <w:rPr>
-          <w:rFonts w:ascii="Barlow Condensed Medium" w:eastAsia="標楷體" w:hAnsi="Barlow Condensed Medium" w:cs="Arial" w:hint="eastAsia"/>
-          <w:bCs/>
-          <w:w w:val="72"/>
-          <w:kern w:val="0"/>
-          <w:sz w:val="26"/>
-          <w:szCs w:val="26"/>
-        </w:rPr>
-        <w:t>，</w:t>
+        <w:t>今我活為著榮耀主來活，</w:t>
       </w:r>
     </w:p>
     <w:p>
@@ -3856,7 +3654,7 @@
         <w:kinsoku w:val="0"/>
         <w:snapToGrid w:val="0"/>
         <w:spacing w:line="300" w:lineRule="exact"/>
-        <w:ind w:leftChars="0" w:left="180"/>
+        <w:ind w:leftChars="0" w:left="0"/>
         <w:rPr>
           <w:rFonts w:ascii="Barlow Condensed Medium" w:eastAsia="標楷體" w:hAnsi="Barlow Condensed Medium" w:cs="Arial"/>
           <w:bCs/>
@@ -3875,18 +3673,7 @@
           <w:sz w:val="26"/>
           <w:szCs w:val="26"/>
         </w:rPr>
-        <w:t>喜樂充滿各人心內</w:t>
-      </w:r>
-      <w:r>
-        <w:rPr>
-          <w:rFonts w:ascii="Barlow Condensed Medium" w:eastAsia="標楷體" w:hAnsi="Barlow Condensed Medium" w:cs="Arial" w:hint="eastAsia"/>
-          <w:bCs/>
-          <w:w w:val="72"/>
-          <w:kern w:val="0"/>
-          <w:sz w:val="26"/>
-          <w:szCs w:val="26"/>
-        </w:rPr>
-        <w:t>，</w:t>
+        <w:t>今我啲活，為著榮耀主來活。</w:t>
       </w:r>
     </w:p>
     <w:p>
@@ -3895,7 +3682,7 @@
         <w:kinsoku w:val="0"/>
         <w:snapToGrid w:val="0"/>
         <w:spacing w:line="300" w:lineRule="exact"/>
-        <w:ind w:leftChars="0" w:left="180"/>
+        <w:ind w:leftChars="0" w:left="0"/>
         <w:rPr>
           <w:rFonts w:ascii="Barlow Condensed Medium" w:eastAsia="標楷體" w:hAnsi="Barlow Condensed Medium" w:cs="Arial"/>
           <w:bCs/>
@@ -3914,18 +3701,7 @@
           <w:sz w:val="26"/>
           <w:szCs w:val="26"/>
         </w:rPr>
-        <w:t>在主相愛真正幸福</w:t>
-      </w:r>
-      <w:r>
-        <w:rPr>
-          <w:rFonts w:ascii="Barlow Condensed Medium" w:eastAsia="標楷體" w:hAnsi="Barlow Condensed Medium" w:cs="Arial" w:hint="eastAsia"/>
-          <w:bCs/>
-          <w:w w:val="72"/>
-          <w:kern w:val="0"/>
-          <w:sz w:val="26"/>
-          <w:szCs w:val="26"/>
-        </w:rPr>
-        <w:t>，</w:t>
+        <w:t>我欲起來應答主之呼召。我欲奉獻向前無退後。我的確會忠實勇壯，</w:t>
       </w:r>
     </w:p>
     <w:p>
@@ -3934,7 +3710,7 @@
         <w:kinsoku w:val="0"/>
         <w:snapToGrid w:val="0"/>
         <w:spacing w:line="300" w:lineRule="exact"/>
-        <w:ind w:leftChars="0" w:left="180"/>
+        <w:ind w:leftChars="0" w:left="0"/>
         <w:rPr>
           <w:rFonts w:ascii="Barlow Condensed Medium" w:eastAsia="標楷體" w:hAnsi="Barlow Condensed Medium" w:cs="Arial"/>
           <w:bCs/>
@@ -3953,8 +3729,25 @@
           <w:sz w:val="26"/>
           <w:szCs w:val="26"/>
         </w:rPr>
-        <w:t>地上家庭變做天國</w:t>
-      </w:r>
+        <w:t>當我欲為著榮耀主來活。</w:t>
+      </w:r>
+    </w:p>
+    <w:p>
+      <w:pPr>
+        <w:pStyle w:val="a8"/>
+        <w:kinsoku w:val="0"/>
+        <w:snapToGrid w:val="0"/>
+        <w:spacing w:line="300" w:lineRule="exact"/>
+        <w:ind w:leftChars="0" w:left="0"/>
+        <w:rPr>
+          <w:rFonts w:ascii="Barlow Condensed Medium" w:eastAsia="標楷體" w:hAnsi="Barlow Condensed Medium" w:cs="Arial"/>
+          <w:bCs/>
+          <w:w w:val="72"/>
+          <w:kern w:val="0"/>
+          <w:sz w:val="26"/>
+          <w:szCs w:val="26"/>
+        </w:rPr>
+      </w:pPr>
       <w:r>
         <w:rPr>
           <w:rFonts w:ascii="Barlow Condensed Medium" w:eastAsia="標楷體" w:hAnsi="Barlow Condensed Medium" w:cs="Arial" w:hint="eastAsia"/>
@@ -3964,7 +3757,91 @@
           <w:sz w:val="26"/>
           <w:szCs w:val="26"/>
         </w:rPr>
-        <w:t>。</w:t>
+        <w:t>我要讚美祂，盡我一切氣力。我要尊崇祂佇我一切所選。</w:t>
+      </w:r>
+    </w:p>
+    <w:p>
+      <w:pPr>
+        <w:pStyle w:val="a8"/>
+        <w:kinsoku w:val="0"/>
+        <w:snapToGrid w:val="0"/>
+        <w:spacing w:line="300" w:lineRule="exact"/>
+        <w:ind w:leftChars="0" w:left="0"/>
+        <w:rPr>
+          <w:rFonts w:ascii="Barlow Condensed Medium" w:eastAsia="標楷體" w:hAnsi="Barlow Condensed Medium" w:cs="Arial"/>
+          <w:bCs/>
+          <w:w w:val="72"/>
+          <w:kern w:val="0"/>
+          <w:sz w:val="26"/>
+          <w:szCs w:val="26"/>
+        </w:rPr>
+      </w:pPr>
+      <w:r>
+        <w:rPr>
+          <w:rFonts w:ascii="Barlow Condensed Medium" w:eastAsia="標楷體" w:hAnsi="Barlow Condensed Medium" w:cs="Arial" w:hint="eastAsia"/>
+          <w:bCs/>
+          <w:w w:val="72"/>
+          <w:kern w:val="0"/>
+          <w:sz w:val="26"/>
+          <w:szCs w:val="26"/>
+        </w:rPr>
+        <w:t>今我活，為著榮耀主來活，</w:t>
+      </w:r>
+    </w:p>
+    <w:p>
+      <w:pPr>
+        <w:pStyle w:val="a8"/>
+        <w:kinsoku w:val="0"/>
+        <w:snapToGrid w:val="0"/>
+        <w:spacing w:line="300" w:lineRule="exact"/>
+        <w:ind w:leftChars="0" w:left="0"/>
+        <w:rPr>
+          <w:rFonts w:ascii="Barlow Condensed Medium" w:eastAsia="標楷體" w:hAnsi="Barlow Condensed Medium" w:cs="Arial"/>
+          <w:bCs/>
+          <w:w w:val="72"/>
+          <w:kern w:val="0"/>
+          <w:sz w:val="26"/>
+          <w:szCs w:val="26"/>
+        </w:rPr>
+      </w:pPr>
+      <w:r>
+        <w:rPr>
+          <w:rFonts w:ascii="Barlow Condensed Medium" w:eastAsia="標楷體" w:hAnsi="Barlow Condensed Medium" w:cs="Arial" w:hint="eastAsia"/>
+          <w:bCs/>
+          <w:w w:val="72"/>
+          <w:kern w:val="0"/>
+          <w:sz w:val="26"/>
+          <w:szCs w:val="26"/>
+        </w:rPr>
+        <w:t>今我啲活，為著榮耀主來活。</w:t>
+      </w:r>
+    </w:p>
+    <w:p>
+      <w:pPr>
+        <w:pStyle w:val="a8"/>
+        <w:kinsoku w:val="0"/>
+        <w:snapToGrid w:val="0"/>
+        <w:spacing w:line="300" w:lineRule="exact"/>
+        <w:ind w:leftChars="0" w:left="0"/>
+        <w:rPr>
+          <w:rFonts w:ascii="Barlow Condensed Medium" w:eastAsia="標楷體" w:hAnsi="Barlow Condensed Medium" w:cs="Arial"/>
+          <w:bCs/>
+          <w:w w:val="72"/>
+          <w:kern w:val="0"/>
+          <w:sz w:val="26"/>
+          <w:szCs w:val="26"/>
+        </w:rPr>
+      </w:pPr>
+      <w:r>
+        <w:rPr>
+          <w:rFonts w:ascii="Barlow Condensed Medium" w:eastAsia="標楷體" w:hAnsi="Barlow Condensed Medium" w:cs="Arial" w:hint="eastAsia"/>
+          <w:bCs/>
+          <w:w w:val="72"/>
+          <w:kern w:val="0"/>
+          <w:sz w:val="26"/>
+          <w:szCs w:val="26"/>
+        </w:rPr>
+        <w:t>今我啲活，為著榮耀主來活！</w:t>
       </w:r>
     </w:p>
     <w:p>
@@ -4156,7 +4033,7 @@
           </mc:Choice>
           <mc:Fallback>
             <w:pict>
-              <v:group w14:anchorId="789743EB" id="群組 21" o:spid="_x0000_s1026" style="position:absolute;margin-left:538.15pt;margin-top:28.9pt;width:134.65pt;height:261.65pt;z-index:251664384;mso-position-horizontal-relative:page;mso-position-vertical-relative:page;mso-width-relative:margin;mso-height-relative:margin" coordsize="17094,33223" o:gfxdata="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">
+              <v:group w14:anchorId="789743EB" id="群組 21" o:spid="_x0000_s1026" style="position:absolute;margin-left:538.15pt;margin-top:28.9pt;width:134.65pt;height:261.65pt;z-index:251664384;mso-position-horizontal-relative:page;mso-position-vertical-relative:page;mso-width-relative:margin;mso-height-relative:margin" coordsize="17094,33223" o:gfxdata="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">
                 <v:shapetype id="_x0000_t75" coordsize="21600,21600" o:spt="75" o:preferrelative="t" path="m@4@5l@4@11@9@11@9@5xe" filled="f" stroked="f">
                   <v:stroke joinstyle="miter"/>
                   <v:formulas>
@@ -4176,11 +4053,10 @@
                   <v:path o:extrusionok="f" gradientshapeok="t" o:connecttype="rect"/>
                   <o:lock v:ext="edit" aspectratio="t"/>
                 </v:shapetype>
-                <v:shape id="圖片 18" o:spid="_x0000_s1027" type="#_x0000_t75" style="position:absolute;left:-8065;top:8065;width:33223;height:17094;rotation:90;visibility:visible;mso-wrap-style:square" o:gfxdata="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">
+                <v:shape id="圖片 18" o:spid="_x0000_s1027" type="#_x0000_t75" style="position:absolute;left:-8065;top:8065;width:33223;height:17094;rotation:90;visibility:visible;mso-wrap-style:square" o:gfxdata="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">
                   <v:imagedata r:id="rId9" o:title=""/>
-                  <v:path arrowok="t"/>
                 </v:shape>
-                <v:roundrect id="圓角矩形 7" o:spid="_x0000_s1028" style="position:absolute;left:1666;top:2875;width:14086;height:28296;visibility:visible;mso-wrap-style:square;v-text-anchor:top" arcsize="3131f" o:gfxdata="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" filled="f" stroked="f" strokeweight="2.5pt">
+                <v:roundrect id="圓角矩形 7" o:spid="_x0000_s1028" style="position:absolute;left:1666;top:2875;width:14086;height:28296;visibility:visible;mso-wrap-style:square;v-text-anchor:top" arcsize="3131f" o:gfxdata="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" filled="f" stroked="f" strokeweight="2.5pt">
                   <v:stroke joinstyle="miter"/>
                   <v:textbox style="layout-flow:vertical-ideographic" inset="1mm,1mm,1mm,1mm">
                     <w:txbxContent>
@@ -4242,7 +4118,7 @@
           <w:noProof/>
         </w:rPr>
         <w:drawing>
-          <wp:anchor distT="0" distB="0" distL="114300" distR="114300" simplePos="0" relativeHeight="251660288" behindDoc="0" locked="0" layoutInCell="1" allowOverlap="1" wp14:anchorId="0030E694" wp14:editId="2AABDBC0">
+          <wp:anchor distT="0" distB="0" distL="114300" distR="114300" simplePos="0" relativeHeight="251660288" behindDoc="0" locked="0" layoutInCell="1" allowOverlap="1" wp14:anchorId="0030E694" wp14:editId="4A521642">
             <wp:simplePos x="0" y="0"/>
             <wp:positionH relativeFrom="column">
               <wp:posOffset>2160905</wp:posOffset>
@@ -6184,12 +6060,12 @@
           </mc:Choice>
           <mc:Fallback>
             <w:pict>
-              <v:group w14:anchorId="5DF93223" id="群組 24" o:spid="_x0000_s1029" style="position:absolute;margin-left:533.85pt;margin-top:298.55pt;width:140.3pt;height:259.35pt;z-index:251662336;mso-position-horizontal-relative:page;mso-position-vertical-relative:page;mso-width-relative:margin;mso-height-relative:margin" coordsize="17818,32941" o:gfxdata="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">
+              <v:group w14:anchorId="5DF93223" id="群組 24" o:spid="_x0000_s1029" style="position:absolute;margin-left:533.85pt;margin-top:298.55pt;width:140.3pt;height:259.35pt;z-index:251662336;mso-position-horizontal-relative:page;mso-position-vertical-relative:page;mso-width-relative:margin;mso-height-relative:margin" coordsize="17818,32941" o:gfxdata="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">
                 <v:shapetype id="_x0000_t202" coordsize="21600,21600" o:spt="202" path="m,l,21600r21600,l21600,xe">
                   <v:stroke joinstyle="miter"/>
                   <v:path gradientshapeok="t" o:connecttype="rect"/>
                 </v:shapetype>
-                <v:shape id="_x0000_s1030" type="#_x0000_t202" style="position:absolute;left:351;top:293;width:17279;height:32590;visibility:visible;mso-wrap-style:square;v-text-anchor:top" o:gfxdata="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" stroked="f">
+                <v:shape id="_x0000_s1030" type="#_x0000_t202" style="position:absolute;left:351;top:293;width:17279;height:32590;visibility:visible;mso-wrap-style:square;v-text-anchor:top" o:gfxdata="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" stroked="f">
                   <v:textbox inset="0,0,0,0">
                     <w:txbxContent>
                       <w:p>
@@ -7879,7 +7755,7 @@
                     </w:txbxContent>
                   </v:textbox>
                 </v:shape>
-                <v:roundrect id="圓角矩形 5" o:spid="_x0000_s1031" style="position:absolute;width:17818;height:32941;visibility:visible;mso-wrap-style:square;v-text-anchor:middle" arcsize="2169f" o:gfxdata="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" filled="f" strokecolor="#5a5a5a [2109]" strokeweight="2.5pt">
+                <v:roundrect id="圓角矩形 5" o:spid="_x0000_s1031" style="position:absolute;width:17818;height:32941;visibility:visible;mso-wrap-style:square;v-text-anchor:middle" arcsize="2169f" o:gfxdata="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" filled="f" strokecolor="#5a5a5a [2109]" strokeweight="2.5pt">
                   <v:stroke joinstyle="miter"/>
                 </v:roundrect>
                 <w10:wrap anchorx="page" anchory="page"/>
@@ -8045,7 +7921,7 @@
                                   <w:color w:val="000000"/>
                                   <w:w w:val="90"/>
                                 </w:rPr>
-                                <w:t>4</w:t>
+                                <w:t>5</w:t>
                               </w:r>
                               <w:r>
                                 <w:rPr>
@@ -8094,7 +7970,7 @@
                                   <w:color w:val="000000"/>
                                   <w:w w:val="90"/>
                                 </w:rPr>
-                                <w:t>26</w:t>
+                                <w:t>3</w:t>
                               </w:r>
                               <w:r>
                                 <w:rPr>
@@ -8219,7 +8095,7 @@
                                         <w:sz w:val="26"/>
                                         <w:szCs w:val="26"/>
                                       </w:rPr>
-                                      <w:t>最先回歸的人</w:t>
+                                      <w:t>耶和華作王了</w:t>
                                     </w:r>
                                   </w:p>
                                 </w:tc>
@@ -8312,7 +8188,7 @@
                                         <w:sz w:val="26"/>
                                         <w:szCs w:val="26"/>
                                       </w:rPr>
-                                      <w:t>勇士的數目</w:t>
+                                      <w:t>懼怕　神的約櫃</w:t>
                                     </w:r>
                                   </w:p>
                                 </w:tc>
@@ -8433,7 +8309,7 @@
                                         <w:sz w:val="26"/>
                                         <w:szCs w:val="26"/>
                                       </w:rPr>
-                                      <w:t>7:1-7</w:t>
+                                      <w:t>13:1-14</w:t>
                                     </w:r>
                                   </w:p>
                                 </w:tc>
@@ -8543,7 +8419,7 @@
                                         <w:sz w:val="26"/>
                                         <w:szCs w:val="26"/>
                                       </w:rPr>
-                                      <w:t>來</w:t>
+                                      <w:t>約</w:t>
                                     </w:r>
                                     <w:r>
                                       <w:rPr>
@@ -8553,7 +8429,17 @@
                                         <w:sz w:val="26"/>
                                         <w:szCs w:val="26"/>
                                       </w:rPr>
-                                      <w:t>13:6</w:t>
+                                      <w:t>一</w:t>
+                                    </w:r>
+                                    <w:r>
+                                      <w:rPr>
+                                        <w:rFonts w:ascii="Barlow Condensed Medium" w:eastAsia="華康儷楷書" w:hAnsi="Barlow Condensed Medium" w:cs="華康儷楷書" w:hint="eastAsia"/>
+                                        <w:color w:val="000000" w:themeColor="text1"/>
+                                        <w:w w:val="90"/>
+                                        <w:sz w:val="26"/>
+                                        <w:szCs w:val="26"/>
+                                      </w:rPr>
+                                      <w:t>4:18</w:t>
                                     </w:r>
                                   </w:p>
                                 </w:tc>
@@ -8635,7 +8521,7 @@
                                         <w:sz w:val="26"/>
                                         <w:szCs w:val="26"/>
                                       </w:rPr>
-                                      <w:t>十誡</w:t>
+                                      <w:t>新的誡命</w:t>
                                     </w:r>
                                   </w:p>
                                 </w:tc>
@@ -8715,7 +8601,7 @@
                                         <w:sz w:val="26"/>
                                         <w:szCs w:val="26"/>
                                       </w:rPr>
-                                      <w:t>21</w:t>
+                                      <w:t>26</w:t>
                                     </w:r>
                                   </w:p>
                                 </w:tc>
@@ -8825,7 +8711,7 @@
                                         <w:sz w:val="26"/>
                                         <w:szCs w:val="26"/>
                                       </w:rPr>
-                                      <w:t>41,305,507</w:t>
+                                      <w:t>25A,297,508</w:t>
                                     </w:r>
                                   </w:p>
                                 </w:tc>
@@ -8898,8 +8784,8 @@
           </mc:Choice>
           <mc:Fallback>
             <w:pict>
-              <v:group w14:anchorId="0AB0FEB2" id="群組 19" o:spid="_x0000_s1032" style="position:absolute;left:0;text-align:left;margin-left:534.4pt;margin-top:567.3pt;width:140.6pt;height:130.1pt;z-index:251651072;mso-position-horizontal-relative:page;mso-position-vertical-relative:page;mso-width-relative:margin;mso-height-relative:margin" coordorigin="108" coordsize="17868,16510" o:gfxdata="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">
-                <v:shape id="_x0000_s1033" type="#_x0000_t202" style="position:absolute;left:317;top:444;width:17634;height:15621;visibility:visible;mso-wrap-style:square;v-text-anchor:top" o:gfxdata="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" stroked="f">
+              <v:group w14:anchorId="0AB0FEB2" id="群組 19" o:spid="_x0000_s1032" style="position:absolute;left:0;text-align:left;margin-left:534.4pt;margin-top:567.3pt;width:140.6pt;height:130.1pt;z-index:251651072;mso-position-horizontal-relative:page;mso-position-vertical-relative:page;mso-width-relative:margin;mso-height-relative:margin" coordorigin="108" coordsize="17868,16510" o:gfxdata="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">
+                <v:shape id="_x0000_s1033" type="#_x0000_t202" style="position:absolute;left:317;top:444;width:17634;height:15621;visibility:visible;mso-wrap-style:square;v-text-anchor:top" o:gfxdata="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" stroked="f">
                   <v:textbox inset="0,0,0,0">
                     <w:txbxContent>
                       <w:p>
@@ -8957,7 +8843,7 @@
                             <w:color w:val="000000"/>
                             <w:w w:val="90"/>
                           </w:rPr>
-                          <w:t>4</w:t>
+                          <w:t>5</w:t>
                         </w:r>
                         <w:r>
                           <w:rPr>
@@ -9006,7 +8892,7 @@
                             <w:color w:val="000000"/>
                             <w:w w:val="90"/>
                           </w:rPr>
-                          <w:t>26</w:t>
+                          <w:t>3</w:t>
                         </w:r>
                         <w:r>
                           <w:rPr>
@@ -9131,7 +9017,7 @@
                                   <w:sz w:val="26"/>
                                   <w:szCs w:val="26"/>
                                 </w:rPr>
-                                <w:t>最先回歸的人</w:t>
+                                <w:t>耶和華作王了</w:t>
                               </w:r>
                             </w:p>
                           </w:tc>
@@ -9224,7 +9110,7 @@
                                   <w:sz w:val="26"/>
                                   <w:szCs w:val="26"/>
                                 </w:rPr>
-                                <w:t>勇士的數目</w:t>
+                                <w:t>懼怕　神的約櫃</w:t>
                               </w:r>
                             </w:p>
                           </w:tc>
@@ -9345,7 +9231,7 @@
                                   <w:sz w:val="26"/>
                                   <w:szCs w:val="26"/>
                                 </w:rPr>
-                                <w:t>7:1-7</w:t>
+                                <w:t>13:1-14</w:t>
                               </w:r>
                             </w:p>
                           </w:tc>
@@ -9455,7 +9341,7 @@
                                   <w:sz w:val="26"/>
                                   <w:szCs w:val="26"/>
                                 </w:rPr>
-                                <w:t>來</w:t>
+                                <w:t>約</w:t>
                               </w:r>
                               <w:r>
                                 <w:rPr>
@@ -9465,7 +9351,17 @@
                                   <w:sz w:val="26"/>
                                   <w:szCs w:val="26"/>
                                 </w:rPr>
-                                <w:t>13:6</w:t>
+                                <w:t>一</w:t>
+                              </w:r>
+                              <w:r>
+                                <w:rPr>
+                                  <w:rFonts w:ascii="Barlow Condensed Medium" w:eastAsia="華康儷楷書" w:hAnsi="Barlow Condensed Medium" w:cs="華康儷楷書" w:hint="eastAsia"/>
+                                  <w:color w:val="000000" w:themeColor="text1"/>
+                                  <w:w w:val="90"/>
+                                  <w:sz w:val="26"/>
+                                  <w:szCs w:val="26"/>
+                                </w:rPr>
+                                <w:t>4:18</w:t>
                               </w:r>
                             </w:p>
                           </w:tc>
@@ -9547,7 +9443,7 @@
                                   <w:sz w:val="26"/>
                                   <w:szCs w:val="26"/>
                                 </w:rPr>
-                                <w:t>十誡</w:t>
+                                <w:t>新的誡命</w:t>
                               </w:r>
                             </w:p>
                           </w:tc>
@@ -9627,7 +9523,7 @@
                                   <w:sz w:val="26"/>
                                   <w:szCs w:val="26"/>
                                 </w:rPr>
-                                <w:t>21</w:t>
+                                <w:t>26</w:t>
                               </w:r>
                             </w:p>
                           </w:tc>
@@ -9737,7 +9633,7 @@
                                   <w:sz w:val="26"/>
                                   <w:szCs w:val="26"/>
                                 </w:rPr>
-                                <w:t>41,305,507</w:t>
+                                <w:t>25A,297,508</w:t>
                               </w:r>
                             </w:p>
                           </w:tc>
@@ -9747,7 +9643,7 @@
                     </w:txbxContent>
                   </v:textbox>
                 </v:shape>
-                <v:roundrect id="圓角矩形 25" o:spid="_x0000_s1034" style="position:absolute;left:108;width:17869;height:16510;visibility:visible;mso-wrap-style:square;v-text-anchor:middle" arcsize="4542f" o:gfxdata="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" filled="f" strokecolor="#5a5a5a [2109]" strokeweight="2.5pt">
+                <v:roundrect id="圓角矩形 25" o:spid="_x0000_s1034" style="position:absolute;left:108;width:17869;height:16510;visibility:visible;mso-wrap-style:square;v-text-anchor:middle" arcsize="4542f" o:gfxdata="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" filled="f" strokecolor="#5a5a5a [2109]" strokeweight="2.5pt">
                   <v:stroke joinstyle="miter"/>
                 </v:roundrect>
                 <w10:wrap anchorx="page" anchory="page"/>
@@ -9915,7 +9811,7 @@
           </mc:Choice>
           <mc:Fallback>
             <w:pict>
-              <v:shape w14:anchorId="76BD7DFF" id="文字方塊 2" o:spid="_x0000_s1035" type="#_x0000_t202" style="position:absolute;margin-left:31.4pt;margin-top:-54.1pt;width:109.8pt;height:110.6pt;z-index:251667456;visibility:visible;mso-wrap-style:square;mso-width-percent:0;mso-height-percent:200;mso-wrap-distance-left:9pt;mso-wrap-distance-top:3.6pt;mso-wrap-distance-right:9pt;mso-wrap-distance-bottom:3.6pt;mso-position-horizontal:absolute;mso-position-horizontal-relative:text;mso-position-vertical:absolute;mso-position-vertical-relative:text;mso-width-percent:0;mso-height-percent:200;mso-width-relative:margin;mso-height-relative:margin;v-text-anchor:top" o:gfxdata="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" filled="f" stroked="f">
+              <v:shape w14:anchorId="76BD7DFF" id="文字方塊 2" o:spid="_x0000_s1035" type="#_x0000_t202" style="position:absolute;margin-left:31.4pt;margin-top:-54.1pt;width:109.8pt;height:110.6pt;z-index:251667456;visibility:visible;mso-wrap-style:square;mso-width-percent:0;mso-height-percent:200;mso-wrap-distance-left:9pt;mso-wrap-distance-top:3.6pt;mso-wrap-distance-right:9pt;mso-wrap-distance-bottom:3.6pt;mso-position-horizontal:absolute;mso-position-horizontal-relative:text;mso-position-vertical:absolute;mso-position-vertical-relative:text;mso-width-percent:0;mso-height-percent:200;mso-width-relative:margin;mso-height-relative:margin;v-text-anchor:top" o:gfxdata="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" filled="f" stroked="f">
                 <v:textbox style="mso-fit-shape-to-text:t" inset="1mm,1mm,1mm,1mm">
                   <w:txbxContent>
                     <w:p>
@@ -10114,7 +10010,7 @@
           </mc:Choice>
           <mc:Fallback>
             <w:pict>
-              <v:roundrect w14:anchorId="4775AEF3" id="圓角矩形 12" o:spid="_x0000_s1036" style="position:absolute;margin-left:-.9pt;margin-top:16.35pt;width:49.3pt;height:15.45pt;z-index:251646976;visibility:visible;mso-wrap-style:square;mso-width-percent:0;mso-height-percent:0;mso-wrap-distance-left:9pt;mso-wrap-distance-top:0;mso-wrap-distance-right:9pt;mso-wrap-distance-bottom:0;mso-position-horizontal:absolute;mso-position-horizontal-relative:text;mso-position-vertical:absolute;mso-position-vertical-relative:text;mso-width-percent:0;mso-height-percent:0;mso-width-relative:margin;mso-height-relative:margin;v-text-anchor:middle" arcsize="10923f" o:gfxdata="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" fillcolor="#5a5a5a [2109]" stroked="f" strokeweight="1pt">
+              <v:roundrect w14:anchorId="4775AEF3" id="圓角矩形 12" o:spid="_x0000_s1036" style="position:absolute;margin-left:-.9pt;margin-top:16.35pt;width:49.3pt;height:15.45pt;z-index:251646976;visibility:visible;mso-wrap-style:square;mso-width-percent:0;mso-height-percent:0;mso-wrap-distance-left:9pt;mso-wrap-distance-top:0;mso-wrap-distance-right:9pt;mso-wrap-distance-bottom:0;mso-position-horizontal:absolute;mso-position-horizontal-relative:text;mso-position-vertical:absolute;mso-position-vertical-relative:text;mso-width-percent:0;mso-height-percent:0;mso-width-relative:margin;mso-height-relative:margin;v-text-anchor:middle" arcsize="10923f" o:gfxdata="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" fillcolor="#5a5a5a [2109]" stroked="f" strokeweight="1pt">
                 <v:stroke joinstyle="miter"/>
                 <v:textbox inset=".5mm,0,.5mm,0">
                   <w:txbxContent>
@@ -10254,7 +10150,7 @@
           </mc:Choice>
           <mc:Fallback>
             <w:pict>
-              <v:roundrect w14:anchorId="196DC3BF" id="圓角矩形 14" o:spid="_x0000_s1037" style="position:absolute;margin-left:-1.25pt;margin-top:16.7pt;width:83.6pt;height:15.3pt;z-index:251648000;visibility:visible;mso-wrap-style:square;mso-width-percent:0;mso-height-percent:0;mso-wrap-distance-left:9pt;mso-wrap-distance-top:0;mso-wrap-distance-right:9pt;mso-wrap-distance-bottom:0;mso-position-horizontal:absolute;mso-position-horizontal-relative:text;mso-position-vertical:absolute;mso-position-vertical-relative:text;mso-width-percent:0;mso-height-percent:0;mso-width-relative:margin;mso-height-relative:margin;v-text-anchor:middle" arcsize="10923f" o:gfxdata="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" fillcolor="#5a5a5a [2109]" stroked="f" strokeweight="1pt">
+              <v:roundrect w14:anchorId="196DC3BF" id="圓角矩形 14" o:spid="_x0000_s1037" style="position:absolute;margin-left:-1.25pt;margin-top:16.7pt;width:83.6pt;height:15.3pt;z-index:251648000;visibility:visible;mso-wrap-style:square;mso-width-percent:0;mso-height-percent:0;mso-wrap-distance-left:9pt;mso-wrap-distance-top:0;mso-wrap-distance-right:9pt;mso-wrap-distance-bottom:0;mso-position-horizontal:absolute;mso-position-horizontal-relative:text;mso-position-vertical:absolute;mso-position-vertical-relative:text;mso-width-percent:0;mso-height-percent:0;mso-width-relative:margin;mso-height-relative:margin;v-text-anchor:middle" arcsize="10923f" o:gfxdata="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" fillcolor="#5a5a5a [2109]" stroked="f" strokeweight="1pt">
                 <v:stroke joinstyle="miter"/>
                 <v:textbox inset=".5mm,0,.5mm,0">
                   <w:txbxContent>
@@ -10450,7 +10346,7 @@
           </mc:Choice>
           <mc:Fallback>
             <w:pict>
-              <v:roundrect w14:anchorId="1A4DC044" id="圓角矩形 9" o:spid="_x0000_s1038" style="position:absolute;margin-left:-.6pt;margin-top:16.6pt;width:30.35pt;height:15.3pt;z-index:251649024;visibility:visible;mso-wrap-style:square;mso-width-percent:0;mso-height-percent:0;mso-wrap-distance-left:9pt;mso-wrap-distance-top:0;mso-wrap-distance-right:9pt;mso-wrap-distance-bottom:0;mso-position-horizontal:absolute;mso-position-horizontal-relative:text;mso-position-vertical:absolute;mso-position-vertical-relative:text;mso-width-percent:0;mso-height-percent:0;mso-width-relative:margin;mso-height-relative:margin;v-text-anchor:middle" arcsize="10923f" o:gfxdata="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" fillcolor="#5a5a5a [2109]" stroked="f" strokeweight="1pt">
+              <v:roundrect w14:anchorId="1A4DC044" id="圓角矩形 9" o:spid="_x0000_s1038" style="position:absolute;margin-left:-.6pt;margin-top:16.6pt;width:30.35pt;height:15.3pt;z-index:251649024;visibility:visible;mso-wrap-style:square;mso-width-percent:0;mso-height-percent:0;mso-wrap-distance-left:9pt;mso-wrap-distance-top:0;mso-wrap-distance-right:9pt;mso-wrap-distance-bottom:0;mso-position-horizontal:absolute;mso-position-horizontal-relative:text;mso-position-vertical:absolute;mso-position-vertical-relative:text;mso-width-percent:0;mso-height-percent:0;mso-width-relative:margin;mso-height-relative:margin;v-text-anchor:middle" arcsize="10923f" o:gfxdata="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" fillcolor="#5a5a5a [2109]" stroked="f" strokeweight="1pt">
                 <v:stroke joinstyle="miter"/>
                 <v:textbox inset=".5mm,0,.5mm,0">
                   <w:txbxContent>
@@ -10714,7 +10610,7 @@
           </mc:Choice>
           <mc:Fallback>
             <w:pict>
-              <v:roundrect w14:anchorId="03BFD3A3" id="圓角矩形 13" o:spid="_x0000_s1039" style="position:absolute;margin-left:-.4pt;margin-top:16.65pt;width:49.3pt;height:15.3pt;z-index:251650048;visibility:visible;mso-wrap-style:square;mso-width-percent:0;mso-height-percent:0;mso-wrap-distance-left:9pt;mso-wrap-distance-top:0;mso-wrap-distance-right:9pt;mso-wrap-distance-bottom:0;mso-position-horizontal:absolute;mso-position-horizontal-relative:text;mso-position-vertical:absolute;mso-position-vertical-relative:text;mso-width-percent:0;mso-height-percent:0;mso-width-relative:margin;mso-height-relative:margin;v-text-anchor:middle" arcsize="10923f" o:gfxdata="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" fillcolor="#5a5a5a [2109]" stroked="f" strokeweight="1pt">
+              <v:roundrect w14:anchorId="03BFD3A3" id="圓角矩形 13" o:spid="_x0000_s1039" style="position:absolute;margin-left:-.4pt;margin-top:16.65pt;width:49.3pt;height:15.3pt;z-index:251650048;visibility:visible;mso-wrap-style:square;mso-width-percent:0;mso-height-percent:0;mso-wrap-distance-left:9pt;mso-wrap-distance-top:0;mso-wrap-distance-right:9pt;mso-wrap-distance-bottom:0;mso-position-horizontal:absolute;mso-position-horizontal-relative:text;mso-position-vertical:absolute;mso-position-vertical-relative:text;mso-width-percent:0;mso-height-percent:0;mso-width-relative:margin;mso-height-relative:margin;v-text-anchor:middle" arcsize="10923f" o:gfxdata="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" fillcolor="#5a5a5a [2109]" stroked="f" strokeweight="1pt">
                 <v:stroke joinstyle="miter"/>
                 <v:textbox inset=".5mm,0,.5mm,0">
                   <w:txbxContent>
@@ -10950,7 +10846,7 @@
           </mc:Choice>
           <mc:Fallback>
             <w:pict>
-              <v:shape w14:anchorId="77C1E33A" id="_x0000_s1040" type="#_x0000_t202" style="position:absolute;margin-left:107.25pt;margin-top:6.2pt;width:125.55pt;height:16.3pt;z-index:251666432;visibility:visible;mso-wrap-style:square;mso-width-percent:0;mso-height-percent:0;mso-wrap-distance-left:9pt;mso-wrap-distance-top:3.6pt;mso-wrap-distance-right:9pt;mso-wrap-distance-bottom:3.6pt;mso-position-horizontal:absolute;mso-position-horizontal-relative:text;mso-position-vertical:absolute;mso-position-vertical-relative:text;mso-width-percent:0;mso-height-percent:0;mso-width-relative:margin;mso-height-relative:margin;v-text-anchor:top" o:gfxdata="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" filled="f" stroked="f">
+              <v:shape w14:anchorId="77C1E33A" id="_x0000_s1040" type="#_x0000_t202" style="position:absolute;margin-left:107.25pt;margin-top:6.2pt;width:125.55pt;height:16.3pt;z-index:251666432;visibility:visible;mso-wrap-style:square;mso-width-percent:0;mso-height-percent:0;mso-wrap-distance-left:9pt;mso-wrap-distance-top:3.6pt;mso-wrap-distance-right:9pt;mso-wrap-distance-bottom:3.6pt;mso-position-horizontal:absolute;mso-position-horizontal-relative:text;mso-position-vertical:absolute;mso-position-vertical-relative:text;mso-width-percent:0;mso-height-percent:0;mso-width-relative:margin;mso-height-relative:margin;v-text-anchor:top" o:gfxdata="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" filled="f" stroked="f">
                 <v:textbox inset="0,0,0,0">
                   <w:txbxContent>
                     <w:p>
@@ -11230,7 +11126,7 @@
                 <w:sz w:val="20"/>
                 <w:szCs w:val="20"/>
               </w:rPr>
-              <w:t>黃阿絹</w:t>
+              <w:t>黃聖耀</w:t>
             </w:r>
             <w:r>
               <w:rPr>
@@ -11238,7 +11134,7 @@
                 <w:sz w:val="20"/>
                 <w:szCs w:val="20"/>
               </w:rPr>
-              <w:t xml:space="preserve"> 長老</w:t>
+              <w:t xml:space="preserve"> 執事</w:t>
             </w:r>
           </w:p>
         </w:tc>
@@ -11298,7 +11194,7 @@
                 <w:sz w:val="20"/>
                 <w:szCs w:val="20"/>
               </w:rPr>
-              <w:t>張麗君</w:t>
+              <w:t>莊舒媛</w:t>
             </w:r>
             <w:r>
               <w:rPr>
@@ -11306,15 +11202,7 @@
                 <w:sz w:val="20"/>
                 <w:szCs w:val="20"/>
               </w:rPr>
-              <w:t xml:space="preserve"> </w:t>
-            </w:r>
-            <w:r>
-              <w:rPr>
-                <w:rFonts w:ascii="標楷體" w:eastAsia="標楷體" w:hAnsi="標楷體" w:hint="eastAsia"/>
-                <w:sz w:val="20"/>
-                <w:szCs w:val="20"/>
-              </w:rPr>
-              <w:t>長老</w:t>
+              <w:t xml:space="preserve"> 姊妹</w:t>
             </w:r>
           </w:p>
         </w:tc>
@@ -11906,7 +11794,7 @@
                 </mc:Choice>
                 <mc:Fallback>
                   <w:pict>
-                    <v:rect w14:anchorId="343BC9BA" id="矩形 8" o:spid="_x0000_s1041" style="position:absolute;left:0;text-align:left;margin-left:-.7pt;margin-top:2.7pt;width:18.75pt;height:92.3pt;z-index:251663360;visibility:visible;mso-wrap-style:square;mso-width-percent:0;mso-height-percent:0;mso-wrap-distance-left:9pt;mso-wrap-distance-top:0;mso-wrap-distance-right:9pt;mso-wrap-distance-bottom:0;mso-position-horizontal:absolute;mso-position-horizontal-relative:text;mso-position-vertical:absolute;mso-position-vertical-relative:text;mso-width-percent:0;mso-height-percent:0;mso-width-relative:margin;mso-height-relative:margin;v-text-anchor:middle" o:gfxdata="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" fillcolor="#5a5a5a [2109]" stroked="f" strokeweight="1pt">
+                    <v:rect w14:anchorId="343BC9BA" id="矩形 8" o:spid="_x0000_s1041" style="position:absolute;left:0;text-align:left;margin-left:-.7pt;margin-top:2.7pt;width:18.75pt;height:92.3pt;z-index:251663360;visibility:visible;mso-wrap-style:square;mso-width-percent:0;mso-height-percent:0;mso-wrap-distance-left:9pt;mso-wrap-distance-top:0;mso-wrap-distance-right:9pt;mso-wrap-distance-bottom:0;mso-position-horizontal:absolute;mso-position-horizontal-relative:text;mso-position-vertical:absolute;mso-position-vertical-relative:text;mso-width-percent:0;mso-height-percent:0;mso-width-relative:margin;mso-height-relative:margin;v-text-anchor:middle" o:gfxdata="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" fillcolor="#5a5a5a [2109]" stroked="f" strokeweight="1pt">
                       <v:textbox style="layout-flow:vertical-ideographic" inset="1mm,1mm,1mm,1mm">
                         <w:txbxContent>
                           <w:p>
@@ -12311,7 +12199,7 @@
                 <w:sz w:val="20"/>
                 <w:szCs w:val="20"/>
               </w:rPr>
-              <w:t>35</w:t>
+              <w:t>41</w:t>
             </w:r>
             <w:r>
               <w:rPr>
@@ -12476,7 +12364,7 @@
                 <w:sz w:val="20"/>
                 <w:szCs w:val="20"/>
               </w:rPr>
-              <w:t>使徒信經</w:t>
+              <w:t>十誡</w:t>
             </w:r>
           </w:p>
         </w:tc>
@@ -12631,7 +12519,7 @@
                 <w:sz w:val="20"/>
                 <w:szCs w:val="20"/>
               </w:rPr>
-              <w:t>28</w:t>
+              <w:t>21</w:t>
             </w:r>
             <w:r>
               <w:rPr>
@@ -12968,7 +12856,7 @@
                 </mc:Choice>
                 <mc:Fallback>
                   <w:pict>
-                    <v:rect w14:anchorId="363672F5" id="矩形 10" o:spid="_x0000_s1042" style="position:absolute;left:0;text-align:left;margin-left:-.7pt;margin-top:12.9pt;width:19.25pt;height:42.9pt;z-index:251659264;visibility:visible;mso-wrap-style:square;mso-width-percent:0;mso-height-percent:0;mso-wrap-distance-left:9pt;mso-wrap-distance-top:0;mso-wrap-distance-right:9pt;mso-wrap-distance-bottom:0;mso-position-horizontal:absolute;mso-position-horizontal-relative:text;mso-position-vertical:absolute;mso-position-vertical-relative:text;mso-width-percent:0;mso-height-percent:0;mso-width-relative:margin;mso-height-relative:margin;v-text-anchor:middle" o:gfxdata="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" fillcolor="#5a5a5a [2109]" stroked="f" strokeweight="1pt">
+                    <v:rect w14:anchorId="363672F5" id="矩形 10" o:spid="_x0000_s1042" style="position:absolute;left:0;text-align:left;margin-left:-.7pt;margin-top:12.9pt;width:19.25pt;height:42.9pt;z-index:251659264;visibility:visible;mso-wrap-style:square;mso-width-percent:0;mso-height-percent:0;mso-wrap-distance-left:9pt;mso-wrap-distance-top:0;mso-wrap-distance-right:9pt;mso-wrap-distance-bottom:0;mso-position-horizontal:absolute;mso-position-horizontal-relative:text;mso-position-vertical:absolute;mso-position-vertical-relative:text;mso-width-percent:0;mso-height-percent:0;mso-width-relative:margin;mso-height-relative:margin;v-text-anchor:middle" o:gfxdata="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" fillcolor="#5a5a5a [2109]" stroked="f" strokeweight="1pt">
                       <v:textbox style="layout-flow:vertical-ideographic" inset="1mm,1mm,1mm,1mm">
                         <w:txbxContent>
                           <w:p>
@@ -13075,7 +12963,7 @@
                 <w:sz w:val="20"/>
                 <w:szCs w:val="20"/>
               </w:rPr>
-              <w:t>基督是咱家庭的主</w:t>
+              <w:t>為了主的榮耀</w:t>
             </w:r>
           </w:p>
         </w:tc>
@@ -13281,22 +13169,22 @@
             </w:r>
             <w:r>
               <w:rPr>
+                <w:rFonts w:ascii="Bahnschrift SemiBold Condensed" w:eastAsia="標楷體" w:hAnsi="Bahnschrift SemiBold Condensed" w:cs="Calibri"/>
+                <w:color w:val="000000"/>
+                <w:w w:val="110"/>
+                <w:sz w:val="20"/>
+                <w:szCs w:val="20"/>
+              </w:rPr>
+              <w:t>7</w:t>
+            </w:r>
+            <w:r>
+              <w:rPr>
                 <w:rFonts w:ascii="Bahnschrift SemiBold Condensed" w:eastAsia="標楷體" w:hAnsi="Bahnschrift SemiBold Condensed" w:cs="Calibri" w:hint="eastAsia"/>
                 <w:color w:val="000000"/>
                 <w:w w:val="110"/>
                 <w:sz w:val="20"/>
                 <w:szCs w:val="20"/>
               </w:rPr>
-              <w:t>2</w:t>
-            </w:r>
-            <w:r>
-              <w:rPr>
-                <w:rFonts w:ascii="Bahnschrift SemiBold Condensed" w:eastAsia="標楷體" w:hAnsi="Bahnschrift SemiBold Condensed" w:cs="Calibri" w:hint="eastAsia"/>
-                <w:color w:val="000000"/>
-                <w:w w:val="110"/>
-                <w:sz w:val="20"/>
-                <w:szCs w:val="20"/>
-              </w:rPr>
               <w:t>章</w:t>
             </w:r>
             <w:r>
@@ -13307,7 +13195,7 @@
                 <w:sz w:val="20"/>
                 <w:szCs w:val="20"/>
               </w:rPr>
-              <w:t>34-41</w:t>
+              <w:t>1-7</w:t>
             </w:r>
             <w:r>
               <w:rPr>
@@ -13464,7 +13352,7 @@
                 <w:sz w:val="20"/>
                 <w:szCs w:val="20"/>
               </w:rPr>
-              <w:t>女婿入家譜</w:t>
+              <w:t>勇士的數目</w:t>
             </w:r>
           </w:p>
         </w:tc>
@@ -13782,7 +13670,7 @@
                 </mc:Choice>
                 <mc:Fallback>
                   <w:pict>
-                    <v:rect w14:anchorId="4D37C684" id="矩形 11" o:spid="_x0000_s1043" style="position:absolute;left:0;text-align:left;margin-left:-.7pt;margin-top:1.65pt;width:19.25pt;height:111.25pt;z-index:251656192;visibility:visible;mso-wrap-style:square;mso-width-percent:0;mso-height-percent:0;mso-wrap-distance-left:9pt;mso-wrap-distance-top:0;mso-wrap-distance-right:9pt;mso-wrap-distance-bottom:0;mso-position-horizontal:absolute;mso-position-horizontal-relative:text;mso-position-vertical:absolute;mso-position-vertical-relative:text;mso-width-percent:0;mso-height-percent:0;mso-width-relative:margin;mso-height-relative:margin;v-text-anchor:middle" o:gfxdata="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" fillcolor="#5a5a5a [2109]" stroked="f" strokeweight="1pt">
+                    <v:rect w14:anchorId="4D37C684" id="矩形 11" o:spid="_x0000_s1043" style="position:absolute;left:0;text-align:left;margin-left:-.7pt;margin-top:1.65pt;width:19.25pt;height:111.25pt;z-index:251656192;visibility:visible;mso-wrap-style:square;mso-width-percent:0;mso-height-percent:0;mso-wrap-distance-left:9pt;mso-wrap-distance-top:0;mso-wrap-distance-right:9pt;mso-wrap-distance-bottom:0;mso-position-horizontal:absolute;mso-position-horizontal-relative:text;mso-position-vertical:absolute;mso-position-vertical-relative:text;mso-width-percent:0;mso-height-percent:0;mso-width-relative:margin;mso-height-relative:margin;v-text-anchor:middle" o:gfxdata="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" fillcolor="#5a5a5a [2109]" stroked="f" strokeweight="1pt">
                       <v:textbox style="layout-flow:vertical-ideographic" inset="1mm,1mm,1mm,1mm">
                         <w:txbxContent>
                           <w:p>
@@ -13915,7 +13803,7 @@
                 <w:sz w:val="20"/>
                 <w:szCs w:val="20"/>
               </w:rPr>
-              <w:t>281</w:t>
+              <w:t>305</w:t>
             </w:r>
             <w:r>
               <w:rPr>
@@ -14170,7 +14058,7 @@
                 <w:sz w:val="20"/>
                 <w:szCs w:val="20"/>
               </w:rPr>
-              <w:t>蕭國鎮</w:t>
+              <w:t>張昭立</w:t>
             </w:r>
             <w:r>
               <w:rPr>
@@ -14192,7 +14080,7 @@
                 <w:sz w:val="20"/>
                 <w:szCs w:val="20"/>
               </w:rPr>
-              <w:t>張昭立</w:t>
+              <w:t>黃阿絹</w:t>
             </w:r>
           </w:p>
         </w:tc>
@@ -14724,7 +14612,7 @@
                 <w:sz w:val="20"/>
                 <w:szCs w:val="20"/>
               </w:rPr>
-              <w:t>499</w:t>
+              <w:t>507</w:t>
             </w:r>
             <w:r>
               <w:rPr>
@@ -15538,7 +15426,7 @@
           </mc:Choice>
           <mc:Fallback>
             <w:pict>
-              <v:line w14:anchorId="3AE0EA87" id="直線接點 2" o:spid="_x0000_s1026" style="position:absolute;z-index:251653120;visibility:visible;mso-wrap-style:square;mso-height-percent:0;mso-wrap-distance-left:9pt;mso-wrap-distance-top:0;mso-wrap-distance-right:9pt;mso-wrap-distance-bottom:0;mso-position-horizontal:absolute;mso-position-horizontal-relative:page;mso-position-vertical:absolute;mso-position-vertical-relative:page;mso-height-percent:0;mso-height-relative:margin" from="687.75pt,19.85pt" to="687.75pt,709.8pt" o:gfxdata="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" strokecolor="black [3213]" strokeweight=".5pt">
+              <v:line w14:anchorId="3FD44939" id="直線接點 2" o:spid="_x0000_s1026" style="position:absolute;z-index:251653120;visibility:visible;mso-wrap-style:square;mso-height-percent:0;mso-wrap-distance-left:9pt;mso-wrap-distance-top:0;mso-wrap-distance-right:9pt;mso-wrap-distance-bottom:0;mso-position-horizontal:absolute;mso-position-horizontal-relative:page;mso-position-vertical:absolute;mso-position-vertical-relative:page;mso-height-percent:0;mso-height-relative:margin" from="687.75pt,19.85pt" to="687.75pt,709.8pt" o:gfxdata="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" strokecolor="black [3213]" strokeweight=".5pt">
                 <v:stroke dashstyle="3 1" joinstyle="miter"/>
                 <w10:wrap anchorx="page" anchory="page"/>
               </v:line>
@@ -15568,7 +15456,7 @@
           <w:color w:val="000000"/>
           <w:szCs w:val="24"/>
         </w:rPr>
-        <w:t>以</w:t>
+        <w:t>希伯來書</w:t>
       </w:r>
       <w:r>
         <w:rPr>
@@ -15576,7 +15464,7 @@
           <w:color w:val="000000"/>
           <w:szCs w:val="24"/>
         </w:rPr>
-        <w:t>弗</w:t>
+        <w:t>13</w:t>
       </w:r>
       <w:r>
         <w:rPr>
@@ -15584,22 +15472,6 @@
           <w:color w:val="000000"/>
           <w:szCs w:val="24"/>
         </w:rPr>
-        <w:t>所書</w:t>
-      </w:r>
-      <w:r>
-        <w:rPr>
-          <w:rFonts w:ascii="Barlow Condensed Medium" w:eastAsia="華康中黑體" w:hAnsi="Barlow Condensed Medium" w:cs="Calibri" w:hint="eastAsia"/>
-          <w:color w:val="000000"/>
-          <w:szCs w:val="24"/>
-        </w:rPr>
-        <w:t>2</w:t>
-      </w:r>
-      <w:r>
-        <w:rPr>
-          <w:rFonts w:ascii="Barlow Condensed Medium" w:eastAsia="華康中黑體" w:hAnsi="Barlow Condensed Medium" w:cs="Calibri" w:hint="eastAsia"/>
-          <w:color w:val="000000"/>
-          <w:szCs w:val="24"/>
-        </w:rPr>
         <w:t>章</w:t>
       </w:r>
       <w:r>
@@ -15608,7 +15480,7 @@
           <w:color w:val="000000"/>
           <w:szCs w:val="24"/>
         </w:rPr>
-        <w:t>18-19</w:t>
+        <w:t>6</w:t>
       </w:r>
       <w:r>
         <w:rPr>
@@ -15691,34 +15563,17 @@
           <w:sz w:val="26"/>
           <w:szCs w:val="26"/>
         </w:rPr>
-        <w:t>因為對伊咱二旁佇一個神，得著親近父</w:t>
-      </w:r>
-      <w:r>
-        <w:rPr>
-          <w:rFonts w:ascii="標楷體" w:eastAsia="標楷體" w:hAnsi="標楷體" w:cs="Arial" w:hint="eastAsia"/>
+        <w:t>所以咱通好膽講：主就是幫助我的，我無欲驚惶；人欲啥法得我奈何</w:t>
+      </w:r>
+      <w:r>
+        <w:rPr>
+          <w:rFonts w:ascii="Calibri" w:eastAsia="華康中黑體" w:hAnsi="Calibri" w:cs="Calibri" w:hint="eastAsia"/>
+          <w:color w:val="000000"/>
           <w:w w:val="80"/>
           <w:sz w:val="26"/>
           <w:szCs w:val="26"/>
         </w:rPr>
-        <w:t>。</w:t>
-      </w:r>
-      <w:r>
-        <w:rPr>
-          <w:rFonts w:ascii="標楷體" w:eastAsia="標楷體" w:hAnsi="標楷體" w:cs="Arial" w:hint="eastAsia"/>
-          <w:w w:val="80"/>
-          <w:sz w:val="26"/>
-          <w:szCs w:val="26"/>
-        </w:rPr>
-        <w:t>按呢，恁無閣做外面人寄腳的，就是及諸個聖徒像國，做上帝家內的人</w:t>
-      </w:r>
-      <w:r>
-        <w:rPr>
-          <w:rFonts w:ascii="標楷體" w:eastAsia="標楷體" w:hAnsi="標楷體" w:cs="Arial" w:hint="eastAsia"/>
-          <w:w w:val="80"/>
-          <w:sz w:val="26"/>
-          <w:szCs w:val="26"/>
-        </w:rPr>
-        <w:t>。</w:t>
+        <w:t>？</w:t>
       </w:r>
     </w:p>
     <w:p>
@@ -15799,7 +15654,7 @@
           <w:sz w:val="26"/>
           <w:szCs w:val="26"/>
         </w:rPr>
-        <w:t>因為我們兩下藉著他被一個聖靈所感、得以進到父面前。這樣、你們不再作外人、和客旅、是與聖徒同國、是　神家裡的人了</w:t>
+        <w:t>所以我們可以放膽說、『主是幫助我的、我必不懼怕．人能把我怎麼樣呢</w:t>
       </w:r>
       <w:r>
         <w:rPr>
@@ -15810,6 +15665,16 @@
           <w:szCs w:val="26"/>
         </w:rPr>
         <w:t>。</w:t>
+      </w:r>
+      <w:r>
+        <w:rPr>
+          <w:rFonts w:ascii="Calibri" w:eastAsia="華康中黑體" w:hAnsi="Calibri" w:cs="Calibri" w:hint="eastAsia"/>
+          <w:color w:val="000000"/>
+          <w:w w:val="80"/>
+          <w:sz w:val="26"/>
+          <w:szCs w:val="26"/>
+        </w:rPr>
+        <w:t>』</w:t>
       </w:r>
     </w:p>
     <w:p>
@@ -16038,7 +15903,7 @@
                 <w:noProof/>
                 <w:w w:val="80"/>
               </w:rPr>
-              <w:t>19</w:t>
+              <w:t>26</w:t>
             </w:r>
             <w:r>
               <w:rPr>
@@ -16106,7 +15971,7 @@
                 <w:noProof/>
                 <w:w w:val="80"/>
               </w:rPr>
-              <w:t>4</w:t>
+              <w:t>5</w:t>
             </w:r>
             <w:r>
               <w:rPr>
@@ -16149,7 +16014,7 @@
                 <w:noProof/>
                 <w:w w:val="80"/>
               </w:rPr>
-              <w:t>26</w:t>
+              <w:t>3</w:t>
             </w:r>
             <w:r>
               <w:rPr>
@@ -16461,7 +16326,7 @@
                 <w:noProof/>
                 <w:w w:val="75"/>
               </w:rPr>
-              <w:t>12</w:t>
+              <w:t>19</w:t>
             </w:r>
             <w:r>
               <w:rPr>
@@ -16590,8 +16455,8 @@
             <w:tcW w:w="1000" w:type="dxa"/>
             <w:tcBorders>
               <w:top w:val="single" w:sz="4" w:space="0" w:color="auto"/>
+              <w:left w:val="single" w:sz="2" w:space="0" w:color="auto"/>
               <w:bottom w:val="single" w:sz="4" w:space="0" w:color="auto"/>
-              <w:right w:val="single" w:sz="2" w:space="0" w:color="auto"/>
             </w:tcBorders>
             <w:shd w:val="clear" w:color="auto" w:fill="auto"/>
             <w:tcMar>
@@ -16619,6 +16484,531 @@
         <w:tc>
           <w:tcPr>
             <w:tcW w:w="1001" w:type="dxa"/>
+            <w:tcBorders>
+              <w:top w:val="single" w:sz="4" w:space="0" w:color="auto"/>
+              <w:bottom w:val="single" w:sz="4" w:space="0" w:color="auto"/>
+            </w:tcBorders>
+            <w:shd w:val="clear" w:color="auto" w:fill="auto"/>
+            <w:tcMar>
+              <w:left w:w="57" w:type="dxa"/>
+              <w:right w:w="57" w:type="dxa"/>
+            </w:tcMar>
+            <w:vAlign w:val="center"/>
+          </w:tcPr>
+          <w:p>
+            <w:pPr>
+              <w:snapToGrid w:val="0"/>
+              <w:jc w:val="center"/>
+              <w:rPr>
+                <w:rFonts w:ascii="Barlow Condensed Medium" w:eastAsia="標楷體" w:hAnsi="Barlow Condensed Medium" w:cs="華康儷楷書"/>
+              </w:rPr>
+            </w:pPr>
+            <w:r>
+              <w:rPr>
+                <w:rFonts w:ascii="標楷體" w:eastAsia="標楷體" w:hAnsi="標楷體" w:hint="eastAsia"/>
+              </w:rPr>
+              <w:t>王昌裕</w:t>
+            </w:r>
+          </w:p>
+        </w:tc>
+        <w:tc>
+          <w:tcPr>
+            <w:tcW w:w="1135" w:type="dxa"/>
+            <w:tcBorders>
+              <w:top w:val="single" w:sz="4" w:space="0" w:color="auto"/>
+              <w:left w:val="double" w:sz="12" w:space="0" w:color="auto"/>
+              <w:bottom w:val="single" w:sz="4" w:space="0" w:color="auto"/>
+            </w:tcBorders>
+            <w:tcMar>
+              <w:left w:w="57" w:type="dxa"/>
+              <w:right w:w="57" w:type="dxa"/>
+            </w:tcMar>
+          </w:tcPr>
+          <w:p>
+            <w:pPr>
+              <w:snapToGrid w:val="0"/>
+              <w:jc w:val="distribute"/>
+              <w:rPr>
+                <w:rFonts w:ascii="標楷體" w:eastAsia="標楷體" w:hAnsi="標楷體" w:cs="華康儷楷書"/>
+                <w:w w:val="90"/>
+              </w:rPr>
+            </w:pPr>
+            <w:r>
+              <w:rPr>
+                <w:rFonts w:ascii="標楷體" w:eastAsia="標楷體" w:hAnsi="標楷體" w:cs="華康儷楷書"/>
+                <w:w w:val="90"/>
+              </w:rPr>
+              <w:t>台語禮拜</w:t>
+            </w:r>
+          </w:p>
+        </w:tc>
+        <w:tc>
+          <w:tcPr>
+            <w:tcW w:w="560" w:type="dxa"/>
+            <w:tcMar>
+              <w:left w:w="57" w:type="dxa"/>
+              <w:right w:w="57" w:type="dxa"/>
+            </w:tcMar>
+          </w:tcPr>
+          <w:p>
+            <w:pPr>
+              <w:snapToGrid w:val="0"/>
+              <w:jc w:val="center"/>
+              <w:rPr>
+                <w:rFonts w:ascii="Barlow Condensed Medium" w:eastAsia="標楷體" w:hAnsi="Barlow Condensed Medium" w:cstheme="minorHAnsi"/>
+                <w:w w:val="80"/>
+                <w:highlight w:val="yellow"/>
+              </w:rPr>
+            </w:pPr>
+            <w:r>
+              <w:rPr>
+                <w:rFonts w:ascii="Barlow Condensed Medium" w:eastAsia="華康儷中黑" w:hAnsi="Barlow Condensed Medium" w:cstheme="minorHAnsi"/>
+                <w:w w:val="75"/>
+              </w:rPr>
+              <w:fldChar w:fldCharType="begin"/>
+            </w:r>
+            <w:r>
+              <w:rPr>
+                <w:rFonts w:ascii="Barlow Condensed Medium" w:eastAsia="華康儷中黑" w:hAnsi="Barlow Condensed Medium" w:cstheme="minorHAnsi"/>
+                <w:w w:val="75"/>
+              </w:rPr>
+              <w:instrText xml:space="preserve"> =IF(pub_day&lt;8, IF(pub_mon=1, 12, pub_mon-1), pub_mon) \* MERGEFORMAT </w:instrText>
+            </w:r>
+            <w:r>
+              <w:rPr>
+                <w:rFonts w:ascii="Barlow Condensed Medium" w:eastAsia="華康儷中黑" w:hAnsi="Barlow Condensed Medium" w:cstheme="minorHAnsi"/>
+                <w:w w:val="75"/>
+              </w:rPr>
+              <w:fldChar w:fldCharType="separate"/>
+            </w:r>
+            <w:r>
+              <w:rPr>
+                <w:rFonts w:ascii="Barlow Condensed Medium" w:eastAsia="華康儷中黑" w:hAnsi="Barlow Condensed Medium" w:cstheme="minorHAnsi"/>
+                <w:noProof/>
+                <w:w w:val="75"/>
+              </w:rPr>
+              <w:t>4</w:t>
+            </w:r>
+            <w:r>
+              <w:rPr>
+                <w:rFonts w:ascii="Barlow Condensed Medium" w:eastAsia="華康儷中黑" w:hAnsi="Barlow Condensed Medium" w:cstheme="minorHAnsi"/>
+                <w:w w:val="75"/>
+              </w:rPr>
+              <w:fldChar w:fldCharType="end"/>
+            </w:r>
+            <w:r>
+              <w:rPr>
+                <w:rFonts w:ascii="Barlow Condensed Medium" w:eastAsia="華康儷中黑" w:hAnsi="Barlow Condensed Medium" w:cstheme="minorHAnsi"/>
+                <w:w w:val="75"/>
+              </w:rPr>
+              <w:t>/</w:t>
+            </w:r>
+            <w:r>
+              <w:rPr>
+                <w:rFonts w:ascii="Barlow Condensed Medium" w:eastAsia="華康儷中黑" w:hAnsi="Barlow Condensed Medium" w:cstheme="minorHAnsi"/>
+                <w:w w:val="75"/>
+              </w:rPr>
+              <w:fldChar w:fldCharType="begin"/>
+            </w:r>
+            <w:r>
+              <w:rPr>
+                <w:rFonts w:ascii="Barlow Condensed Medium" w:eastAsia="華康儷中黑" w:hAnsi="Barlow Condensed Medium" w:cstheme="minorHAnsi"/>
+                <w:w w:val="75"/>
+              </w:rPr>
+              <w:instrText xml:space="preserve"> =IF(pub_day&lt;8, last_mon_days, 0)+pub_day-7 \* MERGEFORMAT </w:instrText>
+            </w:r>
+            <w:r>
+              <w:rPr>
+                <w:rFonts w:ascii="Barlow Condensed Medium" w:eastAsia="華康儷中黑" w:hAnsi="Barlow Condensed Medium" w:cstheme="minorHAnsi"/>
+                <w:w w:val="75"/>
+              </w:rPr>
+              <w:fldChar w:fldCharType="separate"/>
+            </w:r>
+            <w:r>
+              <w:rPr>
+                <w:rFonts w:ascii="Barlow Condensed Medium" w:eastAsia="華康儷中黑" w:hAnsi="Barlow Condensed Medium" w:cstheme="minorHAnsi"/>
+                <w:noProof/>
+                <w:w w:val="75"/>
+              </w:rPr>
+              <w:t>19</w:t>
+            </w:r>
+            <w:r>
+              <w:rPr>
+                <w:rFonts w:ascii="Barlow Condensed Medium" w:eastAsia="華康儷中黑" w:hAnsi="Barlow Condensed Medium" w:cstheme="minorHAnsi"/>
+                <w:w w:val="75"/>
+              </w:rPr>
+              <w:fldChar w:fldCharType="end"/>
+            </w:r>
+          </w:p>
+        </w:tc>
+        <w:tc>
+          <w:tcPr>
+            <w:tcW w:w="532" w:type="dxa"/>
+            <w:tcBorders>
+              <w:right w:val="double" w:sz="12" w:space="0" w:color="auto"/>
+            </w:tcBorders>
+            <w:tcMar>
+              <w:left w:w="57" w:type="dxa"/>
+              <w:right w:w="57" w:type="dxa"/>
+            </w:tcMar>
+          </w:tcPr>
+          <w:p>
+            <w:pPr>
+              <w:snapToGrid w:val="0"/>
+              <w:jc w:val="center"/>
+              <w:rPr>
+                <w:rFonts w:ascii="Barlow Condensed Medium" w:eastAsia="標楷體" w:hAnsi="Barlow Condensed Medium" w:cstheme="minorHAnsi"/>
+                <w:w w:val="80"/>
+              </w:rPr>
+            </w:pPr>
+            <w:r>
+              <w:rPr>
+                <w:rFonts w:ascii="Barlow Condensed Medium" w:eastAsia="標楷體" w:hAnsi="Barlow Condensed Medium" w:cstheme="minorHAnsi" w:hint="eastAsia"/>
+                <w:w w:val="80"/>
+              </w:rPr>
+              <w:t>71</w:t>
+            </w:r>
+          </w:p>
+        </w:tc>
+        <w:tc>
+          <w:tcPr>
+            <w:tcW w:w="541" w:type="dxa"/>
+            <w:vMerge/>
+            <w:tcBorders>
+              <w:left w:val="double" w:sz="12" w:space="0" w:color="auto"/>
+            </w:tcBorders>
+            <w:tcMar>
+              <w:left w:w="57" w:type="dxa"/>
+              <w:right w:w="57" w:type="dxa"/>
+            </w:tcMar>
+          </w:tcPr>
+          <w:p>
+            <w:pPr>
+              <w:snapToGrid w:val="0"/>
+              <w:jc w:val="center"/>
+              <w:rPr>
+                <w:rFonts w:ascii="Barlow Condensed Medium" w:eastAsia="標楷體" w:hAnsi="Barlow Condensed Medium" w:cstheme="minorHAnsi"/>
+                <w:w w:val="80"/>
+              </w:rPr>
+            </w:pPr>
+          </w:p>
+        </w:tc>
+      </w:tr>
+      <w:tr>
+        <w:trPr>
+          <w:trHeight w:hRule="exact" w:val="312"/>
+        </w:trPr>
+        <w:tc>
+          <w:tcPr>
+            <w:tcW w:w="937" w:type="dxa"/>
+            <w:tcMar>
+              <w:left w:w="57" w:type="dxa"/>
+              <w:right w:w="57" w:type="dxa"/>
+            </w:tcMar>
+          </w:tcPr>
+          <w:p>
+            <w:pPr>
+              <w:snapToGrid w:val="0"/>
+              <w:jc w:val="distribute"/>
+              <w:rPr>
+                <w:rFonts w:ascii="Barlow Condensed Medium" w:eastAsia="華康中黑體" w:hAnsi="Barlow Condensed Medium" w:cstheme="minorHAnsi"/>
+                <w:w w:val="80"/>
+              </w:rPr>
+            </w:pPr>
+            <w:r>
+              <w:rPr>
+                <w:rFonts w:ascii="Barlow Condensed Medium" w:eastAsia="華康中黑體" w:hAnsi="Barlow Condensed Medium" w:cstheme="minorHAnsi"/>
+                <w:w w:val="80"/>
+              </w:rPr>
+              <w:t>司會</w:t>
+            </w:r>
+          </w:p>
+        </w:tc>
+        <w:tc>
+          <w:tcPr>
+            <w:tcW w:w="1000" w:type="dxa"/>
+            <w:tcBorders>
+              <w:top w:val="single" w:sz="4" w:space="0" w:color="auto"/>
+              <w:bottom w:val="single" w:sz="4" w:space="0" w:color="auto"/>
+            </w:tcBorders>
+            <w:shd w:val="clear" w:color="auto" w:fill="auto"/>
+            <w:tcMar>
+              <w:left w:w="57" w:type="dxa"/>
+              <w:right w:w="57" w:type="dxa"/>
+            </w:tcMar>
+            <w:vAlign w:val="center"/>
+          </w:tcPr>
+          <w:p>
+            <w:pPr>
+              <w:snapToGrid w:val="0"/>
+              <w:jc w:val="center"/>
+              <w:rPr>
+                <w:rFonts w:ascii="標楷體" w:eastAsia="標楷體" w:hAnsi="標楷體" w:cs="華康儷楷書"/>
+              </w:rPr>
+            </w:pPr>
+            <w:r>
+              <w:rPr>
+                <w:rFonts w:ascii="標楷體" w:eastAsia="標楷體" w:hAnsi="標楷體" w:hint="eastAsia"/>
+                <w:szCs w:val="24"/>
+              </w:rPr>
+              <w:t>黃聖耀</w:t>
+            </w:r>
+          </w:p>
+        </w:tc>
+        <w:tc>
+          <w:tcPr>
+            <w:tcW w:w="1001" w:type="dxa"/>
+            <w:tcBorders>
+              <w:top w:val="single" w:sz="4" w:space="0" w:color="auto"/>
+              <w:bottom w:val="single" w:sz="4" w:space="0" w:color="auto"/>
+            </w:tcBorders>
+            <w:shd w:val="clear" w:color="auto" w:fill="auto"/>
+            <w:tcMar>
+              <w:left w:w="57" w:type="dxa"/>
+              <w:right w:w="57" w:type="dxa"/>
+            </w:tcMar>
+            <w:vAlign w:val="center"/>
+          </w:tcPr>
+          <w:p>
+            <w:pPr>
+              <w:snapToGrid w:val="0"/>
+              <w:jc w:val="center"/>
+              <w:rPr>
+                <w:rFonts w:ascii="Barlow Condensed Medium" w:eastAsia="標楷體" w:hAnsi="Barlow Condensed Medium" w:cs="華康儷楷書"/>
+              </w:rPr>
+            </w:pPr>
+            <w:r>
+              <w:rPr>
+                <w:rFonts w:ascii="標楷體" w:eastAsia="標楷體" w:hAnsi="標楷體" w:cstheme="majorBidi" w:hint="eastAsia"/>
+                <w:szCs w:val="24"/>
+              </w:rPr>
+              <w:t>林美惠</w:t>
+            </w:r>
+          </w:p>
+        </w:tc>
+        <w:tc>
+          <w:tcPr>
+            <w:tcW w:w="1135" w:type="dxa"/>
+            <w:tcBorders>
+              <w:top w:val="single" w:sz="4" w:space="0" w:color="auto"/>
+              <w:left w:val="double" w:sz="12" w:space="0" w:color="auto"/>
+              <w:bottom w:val="single" w:sz="4" w:space="0" w:color="auto"/>
+            </w:tcBorders>
+            <w:tcMar>
+              <w:left w:w="57" w:type="dxa"/>
+              <w:right w:w="57" w:type="dxa"/>
+            </w:tcMar>
+          </w:tcPr>
+          <w:p>
+            <w:pPr>
+              <w:snapToGrid w:val="0"/>
+              <w:jc w:val="distribute"/>
+              <w:rPr>
+                <w:rFonts w:ascii="標楷體" w:eastAsia="標楷體" w:hAnsi="標楷體" w:cs="華康儷楷書"/>
+                <w:w w:val="80"/>
+              </w:rPr>
+            </w:pPr>
+            <w:r>
+              <w:rPr>
+                <w:rFonts w:ascii="標楷體" w:eastAsia="標楷體" w:hAnsi="標楷體" w:cs="華康儷楷書"/>
+                <w:w w:val="80"/>
+              </w:rPr>
+              <w:t>主日</w:t>
+            </w:r>
+            <w:r>
+              <w:rPr>
+                <w:rFonts w:ascii="標楷體" w:eastAsia="標楷體" w:hAnsi="標楷體" w:cs="華康儷楷書" w:hint="eastAsia"/>
+                <w:w w:val="80"/>
+              </w:rPr>
+              <w:t>祈禱會</w:t>
+            </w:r>
+          </w:p>
+        </w:tc>
+        <w:tc>
+          <w:tcPr>
+            <w:tcW w:w="560" w:type="dxa"/>
+            <w:tcMar>
+              <w:left w:w="57" w:type="dxa"/>
+              <w:right w:w="57" w:type="dxa"/>
+            </w:tcMar>
+          </w:tcPr>
+          <w:p>
+            <w:pPr>
+              <w:snapToGrid w:val="0"/>
+              <w:jc w:val="center"/>
+              <w:rPr>
+                <w:rFonts w:ascii="Barlow Condensed Medium" w:eastAsia="標楷體" w:hAnsi="Barlow Condensed Medium" w:cstheme="minorHAnsi"/>
+                <w:w w:val="80"/>
+                <w:highlight w:val="yellow"/>
+              </w:rPr>
+            </w:pPr>
+            <w:r>
+              <w:rPr>
+                <w:rFonts w:ascii="Barlow Condensed Medium" w:eastAsia="華康儷中黑" w:hAnsi="Barlow Condensed Medium" w:cstheme="minorHAnsi"/>
+                <w:w w:val="75"/>
+              </w:rPr>
+              <w:fldChar w:fldCharType="begin"/>
+            </w:r>
+            <w:r>
+              <w:rPr>
+                <w:rFonts w:ascii="Barlow Condensed Medium" w:eastAsia="華康儷中黑" w:hAnsi="Barlow Condensed Medium" w:cstheme="minorHAnsi"/>
+                <w:w w:val="75"/>
+              </w:rPr>
+              <w:instrText xml:space="preserve"> =IF(pub_day&lt;8, IF(pub_mon=1, 12, pub_mon-1), pub_mon) \* MERGEFORMAT </w:instrText>
+            </w:r>
+            <w:r>
+              <w:rPr>
+                <w:rFonts w:ascii="Barlow Condensed Medium" w:eastAsia="華康儷中黑" w:hAnsi="Barlow Condensed Medium" w:cstheme="minorHAnsi"/>
+                <w:w w:val="75"/>
+              </w:rPr>
+              <w:fldChar w:fldCharType="separate"/>
+            </w:r>
+            <w:r>
+              <w:rPr>
+                <w:rFonts w:ascii="Barlow Condensed Medium" w:eastAsia="華康儷中黑" w:hAnsi="Barlow Condensed Medium" w:cstheme="minorHAnsi"/>
+                <w:noProof/>
+                <w:w w:val="75"/>
+              </w:rPr>
+              <w:t>4</w:t>
+            </w:r>
+            <w:r>
+              <w:rPr>
+                <w:rFonts w:ascii="Barlow Condensed Medium" w:eastAsia="華康儷中黑" w:hAnsi="Barlow Condensed Medium" w:cstheme="minorHAnsi"/>
+                <w:w w:val="75"/>
+              </w:rPr>
+              <w:fldChar w:fldCharType="end"/>
+            </w:r>
+            <w:r>
+              <w:rPr>
+                <w:rFonts w:ascii="Barlow Condensed Medium" w:eastAsia="華康儷中黑" w:hAnsi="Barlow Condensed Medium" w:cstheme="minorHAnsi"/>
+                <w:w w:val="75"/>
+              </w:rPr>
+              <w:t>/</w:t>
+            </w:r>
+            <w:r>
+              <w:rPr>
+                <w:rFonts w:ascii="Barlow Condensed Medium" w:eastAsia="華康儷中黑" w:hAnsi="Barlow Condensed Medium" w:cstheme="minorHAnsi"/>
+                <w:w w:val="75"/>
+              </w:rPr>
+              <w:fldChar w:fldCharType="begin"/>
+            </w:r>
+            <w:r>
+              <w:rPr>
+                <w:rFonts w:ascii="Barlow Condensed Medium" w:eastAsia="華康儷中黑" w:hAnsi="Barlow Condensed Medium" w:cstheme="minorHAnsi"/>
+                <w:w w:val="75"/>
+              </w:rPr>
+              <w:instrText xml:space="preserve"> =IF(pub_day&lt;8, last_mon_days, 0)+pub_day-7 \* MERGEFORMAT </w:instrText>
+            </w:r>
+            <w:r>
+              <w:rPr>
+                <w:rFonts w:ascii="Barlow Condensed Medium" w:eastAsia="華康儷中黑" w:hAnsi="Barlow Condensed Medium" w:cstheme="minorHAnsi"/>
+                <w:w w:val="75"/>
+              </w:rPr>
+              <w:fldChar w:fldCharType="separate"/>
+            </w:r>
+            <w:r>
+              <w:rPr>
+                <w:rFonts w:ascii="Barlow Condensed Medium" w:eastAsia="華康儷中黑" w:hAnsi="Barlow Condensed Medium" w:cstheme="minorHAnsi"/>
+                <w:noProof/>
+                <w:w w:val="75"/>
+              </w:rPr>
+              <w:t>19</w:t>
+            </w:r>
+            <w:r>
+              <w:rPr>
+                <w:rFonts w:ascii="Barlow Condensed Medium" w:eastAsia="華康儷中黑" w:hAnsi="Barlow Condensed Medium" w:cstheme="minorHAnsi"/>
+                <w:w w:val="75"/>
+              </w:rPr>
+              <w:fldChar w:fldCharType="end"/>
+            </w:r>
+          </w:p>
+        </w:tc>
+        <w:tc>
+          <w:tcPr>
+            <w:tcW w:w="532" w:type="dxa"/>
+            <w:tcBorders>
+              <w:right w:val="double" w:sz="12" w:space="0" w:color="auto"/>
+            </w:tcBorders>
+            <w:tcMar>
+              <w:left w:w="57" w:type="dxa"/>
+              <w:right w:w="57" w:type="dxa"/>
+            </w:tcMar>
+          </w:tcPr>
+          <w:p>
+            <w:pPr>
+              <w:snapToGrid w:val="0"/>
+              <w:jc w:val="center"/>
+              <w:rPr>
+                <w:rFonts w:ascii="Barlow Condensed Medium" w:eastAsia="標楷體" w:hAnsi="Barlow Condensed Medium" w:cstheme="minorHAnsi"/>
+                <w:w w:val="80"/>
+              </w:rPr>
+            </w:pPr>
+            <w:r>
+              <w:rPr>
+                <w:rFonts w:ascii="Barlow Condensed Medium" w:eastAsia="標楷體" w:hAnsi="Barlow Condensed Medium" w:cstheme="minorHAnsi" w:hint="eastAsia"/>
+                <w:w w:val="80"/>
+              </w:rPr>
+              <w:t>--</w:t>
+            </w:r>
+          </w:p>
+        </w:tc>
+        <w:tc>
+          <w:tcPr>
+            <w:tcW w:w="541" w:type="dxa"/>
+            <w:vMerge/>
+            <w:tcBorders>
+              <w:left w:val="double" w:sz="12" w:space="0" w:color="auto"/>
+            </w:tcBorders>
+            <w:tcMar>
+              <w:left w:w="57" w:type="dxa"/>
+              <w:right w:w="57" w:type="dxa"/>
+            </w:tcMar>
+          </w:tcPr>
+          <w:p>
+            <w:pPr>
+              <w:snapToGrid w:val="0"/>
+              <w:jc w:val="center"/>
+              <w:rPr>
+                <w:rFonts w:ascii="Barlow Condensed Medium" w:eastAsia="標楷體" w:hAnsi="Barlow Condensed Medium" w:cstheme="minorHAnsi"/>
+                <w:w w:val="80"/>
+              </w:rPr>
+            </w:pPr>
+          </w:p>
+        </w:tc>
+      </w:tr>
+      <w:tr>
+        <w:trPr>
+          <w:trHeight w:hRule="exact" w:val="312"/>
+        </w:trPr>
+        <w:tc>
+          <w:tcPr>
+            <w:tcW w:w="937" w:type="dxa"/>
+            <w:tcMar>
+              <w:left w:w="57" w:type="dxa"/>
+              <w:right w:w="57" w:type="dxa"/>
+            </w:tcMar>
+          </w:tcPr>
+          <w:p>
+            <w:pPr>
+              <w:snapToGrid w:val="0"/>
+              <w:jc w:val="distribute"/>
+              <w:rPr>
+                <w:rFonts w:ascii="Barlow Condensed Medium" w:eastAsia="華康中黑體" w:hAnsi="Barlow Condensed Medium" w:cstheme="minorHAnsi"/>
+                <w:w w:val="80"/>
+              </w:rPr>
+            </w:pPr>
+            <w:r>
+              <w:rPr>
+                <w:rFonts w:ascii="Barlow Condensed Medium" w:eastAsia="華康中黑體" w:hAnsi="Barlow Condensed Medium" w:cstheme="minorHAnsi"/>
+                <w:w w:val="80"/>
+              </w:rPr>
+              <w:t>司琴</w:t>
+            </w:r>
+          </w:p>
+        </w:tc>
+        <w:tc>
+          <w:tcPr>
+            <w:tcW w:w="1000" w:type="dxa"/>
             <w:tcBorders>
               <w:top w:val="single" w:sz="4" w:space="0" w:color="auto"/>
               <w:left w:val="single" w:sz="2" w:space="0" w:color="auto"/>
@@ -16636,14 +17026,46 @@
               <w:snapToGrid w:val="0"/>
               <w:jc w:val="center"/>
               <w:rPr>
-                <w:rFonts w:ascii="Barlow Condensed Medium" w:eastAsia="標楷體" w:hAnsi="Barlow Condensed Medium" w:cs="華康儷楷書"/>
+                <w:rFonts w:ascii="標楷體" w:eastAsia="標楷體" w:hAnsi="標楷體" w:cs="華康儷楷書"/>
               </w:rPr>
             </w:pPr>
             <w:r>
               <w:rPr>
                 <w:rFonts w:ascii="標楷體" w:eastAsia="標楷體" w:hAnsi="標楷體" w:hint="eastAsia"/>
-              </w:rPr>
-              <w:t>王昌裕</w:t>
+                <w:szCs w:val="24"/>
+              </w:rPr>
+              <w:t>莊舒媛</w:t>
+            </w:r>
+          </w:p>
+        </w:tc>
+        <w:tc>
+          <w:tcPr>
+            <w:tcW w:w="1001" w:type="dxa"/>
+            <w:tcBorders>
+              <w:top w:val="single" w:sz="4" w:space="0" w:color="auto"/>
+              <w:bottom w:val="single" w:sz="4" w:space="0" w:color="auto"/>
+            </w:tcBorders>
+            <w:shd w:val="clear" w:color="auto" w:fill="auto"/>
+            <w:tcMar>
+              <w:left w:w="57" w:type="dxa"/>
+              <w:right w:w="57" w:type="dxa"/>
+            </w:tcMar>
+            <w:vAlign w:val="center"/>
+          </w:tcPr>
+          <w:p>
+            <w:pPr>
+              <w:snapToGrid w:val="0"/>
+              <w:jc w:val="center"/>
+              <w:rPr>
+                <w:rFonts w:ascii="標楷體" w:eastAsia="標楷體" w:hAnsi="標楷體" w:cs="華康儷楷書"/>
+              </w:rPr>
+            </w:pPr>
+            <w:r>
+              <w:rPr>
+                <w:rFonts w:ascii="標楷體" w:eastAsia="標楷體" w:hAnsi="標楷體" w:hint="eastAsia"/>
+                <w:szCs w:val="24"/>
+              </w:rPr>
+              <w:t>張思婗</w:t>
             </w:r>
           </w:p>
         </w:tc>
@@ -16666,15 +17088,15 @@
               <w:jc w:val="distribute"/>
               <w:rPr>
                 <w:rFonts w:ascii="標楷體" w:eastAsia="標楷體" w:hAnsi="標楷體" w:cs="華康儷楷書"/>
-                <w:w w:val="90"/>
+                <w:w w:val="70"/>
               </w:rPr>
             </w:pPr>
             <w:r>
               <w:rPr>
                 <w:rFonts w:ascii="標楷體" w:eastAsia="標楷體" w:hAnsi="標楷體" w:cs="華康儷楷書"/>
-                <w:w w:val="90"/>
-              </w:rPr>
-              <w:t>台語禮拜</w:t>
+                <w:w w:val="80"/>
+              </w:rPr>
+              <w:t>主日學</w:t>
             </w:r>
           </w:p>
         </w:tc>
@@ -16693,7 +17115,6 @@
               <w:rPr>
                 <w:rFonts w:ascii="Barlow Condensed Medium" w:eastAsia="標楷體" w:hAnsi="Barlow Condensed Medium" w:cstheme="minorHAnsi"/>
                 <w:w w:val="80"/>
-                <w:highlight w:val="yellow"/>
               </w:rPr>
             </w:pPr>
             <w:r>
@@ -16766,7 +17187,7 @@
                 <w:noProof/>
                 <w:w w:val="75"/>
               </w:rPr>
-              <w:t>12</w:t>
+              <w:t>19</w:t>
             </w:r>
             <w:r>
               <w:rPr>
@@ -16802,7 +17223,7 @@
                 <w:rFonts w:ascii="Barlow Condensed Medium" w:eastAsia="標楷體" w:hAnsi="Barlow Condensed Medium" w:cstheme="minorHAnsi" w:hint="eastAsia"/>
                 <w:w w:val="80"/>
               </w:rPr>
-              <w:t>71</w:t>
+              <w:t>11</w:t>
             </w:r>
           </w:p>
         </w:tc>
@@ -16841,6 +17262,7 @@
               <w:left w:w="57" w:type="dxa"/>
               <w:right w:w="57" w:type="dxa"/>
             </w:tcMar>
+            <w:vAlign w:val="center"/>
           </w:tcPr>
           <w:p>
             <w:pPr>
@@ -16856,7 +17278,7 @@
                 <w:rFonts w:ascii="Barlow Condensed Medium" w:eastAsia="華康中黑體" w:hAnsi="Barlow Condensed Medium" w:cstheme="minorHAnsi"/>
                 <w:w w:val="80"/>
               </w:rPr>
-              <w:t>司會</w:t>
+              <w:t>會前領唱</w:t>
             </w:r>
           </w:p>
         </w:tc>
@@ -16884,10 +17306,10 @@
             </w:pPr>
             <w:r>
               <w:rPr>
-                <w:rFonts w:ascii="標楷體" w:eastAsia="標楷體" w:hAnsi="標楷體" w:cstheme="majorBidi" w:hint="eastAsia"/>
+                <w:rFonts w:ascii="標楷體" w:eastAsia="標楷體" w:hAnsi="標楷體" w:hint="eastAsia"/>
                 <w:szCs w:val="24"/>
               </w:rPr>
-              <w:t>黃阿絹</w:t>
+              <w:t>周艶貳</w:t>
             </w:r>
           </w:p>
         </w:tc>
@@ -16910,7 +17332,7 @@
               <w:snapToGrid w:val="0"/>
               <w:jc w:val="center"/>
               <w:rPr>
-                <w:rFonts w:ascii="Barlow Condensed Medium" w:eastAsia="標楷體" w:hAnsi="Barlow Condensed Medium" w:cs="華康儷楷書"/>
+                <w:rFonts w:ascii="標楷體" w:eastAsia="標楷體" w:hAnsi="標楷體" w:cs="華康儷楷書"/>
               </w:rPr>
             </w:pPr>
             <w:r>
@@ -16918,7 +17340,7 @@
                 <w:rFonts w:ascii="標楷體" w:eastAsia="標楷體" w:hAnsi="標楷體" w:hint="eastAsia"/>
                 <w:szCs w:val="24"/>
               </w:rPr>
-              <w:t>黃聖耀</w:t>
+              <w:t>劉奕樑</w:t>
             </w:r>
           </w:p>
         </w:tc>
@@ -16941,22 +17363,22 @@
               <w:jc w:val="distribute"/>
               <w:rPr>
                 <w:rFonts w:ascii="標楷體" w:eastAsia="標楷體" w:hAnsi="標楷體" w:cs="華康儷楷書"/>
-                <w:w w:val="80"/>
-              </w:rPr>
-            </w:pPr>
+                <w:w w:val="70"/>
+              </w:rPr>
+            </w:pPr>
+            <w:r>
+              <w:rPr>
+                <w:rFonts w:ascii="標楷體" w:eastAsia="標楷體" w:hAnsi="標楷體" w:cs="華康儷楷書" w:hint="eastAsia"/>
+                <w:w w:val="70"/>
+              </w:rPr>
+              <w:t>團契</w:t>
+            </w:r>
             <w:r>
               <w:rPr>
                 <w:rFonts w:ascii="標楷體" w:eastAsia="標楷體" w:hAnsi="標楷體" w:cs="華康儷楷書"/>
-                <w:w w:val="80"/>
-              </w:rPr>
-              <w:t>主日</w:t>
-            </w:r>
-            <w:r>
-              <w:rPr>
-                <w:rFonts w:ascii="標楷體" w:eastAsia="標楷體" w:hAnsi="標楷體" w:cs="華康儷楷書" w:hint="eastAsia"/>
-                <w:w w:val="80"/>
-              </w:rPr>
-              <w:t>祈禱會</w:t>
+                <w:w w:val="70"/>
+              </w:rPr>
+              <w:t>獻詩</w:t>
             </w:r>
           </w:p>
         </w:tc>
@@ -16975,7 +17397,6 @@
               <w:rPr>
                 <w:rFonts w:ascii="Barlow Condensed Medium" w:eastAsia="標楷體" w:hAnsi="Barlow Condensed Medium" w:cstheme="minorHAnsi"/>
                 <w:w w:val="80"/>
-                <w:highlight w:val="yellow"/>
               </w:rPr>
             </w:pPr>
             <w:r>
@@ -17048,7 +17469,7 @@
                 <w:noProof/>
                 <w:w w:val="75"/>
               </w:rPr>
-              <w:t>12</w:t>
+              <w:t>19</w:t>
             </w:r>
             <w:r>
               <w:rPr>
@@ -17119,10 +17540,12 @@
         <w:tc>
           <w:tcPr>
             <w:tcW w:w="937" w:type="dxa"/>
+            <w:vMerge w:val="restart"/>
             <w:tcMar>
               <w:left w:w="57" w:type="dxa"/>
               <w:right w:w="57" w:type="dxa"/>
             </w:tcMar>
+            <w:vAlign w:val="center"/>
           </w:tcPr>
           <w:p>
             <w:pPr>
@@ -17138,44 +17561,13 @@
                 <w:rFonts w:ascii="Barlow Condensed Medium" w:eastAsia="華康中黑體" w:hAnsi="Barlow Condensed Medium" w:cstheme="minorHAnsi"/>
                 <w:w w:val="80"/>
               </w:rPr>
-              <w:t>司琴</w:t>
+              <w:t>司獻</w:t>
             </w:r>
           </w:p>
         </w:tc>
         <w:tc>
           <w:tcPr>
             <w:tcW w:w="1000" w:type="dxa"/>
-            <w:tcBorders>
-              <w:top w:val="single" w:sz="4" w:space="0" w:color="auto"/>
-              <w:bottom w:val="single" w:sz="4" w:space="0" w:color="auto"/>
-              <w:right w:val="single" w:sz="2" w:space="0" w:color="auto"/>
-            </w:tcBorders>
-            <w:shd w:val="clear" w:color="auto" w:fill="auto"/>
-            <w:tcMar>
-              <w:left w:w="57" w:type="dxa"/>
-              <w:right w:w="57" w:type="dxa"/>
-            </w:tcMar>
-            <w:vAlign w:val="center"/>
-          </w:tcPr>
-          <w:p>
-            <w:pPr>
-              <w:snapToGrid w:val="0"/>
-              <w:jc w:val="center"/>
-              <w:rPr>
-                <w:rFonts w:ascii="標楷體" w:eastAsia="標楷體" w:hAnsi="標楷體" w:cs="華康儷楷書"/>
-              </w:rPr>
-            </w:pPr>
-            <w:r>
-              <w:rPr>
-                <w:rFonts w:ascii="標楷體" w:eastAsia="標楷體" w:hAnsi="標楷體" w:hint="eastAsia"/>
-              </w:rPr>
-              <w:t>張麗君</w:t>
-            </w:r>
-          </w:p>
-        </w:tc>
-        <w:tc>
-          <w:tcPr>
-            <w:tcW w:w="1001" w:type="dxa"/>
             <w:tcBorders>
               <w:top w:val="single" w:sz="4" w:space="0" w:color="auto"/>
               <w:left w:val="single" w:sz="2" w:space="0" w:color="auto"/>
@@ -17194,14 +17586,47 @@
               <w:jc w:val="center"/>
               <w:rPr>
                 <w:rFonts w:ascii="標楷體" w:eastAsia="標楷體" w:hAnsi="標楷體" w:cs="華康儷楷書"/>
-              </w:rPr>
-            </w:pPr>
-            <w:r>
-              <w:rPr>
-                <w:rFonts w:ascii="標楷體" w:eastAsia="標楷體" w:hAnsi="標楷體" w:hint="eastAsia"/>
+                <w:sz w:val="22"/>
+              </w:rPr>
+            </w:pPr>
+            <w:r>
+              <w:rPr>
+                <w:rFonts w:ascii="標楷體" w:eastAsia="標楷體" w:hAnsi="標楷體" w:cstheme="majorBidi" w:hint="eastAsia"/>
                 <w:szCs w:val="24"/>
               </w:rPr>
-              <w:t>莊舒媛</w:t>
+              <w:t>張昭立</w:t>
+            </w:r>
+          </w:p>
+        </w:tc>
+        <w:tc>
+          <w:tcPr>
+            <w:tcW w:w="1001" w:type="dxa"/>
+            <w:tcBorders>
+              <w:top w:val="single" w:sz="4" w:space="0" w:color="auto"/>
+              <w:bottom w:val="single" w:sz="4" w:space="0" w:color="auto"/>
+            </w:tcBorders>
+            <w:shd w:val="clear" w:color="auto" w:fill="auto"/>
+            <w:tcMar>
+              <w:left w:w="57" w:type="dxa"/>
+              <w:right w:w="57" w:type="dxa"/>
+            </w:tcMar>
+            <w:vAlign w:val="center"/>
+          </w:tcPr>
+          <w:p>
+            <w:pPr>
+              <w:snapToGrid w:val="0"/>
+              <w:jc w:val="center"/>
+              <w:rPr>
+                <w:rFonts w:ascii="標楷體" w:eastAsia="標楷體" w:hAnsi="標楷體" w:cs="華康儷楷書"/>
+                <w:szCs w:val="24"/>
+              </w:rPr>
+            </w:pPr>
+            <w:r>
+              <w:rPr>
+                <w:rFonts w:ascii="標楷體" w:eastAsia="標楷體" w:hAnsi="標楷體" w:cstheme="majorBidi" w:hint="eastAsia"/>
+                <w:szCs w:val="24"/>
+              </w:rPr>
+              <w:t>劉奕樑</w:t>
             </w:r>
           </w:p>
         </w:tc>
@@ -17224,7 +17649,7 @@
               <w:jc w:val="distribute"/>
               <w:rPr>
                 <w:rFonts w:ascii="標楷體" w:eastAsia="標楷體" w:hAnsi="標楷體" w:cs="華康儷楷書"/>
-                <w:w w:val="70"/>
+                <w:w w:val="80"/>
               </w:rPr>
             </w:pPr>
             <w:r>
@@ -17232,7 +17657,7 @@
                 <w:rFonts w:ascii="標楷體" w:eastAsia="標楷體" w:hAnsi="標楷體" w:cs="華康儷楷書"/>
                 <w:w w:val="80"/>
               </w:rPr>
-              <w:t>主日學</w:t>
+              <w:t>聖歌隊上午</w:t>
             </w:r>
           </w:p>
         </w:tc>
@@ -17323,7 +17748,7 @@
                 <w:noProof/>
                 <w:w w:val="75"/>
               </w:rPr>
-              <w:t>12</w:t>
+              <w:t>19</w:t>
             </w:r>
             <w:r>
               <w:rPr>
@@ -17359,7 +17784,7 @@
                 <w:rFonts w:ascii="Barlow Condensed Medium" w:eastAsia="標楷體" w:hAnsi="Barlow Condensed Medium" w:cstheme="minorHAnsi" w:hint="eastAsia"/>
                 <w:w w:val="80"/>
               </w:rPr>
-              <w:t>11</w:t>
+              <w:t>16</w:t>
             </w:r>
           </w:p>
         </w:tc>
@@ -17394,6 +17819,7 @@
         <w:tc>
           <w:tcPr>
             <w:tcW w:w="937" w:type="dxa"/>
+            <w:vMerge/>
             <w:tcMar>
               <w:left w:w="57" w:type="dxa"/>
               <w:right w:w="57" w:type="dxa"/>
@@ -17409,13 +17835,6 @@
                 <w:w w:val="80"/>
               </w:rPr>
             </w:pPr>
-            <w:r>
-              <w:rPr>
-                <w:rFonts w:ascii="Barlow Condensed Medium" w:eastAsia="華康中黑體" w:hAnsi="Barlow Condensed Medium" w:cstheme="minorHAnsi"/>
-                <w:w w:val="80"/>
-              </w:rPr>
-              <w:t>會前領唱</w:t>
-            </w:r>
           </w:p>
         </w:tc>
         <w:tc>
@@ -17438,14 +17857,15 @@
               <w:jc w:val="center"/>
               <w:rPr>
                 <w:rFonts w:ascii="標楷體" w:eastAsia="標楷體" w:hAnsi="標楷體" w:cs="華康儷楷書"/>
-              </w:rPr>
-            </w:pPr>
-            <w:r>
-              <w:rPr>
-                <w:rFonts w:ascii="標楷體" w:eastAsia="標楷體" w:hAnsi="標楷體" w:hint="eastAsia"/>
                 <w:szCs w:val="24"/>
               </w:rPr>
-              <w:t>周艶林</w:t>
+            </w:pPr>
+            <w:r>
+              <w:rPr>
+                <w:rFonts w:ascii="標楷體" w:eastAsia="標楷體" w:hAnsi="標楷體" w:cstheme="majorBidi" w:hint="eastAsia"/>
+                <w:szCs w:val="24"/>
+              </w:rPr>
+              <w:t>黃阿絹</w:t>
             </w:r>
           </w:p>
         </w:tc>
@@ -17469,14 +17889,15 @@
               <w:jc w:val="center"/>
               <w:rPr>
                 <w:rFonts w:ascii="標楷體" w:eastAsia="標楷體" w:hAnsi="標楷體" w:cs="華康儷楷書"/>
-              </w:rPr>
-            </w:pPr>
-            <w:r>
-              <w:rPr>
-                <w:rFonts w:ascii="標楷體" w:eastAsia="標楷體" w:hAnsi="標楷體" w:hint="eastAsia"/>
                 <w:szCs w:val="24"/>
               </w:rPr>
-              <w:t>周艶貳</w:t>
+            </w:pPr>
+            <w:r>
+              <w:rPr>
+                <w:rFonts w:ascii="標楷體" w:eastAsia="標楷體" w:hAnsi="標楷體" w:cs="標楷體" w:hint="eastAsia"/>
+                <w:szCs w:val="24"/>
+              </w:rPr>
+              <w:t>黃聖耀</w:t>
             </w:r>
           </w:p>
         </w:tc>
@@ -17499,22 +17920,15 @@
               <w:jc w:val="distribute"/>
               <w:rPr>
                 <w:rFonts w:ascii="標楷體" w:eastAsia="標楷體" w:hAnsi="標楷體" w:cs="華康儷楷書"/>
-                <w:w w:val="70"/>
-              </w:rPr>
-            </w:pPr>
-            <w:r>
-              <w:rPr>
-                <w:rFonts w:ascii="標楷體" w:eastAsia="標楷體" w:hAnsi="標楷體" w:cs="華康儷楷書" w:hint="eastAsia"/>
-                <w:w w:val="70"/>
-              </w:rPr>
-              <w:t>團契</w:t>
-            </w:r>
+                <w:w w:val="80"/>
+              </w:rPr>
+            </w:pPr>
             <w:r>
               <w:rPr>
                 <w:rFonts w:ascii="標楷體" w:eastAsia="標楷體" w:hAnsi="標楷體" w:cs="華康儷楷書"/>
-                <w:w w:val="70"/>
-              </w:rPr>
-              <w:t>獻詩</w:t>
+                <w:w w:val="80"/>
+              </w:rPr>
+              <w:t>聖歌隊下午</w:t>
             </w:r>
           </w:p>
         </w:tc>
@@ -17547,7 +17961,7 @@
                 <w:rFonts w:ascii="Barlow Condensed Medium" w:eastAsia="華康儷中黑" w:hAnsi="Barlow Condensed Medium" w:cstheme="minorHAnsi"/>
                 <w:w w:val="75"/>
               </w:rPr>
-              <w:instrText xml:space="preserve"> =IF(pub_day&lt;8, IF(pub_mon=1, 12, pub_mon-1), pub_mon) \* MERGEFORMAT </w:instrText>
+              <w:instrText xml:space="preserve"> =IF(pub_day&lt;4, IF(pub_mon=1, 12, pub_mon-1), pub_mon) \* MERGEFORMAT  \* MERGEFORMAT </w:instrText>
             </w:r>
             <w:r>
               <w:rPr>
@@ -17605,7 +18019,7 @@
                 <w:noProof/>
                 <w:w w:val="75"/>
               </w:rPr>
-              <w:t>12</w:t>
+              <w:t>19</w:t>
             </w:r>
             <w:r>
               <w:rPr>
@@ -17641,7 +18055,7 @@
                 <w:rFonts w:ascii="Barlow Condensed Medium" w:eastAsia="標楷體" w:hAnsi="Barlow Condensed Medium" w:cstheme="minorHAnsi" w:hint="eastAsia"/>
                 <w:w w:val="80"/>
               </w:rPr>
-              <w:t>--</w:t>
+              <w:t>14</w:t>
             </w:r>
           </w:p>
         </w:tc>
@@ -17697,7 +18111,7 @@
                 <w:rFonts w:ascii="Barlow Condensed Medium" w:eastAsia="華康中黑體" w:hAnsi="Barlow Condensed Medium" w:cstheme="minorHAnsi"/>
                 <w:w w:val="80"/>
               </w:rPr>
-              <w:t>司獻</w:t>
+              <w:t>招待</w:t>
             </w:r>
           </w:p>
         </w:tc>
@@ -17707,7 +18121,6 @@
             <w:tcBorders>
               <w:top w:val="single" w:sz="4" w:space="0" w:color="auto"/>
               <w:bottom w:val="single" w:sz="4" w:space="0" w:color="auto"/>
-              <w:right w:val="single" w:sz="2" w:space="0" w:color="auto"/>
             </w:tcBorders>
             <w:shd w:val="clear" w:color="auto" w:fill="auto"/>
             <w:tcMar>
@@ -17722,15 +18135,16 @@
               <w:jc w:val="center"/>
               <w:rPr>
                 <w:rFonts w:ascii="標楷體" w:eastAsia="標楷體" w:hAnsi="標楷體" w:cs="華康儷楷書"/>
-                <w:sz w:val="22"/>
+                <w:szCs w:val="24"/>
               </w:rPr>
             </w:pPr>
             <w:r>
               <w:rPr>
                 <w:rFonts w:ascii="標楷體" w:eastAsia="標楷體" w:hAnsi="標楷體" w:cstheme="majorBidi" w:hint="eastAsia"/>
                 <w:szCs w:val="24"/>
-              </w:rPr>
-              <w:t>蕭國鎮</w:t>
+                <w:lang w:eastAsia="zh-HK"/>
+              </w:rPr>
+              <w:t>黃明憲</w:t>
             </w:r>
           </w:p>
         </w:tc>
@@ -17739,7 +18153,6 @@
             <w:tcW w:w="1001" w:type="dxa"/>
             <w:tcBorders>
               <w:top w:val="single" w:sz="4" w:space="0" w:color="auto"/>
-              <w:left w:val="single" w:sz="2" w:space="0" w:color="auto"/>
               <w:bottom w:val="single" w:sz="4" w:space="0" w:color="auto"/>
             </w:tcBorders>
             <w:shd w:val="clear" w:color="auto" w:fill="auto"/>
@@ -17760,10 +18173,11 @@
             </w:pPr>
             <w:r>
               <w:rPr>
-                <w:rFonts w:ascii="標楷體" w:eastAsia="標楷體" w:hAnsi="標楷體" w:cstheme="majorBidi" w:hint="eastAsia"/>
+                <w:rFonts w:ascii="標楷體" w:eastAsia="標楷體" w:hAnsi="標楷體" w:cs="標楷體" w:hint="eastAsia"/>
                 <w:szCs w:val="24"/>
-              </w:rPr>
-              <w:t>張昭立</w:t>
+                <w:lang w:eastAsia="zh-HK"/>
+              </w:rPr>
+              <w:t>孫翠璘</w:t>
             </w:r>
           </w:p>
         </w:tc>
@@ -17786,16 +18200,11 @@
               <w:jc w:val="distribute"/>
               <w:rPr>
                 <w:rFonts w:ascii="標楷體" w:eastAsia="標楷體" w:hAnsi="標楷體" w:cs="華康儷楷書"/>
+                <w:b/>
+                <w:bCs/>
                 <w:w w:val="80"/>
               </w:rPr>
             </w:pPr>
-            <w:r>
-              <w:rPr>
-                <w:rFonts w:ascii="標楷體" w:eastAsia="標楷體" w:hAnsi="標楷體" w:cs="華康儷楷書"/>
-                <w:w w:val="80"/>
-              </w:rPr>
-              <w:t>聖歌隊上午</w:t>
-            </w:r>
           </w:p>
         </w:tc>
         <w:tc>
@@ -17815,85 +18224,6 @@
                 <w:w w:val="80"/>
               </w:rPr>
             </w:pPr>
-            <w:r>
-              <w:rPr>
-                <w:rFonts w:ascii="Barlow Condensed Medium" w:eastAsia="華康儷中黑" w:hAnsi="Barlow Condensed Medium" w:cstheme="minorHAnsi"/>
-                <w:w w:val="75"/>
-              </w:rPr>
-              <w:fldChar w:fldCharType="begin"/>
-            </w:r>
-            <w:r>
-              <w:rPr>
-                <w:rFonts w:ascii="Barlow Condensed Medium" w:eastAsia="華康儷中黑" w:hAnsi="Barlow Condensed Medium" w:cstheme="minorHAnsi"/>
-                <w:w w:val="75"/>
-              </w:rPr>
-              <w:instrText xml:space="preserve"> =IF(pub_day&lt;8, IF(pub_mon=1, 12, pub_mon-1), pub_mon) \* MERGEFORMAT </w:instrText>
-            </w:r>
-            <w:r>
-              <w:rPr>
-                <w:rFonts w:ascii="Barlow Condensed Medium" w:eastAsia="華康儷中黑" w:hAnsi="Barlow Condensed Medium" w:cstheme="minorHAnsi"/>
-                <w:w w:val="75"/>
-              </w:rPr>
-              <w:fldChar w:fldCharType="separate"/>
-            </w:r>
-            <w:r>
-              <w:rPr>
-                <w:rFonts w:ascii="Barlow Condensed Medium" w:eastAsia="華康儷中黑" w:hAnsi="Barlow Condensed Medium" w:cstheme="minorHAnsi"/>
-                <w:noProof/>
-                <w:w w:val="75"/>
-              </w:rPr>
-              <w:t>4</w:t>
-            </w:r>
-            <w:r>
-              <w:rPr>
-                <w:rFonts w:ascii="Barlow Condensed Medium" w:eastAsia="華康儷中黑" w:hAnsi="Barlow Condensed Medium" w:cstheme="minorHAnsi"/>
-                <w:w w:val="75"/>
-              </w:rPr>
-              <w:fldChar w:fldCharType="end"/>
-            </w:r>
-            <w:r>
-              <w:rPr>
-                <w:rFonts w:ascii="Barlow Condensed Medium" w:eastAsia="華康儷中黑" w:hAnsi="Barlow Condensed Medium" w:cstheme="minorHAnsi"/>
-                <w:w w:val="75"/>
-              </w:rPr>
-              <w:t>/</w:t>
-            </w:r>
-            <w:r>
-              <w:rPr>
-                <w:rFonts w:ascii="Barlow Condensed Medium" w:eastAsia="華康儷中黑" w:hAnsi="Barlow Condensed Medium" w:cstheme="minorHAnsi"/>
-                <w:w w:val="75"/>
-              </w:rPr>
-              <w:fldChar w:fldCharType="begin"/>
-            </w:r>
-            <w:r>
-              <w:rPr>
-                <w:rFonts w:ascii="Barlow Condensed Medium" w:eastAsia="華康儷中黑" w:hAnsi="Barlow Condensed Medium" w:cstheme="minorHAnsi"/>
-                <w:w w:val="75"/>
-              </w:rPr>
-              <w:instrText xml:space="preserve"> =IF(pub_day&lt;8, last_mon_days, 0)+pub_day-7 \* MERGEFORMAT </w:instrText>
-            </w:r>
-            <w:r>
-              <w:rPr>
-                <w:rFonts w:ascii="Barlow Condensed Medium" w:eastAsia="華康儷中黑" w:hAnsi="Barlow Condensed Medium" w:cstheme="minorHAnsi"/>
-                <w:w w:val="75"/>
-              </w:rPr>
-              <w:fldChar w:fldCharType="separate"/>
-            </w:r>
-            <w:r>
-              <w:rPr>
-                <w:rFonts w:ascii="Barlow Condensed Medium" w:eastAsia="華康儷中黑" w:hAnsi="Barlow Condensed Medium" w:cstheme="minorHAnsi"/>
-                <w:noProof/>
-                <w:w w:val="75"/>
-              </w:rPr>
-              <w:t>12</w:t>
-            </w:r>
-            <w:r>
-              <w:rPr>
-                <w:rFonts w:ascii="Barlow Condensed Medium" w:eastAsia="華康儷中黑" w:hAnsi="Barlow Condensed Medium" w:cstheme="minorHAnsi"/>
-                <w:w w:val="75"/>
-              </w:rPr>
-              <w:fldChar w:fldCharType="end"/>
-            </w:r>
           </w:p>
         </w:tc>
         <w:tc>
@@ -17916,13 +18246,6 @@
                 <w:w w:val="80"/>
               </w:rPr>
             </w:pPr>
-            <w:r>
-              <w:rPr>
-                <w:rFonts w:ascii="Barlow Condensed Medium" w:eastAsia="標楷體" w:hAnsi="Barlow Condensed Medium" w:cstheme="minorHAnsi" w:hint="eastAsia"/>
-                <w:w w:val="80"/>
-              </w:rPr>
-              <w:t>16</w:t>
-            </w:r>
           </w:p>
         </w:tc>
         <w:tc>
@@ -17931,6 +18254,7 @@
             <w:vMerge/>
             <w:tcBorders>
               <w:left w:val="double" w:sz="12" w:space="0" w:color="auto"/>
+              <w:bottom w:val="single" w:sz="4" w:space="0" w:color="auto"/>
             </w:tcBorders>
             <w:tcMar>
               <w:left w:w="57" w:type="dxa"/>
@@ -18001,8 +18325,9 @@
               <w:rPr>
                 <w:rFonts w:ascii="標楷體" w:eastAsia="標楷體" w:hAnsi="標楷體" w:cstheme="majorBidi" w:hint="eastAsia"/>
                 <w:szCs w:val="24"/>
-              </w:rPr>
-              <w:t>張昭立</w:t>
+                <w:lang w:eastAsia="zh-HK"/>
+              </w:rPr>
+              <w:t>邱惠玉</w:t>
             </w:r>
           </w:p>
         </w:tc>
@@ -18031,10 +18356,11 @@
             </w:pPr>
             <w:r>
               <w:rPr>
-                <w:rFonts w:ascii="標楷體" w:eastAsia="標楷體" w:hAnsi="標楷體" w:cstheme="majorBidi" w:hint="eastAsia"/>
+                <w:rFonts w:ascii="標楷體" w:eastAsia="標楷體" w:hAnsi="標楷體" w:cs="標楷體" w:hint="eastAsia"/>
                 <w:szCs w:val="24"/>
-              </w:rPr>
-              <w:t>黃阿絹</w:t>
+                <w:lang w:eastAsia="zh-HK"/>
+              </w:rPr>
+              <w:t>高玉華</w:t>
             </w:r>
           </w:p>
         </w:tc>
@@ -18065,7 +18391,7 @@
                 <w:rFonts w:ascii="標楷體" w:eastAsia="標楷體" w:hAnsi="標楷體" w:cs="華康儷楷書"/>
                 <w:w w:val="80"/>
               </w:rPr>
-              <w:t>聖歌隊下午</w:t>
+              <w:t>敬拜團契</w:t>
             </w:r>
           </w:p>
         </w:tc>
@@ -18098,7 +18424,7 @@
                 <w:rFonts w:ascii="Barlow Condensed Medium" w:eastAsia="華康儷中黑" w:hAnsi="Barlow Condensed Medium" w:cstheme="minorHAnsi"/>
                 <w:w w:val="75"/>
               </w:rPr>
-              <w:instrText xml:space="preserve"> =IF(pub_day&lt;4, IF(pub_mon=1, 12, pub_mon-1), pub_mon) \* MERGEFORMAT  \* MERGEFORMAT </w:instrText>
+              <w:instrText xml:space="preserve"> =IF(pub_day&lt;6, IF(pub_mon=1, 12, pub_mon-1), pub_mon) \* MERGEFORMAT  \* MERGEFORMAT </w:instrText>
             </w:r>
             <w:r>
               <w:rPr>
@@ -18131,39 +18457,17 @@
             </w:r>
             <w:r>
               <w:rPr>
+                <w:rFonts w:ascii="Barlow Condensed Medium" w:eastAsia="華康儷中黑" w:hAnsi="Barlow Condensed Medium" w:cstheme="minorHAnsi" w:hint="eastAsia"/>
+                <w:w w:val="75"/>
+              </w:rPr>
+              <w:t>1</w:t>
+            </w:r>
+            <w:r>
+              <w:rPr>
                 <w:rFonts w:ascii="Barlow Condensed Medium" w:eastAsia="華康儷中黑" w:hAnsi="Barlow Condensed Medium" w:cstheme="minorHAnsi"/>
                 <w:w w:val="75"/>
               </w:rPr>
-              <w:fldChar w:fldCharType="begin"/>
-            </w:r>
-            <w:r>
-              <w:rPr>
-                <w:rFonts w:ascii="Barlow Condensed Medium" w:eastAsia="華康儷中黑" w:hAnsi="Barlow Condensed Medium" w:cstheme="minorHAnsi"/>
-                <w:w w:val="75"/>
-              </w:rPr>
-              <w:instrText xml:space="preserve"> =IF(pub_day&lt;8, last_mon_days, 0)+pub_day-7 \* MERGEFORMAT </w:instrText>
-            </w:r>
-            <w:r>
-              <w:rPr>
-                <w:rFonts w:ascii="Barlow Condensed Medium" w:eastAsia="華康儷中黑" w:hAnsi="Barlow Condensed Medium" w:cstheme="minorHAnsi"/>
-                <w:w w:val="75"/>
-              </w:rPr>
-              <w:fldChar w:fldCharType="separate"/>
-            </w:r>
-            <w:r>
-              <w:rPr>
-                <w:rFonts w:ascii="Barlow Condensed Medium" w:eastAsia="華康儷中黑" w:hAnsi="Barlow Condensed Medium" w:cstheme="minorHAnsi"/>
-                <w:noProof/>
-                <w:w w:val="75"/>
-              </w:rPr>
-              <w:t>12</w:t>
-            </w:r>
-            <w:r>
-              <w:rPr>
-                <w:rFonts w:ascii="Barlow Condensed Medium" w:eastAsia="華康儷中黑" w:hAnsi="Barlow Condensed Medium" w:cstheme="minorHAnsi"/>
-                <w:w w:val="75"/>
-              </w:rPr>
-              <w:fldChar w:fldCharType="end"/>
+              <w:t>5</w:t>
             </w:r>
           </w:p>
         </w:tc>
@@ -18189,10 +18493,322 @@
             </w:pPr>
             <w:r>
               <w:rPr>
+                <w:rFonts w:ascii="Barlow Condensed Medium" w:eastAsia="標楷體" w:hAnsi="Barlow Condensed Medium" w:cstheme="minorHAnsi"/>
+                <w:w w:val="80"/>
+              </w:rPr>
+              <w:t>4</w:t>
+            </w:r>
+          </w:p>
+        </w:tc>
+        <w:tc>
+          <w:tcPr>
+            <w:tcW w:w="541" w:type="dxa"/>
+            <w:vMerge w:val="restart"/>
+            <w:tcBorders>
+              <w:top w:val="single" w:sz="4" w:space="0" w:color="auto"/>
+              <w:left w:val="double" w:sz="12" w:space="0" w:color="auto"/>
+            </w:tcBorders>
+            <w:tcMar>
+              <w:left w:w="57" w:type="dxa"/>
+              <w:right w:w="57" w:type="dxa"/>
+            </w:tcMar>
+            <w:textDirection w:val="tbRlV"/>
+          </w:tcPr>
+          <w:p>
+            <w:pPr>
+              <w:snapToGrid w:val="0"/>
+              <w:ind w:left="57" w:right="57"/>
+              <w:rPr>
+                <w:rFonts w:ascii="Barlow Condensed Medium" w:eastAsia="標楷體" w:hAnsi="Barlow Condensed Medium" w:cstheme="minorHAnsi"/>
+                <w:w w:val="80"/>
+              </w:rPr>
+            </w:pPr>
+            <w:r>
+              <w:rPr>
+                <w:rFonts w:ascii="Barlow Condensed Medium" w:eastAsia="華康正顏楷體W9" w:hAnsi="Barlow Condensed Medium" w:cstheme="minorHAnsi"/>
+                <w:w w:val="66"/>
+                <w:sz w:val="28"/>
+                <w:szCs w:val="28"/>
+              </w:rPr>
+              <w:t>下月值月</w:t>
+            </w:r>
+            <w:r>
+              <w:rPr>
+                <w:rFonts w:ascii="Barlow Condensed Medium" w:eastAsia="標楷體" w:hAnsi="Barlow Condensed Medium" w:cstheme="minorHAnsi"/>
+                <w:w w:val="66"/>
+                <w:sz w:val="28"/>
+                <w:szCs w:val="28"/>
+              </w:rPr>
+              <w:t>：</w:t>
+            </w:r>
+            <w:r>
+              <w:rPr>
+                <w:rFonts w:ascii="Times New Roman" w:eastAsia="標楷體" w:hAnsi="Times New Roman" w:cs="Times New Roman" w:hint="eastAsia"/>
+                <w:kern w:val="0"/>
+                <w:sz w:val="22"/>
+              </w:rPr>
+              <w:t>黃阿絹、黃聖</w:t>
+            </w:r>
+            <w:r>
+              <w:rPr>
+                <w:rFonts w:ascii="Times New Roman" w:eastAsia="標楷體" w:hAnsi="Times New Roman" w:cs="Times New Roman" w:hint="eastAsia"/>
+                <w:kern w:val="0"/>
+              </w:rPr>
+              <w:t>耀</w:t>
+            </w:r>
+          </w:p>
+        </w:tc>
+      </w:tr>
+      <w:tr>
+        <w:trPr>
+          <w:trHeight w:hRule="exact" w:val="312"/>
+        </w:trPr>
+        <w:tc>
+          <w:tcPr>
+            <w:tcW w:w="937" w:type="dxa"/>
+            <w:vMerge/>
+            <w:tcMar>
+              <w:left w:w="57" w:type="dxa"/>
+              <w:right w:w="57" w:type="dxa"/>
+            </w:tcMar>
+            <w:vAlign w:val="center"/>
+          </w:tcPr>
+          <w:p>
+            <w:pPr>
+              <w:snapToGrid w:val="0"/>
+              <w:jc w:val="distribute"/>
+              <w:rPr>
+                <w:rFonts w:ascii="Barlow Condensed Medium" w:eastAsia="華康中黑體" w:hAnsi="Barlow Condensed Medium" w:cstheme="minorHAnsi"/>
+                <w:w w:val="66"/>
+              </w:rPr>
+            </w:pPr>
+          </w:p>
+        </w:tc>
+        <w:tc>
+          <w:tcPr>
+            <w:tcW w:w="1000" w:type="dxa"/>
+            <w:tcBorders>
+              <w:top w:val="single" w:sz="4" w:space="0" w:color="auto"/>
+              <w:bottom w:val="single" w:sz="4" w:space="0" w:color="auto"/>
+              <w:right w:val="single" w:sz="4" w:space="0" w:color="auto"/>
+            </w:tcBorders>
+            <w:shd w:val="clear" w:color="auto" w:fill="auto"/>
+            <w:tcMar>
+              <w:left w:w="57" w:type="dxa"/>
+              <w:right w:w="57" w:type="dxa"/>
+            </w:tcMar>
+            <w:vAlign w:val="center"/>
+          </w:tcPr>
+          <w:p>
+            <w:pPr>
+              <w:snapToGrid w:val="0"/>
+              <w:jc w:val="center"/>
+              <w:rPr>
+                <w:rFonts w:ascii="標楷體" w:eastAsia="標楷體" w:hAnsi="標楷體" w:cs="華康儷楷書"/>
+                <w:w w:val="90"/>
+                <w:szCs w:val="24"/>
+              </w:rPr>
+            </w:pPr>
+            <w:r>
+              <w:rPr>
+                <w:rFonts w:ascii="標楷體" w:eastAsia="標楷體" w:hAnsi="標楷體" w:cstheme="majorBidi" w:hint="eastAsia"/>
+                <w:szCs w:val="24"/>
+                <w:lang w:eastAsia="zh-HK"/>
+              </w:rPr>
+              <w:t>胡瑞榮</w:t>
+            </w:r>
+          </w:p>
+        </w:tc>
+        <w:tc>
+          <w:tcPr>
+            <w:tcW w:w="1001" w:type="dxa"/>
+            <w:tcBorders>
+              <w:top w:val="single" w:sz="4" w:space="0" w:color="auto"/>
+              <w:left w:val="single" w:sz="4" w:space="0" w:color="auto"/>
+              <w:bottom w:val="single" w:sz="4" w:space="0" w:color="auto"/>
+              <w:right w:val="single" w:sz="4" w:space="0" w:color="auto"/>
+            </w:tcBorders>
+            <w:shd w:val="clear" w:color="auto" w:fill="auto"/>
+            <w:tcMar>
+              <w:left w:w="57" w:type="dxa"/>
+              <w:right w:w="57" w:type="dxa"/>
+            </w:tcMar>
+            <w:vAlign w:val="center"/>
+          </w:tcPr>
+          <w:p>
+            <w:pPr>
+              <w:snapToGrid w:val="0"/>
+              <w:jc w:val="center"/>
+              <w:rPr>
+                <w:rFonts w:ascii="標楷體" w:eastAsia="標楷體" w:hAnsi="標楷體" w:cs="華康儷楷書"/>
+                <w:szCs w:val="24"/>
+              </w:rPr>
+            </w:pPr>
+            <w:r>
+              <w:rPr>
+                <w:rFonts w:ascii="標楷體" w:eastAsia="標楷體" w:hAnsi="標楷體" w:cs="標楷體" w:hint="eastAsia"/>
+                <w:szCs w:val="24"/>
+                <w:lang w:eastAsia="zh-HK"/>
+              </w:rPr>
+              <w:t>楊錫昌</w:t>
+            </w:r>
+          </w:p>
+        </w:tc>
+        <w:tc>
+          <w:tcPr>
+            <w:tcW w:w="1135" w:type="dxa"/>
+            <w:tcBorders>
+              <w:top w:val="single" w:sz="4" w:space="0" w:color="auto"/>
+              <w:left w:val="double" w:sz="12" w:space="0" w:color="auto"/>
+              <w:bottom w:val="single" w:sz="4" w:space="0" w:color="auto"/>
+            </w:tcBorders>
+            <w:tcMar>
+              <w:left w:w="57" w:type="dxa"/>
+              <w:right w:w="57" w:type="dxa"/>
+            </w:tcMar>
+          </w:tcPr>
+          <w:p>
+            <w:pPr>
+              <w:snapToGrid w:val="0"/>
+              <w:jc w:val="distribute"/>
+              <w:rPr>
+                <w:rFonts w:ascii="標楷體" w:eastAsia="標楷體" w:hAnsi="標楷體" w:cs="華康儷楷書"/>
+                <w:w w:val="80"/>
+              </w:rPr>
+            </w:pPr>
+            <w:r>
+              <w:rPr>
+                <w:rFonts w:ascii="標楷體" w:eastAsia="標楷體" w:hAnsi="標楷體" w:cs="華康儷楷書" w:hint="eastAsia"/>
+                <w:w w:val="80"/>
+              </w:rPr>
+              <w:t>拿細耳小組</w:t>
+            </w:r>
+          </w:p>
+        </w:tc>
+        <w:tc>
+          <w:tcPr>
+            <w:tcW w:w="560" w:type="dxa"/>
+            <w:tcMar>
+              <w:left w:w="57" w:type="dxa"/>
+              <w:right w:w="57" w:type="dxa"/>
+            </w:tcMar>
+          </w:tcPr>
+          <w:p>
+            <w:pPr>
+              <w:snapToGrid w:val="0"/>
+              <w:jc w:val="center"/>
+              <w:rPr>
+                <w:rFonts w:ascii="Barlow Condensed Medium" w:eastAsia="標楷體" w:hAnsi="Barlow Condensed Medium" w:cstheme="minorHAnsi"/>
+                <w:w w:val="80"/>
+              </w:rPr>
+            </w:pPr>
+            <w:r>
+              <w:rPr>
+                <w:rFonts w:ascii="Barlow Condensed Medium" w:eastAsia="華康儷中黑" w:hAnsi="Barlow Condensed Medium" w:cstheme="minorHAnsi"/>
+                <w:w w:val="75"/>
+              </w:rPr>
+              <w:fldChar w:fldCharType="begin"/>
+            </w:r>
+            <w:r>
+              <w:rPr>
+                <w:rFonts w:ascii="Barlow Condensed Medium" w:eastAsia="華康儷中黑" w:hAnsi="Barlow Condensed Medium" w:cstheme="minorHAnsi"/>
+                <w:w w:val="75"/>
+              </w:rPr>
+              <w:instrText xml:space="preserve"> =IF(pub_day&lt;6, IF(pub_mon=1, 12, pub_mon-1), pub_mon) \* MERGEFORMAT  \* MERGEFORMAT </w:instrText>
+            </w:r>
+            <w:r>
+              <w:rPr>
+                <w:rFonts w:ascii="Barlow Condensed Medium" w:eastAsia="華康儷中黑" w:hAnsi="Barlow Condensed Medium" w:cstheme="minorHAnsi"/>
+                <w:w w:val="75"/>
+              </w:rPr>
+              <w:fldChar w:fldCharType="separate"/>
+            </w:r>
+            <w:r>
+              <w:rPr>
+                <w:rFonts w:ascii="Barlow Condensed Medium" w:eastAsia="華康儷中黑" w:hAnsi="Barlow Condensed Medium" w:cstheme="minorHAnsi"/>
+                <w:noProof/>
+                <w:w w:val="75"/>
+              </w:rPr>
+              <w:t>4</w:t>
+            </w:r>
+            <w:r>
+              <w:rPr>
+                <w:rFonts w:ascii="Barlow Condensed Medium" w:eastAsia="華康儷中黑" w:hAnsi="Barlow Condensed Medium" w:cstheme="minorHAnsi"/>
+                <w:w w:val="75"/>
+              </w:rPr>
+              <w:fldChar w:fldCharType="end"/>
+            </w:r>
+            <w:r>
+              <w:rPr>
+                <w:rFonts w:ascii="Barlow Condensed Medium" w:eastAsia="華康儷中黑" w:hAnsi="Barlow Condensed Medium" w:cstheme="minorHAnsi"/>
+                <w:w w:val="75"/>
+              </w:rPr>
+              <w:t>/</w:t>
+            </w:r>
+            <w:r>
+              <w:rPr>
+                <w:rFonts w:ascii="Barlow Condensed Medium" w:eastAsia="華康儷中黑" w:hAnsi="Barlow Condensed Medium" w:cstheme="minorHAnsi"/>
+                <w:w w:val="75"/>
+              </w:rPr>
+              <w:fldChar w:fldCharType="begin"/>
+            </w:r>
+            <w:r>
+              <w:rPr>
+                <w:rFonts w:ascii="Barlow Condensed Medium" w:eastAsia="華康儷中黑" w:hAnsi="Barlow Condensed Medium" w:cstheme="minorHAnsi"/>
+                <w:w w:val="75"/>
+              </w:rPr>
+              <w:instrText xml:space="preserve"> =IF(pub_day&lt;6, last_mon_days, 0)+pub_day-5 \* MERGEFORMAT </w:instrText>
+            </w:r>
+            <w:r>
+              <w:rPr>
+                <w:rFonts w:ascii="Barlow Condensed Medium" w:eastAsia="華康儷中黑" w:hAnsi="Barlow Condensed Medium" w:cstheme="minorHAnsi"/>
+                <w:w w:val="75"/>
+              </w:rPr>
+              <w:fldChar w:fldCharType="separate"/>
+            </w:r>
+            <w:r>
+              <w:rPr>
+                <w:rFonts w:ascii="Barlow Condensed Medium" w:eastAsia="華康儷中黑" w:hAnsi="Barlow Condensed Medium" w:cstheme="minorHAnsi"/>
+                <w:noProof/>
+                <w:w w:val="75"/>
+              </w:rPr>
+              <w:t>21</w:t>
+            </w:r>
+            <w:r>
+              <w:rPr>
+                <w:rFonts w:ascii="Barlow Condensed Medium" w:eastAsia="華康儷中黑" w:hAnsi="Barlow Condensed Medium" w:cstheme="minorHAnsi"/>
+                <w:w w:val="75"/>
+              </w:rPr>
+              <w:fldChar w:fldCharType="end"/>
+            </w:r>
+          </w:p>
+        </w:tc>
+        <w:tc>
+          <w:tcPr>
+            <w:tcW w:w="532" w:type="dxa"/>
+            <w:tcBorders>
+              <w:right w:val="double" w:sz="12" w:space="0" w:color="auto"/>
+            </w:tcBorders>
+            <w:tcMar>
+              <w:left w:w="57" w:type="dxa"/>
+              <w:right w:w="57" w:type="dxa"/>
+            </w:tcMar>
+          </w:tcPr>
+          <w:p>
+            <w:pPr>
+              <w:snapToGrid w:val="0"/>
+              <w:jc w:val="center"/>
+              <w:rPr>
+                <w:rFonts w:ascii="Barlow Condensed Medium" w:eastAsia="標楷體" w:hAnsi="Barlow Condensed Medium" w:cstheme="minorHAnsi"/>
+                <w:w w:val="80"/>
+              </w:rPr>
+            </w:pPr>
+            <w:r>
+              <w:rPr>
                 <w:rFonts w:ascii="Barlow Condensed Medium" w:eastAsia="標楷體" w:hAnsi="Barlow Condensed Medium" w:cstheme="minorHAnsi" w:hint="eastAsia"/>
                 <w:w w:val="80"/>
               </w:rPr>
-              <w:t>14</w:t>
+              <w:t>--</w:t>
             </w:r>
           </w:p>
         </w:tc>
@@ -18207,13 +18823,14 @@
               <w:left w:w="57" w:type="dxa"/>
               <w:right w:w="57" w:type="dxa"/>
             </w:tcMar>
-          </w:tcPr>
-          <w:p>
-            <w:pPr>
-              <w:snapToGrid w:val="0"/>
-              <w:jc w:val="center"/>
+            <w:textDirection w:val="tbRlV"/>
+          </w:tcPr>
+          <w:p>
+            <w:pPr>
+              <w:snapToGrid w:val="0"/>
               <w:rPr>
                 <w:rFonts w:ascii="Barlow Condensed Medium" w:eastAsia="標楷體" w:hAnsi="Barlow Condensed Medium" w:cstheme="minorHAnsi"/>
+                <w:b/>
                 <w:w w:val="80"/>
               </w:rPr>
             </w:pPr>
@@ -18248,7 +18865,1125 @@
                 <w:rFonts w:ascii="Barlow Condensed Medium" w:eastAsia="華康中黑體" w:hAnsi="Barlow Condensed Medium" w:cstheme="minorHAnsi"/>
                 <w:w w:val="80"/>
               </w:rPr>
-              <w:t>招待</w:t>
+              <w:t>主日學</w:t>
+            </w:r>
+          </w:p>
+        </w:tc>
+        <w:tc>
+          <w:tcPr>
+            <w:tcW w:w="1000" w:type="dxa"/>
+            <w:tcBorders>
+              <w:top w:val="single" w:sz="4" w:space="0" w:color="auto"/>
+              <w:bottom w:val="single" w:sz="4" w:space="0" w:color="auto"/>
+              <w:right w:val="single" w:sz="4" w:space="0" w:color="auto"/>
+            </w:tcBorders>
+            <w:shd w:val="clear" w:color="auto" w:fill="auto"/>
+            <w:tcMar>
+              <w:left w:w="57" w:type="dxa"/>
+              <w:right w:w="57" w:type="dxa"/>
+            </w:tcMar>
+            <w:vAlign w:val="center"/>
+          </w:tcPr>
+          <w:p>
+            <w:pPr>
+              <w:snapToGrid w:val="0"/>
+              <w:jc w:val="center"/>
+              <w:rPr>
+                <w:rFonts w:ascii="標楷體" w:eastAsia="標楷體" w:hAnsi="標楷體" w:cs="華康儷楷書"/>
+                <w:szCs w:val="24"/>
+              </w:rPr>
+            </w:pPr>
+            <w:r>
+              <w:rPr>
+                <w:rFonts w:ascii="標楷體" w:eastAsia="標楷體" w:hAnsi="標楷體" w:cstheme="majorBidi" w:hint="eastAsia"/>
+                <w:szCs w:val="24"/>
+              </w:rPr>
+              <w:t>葉文蒂</w:t>
+            </w:r>
+          </w:p>
+        </w:tc>
+        <w:tc>
+          <w:tcPr>
+            <w:tcW w:w="1001" w:type="dxa"/>
+            <w:tcBorders>
+              <w:top w:val="single" w:sz="4" w:space="0" w:color="auto"/>
+              <w:left w:val="single" w:sz="4" w:space="0" w:color="auto"/>
+              <w:bottom w:val="single" w:sz="4" w:space="0" w:color="auto"/>
+              <w:right w:val="single" w:sz="4" w:space="0" w:color="auto"/>
+            </w:tcBorders>
+            <w:shd w:val="clear" w:color="auto" w:fill="auto"/>
+            <w:tcMar>
+              <w:left w:w="57" w:type="dxa"/>
+              <w:right w:w="57" w:type="dxa"/>
+            </w:tcMar>
+            <w:vAlign w:val="center"/>
+          </w:tcPr>
+          <w:p>
+            <w:pPr>
+              <w:snapToGrid w:val="0"/>
+              <w:jc w:val="center"/>
+              <w:rPr>
+                <w:rFonts w:ascii="標楷體" w:eastAsia="標楷體" w:hAnsi="標楷體" w:cs="華康儷楷書"/>
+                <w:szCs w:val="24"/>
+              </w:rPr>
+            </w:pPr>
+            <w:r>
+              <w:rPr>
+                <w:rFonts w:ascii="標楷體" w:eastAsia="標楷體" w:hAnsi="標楷體" w:cs="標楷體" w:hint="eastAsia"/>
+                <w:szCs w:val="24"/>
+              </w:rPr>
+              <w:t>楊竣傑</w:t>
+            </w:r>
+          </w:p>
+        </w:tc>
+        <w:tc>
+          <w:tcPr>
+            <w:tcW w:w="1135" w:type="dxa"/>
+            <w:tcBorders>
+              <w:top w:val="single" w:sz="4" w:space="0" w:color="auto"/>
+              <w:left w:val="double" w:sz="12" w:space="0" w:color="auto"/>
+              <w:bottom w:val="single" w:sz="4" w:space="0" w:color="auto"/>
+            </w:tcBorders>
+            <w:tcMar>
+              <w:left w:w="57" w:type="dxa"/>
+              <w:right w:w="57" w:type="dxa"/>
+            </w:tcMar>
+          </w:tcPr>
+          <w:p>
+            <w:pPr>
+              <w:snapToGrid w:val="0"/>
+              <w:jc w:val="distribute"/>
+              <w:rPr>
+                <w:rFonts w:ascii="標楷體" w:eastAsia="標楷體" w:hAnsi="標楷體" w:cs="華康儷楷書"/>
+                <w:w w:val="80"/>
+              </w:rPr>
+            </w:pPr>
+            <w:r>
+              <w:rPr>
+                <w:rFonts w:ascii="標楷體" w:eastAsia="標楷體" w:hAnsi="標楷體" w:cs="華康儷楷書"/>
+                <w:w w:val="80"/>
+              </w:rPr>
+              <w:t>喜樂小組</w:t>
+            </w:r>
+          </w:p>
+        </w:tc>
+        <w:tc>
+          <w:tcPr>
+            <w:tcW w:w="560" w:type="dxa"/>
+            <w:tcMar>
+              <w:left w:w="57" w:type="dxa"/>
+              <w:right w:w="57" w:type="dxa"/>
+            </w:tcMar>
+          </w:tcPr>
+          <w:p>
+            <w:pPr>
+              <w:snapToGrid w:val="0"/>
+              <w:jc w:val="center"/>
+              <w:rPr>
+                <w:rFonts w:ascii="Barlow Condensed Medium" w:eastAsia="標楷體" w:hAnsi="Barlow Condensed Medium" w:cstheme="minorHAnsi"/>
+                <w:w w:val="80"/>
+              </w:rPr>
+            </w:pPr>
+            <w:r>
+              <w:rPr>
+                <w:rFonts w:ascii="Barlow Condensed Medium" w:eastAsia="華康儷中黑" w:hAnsi="Barlow Condensed Medium" w:cstheme="minorHAnsi"/>
+                <w:w w:val="75"/>
+              </w:rPr>
+              <w:fldChar w:fldCharType="begin"/>
+            </w:r>
+            <w:r>
+              <w:rPr>
+                <w:rFonts w:ascii="Barlow Condensed Medium" w:eastAsia="華康儷中黑" w:hAnsi="Barlow Condensed Medium" w:cstheme="minorHAnsi"/>
+                <w:w w:val="75"/>
+              </w:rPr>
+              <w:instrText xml:space="preserve"> =IF(pub_day&lt;3, IF(pub_mon=1, 12, pub_mon-1), pub_mon) \* MERGEFORMAT  \* MERGEFORMAT </w:instrText>
+            </w:r>
+            <w:r>
+              <w:rPr>
+                <w:rFonts w:ascii="Barlow Condensed Medium" w:eastAsia="華康儷中黑" w:hAnsi="Barlow Condensed Medium" w:cstheme="minorHAnsi"/>
+                <w:w w:val="75"/>
+              </w:rPr>
+              <w:fldChar w:fldCharType="separate"/>
+            </w:r>
+            <w:r>
+              <w:rPr>
+                <w:rFonts w:ascii="Barlow Condensed Medium" w:eastAsia="華康儷中黑" w:hAnsi="Barlow Condensed Medium" w:cstheme="minorHAnsi"/>
+                <w:noProof/>
+                <w:w w:val="75"/>
+              </w:rPr>
+              <w:t>4</w:t>
+            </w:r>
+            <w:r>
+              <w:rPr>
+                <w:rFonts w:ascii="Barlow Condensed Medium" w:eastAsia="華康儷中黑" w:hAnsi="Barlow Condensed Medium" w:cstheme="minorHAnsi"/>
+                <w:w w:val="75"/>
+              </w:rPr>
+              <w:fldChar w:fldCharType="end"/>
+            </w:r>
+            <w:r>
+              <w:rPr>
+                <w:rFonts w:ascii="Barlow Condensed Medium" w:eastAsia="華康儷中黑" w:hAnsi="Barlow Condensed Medium" w:cstheme="minorHAnsi"/>
+                <w:w w:val="75"/>
+              </w:rPr>
+              <w:t>/</w:t>
+            </w:r>
+            <w:r>
+              <w:rPr>
+                <w:rFonts w:ascii="Barlow Condensed Medium" w:eastAsia="華康儷中黑" w:hAnsi="Barlow Condensed Medium" w:cstheme="minorHAnsi"/>
+                <w:w w:val="75"/>
+              </w:rPr>
+              <w:fldChar w:fldCharType="begin"/>
+            </w:r>
+            <w:r>
+              <w:rPr>
+                <w:rFonts w:ascii="Barlow Condensed Medium" w:eastAsia="華康儷中黑" w:hAnsi="Barlow Condensed Medium" w:cstheme="minorHAnsi"/>
+                <w:w w:val="75"/>
+              </w:rPr>
+              <w:instrText xml:space="preserve"> =IF(pub_day&lt;4, last_mon_days, 0)+pub_day-3 \* MERGEFORMAT </w:instrText>
+            </w:r>
+            <w:r>
+              <w:rPr>
+                <w:rFonts w:ascii="Barlow Condensed Medium" w:eastAsia="華康儷中黑" w:hAnsi="Barlow Condensed Medium" w:cstheme="minorHAnsi"/>
+                <w:w w:val="75"/>
+              </w:rPr>
+              <w:fldChar w:fldCharType="separate"/>
+            </w:r>
+            <w:r>
+              <w:rPr>
+                <w:rFonts w:ascii="Barlow Condensed Medium" w:eastAsia="華康儷中黑" w:hAnsi="Barlow Condensed Medium" w:cstheme="minorHAnsi"/>
+                <w:noProof/>
+                <w:w w:val="75"/>
+              </w:rPr>
+              <w:t>23</w:t>
+            </w:r>
+            <w:r>
+              <w:rPr>
+                <w:rFonts w:ascii="Barlow Condensed Medium" w:eastAsia="華康儷中黑" w:hAnsi="Barlow Condensed Medium" w:cstheme="minorHAnsi"/>
+                <w:w w:val="75"/>
+              </w:rPr>
+              <w:fldChar w:fldCharType="end"/>
+            </w:r>
+          </w:p>
+        </w:tc>
+        <w:tc>
+          <w:tcPr>
+            <w:tcW w:w="532" w:type="dxa"/>
+            <w:tcBorders>
+              <w:right w:val="double" w:sz="12" w:space="0" w:color="auto"/>
+            </w:tcBorders>
+            <w:tcMar>
+              <w:left w:w="57" w:type="dxa"/>
+              <w:right w:w="57" w:type="dxa"/>
+            </w:tcMar>
+          </w:tcPr>
+          <w:p>
+            <w:pPr>
+              <w:snapToGrid w:val="0"/>
+              <w:jc w:val="center"/>
+              <w:rPr>
+                <w:rFonts w:ascii="Barlow Condensed Medium" w:eastAsia="標楷體" w:hAnsi="Barlow Condensed Medium" w:cstheme="minorHAnsi"/>
+                <w:w w:val="80"/>
+              </w:rPr>
+            </w:pPr>
+            <w:r>
+              <w:rPr>
+                <w:rFonts w:ascii="Barlow Condensed Medium" w:eastAsia="標楷體" w:hAnsi="Barlow Condensed Medium" w:cstheme="minorHAnsi" w:hint="eastAsia"/>
+                <w:w w:val="80"/>
+              </w:rPr>
+              <w:t>6</w:t>
+            </w:r>
+          </w:p>
+        </w:tc>
+        <w:tc>
+          <w:tcPr>
+            <w:tcW w:w="541" w:type="dxa"/>
+            <w:vMerge/>
+            <w:tcBorders>
+              <w:left w:val="double" w:sz="12" w:space="0" w:color="auto"/>
+            </w:tcBorders>
+            <w:tcMar>
+              <w:left w:w="57" w:type="dxa"/>
+              <w:right w:w="57" w:type="dxa"/>
+            </w:tcMar>
+          </w:tcPr>
+          <w:p>
+            <w:pPr>
+              <w:jc w:val="center"/>
+              <w:rPr>
+                <w:rFonts w:ascii="Barlow Condensed Medium" w:eastAsia="標楷體" w:hAnsi="Barlow Condensed Medium" w:cstheme="minorHAnsi"/>
+                <w:w w:val="80"/>
+              </w:rPr>
+            </w:pPr>
+          </w:p>
+        </w:tc>
+      </w:tr>
+      <w:tr>
+        <w:trPr>
+          <w:trHeight w:hRule="exact" w:val="312"/>
+        </w:trPr>
+        <w:tc>
+          <w:tcPr>
+            <w:tcW w:w="937" w:type="dxa"/>
+            <w:vMerge/>
+            <w:tcMar>
+              <w:left w:w="57" w:type="dxa"/>
+              <w:right w:w="57" w:type="dxa"/>
+            </w:tcMar>
+          </w:tcPr>
+          <w:p>
+            <w:pPr>
+              <w:snapToGrid w:val="0"/>
+              <w:jc w:val="distribute"/>
+              <w:rPr>
+                <w:rFonts w:ascii="Barlow Condensed Medium" w:eastAsia="華康中黑體" w:hAnsi="Barlow Condensed Medium" w:cstheme="minorHAnsi"/>
+                <w:w w:val="80"/>
+              </w:rPr>
+            </w:pPr>
+          </w:p>
+        </w:tc>
+        <w:tc>
+          <w:tcPr>
+            <w:tcW w:w="1000" w:type="dxa"/>
+            <w:tcBorders>
+              <w:top w:val="single" w:sz="4" w:space="0" w:color="auto"/>
+              <w:bottom w:val="single" w:sz="4" w:space="0" w:color="auto"/>
+              <w:right w:val="single" w:sz="4" w:space="0" w:color="auto"/>
+            </w:tcBorders>
+            <w:shd w:val="clear" w:color="auto" w:fill="auto"/>
+            <w:tcMar>
+              <w:left w:w="57" w:type="dxa"/>
+              <w:right w:w="57" w:type="dxa"/>
+            </w:tcMar>
+            <w:vAlign w:val="center"/>
+          </w:tcPr>
+          <w:p>
+            <w:pPr>
+              <w:snapToGrid w:val="0"/>
+              <w:jc w:val="center"/>
+              <w:rPr>
+                <w:rFonts w:ascii="標楷體" w:eastAsia="標楷體" w:hAnsi="標楷體" w:cs="華康儷楷書"/>
+                <w:szCs w:val="24"/>
+              </w:rPr>
+            </w:pPr>
+            <w:r>
+              <w:rPr>
+                <w:rFonts w:ascii="標楷體" w:eastAsia="標楷體" w:hAnsi="標楷體" w:cstheme="majorBidi" w:hint="eastAsia"/>
+                <w:szCs w:val="24"/>
+              </w:rPr>
+              <w:t>卓滿惠</w:t>
+            </w:r>
+          </w:p>
+        </w:tc>
+        <w:tc>
+          <w:tcPr>
+            <w:tcW w:w="1001" w:type="dxa"/>
+            <w:tcBorders>
+              <w:top w:val="single" w:sz="4" w:space="0" w:color="auto"/>
+              <w:left w:val="single" w:sz="4" w:space="0" w:color="auto"/>
+              <w:bottom w:val="single" w:sz="4" w:space="0" w:color="auto"/>
+              <w:right w:val="single" w:sz="4" w:space="0" w:color="auto"/>
+            </w:tcBorders>
+            <w:shd w:val="clear" w:color="auto" w:fill="auto"/>
+            <w:tcMar>
+              <w:left w:w="57" w:type="dxa"/>
+              <w:right w:w="57" w:type="dxa"/>
+            </w:tcMar>
+            <w:vAlign w:val="center"/>
+          </w:tcPr>
+          <w:p>
+            <w:pPr>
+              <w:snapToGrid w:val="0"/>
+              <w:jc w:val="center"/>
+              <w:rPr>
+                <w:rFonts w:ascii="標楷體" w:eastAsia="標楷體" w:hAnsi="標楷體" w:cs="華康儷楷書"/>
+                <w:szCs w:val="24"/>
+              </w:rPr>
+            </w:pPr>
+            <w:r>
+              <w:rPr>
+                <w:rFonts w:ascii="標楷體" w:eastAsia="標楷體" w:hAnsi="標楷體" w:cstheme="majorBidi" w:hint="eastAsia"/>
+                <w:szCs w:val="24"/>
+              </w:rPr>
+              <w:t>張昭立</w:t>
+            </w:r>
+          </w:p>
+        </w:tc>
+        <w:tc>
+          <w:tcPr>
+            <w:tcW w:w="1135" w:type="dxa"/>
+            <w:tcBorders>
+              <w:top w:val="single" w:sz="4" w:space="0" w:color="auto"/>
+              <w:left w:val="double" w:sz="12" w:space="0" w:color="auto"/>
+              <w:bottom w:val="single" w:sz="4" w:space="0" w:color="auto"/>
+            </w:tcBorders>
+            <w:tcMar>
+              <w:left w:w="57" w:type="dxa"/>
+              <w:right w:w="57" w:type="dxa"/>
+            </w:tcMar>
+          </w:tcPr>
+          <w:p>
+            <w:pPr>
+              <w:snapToGrid w:val="0"/>
+              <w:jc w:val="center"/>
+              <w:rPr>
+                <w:rFonts w:ascii="標楷體" w:eastAsia="標楷體" w:hAnsi="標楷體" w:cs="華康儷楷書"/>
+                <w:w w:val="80"/>
+                <w:highlight w:val="yellow"/>
+              </w:rPr>
+            </w:pPr>
+            <w:r>
+              <w:rPr>
+                <w:rFonts w:ascii="Barlow Condensed Medium" w:eastAsia="標楷體" w:hAnsi="Barlow Condensed Medium" w:cstheme="minorHAnsi" w:hint="eastAsia"/>
+                <w:w w:val="80"/>
+              </w:rPr>
+              <w:t>--</w:t>
+            </w:r>
+          </w:p>
+        </w:tc>
+        <w:tc>
+          <w:tcPr>
+            <w:tcW w:w="560" w:type="dxa"/>
+            <w:tcMar>
+              <w:left w:w="57" w:type="dxa"/>
+              <w:right w:w="57" w:type="dxa"/>
+            </w:tcMar>
+          </w:tcPr>
+          <w:p>
+            <w:pPr>
+              <w:snapToGrid w:val="0"/>
+              <w:jc w:val="center"/>
+              <w:rPr>
+                <w:rFonts w:ascii="Barlow Condensed Medium" w:eastAsia="標楷體" w:hAnsi="Barlow Condensed Medium" w:cstheme="minorHAnsi"/>
+                <w:w w:val="80"/>
+              </w:rPr>
+            </w:pPr>
+            <w:r>
+              <w:rPr>
+                <w:rFonts w:ascii="Barlow Condensed Medium" w:eastAsia="華康儷中黑" w:hAnsi="Barlow Condensed Medium" w:cstheme="minorHAnsi"/>
+                <w:w w:val="75"/>
+              </w:rPr>
+              <w:fldChar w:fldCharType="begin"/>
+            </w:r>
+            <w:r>
+              <w:rPr>
+                <w:rFonts w:ascii="Barlow Condensed Medium" w:eastAsia="華康儷中黑" w:hAnsi="Barlow Condensed Medium" w:cstheme="minorHAnsi"/>
+                <w:w w:val="75"/>
+              </w:rPr>
+              <w:instrText xml:space="preserve"> =IF(pub_day&lt;4, IF(pub_mon=1, 12, pub_mon-1), pub_mon) \* MERGEFORMAT  \* MERGEFORMAT </w:instrText>
+            </w:r>
+            <w:r>
+              <w:rPr>
+                <w:rFonts w:ascii="Barlow Condensed Medium" w:eastAsia="華康儷中黑" w:hAnsi="Barlow Condensed Medium" w:cstheme="minorHAnsi"/>
+                <w:w w:val="75"/>
+              </w:rPr>
+              <w:fldChar w:fldCharType="separate"/>
+            </w:r>
+            <w:r>
+              <w:rPr>
+                <w:rFonts w:ascii="Barlow Condensed Medium" w:eastAsia="華康儷中黑" w:hAnsi="Barlow Condensed Medium" w:cstheme="minorHAnsi"/>
+                <w:noProof/>
+                <w:w w:val="75"/>
+              </w:rPr>
+              <w:t>4</w:t>
+            </w:r>
+            <w:r>
+              <w:rPr>
+                <w:rFonts w:ascii="Barlow Condensed Medium" w:eastAsia="華康儷中黑" w:hAnsi="Barlow Condensed Medium" w:cstheme="minorHAnsi"/>
+                <w:w w:val="75"/>
+              </w:rPr>
+              <w:fldChar w:fldCharType="end"/>
+            </w:r>
+            <w:r>
+              <w:rPr>
+                <w:rFonts w:ascii="Barlow Condensed Medium" w:eastAsia="華康儷中黑" w:hAnsi="Barlow Condensed Medium" w:cstheme="minorHAnsi"/>
+                <w:w w:val="75"/>
+              </w:rPr>
+              <w:t>/</w:t>
+            </w:r>
+            <w:r>
+              <w:rPr>
+                <w:rFonts w:ascii="Barlow Condensed Medium" w:eastAsia="華康儷中黑" w:hAnsi="Barlow Condensed Medium" w:cstheme="minorHAnsi"/>
+                <w:w w:val="75"/>
+              </w:rPr>
+              <w:fldChar w:fldCharType="begin"/>
+            </w:r>
+            <w:r>
+              <w:rPr>
+                <w:rFonts w:ascii="Barlow Condensed Medium" w:eastAsia="華康儷中黑" w:hAnsi="Barlow Condensed Medium" w:cstheme="minorHAnsi"/>
+                <w:w w:val="75"/>
+              </w:rPr>
+              <w:instrText xml:space="preserve"> =IF(pub_day&lt;4, last_mon_days, 0)+pub_day-3 \* MERGEFORMAT </w:instrText>
+            </w:r>
+            <w:r>
+              <w:rPr>
+                <w:rFonts w:ascii="Barlow Condensed Medium" w:eastAsia="華康儷中黑" w:hAnsi="Barlow Condensed Medium" w:cstheme="minorHAnsi"/>
+                <w:w w:val="75"/>
+              </w:rPr>
+              <w:fldChar w:fldCharType="separate"/>
+            </w:r>
+            <w:r>
+              <w:rPr>
+                <w:rFonts w:ascii="Barlow Condensed Medium" w:eastAsia="華康儷中黑" w:hAnsi="Barlow Condensed Medium" w:cstheme="minorHAnsi"/>
+                <w:noProof/>
+                <w:w w:val="75"/>
+              </w:rPr>
+              <w:t>23</w:t>
+            </w:r>
+            <w:r>
+              <w:rPr>
+                <w:rFonts w:ascii="Barlow Condensed Medium" w:eastAsia="華康儷中黑" w:hAnsi="Barlow Condensed Medium" w:cstheme="minorHAnsi"/>
+                <w:w w:val="75"/>
+              </w:rPr>
+              <w:fldChar w:fldCharType="end"/>
+            </w:r>
+          </w:p>
+        </w:tc>
+        <w:tc>
+          <w:tcPr>
+            <w:tcW w:w="532" w:type="dxa"/>
+            <w:tcBorders>
+              <w:right w:val="double" w:sz="12" w:space="0" w:color="auto"/>
+            </w:tcBorders>
+            <w:tcMar>
+              <w:left w:w="57" w:type="dxa"/>
+              <w:right w:w="57" w:type="dxa"/>
+            </w:tcMar>
+          </w:tcPr>
+          <w:p>
+            <w:pPr>
+              <w:snapToGrid w:val="0"/>
+              <w:jc w:val="center"/>
+              <w:rPr>
+                <w:rFonts w:ascii="Barlow Condensed Medium" w:eastAsia="標楷體" w:hAnsi="Barlow Condensed Medium" w:cstheme="minorHAnsi"/>
+                <w:w w:val="80"/>
+              </w:rPr>
+            </w:pPr>
+            <w:r>
+              <w:rPr>
+                <w:rFonts w:ascii="Barlow Condensed Medium" w:eastAsia="標楷體" w:hAnsi="Barlow Condensed Medium" w:cstheme="minorHAnsi" w:hint="eastAsia"/>
+                <w:w w:val="80"/>
+              </w:rPr>
+              <w:t>--</w:t>
+            </w:r>
+          </w:p>
+        </w:tc>
+        <w:tc>
+          <w:tcPr>
+            <w:tcW w:w="541" w:type="dxa"/>
+            <w:vMerge/>
+            <w:tcBorders>
+              <w:left w:val="double" w:sz="12" w:space="0" w:color="auto"/>
+            </w:tcBorders>
+            <w:tcMar>
+              <w:left w:w="57" w:type="dxa"/>
+              <w:right w:w="57" w:type="dxa"/>
+            </w:tcMar>
+          </w:tcPr>
+          <w:p>
+            <w:pPr>
+              <w:jc w:val="center"/>
+              <w:rPr>
+                <w:rFonts w:ascii="Barlow Condensed Medium" w:eastAsia="標楷體" w:hAnsi="Barlow Condensed Medium" w:cstheme="minorHAnsi"/>
+                <w:w w:val="80"/>
+              </w:rPr>
+            </w:pPr>
+          </w:p>
+        </w:tc>
+      </w:tr>
+      <w:tr>
+        <w:trPr>
+          <w:trHeight w:hRule="exact" w:val="312"/>
+        </w:trPr>
+        <w:tc>
+          <w:tcPr>
+            <w:tcW w:w="937" w:type="dxa"/>
+            <w:tcMar>
+              <w:left w:w="57" w:type="dxa"/>
+              <w:right w:w="57" w:type="dxa"/>
+            </w:tcMar>
+            <w:vAlign w:val="center"/>
+          </w:tcPr>
+          <w:p>
+            <w:pPr>
+              <w:snapToGrid w:val="0"/>
+              <w:jc w:val="distribute"/>
+              <w:rPr>
+                <w:rFonts w:ascii="Barlow Condensed Medium" w:eastAsia="華康中黑體" w:hAnsi="Barlow Condensed Medium" w:cstheme="minorHAnsi"/>
+                <w:w w:val="80"/>
+              </w:rPr>
+            </w:pPr>
+            <w:r>
+              <w:rPr>
+                <w:rFonts w:ascii="Barlow Condensed Medium" w:eastAsia="華康中黑體" w:hAnsi="Barlow Condensed Medium" w:cstheme="minorHAnsi"/>
+                <w:w w:val="80"/>
+              </w:rPr>
+              <w:t>獻詩</w:t>
+            </w:r>
+          </w:p>
+        </w:tc>
+        <w:tc>
+          <w:tcPr>
+            <w:tcW w:w="1000" w:type="dxa"/>
+            <w:tcBorders>
+              <w:top w:val="single" w:sz="4" w:space="0" w:color="auto"/>
+              <w:bottom w:val="single" w:sz="4" w:space="0" w:color="000000"/>
+              <w:right w:val="single" w:sz="4" w:space="0" w:color="000000"/>
+            </w:tcBorders>
+            <w:shd w:val="clear" w:color="auto" w:fill="auto"/>
+            <w:tcMar>
+              <w:left w:w="57" w:type="dxa"/>
+              <w:right w:w="57" w:type="dxa"/>
+            </w:tcMar>
+            <w:vAlign w:val="center"/>
+          </w:tcPr>
+          <w:p>
+            <w:pPr>
+              <w:snapToGrid w:val="0"/>
+              <w:jc w:val="center"/>
+              <w:rPr>
+                <w:rFonts w:ascii="標楷體" w:eastAsia="標楷體" w:hAnsi="標楷體" w:cs="華康儷楷書"/>
+                <w:w w:val="90"/>
+                <w:szCs w:val="24"/>
+              </w:rPr>
+            </w:pPr>
+            <w:r>
+              <w:rPr>
+                <w:rFonts w:ascii="標楷體" w:eastAsia="標楷體" w:hAnsi="標楷體" w:hint="eastAsia"/>
+                <w:szCs w:val="24"/>
+              </w:rPr>
+              <w:t>聖歌隊</w:t>
+            </w:r>
+          </w:p>
+        </w:tc>
+        <w:tc>
+          <w:tcPr>
+            <w:tcW w:w="1001" w:type="dxa"/>
+            <w:tcBorders>
+              <w:top w:val="single" w:sz="4" w:space="0" w:color="auto"/>
+              <w:left w:val="single" w:sz="4" w:space="0" w:color="000000"/>
+              <w:bottom w:val="single" w:sz="4" w:space="0" w:color="000000"/>
+              <w:right w:val="single" w:sz="4" w:space="0" w:color="000000"/>
+            </w:tcBorders>
+            <w:shd w:val="clear" w:color="auto" w:fill="auto"/>
+            <w:tcMar>
+              <w:left w:w="57" w:type="dxa"/>
+              <w:right w:w="57" w:type="dxa"/>
+            </w:tcMar>
+            <w:vAlign w:val="center"/>
+          </w:tcPr>
+          <w:p>
+            <w:pPr>
+              <w:snapToGrid w:val="0"/>
+              <w:jc w:val="center"/>
+              <w:rPr>
+                <w:rFonts w:ascii="標楷體" w:eastAsia="標楷體" w:hAnsi="標楷體" w:cs="華康儷楷書"/>
+                <w:w w:val="90"/>
+                <w:sz w:val="22"/>
+              </w:rPr>
+            </w:pPr>
+            <w:r>
+              <w:rPr>
+                <w:rFonts w:ascii="標楷體" w:eastAsia="標楷體" w:hAnsi="標楷體" w:hint="eastAsia"/>
+                <w:sz w:val="22"/>
+              </w:rPr>
+              <w:t>松年團契</w:t>
+            </w:r>
+          </w:p>
+        </w:tc>
+        <w:tc>
+          <w:tcPr>
+            <w:tcW w:w="1135" w:type="dxa"/>
+            <w:tcBorders>
+              <w:top w:val="single" w:sz="4" w:space="0" w:color="auto"/>
+              <w:left w:val="double" w:sz="12" w:space="0" w:color="auto"/>
+              <w:bottom w:val="single" w:sz="4" w:space="0" w:color="auto"/>
+            </w:tcBorders>
+            <w:tcMar>
+              <w:left w:w="57" w:type="dxa"/>
+              <w:right w:w="57" w:type="dxa"/>
+            </w:tcMar>
+          </w:tcPr>
+          <w:p>
+            <w:pPr>
+              <w:snapToGrid w:val="0"/>
+              <w:jc w:val="distribute"/>
+              <w:rPr>
+                <w:rFonts w:ascii="標楷體" w:eastAsia="標楷體" w:hAnsi="標楷體" w:cs="華康儷楷書"/>
+                <w:w w:val="80"/>
+              </w:rPr>
+            </w:pPr>
+            <w:r>
+              <w:rPr>
+                <w:rFonts w:ascii="標楷體" w:eastAsia="標楷體" w:hAnsi="標楷體" w:cs="華康儷楷書"/>
+                <w:w w:val="80"/>
+              </w:rPr>
+              <w:t>松年團契</w:t>
+            </w:r>
+          </w:p>
+        </w:tc>
+        <w:tc>
+          <w:tcPr>
+            <w:tcW w:w="560" w:type="dxa"/>
+            <w:tcMar>
+              <w:left w:w="57" w:type="dxa"/>
+              <w:right w:w="57" w:type="dxa"/>
+            </w:tcMar>
+          </w:tcPr>
+          <w:p>
+            <w:pPr>
+              <w:snapToGrid w:val="0"/>
+              <w:jc w:val="center"/>
+              <w:rPr>
+                <w:rFonts w:ascii="Barlow Condensed Medium" w:eastAsia="標楷體" w:hAnsi="Barlow Condensed Medium" w:cstheme="minorHAnsi"/>
+                <w:w w:val="80"/>
+              </w:rPr>
+            </w:pPr>
+            <w:r>
+              <w:rPr>
+                <w:rFonts w:ascii="Barlow Condensed Medium" w:eastAsia="華康儷中黑" w:hAnsi="Barlow Condensed Medium" w:cstheme="minorHAnsi"/>
+                <w:w w:val="75"/>
+              </w:rPr>
+              <w:fldChar w:fldCharType="begin"/>
+            </w:r>
+            <w:r>
+              <w:rPr>
+                <w:rFonts w:ascii="Barlow Condensed Medium" w:eastAsia="華康儷中黑" w:hAnsi="Barlow Condensed Medium" w:cstheme="minorHAnsi"/>
+                <w:w w:val="75"/>
+              </w:rPr>
+              <w:instrText xml:space="preserve"> =IF(pub_day&lt;4, IF(pub_mon=1, 12, pub_mon-1), pub_mon) \* MERGEFORMAT  \* MERGEFORMAT </w:instrText>
+            </w:r>
+            <w:r>
+              <w:rPr>
+                <w:rFonts w:ascii="Barlow Condensed Medium" w:eastAsia="華康儷中黑" w:hAnsi="Barlow Condensed Medium" w:cstheme="minorHAnsi"/>
+                <w:w w:val="75"/>
+              </w:rPr>
+              <w:fldChar w:fldCharType="separate"/>
+            </w:r>
+            <w:r>
+              <w:rPr>
+                <w:rFonts w:ascii="Barlow Condensed Medium" w:eastAsia="華康儷中黑" w:hAnsi="Barlow Condensed Medium" w:cstheme="minorHAnsi"/>
+                <w:noProof/>
+                <w:w w:val="75"/>
+              </w:rPr>
+              <w:t>4</w:t>
+            </w:r>
+            <w:r>
+              <w:rPr>
+                <w:rFonts w:ascii="Barlow Condensed Medium" w:eastAsia="華康儷中黑" w:hAnsi="Barlow Condensed Medium" w:cstheme="minorHAnsi"/>
+                <w:w w:val="75"/>
+              </w:rPr>
+              <w:fldChar w:fldCharType="end"/>
+            </w:r>
+            <w:r>
+              <w:rPr>
+                <w:rFonts w:ascii="Barlow Condensed Medium" w:eastAsia="華康儷中黑" w:hAnsi="Barlow Condensed Medium" w:cstheme="minorHAnsi"/>
+                <w:w w:val="75"/>
+              </w:rPr>
+              <w:t>/</w:t>
+            </w:r>
+            <w:r>
+              <w:rPr>
+                <w:rFonts w:ascii="Barlow Condensed Medium" w:eastAsia="華康儷中黑" w:hAnsi="Barlow Condensed Medium" w:cstheme="minorHAnsi"/>
+                <w:w w:val="75"/>
+              </w:rPr>
+              <w:fldChar w:fldCharType="begin"/>
+            </w:r>
+            <w:r>
+              <w:rPr>
+                <w:rFonts w:ascii="Barlow Condensed Medium" w:eastAsia="華康儷中黑" w:hAnsi="Barlow Condensed Medium" w:cstheme="minorHAnsi"/>
+                <w:w w:val="75"/>
+              </w:rPr>
+              <w:instrText xml:space="preserve"> =IF(pub_day&lt;4, last_mon_days, 0)+pub_day-3 \* MERGEFORMAT </w:instrText>
+            </w:r>
+            <w:r>
+              <w:rPr>
+                <w:rFonts w:ascii="Barlow Condensed Medium" w:eastAsia="華康儷中黑" w:hAnsi="Barlow Condensed Medium" w:cstheme="minorHAnsi"/>
+                <w:w w:val="75"/>
+              </w:rPr>
+              <w:fldChar w:fldCharType="separate"/>
+            </w:r>
+            <w:r>
+              <w:rPr>
+                <w:rFonts w:ascii="Barlow Condensed Medium" w:eastAsia="華康儷中黑" w:hAnsi="Barlow Condensed Medium" w:cstheme="minorHAnsi"/>
+                <w:noProof/>
+                <w:w w:val="75"/>
+              </w:rPr>
+              <w:t>23</w:t>
+            </w:r>
+            <w:r>
+              <w:rPr>
+                <w:rFonts w:ascii="Barlow Condensed Medium" w:eastAsia="華康儷中黑" w:hAnsi="Barlow Condensed Medium" w:cstheme="minorHAnsi"/>
+                <w:w w:val="75"/>
+              </w:rPr>
+              <w:fldChar w:fldCharType="end"/>
+            </w:r>
+          </w:p>
+        </w:tc>
+        <w:tc>
+          <w:tcPr>
+            <w:tcW w:w="532" w:type="dxa"/>
+            <w:tcBorders>
+              <w:right w:val="double" w:sz="12" w:space="0" w:color="auto"/>
+            </w:tcBorders>
+            <w:tcMar>
+              <w:left w:w="57" w:type="dxa"/>
+              <w:right w:w="57" w:type="dxa"/>
+            </w:tcMar>
+          </w:tcPr>
+          <w:p>
+            <w:pPr>
+              <w:snapToGrid w:val="0"/>
+              <w:jc w:val="center"/>
+              <w:rPr>
+                <w:rFonts w:ascii="Barlow Condensed Medium" w:eastAsia="標楷體" w:hAnsi="Barlow Condensed Medium" w:cstheme="minorHAnsi"/>
+                <w:w w:val="80"/>
+              </w:rPr>
+            </w:pPr>
+            <w:r>
+              <w:rPr>
+                <w:rFonts w:ascii="Barlow Condensed Medium" w:eastAsia="標楷體" w:hAnsi="Barlow Condensed Medium" w:cstheme="minorHAnsi" w:hint="eastAsia"/>
+                <w:w w:val="80"/>
+              </w:rPr>
+              <w:t>--</w:t>
+            </w:r>
+          </w:p>
+        </w:tc>
+        <w:tc>
+          <w:tcPr>
+            <w:tcW w:w="541" w:type="dxa"/>
+            <w:vMerge/>
+            <w:tcBorders>
+              <w:left w:val="double" w:sz="12" w:space="0" w:color="auto"/>
+            </w:tcBorders>
+            <w:tcMar>
+              <w:left w:w="57" w:type="dxa"/>
+              <w:right w:w="57" w:type="dxa"/>
+            </w:tcMar>
+          </w:tcPr>
+          <w:p>
+            <w:pPr>
+              <w:jc w:val="center"/>
+              <w:rPr>
+                <w:rFonts w:ascii="Barlow Condensed Medium" w:eastAsia="標楷體" w:hAnsi="Barlow Condensed Medium" w:cstheme="minorHAnsi"/>
+                <w:w w:val="80"/>
+              </w:rPr>
+            </w:pPr>
+          </w:p>
+        </w:tc>
+      </w:tr>
+      <w:tr>
+        <w:trPr>
+          <w:trHeight w:hRule="exact" w:val="312"/>
+        </w:trPr>
+        <w:tc>
+          <w:tcPr>
+            <w:tcW w:w="937" w:type="dxa"/>
+            <w:tcBorders>
+              <w:bottom w:val="single" w:sz="4" w:space="0" w:color="auto"/>
+            </w:tcBorders>
+            <w:tcMar>
+              <w:left w:w="57" w:type="dxa"/>
+              <w:right w:w="57" w:type="dxa"/>
+            </w:tcMar>
+          </w:tcPr>
+          <w:p>
+            <w:pPr>
+              <w:snapToGrid w:val="0"/>
+              <w:jc w:val="distribute"/>
+              <w:rPr>
+                <w:rFonts w:ascii="Barlow Condensed Medium" w:eastAsia="華康中黑體" w:hAnsi="Barlow Condensed Medium" w:cstheme="minorHAnsi"/>
+                <w:w w:val="80"/>
+              </w:rPr>
+            </w:pPr>
+            <w:r>
+              <w:rPr>
+                <w:rFonts w:ascii="Barlow Condensed Medium" w:eastAsia="華康中黑體" w:hAnsi="Barlow Condensed Medium" w:cstheme="minorHAnsi"/>
+                <w:w w:val="80"/>
+              </w:rPr>
+              <w:t>獻花</w:t>
+            </w:r>
+          </w:p>
+        </w:tc>
+        <w:tc>
+          <w:tcPr>
+            <w:tcW w:w="1000" w:type="dxa"/>
+            <w:tcBorders>
+              <w:top w:val="single" w:sz="4" w:space="0" w:color="000000"/>
+              <w:bottom w:val="single" w:sz="4" w:space="0" w:color="000000"/>
+              <w:right w:val="single" w:sz="4" w:space="0" w:color="000000"/>
+            </w:tcBorders>
+            <w:shd w:val="clear" w:color="auto" w:fill="auto"/>
+            <w:tcMar>
+              <w:left w:w="57" w:type="dxa"/>
+              <w:right w:w="57" w:type="dxa"/>
+            </w:tcMar>
+            <w:vAlign w:val="center"/>
+          </w:tcPr>
+          <w:p>
+            <w:pPr>
+              <w:snapToGrid w:val="0"/>
+              <w:jc w:val="center"/>
+              <w:rPr>
+                <w:rFonts w:ascii="標楷體" w:eastAsia="標楷體" w:hAnsi="標楷體" w:cs="華康儷楷書"/>
+                <w:szCs w:val="24"/>
+              </w:rPr>
+            </w:pPr>
+            <w:r>
+              <w:rPr>
+                <w:rFonts w:ascii="標楷體" w:eastAsia="標楷體" w:hAnsi="標楷體" w:cstheme="majorBidi" w:hint="eastAsia"/>
+                <w:szCs w:val="24"/>
+              </w:rPr>
+              <w:t>孫翠璘</w:t>
+            </w:r>
+          </w:p>
+        </w:tc>
+        <w:tc>
+          <w:tcPr>
+            <w:tcW w:w="1001" w:type="dxa"/>
+            <w:tcBorders>
+              <w:top w:val="single" w:sz="4" w:space="0" w:color="000000"/>
+              <w:left w:val="single" w:sz="4" w:space="0" w:color="000000"/>
+              <w:bottom w:val="single" w:sz="4" w:space="0" w:color="000000"/>
+              <w:right w:val="single" w:sz="4" w:space="0" w:color="000000"/>
+            </w:tcBorders>
+            <w:shd w:val="clear" w:color="auto" w:fill="auto"/>
+            <w:tcMar>
+              <w:left w:w="57" w:type="dxa"/>
+              <w:right w:w="57" w:type="dxa"/>
+            </w:tcMar>
+            <w:vAlign w:val="center"/>
+          </w:tcPr>
+          <w:p>
+            <w:pPr>
+              <w:snapToGrid w:val="0"/>
+              <w:jc w:val="center"/>
+              <w:rPr>
+                <w:rFonts w:ascii="標楷體" w:eastAsia="標楷體" w:hAnsi="標楷體" w:cs="華康儷楷書"/>
+                <w:szCs w:val="24"/>
+              </w:rPr>
+            </w:pPr>
+            <w:r>
+              <w:rPr>
+                <w:rFonts w:ascii="標楷體" w:eastAsia="標楷體" w:hAnsi="標楷體" w:cstheme="majorBidi" w:hint="eastAsia"/>
+                <w:szCs w:val="24"/>
+              </w:rPr>
+              <w:t>張燕芬</w:t>
+            </w:r>
+          </w:p>
+        </w:tc>
+        <w:tc>
+          <w:tcPr>
+            <w:tcW w:w="1135" w:type="dxa"/>
+            <w:tcBorders>
+              <w:top w:val="single" w:sz="4" w:space="0" w:color="auto"/>
+              <w:left w:val="double" w:sz="12" w:space="0" w:color="auto"/>
+              <w:bottom w:val="single" w:sz="4" w:space="0" w:color="auto"/>
+            </w:tcBorders>
+            <w:tcMar>
+              <w:left w:w="57" w:type="dxa"/>
+              <w:right w:w="57" w:type="dxa"/>
+            </w:tcMar>
+          </w:tcPr>
+          <w:p>
+            <w:pPr>
+              <w:snapToGrid w:val="0"/>
+              <w:jc w:val="distribute"/>
+              <w:rPr>
+                <w:rFonts w:ascii="Barlow Condensed Medium" w:eastAsia="標楷體" w:hAnsi="Barlow Condensed Medium" w:cstheme="minorHAnsi"/>
+                <w:w w:val="80"/>
+              </w:rPr>
+            </w:pPr>
+            <w:r>
+              <w:rPr>
+                <w:rFonts w:ascii="標楷體" w:eastAsia="標楷體" w:hAnsi="標楷體" w:cs="華康儷楷書"/>
+                <w:w w:val="80"/>
+              </w:rPr>
+              <w:t>婦女團契</w:t>
+            </w:r>
+          </w:p>
+        </w:tc>
+        <w:tc>
+          <w:tcPr>
+            <w:tcW w:w="560" w:type="dxa"/>
+            <w:tcMar>
+              <w:left w:w="57" w:type="dxa"/>
+              <w:right w:w="57" w:type="dxa"/>
+            </w:tcMar>
+          </w:tcPr>
+          <w:p>
+            <w:pPr>
+              <w:snapToGrid w:val="0"/>
+              <w:jc w:val="center"/>
+              <w:rPr>
+                <w:rFonts w:ascii="Barlow Condensed Medium" w:eastAsia="標楷體" w:hAnsi="Barlow Condensed Medium" w:cstheme="minorHAnsi"/>
+                <w:w w:val="80"/>
+              </w:rPr>
+            </w:pPr>
+            <w:r>
+              <w:rPr>
+                <w:rFonts w:ascii="Barlow Condensed Medium" w:eastAsia="華康儷中黑" w:hAnsi="Barlow Condensed Medium" w:cstheme="minorHAnsi"/>
+                <w:w w:val="75"/>
+              </w:rPr>
+              <w:fldChar w:fldCharType="begin"/>
+            </w:r>
+            <w:r>
+              <w:rPr>
+                <w:rFonts w:ascii="Barlow Condensed Medium" w:eastAsia="華康儷中黑" w:hAnsi="Barlow Condensed Medium" w:cstheme="minorHAnsi"/>
+                <w:w w:val="75"/>
+              </w:rPr>
+              <w:instrText xml:space="preserve"> =IF(pub_day&lt;9, IF(pub_mon=1, 12, pub_mon-1), pub_mon) \* MERGEFORMAT </w:instrText>
+            </w:r>
+            <w:r>
+              <w:rPr>
+                <w:rFonts w:ascii="Barlow Condensed Medium" w:eastAsia="華康儷中黑" w:hAnsi="Barlow Condensed Medium" w:cstheme="minorHAnsi"/>
+                <w:w w:val="75"/>
+              </w:rPr>
+              <w:fldChar w:fldCharType="separate"/>
+            </w:r>
+            <w:r>
+              <w:rPr>
+                <w:rFonts w:ascii="Barlow Condensed Medium" w:eastAsia="華康儷中黑" w:hAnsi="Barlow Condensed Medium" w:cstheme="minorHAnsi"/>
+                <w:noProof/>
+                <w:w w:val="75"/>
+              </w:rPr>
+              <w:t>4</w:t>
+            </w:r>
+            <w:r>
+              <w:rPr>
+                <w:rFonts w:ascii="Barlow Condensed Medium" w:eastAsia="華康儷中黑" w:hAnsi="Barlow Condensed Medium" w:cstheme="minorHAnsi"/>
+                <w:w w:val="75"/>
+              </w:rPr>
+              <w:fldChar w:fldCharType="end"/>
+            </w:r>
+            <w:r>
+              <w:rPr>
+                <w:rFonts w:ascii="Barlow Condensed Medium" w:eastAsia="華康儷中黑" w:hAnsi="Barlow Condensed Medium" w:cstheme="minorHAnsi"/>
+                <w:w w:val="75"/>
+              </w:rPr>
+              <w:t>/</w:t>
+            </w:r>
+            <w:r>
+              <w:rPr>
+                <w:rFonts w:ascii="Barlow Condensed Medium" w:eastAsia="華康儷中黑" w:hAnsi="Barlow Condensed Medium" w:cstheme="minorHAnsi"/>
+                <w:w w:val="75"/>
+              </w:rPr>
+              <w:fldChar w:fldCharType="begin"/>
+            </w:r>
+            <w:r>
+              <w:rPr>
+                <w:rFonts w:ascii="Barlow Condensed Medium" w:eastAsia="華康儷中黑" w:hAnsi="Barlow Condensed Medium" w:cstheme="minorHAnsi"/>
+                <w:w w:val="75"/>
+              </w:rPr>
+              <w:instrText xml:space="preserve"> =IF(pub_day&lt;9, last_mon_days, 0)+pub_day-8  \* MERGEFORMAT </w:instrText>
+            </w:r>
+            <w:r>
+              <w:rPr>
+                <w:rFonts w:ascii="Barlow Condensed Medium" w:eastAsia="華康儷中黑" w:hAnsi="Barlow Condensed Medium" w:cstheme="minorHAnsi"/>
+                <w:w w:val="75"/>
+              </w:rPr>
+              <w:fldChar w:fldCharType="separate"/>
+            </w:r>
+            <w:r>
+              <w:rPr>
+                <w:rFonts w:ascii="Barlow Condensed Medium" w:eastAsia="華康儷中黑" w:hAnsi="Barlow Condensed Medium" w:cstheme="minorHAnsi"/>
+                <w:noProof/>
+                <w:w w:val="75"/>
+              </w:rPr>
+              <w:t>18</w:t>
+            </w:r>
+            <w:r>
+              <w:rPr>
+                <w:rFonts w:ascii="Barlow Condensed Medium" w:eastAsia="華康儷中黑" w:hAnsi="Barlow Condensed Medium" w:cstheme="minorHAnsi"/>
+                <w:w w:val="75"/>
+              </w:rPr>
+              <w:fldChar w:fldCharType="end"/>
+            </w:r>
+          </w:p>
+        </w:tc>
+        <w:tc>
+          <w:tcPr>
+            <w:tcW w:w="532" w:type="dxa"/>
+            <w:tcBorders>
+              <w:right w:val="double" w:sz="12" w:space="0" w:color="auto"/>
+            </w:tcBorders>
+            <w:tcMar>
+              <w:left w:w="57" w:type="dxa"/>
+              <w:right w:w="57" w:type="dxa"/>
+            </w:tcMar>
+          </w:tcPr>
+          <w:p>
+            <w:pPr>
+              <w:snapToGrid w:val="0"/>
+              <w:jc w:val="center"/>
+              <w:rPr>
+                <w:rFonts w:ascii="Barlow Condensed Medium" w:eastAsia="標楷體" w:hAnsi="Barlow Condensed Medium" w:cstheme="minorHAnsi"/>
+                <w:w w:val="80"/>
+              </w:rPr>
+            </w:pPr>
+            <w:r>
+              <w:rPr>
+                <w:rFonts w:ascii="Barlow Condensed Medium" w:eastAsia="標楷體" w:hAnsi="Barlow Condensed Medium" w:cstheme="minorHAnsi" w:hint="eastAsia"/>
+                <w:w w:val="80"/>
+              </w:rPr>
+              <w:t>6</w:t>
+            </w:r>
+          </w:p>
+        </w:tc>
+        <w:tc>
+          <w:tcPr>
+            <w:tcW w:w="541" w:type="dxa"/>
+            <w:vMerge/>
+            <w:tcBorders>
+              <w:left w:val="double" w:sz="12" w:space="0" w:color="auto"/>
+            </w:tcBorders>
+            <w:tcMar>
+              <w:left w:w="57" w:type="dxa"/>
+              <w:right w:w="57" w:type="dxa"/>
+            </w:tcMar>
+          </w:tcPr>
+          <w:p>
+            <w:pPr>
+              <w:jc w:val="center"/>
+              <w:rPr>
+                <w:rFonts w:ascii="Barlow Condensed Medium" w:eastAsia="標楷體" w:hAnsi="Barlow Condensed Medium" w:cstheme="minorHAnsi"/>
+                <w:w w:val="80"/>
+              </w:rPr>
+            </w:pPr>
+          </w:p>
+        </w:tc>
+      </w:tr>
+      <w:tr>
+        <w:trPr>
+          <w:trHeight w:hRule="exact" w:val="312"/>
+        </w:trPr>
+        <w:tc>
+          <w:tcPr>
+            <w:tcW w:w="937" w:type="dxa"/>
+            <w:vMerge w:val="restart"/>
+            <w:tcBorders>
+              <w:top w:val="single" w:sz="4" w:space="0" w:color="auto"/>
+            </w:tcBorders>
+            <w:tcMar>
+              <w:left w:w="57" w:type="dxa"/>
+              <w:right w:w="57" w:type="dxa"/>
+            </w:tcMar>
+            <w:vAlign w:val="center"/>
+          </w:tcPr>
+          <w:p>
+            <w:pPr>
+              <w:snapToGrid w:val="0"/>
+              <w:jc w:val="distribute"/>
+              <w:rPr>
+                <w:rFonts w:ascii="Barlow Condensed Medium" w:eastAsia="華康中黑體" w:hAnsi="Barlow Condensed Medium" w:cstheme="minorHAnsi"/>
+                <w:w w:val="80"/>
+              </w:rPr>
+            </w:pPr>
+            <w:r>
+              <w:rPr>
+                <w:rFonts w:ascii="Barlow Condensed Medium" w:eastAsia="華康中黑體" w:hAnsi="Barlow Condensed Medium" w:cstheme="minorHAnsi"/>
+                <w:w w:val="80"/>
+              </w:rPr>
+              <w:t>音控</w:t>
             </w:r>
           </w:p>
         </w:tc>
@@ -18272,6 +20007,7 @@
               <w:jc w:val="center"/>
               <w:rPr>
                 <w:rFonts w:ascii="標楷體" w:eastAsia="標楷體" w:hAnsi="標楷體" w:cs="華康儷楷書"/>
+                <w:w w:val="90"/>
                 <w:szCs w:val="24"/>
               </w:rPr>
             </w:pPr>
@@ -18279,9 +20015,8 @@
               <w:rPr>
                 <w:rFonts w:ascii="標楷體" w:eastAsia="標楷體" w:hAnsi="標楷體" w:cstheme="majorBidi" w:hint="eastAsia"/>
                 <w:szCs w:val="24"/>
-                <w:lang w:eastAsia="zh-HK"/>
-              </w:rPr>
-              <w:t>卓滿惠</w:t>
+              </w:rPr>
+              <w:t>張昭立</w:t>
             </w:r>
           </w:p>
         </w:tc>
@@ -18292,7 +20027,6 @@
               <w:top w:val="single" w:sz="4" w:space="0" w:color="auto"/>
               <w:bottom w:val="single" w:sz="4" w:space="0" w:color="auto"/>
             </w:tcBorders>
-            <w:shd w:val="clear" w:color="auto" w:fill="auto"/>
             <w:tcMar>
               <w:left w:w="57" w:type="dxa"/>
               <w:right w:w="57" w:type="dxa"/>
@@ -18305,16 +20039,15 @@
               <w:jc w:val="center"/>
               <w:rPr>
                 <w:rFonts w:ascii="標楷體" w:eastAsia="標楷體" w:hAnsi="標楷體" w:cs="華康儷楷書"/>
+                <w:w w:val="90"/>
                 <w:szCs w:val="24"/>
               </w:rPr>
             </w:pPr>
             <w:r>
               <w:rPr>
-                <w:rFonts w:ascii="標楷體" w:eastAsia="標楷體" w:hAnsi="標楷體" w:cstheme="majorBidi" w:hint="eastAsia"/>
-                <w:szCs w:val="24"/>
-                <w:lang w:eastAsia="zh-HK"/>
-              </w:rPr>
-              <w:t>黃明憲</w:t>
+                <w:rFonts w:ascii="標楷體" w:eastAsia="標楷體" w:hAnsi="標楷體" w:hint="eastAsia"/>
+              </w:rPr>
+              <w:t>王新依</w:t>
             </w:r>
           </w:p>
         </w:tc>
@@ -18334,19 +20067,27 @@
           <w:p>
             <w:pPr>
               <w:snapToGrid w:val="0"/>
-              <w:jc w:val="distribute"/>
-              <w:rPr>
-                <w:rFonts w:ascii="標楷體" w:eastAsia="標楷體" w:hAnsi="標楷體" w:cs="華康儷楷書"/>
-                <w:b/>
-                <w:bCs/>
+              <w:jc w:val="center"/>
+              <w:rPr>
+                <w:rFonts w:ascii="Barlow Condensed Medium" w:eastAsia="標楷體" w:hAnsi="Barlow Condensed Medium" w:cstheme="minorHAnsi"/>
                 <w:w w:val="80"/>
               </w:rPr>
             </w:pPr>
+            <w:r>
+              <w:rPr>
+                <w:rFonts w:ascii="Barlow Condensed Medium" w:eastAsia="標楷體" w:hAnsi="Barlow Condensed Medium" w:cstheme="minorHAnsi" w:hint="eastAsia"/>
+                <w:w w:val="80"/>
+              </w:rPr>
+              <w:t>--</w:t>
+            </w:r>
           </w:p>
         </w:tc>
         <w:tc>
           <w:tcPr>
             <w:tcW w:w="560" w:type="dxa"/>
+            <w:tcBorders>
+              <w:bottom w:val="single" w:sz="4" w:space="0" w:color="auto"/>
+            </w:tcBorders>
             <w:tcMar>
               <w:left w:w="57" w:type="dxa"/>
               <w:right w:w="57" w:type="dxa"/>
@@ -18361,6 +20102,85 @@
                 <w:w w:val="80"/>
               </w:rPr>
             </w:pPr>
+            <w:r>
+              <w:rPr>
+                <w:rFonts w:ascii="Barlow Condensed Medium" w:eastAsia="華康儷中黑" w:hAnsi="Barlow Condensed Medium" w:cstheme="minorHAnsi"/>
+                <w:w w:val="75"/>
+              </w:rPr>
+              <w:fldChar w:fldCharType="begin"/>
+            </w:r>
+            <w:r>
+              <w:rPr>
+                <w:rFonts w:ascii="Barlow Condensed Medium" w:eastAsia="華康儷中黑" w:hAnsi="Barlow Condensed Medium" w:cstheme="minorHAnsi"/>
+                <w:w w:val="75"/>
+              </w:rPr>
+              <w:instrText xml:space="preserve"> =IF(pub_day&lt;9, IF(pub_mon=1, 12, pub_mon-1), pub_mon) \* MERGEFORMAT </w:instrText>
+            </w:r>
+            <w:r>
+              <w:rPr>
+                <w:rFonts w:ascii="Barlow Condensed Medium" w:eastAsia="華康儷中黑" w:hAnsi="Barlow Condensed Medium" w:cstheme="minorHAnsi"/>
+                <w:w w:val="75"/>
+              </w:rPr>
+              <w:fldChar w:fldCharType="separate"/>
+            </w:r>
+            <w:r>
+              <w:rPr>
+                <w:rFonts w:ascii="Barlow Condensed Medium" w:eastAsia="華康儷中黑" w:hAnsi="Barlow Condensed Medium" w:cstheme="minorHAnsi"/>
+                <w:noProof/>
+                <w:w w:val="75"/>
+              </w:rPr>
+              <w:t>4</w:t>
+            </w:r>
+            <w:r>
+              <w:rPr>
+                <w:rFonts w:ascii="Barlow Condensed Medium" w:eastAsia="華康儷中黑" w:hAnsi="Barlow Condensed Medium" w:cstheme="minorHAnsi"/>
+                <w:w w:val="75"/>
+              </w:rPr>
+              <w:fldChar w:fldCharType="end"/>
+            </w:r>
+            <w:r>
+              <w:rPr>
+                <w:rFonts w:ascii="Barlow Condensed Medium" w:eastAsia="華康儷中黑" w:hAnsi="Barlow Condensed Medium" w:cstheme="minorHAnsi"/>
+                <w:w w:val="75"/>
+              </w:rPr>
+              <w:t>/</w:t>
+            </w:r>
+            <w:r>
+              <w:rPr>
+                <w:rFonts w:ascii="Barlow Condensed Medium" w:eastAsia="華康儷中黑" w:hAnsi="Barlow Condensed Medium" w:cstheme="minorHAnsi"/>
+                <w:w w:val="75"/>
+              </w:rPr>
+              <w:fldChar w:fldCharType="begin"/>
+            </w:r>
+            <w:r>
+              <w:rPr>
+                <w:rFonts w:ascii="Barlow Condensed Medium" w:eastAsia="華康儷中黑" w:hAnsi="Barlow Condensed Medium" w:cstheme="minorHAnsi"/>
+                <w:w w:val="75"/>
+              </w:rPr>
+              <w:instrText xml:space="preserve"> =IF(pub_day&lt;9, last_mon_days, 0)+pub_day-8  \* MERGEFORMAT </w:instrText>
+            </w:r>
+            <w:r>
+              <w:rPr>
+                <w:rFonts w:ascii="Barlow Condensed Medium" w:eastAsia="華康儷中黑" w:hAnsi="Barlow Condensed Medium" w:cstheme="minorHAnsi"/>
+                <w:w w:val="75"/>
+              </w:rPr>
+              <w:fldChar w:fldCharType="separate"/>
+            </w:r>
+            <w:r>
+              <w:rPr>
+                <w:rFonts w:ascii="Barlow Condensed Medium" w:eastAsia="華康儷中黑" w:hAnsi="Barlow Condensed Medium" w:cstheme="minorHAnsi"/>
+                <w:noProof/>
+                <w:w w:val="75"/>
+              </w:rPr>
+              <w:t>18</w:t>
+            </w:r>
+            <w:r>
+              <w:rPr>
+                <w:rFonts w:ascii="Barlow Condensed Medium" w:eastAsia="華康儷中黑" w:hAnsi="Barlow Condensed Medium" w:cstheme="minorHAnsi"/>
+                <w:w w:val="75"/>
+              </w:rPr>
+              <w:fldChar w:fldCharType="end"/>
+            </w:r>
           </w:p>
         </w:tc>
         <w:tc>
@@ -18383,6 +20203,13 @@
                 <w:w w:val="80"/>
               </w:rPr>
             </w:pPr>
+            <w:r>
+              <w:rPr>
+                <w:rFonts w:ascii="Barlow Condensed Medium" w:eastAsia="標楷體" w:hAnsi="Barlow Condensed Medium" w:cstheme="minorHAnsi" w:hint="eastAsia"/>
+                <w:w w:val="80"/>
+              </w:rPr>
+              <w:t>--</w:t>
+            </w:r>
           </w:p>
         </w:tc>
         <w:tc>
@@ -18391,7 +20218,6 @@
             <w:vMerge/>
             <w:tcBorders>
               <w:left w:val="double" w:sz="12" w:space="0" w:color="auto"/>
-              <w:bottom w:val="single" w:sz="4" w:space="0" w:color="auto"/>
             </w:tcBorders>
             <w:tcMar>
               <w:left w:w="57" w:type="dxa"/>
@@ -18400,7 +20226,6 @@
           </w:tcPr>
           <w:p>
             <w:pPr>
-              <w:snapToGrid w:val="0"/>
               <w:jc w:val="center"/>
               <w:rPr>
                 <w:rFonts w:ascii="Barlow Condensed Medium" w:eastAsia="標楷體" w:hAnsi="Barlow Condensed Medium" w:cstheme="minorHAnsi"/>
@@ -18418,11 +20243,13 @@
           <w:tcPr>
             <w:tcW w:w="937" w:type="dxa"/>
             <w:vMerge/>
+            <w:tcBorders>
+              <w:bottom w:val="single" w:sz="4" w:space="0" w:color="auto"/>
+            </w:tcBorders>
             <w:tcMar>
               <w:left w:w="57" w:type="dxa"/>
               <w:right w:w="57" w:type="dxa"/>
             </w:tcMar>
-            <w:vAlign w:val="center"/>
           </w:tcPr>
           <w:p>
             <w:pPr>
@@ -18439,10 +20266,8 @@
           <w:tcPr>
             <w:tcW w:w="1000" w:type="dxa"/>
             <w:tcBorders>
-              <w:top w:val="single" w:sz="4" w:space="0" w:color="auto"/>
               <w:bottom w:val="single" w:sz="4" w:space="0" w:color="auto"/>
             </w:tcBorders>
-            <w:shd w:val="clear" w:color="auto" w:fill="auto"/>
             <w:tcMar>
               <w:left w:w="57" w:type="dxa"/>
               <w:right w:w="57" w:type="dxa"/>
@@ -18462,9 +20287,8 @@
               <w:rPr>
                 <w:rFonts w:ascii="標楷體" w:eastAsia="標楷體" w:hAnsi="標楷體" w:cstheme="majorBidi" w:hint="eastAsia"/>
                 <w:szCs w:val="24"/>
-                <w:lang w:eastAsia="zh-HK"/>
-              </w:rPr>
-              <w:t>張淑敏</w:t>
+              </w:rPr>
+              <w:t>黃彥彬</w:t>
             </w:r>
           </w:p>
         </w:tc>
@@ -18472,10 +20296,8 @@
           <w:tcPr>
             <w:tcW w:w="1001" w:type="dxa"/>
             <w:tcBorders>
-              <w:top w:val="single" w:sz="4" w:space="0" w:color="auto"/>
               <w:bottom w:val="single" w:sz="4" w:space="0" w:color="auto"/>
             </w:tcBorders>
-            <w:shd w:val="clear" w:color="auto" w:fill="auto"/>
             <w:tcMar>
               <w:left w:w="57" w:type="dxa"/>
               <w:right w:w="57" w:type="dxa"/>
@@ -18493,11 +20315,11 @@
             </w:pPr>
             <w:r>
               <w:rPr>
-                <w:rFonts w:ascii="標楷體" w:eastAsia="標楷體" w:hAnsi="標楷體" w:cstheme="majorBidi" w:hint="eastAsia"/>
+                <w:rFonts w:ascii="標楷體" w:eastAsia="標楷體" w:hAnsi="標楷體" w:hint="eastAsia"/>
                 <w:szCs w:val="24"/>
-                <w:lang w:eastAsia="zh-HK"/>
-              </w:rPr>
-              <w:t>邱惠玉</w:t>
+                <w:lang w:val="en-GB"/>
+              </w:rPr>
+              <w:t>黃聖耀</w:t>
             </w:r>
           </w:p>
         </w:tc>
@@ -18519,1955 +20341,6 @@
               <w:snapToGrid w:val="0"/>
               <w:jc w:val="distribute"/>
               <w:rPr>
-                <w:rFonts w:ascii="標楷體" w:eastAsia="標楷體" w:hAnsi="標楷體" w:cs="華康儷楷書"/>
-                <w:w w:val="80"/>
-              </w:rPr>
-            </w:pPr>
-            <w:r>
-              <w:rPr>
-                <w:rFonts w:ascii="標楷體" w:eastAsia="標楷體" w:hAnsi="標楷體" w:cs="華康儷楷書"/>
-                <w:w w:val="80"/>
-              </w:rPr>
-              <w:t>敬拜團契</w:t>
-            </w:r>
-          </w:p>
-        </w:tc>
-        <w:tc>
-          <w:tcPr>
-            <w:tcW w:w="560" w:type="dxa"/>
-            <w:tcMar>
-              <w:left w:w="57" w:type="dxa"/>
-              <w:right w:w="57" w:type="dxa"/>
-            </w:tcMar>
-          </w:tcPr>
-          <w:p>
-            <w:pPr>
-              <w:snapToGrid w:val="0"/>
-              <w:jc w:val="center"/>
-              <w:rPr>
-                <w:rFonts w:ascii="Barlow Condensed Medium" w:eastAsia="標楷體" w:hAnsi="Barlow Condensed Medium" w:cstheme="minorHAnsi"/>
-                <w:w w:val="80"/>
-              </w:rPr>
-            </w:pPr>
-            <w:r>
-              <w:rPr>
-                <w:rFonts w:ascii="Barlow Condensed Medium" w:eastAsia="華康儷中黑" w:hAnsi="Barlow Condensed Medium" w:cstheme="minorHAnsi"/>
-                <w:w w:val="75"/>
-              </w:rPr>
-              <w:fldChar w:fldCharType="begin"/>
-            </w:r>
-            <w:r>
-              <w:rPr>
-                <w:rFonts w:ascii="Barlow Condensed Medium" w:eastAsia="華康儷中黑" w:hAnsi="Barlow Condensed Medium" w:cstheme="minorHAnsi"/>
-                <w:w w:val="75"/>
-              </w:rPr>
-              <w:instrText xml:space="preserve"> =IF(pub_day&lt;6, IF(pub_mon=1, 12, pub_mon-1), pub_mon) \* MERGEFORMAT  \* MERGEFORMAT </w:instrText>
-            </w:r>
-            <w:r>
-              <w:rPr>
-                <w:rFonts w:ascii="Barlow Condensed Medium" w:eastAsia="華康儷中黑" w:hAnsi="Barlow Condensed Medium" w:cstheme="minorHAnsi"/>
-                <w:w w:val="75"/>
-              </w:rPr>
-              <w:fldChar w:fldCharType="separate"/>
-            </w:r>
-            <w:r>
-              <w:rPr>
-                <w:rFonts w:ascii="Barlow Condensed Medium" w:eastAsia="華康儷中黑" w:hAnsi="Barlow Condensed Medium" w:cstheme="minorHAnsi"/>
-                <w:noProof/>
-                <w:w w:val="75"/>
-              </w:rPr>
-              <w:t>4</w:t>
-            </w:r>
-            <w:r>
-              <w:rPr>
-                <w:rFonts w:ascii="Barlow Condensed Medium" w:eastAsia="華康儷中黑" w:hAnsi="Barlow Condensed Medium" w:cstheme="minorHAnsi"/>
-                <w:w w:val="75"/>
-              </w:rPr>
-              <w:fldChar w:fldCharType="end"/>
-            </w:r>
-            <w:r>
-              <w:rPr>
-                <w:rFonts w:ascii="Barlow Condensed Medium" w:eastAsia="華康儷中黑" w:hAnsi="Barlow Condensed Medium" w:cstheme="minorHAnsi"/>
-                <w:w w:val="75"/>
-              </w:rPr>
-              <w:t>/</w:t>
-            </w:r>
-            <w:r>
-              <w:rPr>
-                <w:rFonts w:ascii="Barlow Condensed Medium" w:eastAsia="華康儷中黑" w:hAnsi="Barlow Condensed Medium" w:cstheme="minorHAnsi" w:hint="eastAsia"/>
-                <w:w w:val="75"/>
-              </w:rPr>
-              <w:t>1</w:t>
-            </w:r>
-            <w:r>
-              <w:rPr>
-                <w:rFonts w:ascii="Barlow Condensed Medium" w:eastAsia="華康儷中黑" w:hAnsi="Barlow Condensed Medium" w:cstheme="minorHAnsi"/>
-                <w:w w:val="75"/>
-              </w:rPr>
-              <w:t>5</w:t>
-            </w:r>
-          </w:p>
-        </w:tc>
-        <w:tc>
-          <w:tcPr>
-            <w:tcW w:w="532" w:type="dxa"/>
-            <w:tcBorders>
-              <w:right w:val="double" w:sz="12" w:space="0" w:color="auto"/>
-            </w:tcBorders>
-            <w:tcMar>
-              <w:left w:w="57" w:type="dxa"/>
-              <w:right w:w="57" w:type="dxa"/>
-            </w:tcMar>
-          </w:tcPr>
-          <w:p>
-            <w:pPr>
-              <w:snapToGrid w:val="0"/>
-              <w:jc w:val="center"/>
-              <w:rPr>
-                <w:rFonts w:ascii="Barlow Condensed Medium" w:eastAsia="標楷體" w:hAnsi="Barlow Condensed Medium" w:cstheme="minorHAnsi"/>
-                <w:w w:val="80"/>
-              </w:rPr>
-            </w:pPr>
-            <w:r>
-              <w:rPr>
-                <w:rFonts w:ascii="Barlow Condensed Medium" w:eastAsia="標楷體" w:hAnsi="Barlow Condensed Medium" w:cstheme="minorHAnsi"/>
-                <w:w w:val="80"/>
-              </w:rPr>
-              <w:t>4</w:t>
-            </w:r>
-          </w:p>
-        </w:tc>
-        <w:tc>
-          <w:tcPr>
-            <w:tcW w:w="541" w:type="dxa"/>
-            <w:vMerge w:val="restart"/>
-            <w:tcBorders>
-              <w:top w:val="single" w:sz="4" w:space="0" w:color="auto"/>
-              <w:left w:val="double" w:sz="12" w:space="0" w:color="auto"/>
-            </w:tcBorders>
-            <w:tcMar>
-              <w:left w:w="57" w:type="dxa"/>
-              <w:right w:w="57" w:type="dxa"/>
-            </w:tcMar>
-            <w:textDirection w:val="tbRlV"/>
-          </w:tcPr>
-          <w:p>
-            <w:pPr>
-              <w:snapToGrid w:val="0"/>
-              <w:ind w:left="57" w:right="57"/>
-              <w:rPr>
-                <w:rFonts w:ascii="Barlow Condensed Medium" w:eastAsia="標楷體" w:hAnsi="Barlow Condensed Medium" w:cstheme="minorHAnsi"/>
-                <w:w w:val="80"/>
-              </w:rPr>
-            </w:pPr>
-            <w:r>
-              <w:rPr>
-                <w:rFonts w:ascii="Barlow Condensed Medium" w:eastAsia="華康正顏楷體W9" w:hAnsi="Barlow Condensed Medium" w:cstheme="minorHAnsi"/>
-                <w:w w:val="66"/>
-                <w:sz w:val="28"/>
-                <w:szCs w:val="28"/>
-              </w:rPr>
-              <w:t>下月值月</w:t>
-            </w:r>
-            <w:r>
-              <w:rPr>
-                <w:rFonts w:ascii="Barlow Condensed Medium" w:eastAsia="標楷體" w:hAnsi="Barlow Condensed Medium" w:cstheme="minorHAnsi"/>
-                <w:w w:val="66"/>
-                <w:sz w:val="28"/>
-                <w:szCs w:val="28"/>
-              </w:rPr>
-              <w:t>：</w:t>
-            </w:r>
-            <w:r>
-              <w:rPr>
-                <w:rFonts w:ascii="Times New Roman" w:eastAsia="標楷體" w:hAnsi="Times New Roman" w:cs="Times New Roman" w:hint="eastAsia"/>
-                <w:kern w:val="0"/>
-                <w:sz w:val="22"/>
-              </w:rPr>
-              <w:t>黃阿絹、黃聖</w:t>
-            </w:r>
-            <w:r>
-              <w:rPr>
-                <w:rFonts w:ascii="Times New Roman" w:eastAsia="標楷體" w:hAnsi="Times New Roman" w:cs="Times New Roman" w:hint="eastAsia"/>
-                <w:kern w:val="0"/>
-              </w:rPr>
-              <w:t>耀</w:t>
-            </w:r>
-          </w:p>
-        </w:tc>
-      </w:tr>
-      <w:tr>
-        <w:trPr>
-          <w:trHeight w:hRule="exact" w:val="312"/>
-        </w:trPr>
-        <w:tc>
-          <w:tcPr>
-            <w:tcW w:w="937" w:type="dxa"/>
-            <w:vMerge/>
-            <w:tcMar>
-              <w:left w:w="57" w:type="dxa"/>
-              <w:right w:w="57" w:type="dxa"/>
-            </w:tcMar>
-            <w:vAlign w:val="center"/>
-          </w:tcPr>
-          <w:p>
-            <w:pPr>
-              <w:snapToGrid w:val="0"/>
-              <w:jc w:val="distribute"/>
-              <w:rPr>
-                <w:rFonts w:ascii="Barlow Condensed Medium" w:eastAsia="華康中黑體" w:hAnsi="Barlow Condensed Medium" w:cstheme="minorHAnsi"/>
-                <w:w w:val="66"/>
-              </w:rPr>
-            </w:pPr>
-          </w:p>
-        </w:tc>
-        <w:tc>
-          <w:tcPr>
-            <w:tcW w:w="1000" w:type="dxa"/>
-            <w:tcBorders>
-              <w:top w:val="single" w:sz="4" w:space="0" w:color="auto"/>
-              <w:bottom w:val="single" w:sz="4" w:space="0" w:color="auto"/>
-            </w:tcBorders>
-            <w:shd w:val="clear" w:color="auto" w:fill="auto"/>
-            <w:tcMar>
-              <w:left w:w="57" w:type="dxa"/>
-              <w:right w:w="57" w:type="dxa"/>
-            </w:tcMar>
-            <w:vAlign w:val="center"/>
-          </w:tcPr>
-          <w:p>
-            <w:pPr>
-              <w:snapToGrid w:val="0"/>
-              <w:jc w:val="center"/>
-              <w:rPr>
-                <w:rFonts w:ascii="標楷體" w:eastAsia="標楷體" w:hAnsi="標楷體" w:cs="華康儷楷書"/>
-                <w:w w:val="90"/>
-                <w:szCs w:val="24"/>
-              </w:rPr>
-            </w:pPr>
-            <w:r>
-              <w:rPr>
-                <w:rFonts w:ascii="標楷體" w:eastAsia="標楷體" w:hAnsi="標楷體" w:cstheme="majorBidi" w:hint="eastAsia"/>
-                <w:szCs w:val="24"/>
-                <w:lang w:eastAsia="zh-HK"/>
-              </w:rPr>
-              <w:t>盧輝昌</w:t>
-            </w:r>
-          </w:p>
-        </w:tc>
-        <w:tc>
-          <w:tcPr>
-            <w:tcW w:w="1001" w:type="dxa"/>
-            <w:tcBorders>
-              <w:top w:val="single" w:sz="4" w:space="0" w:color="auto"/>
-              <w:bottom w:val="single" w:sz="4" w:space="0" w:color="auto"/>
-              <w:right w:val="single" w:sz="4" w:space="0" w:color="auto"/>
-            </w:tcBorders>
-            <w:shd w:val="clear" w:color="auto" w:fill="auto"/>
-            <w:tcMar>
-              <w:left w:w="57" w:type="dxa"/>
-              <w:right w:w="57" w:type="dxa"/>
-            </w:tcMar>
-            <w:vAlign w:val="center"/>
-          </w:tcPr>
-          <w:p>
-            <w:pPr>
-              <w:snapToGrid w:val="0"/>
-              <w:jc w:val="center"/>
-              <w:rPr>
-                <w:rFonts w:ascii="標楷體" w:eastAsia="標楷體" w:hAnsi="標楷體" w:cs="華康儷楷書"/>
-                <w:szCs w:val="24"/>
-              </w:rPr>
-            </w:pPr>
-            <w:r>
-              <w:rPr>
-                <w:rFonts w:ascii="標楷體" w:eastAsia="標楷體" w:hAnsi="標楷體" w:cstheme="majorBidi" w:hint="eastAsia"/>
-                <w:szCs w:val="24"/>
-                <w:lang w:eastAsia="zh-HK"/>
-              </w:rPr>
-              <w:t>胡瑞榮</w:t>
-            </w:r>
-          </w:p>
-        </w:tc>
-        <w:tc>
-          <w:tcPr>
-            <w:tcW w:w="1135" w:type="dxa"/>
-            <w:tcBorders>
-              <w:top w:val="single" w:sz="4" w:space="0" w:color="auto"/>
-              <w:left w:val="double" w:sz="12" w:space="0" w:color="auto"/>
-              <w:bottom w:val="single" w:sz="4" w:space="0" w:color="auto"/>
-            </w:tcBorders>
-            <w:tcMar>
-              <w:left w:w="57" w:type="dxa"/>
-              <w:right w:w="57" w:type="dxa"/>
-            </w:tcMar>
-          </w:tcPr>
-          <w:p>
-            <w:pPr>
-              <w:snapToGrid w:val="0"/>
-              <w:jc w:val="distribute"/>
-              <w:rPr>
-                <w:rFonts w:ascii="標楷體" w:eastAsia="標楷體" w:hAnsi="標楷體" w:cs="華康儷楷書"/>
-                <w:w w:val="80"/>
-              </w:rPr>
-            </w:pPr>
-            <w:r>
-              <w:rPr>
-                <w:rFonts w:ascii="標楷體" w:eastAsia="標楷體" w:hAnsi="標楷體" w:cs="華康儷楷書" w:hint="eastAsia"/>
-                <w:w w:val="80"/>
-              </w:rPr>
-              <w:t>拿細耳小組</w:t>
-            </w:r>
-          </w:p>
-        </w:tc>
-        <w:tc>
-          <w:tcPr>
-            <w:tcW w:w="560" w:type="dxa"/>
-            <w:tcMar>
-              <w:left w:w="57" w:type="dxa"/>
-              <w:right w:w="57" w:type="dxa"/>
-            </w:tcMar>
-          </w:tcPr>
-          <w:p>
-            <w:pPr>
-              <w:snapToGrid w:val="0"/>
-              <w:jc w:val="center"/>
-              <w:rPr>
-                <w:rFonts w:ascii="Barlow Condensed Medium" w:eastAsia="標楷體" w:hAnsi="Barlow Condensed Medium" w:cstheme="minorHAnsi"/>
-                <w:w w:val="80"/>
-              </w:rPr>
-            </w:pPr>
-            <w:r>
-              <w:rPr>
-                <w:rFonts w:ascii="Barlow Condensed Medium" w:eastAsia="華康儷中黑" w:hAnsi="Barlow Condensed Medium" w:cstheme="minorHAnsi"/>
-                <w:w w:val="75"/>
-              </w:rPr>
-              <w:fldChar w:fldCharType="begin"/>
-            </w:r>
-            <w:r>
-              <w:rPr>
-                <w:rFonts w:ascii="Barlow Condensed Medium" w:eastAsia="華康儷中黑" w:hAnsi="Barlow Condensed Medium" w:cstheme="minorHAnsi"/>
-                <w:w w:val="75"/>
-              </w:rPr>
-              <w:instrText xml:space="preserve"> =IF(pub_day&lt;6, IF(pub_mon=1, 12, pub_mon-1), pub_mon) \* MERGEFORMAT  \* MERGEFORMAT </w:instrText>
-            </w:r>
-            <w:r>
-              <w:rPr>
-                <w:rFonts w:ascii="Barlow Condensed Medium" w:eastAsia="華康儷中黑" w:hAnsi="Barlow Condensed Medium" w:cstheme="minorHAnsi"/>
-                <w:w w:val="75"/>
-              </w:rPr>
-              <w:fldChar w:fldCharType="separate"/>
-            </w:r>
-            <w:r>
-              <w:rPr>
-                <w:rFonts w:ascii="Barlow Condensed Medium" w:eastAsia="華康儷中黑" w:hAnsi="Barlow Condensed Medium" w:cstheme="minorHAnsi"/>
-                <w:noProof/>
-                <w:w w:val="75"/>
-              </w:rPr>
-              <w:t>4</w:t>
-            </w:r>
-            <w:r>
-              <w:rPr>
-                <w:rFonts w:ascii="Barlow Condensed Medium" w:eastAsia="華康儷中黑" w:hAnsi="Barlow Condensed Medium" w:cstheme="minorHAnsi"/>
-                <w:w w:val="75"/>
-              </w:rPr>
-              <w:fldChar w:fldCharType="end"/>
-            </w:r>
-            <w:r>
-              <w:rPr>
-                <w:rFonts w:ascii="Barlow Condensed Medium" w:eastAsia="華康儷中黑" w:hAnsi="Barlow Condensed Medium" w:cstheme="minorHAnsi"/>
-                <w:w w:val="75"/>
-              </w:rPr>
-              <w:t>/</w:t>
-            </w:r>
-            <w:r>
-              <w:rPr>
-                <w:rFonts w:ascii="Barlow Condensed Medium" w:eastAsia="華康儷中黑" w:hAnsi="Barlow Condensed Medium" w:cstheme="minorHAnsi"/>
-                <w:w w:val="75"/>
-              </w:rPr>
-              <w:fldChar w:fldCharType="begin"/>
-            </w:r>
-            <w:r>
-              <w:rPr>
-                <w:rFonts w:ascii="Barlow Condensed Medium" w:eastAsia="華康儷中黑" w:hAnsi="Barlow Condensed Medium" w:cstheme="minorHAnsi"/>
-                <w:w w:val="75"/>
-              </w:rPr>
-              <w:instrText xml:space="preserve"> =IF(pub_day&lt;6, last_mon_days, 0)+pub_day-5 \* MERGEFORMAT </w:instrText>
-            </w:r>
-            <w:r>
-              <w:rPr>
-                <w:rFonts w:ascii="Barlow Condensed Medium" w:eastAsia="華康儷中黑" w:hAnsi="Barlow Condensed Medium" w:cstheme="minorHAnsi"/>
-                <w:w w:val="75"/>
-              </w:rPr>
-              <w:fldChar w:fldCharType="separate"/>
-            </w:r>
-            <w:r>
-              <w:rPr>
-                <w:rFonts w:ascii="Barlow Condensed Medium" w:eastAsia="華康儷中黑" w:hAnsi="Barlow Condensed Medium" w:cstheme="minorHAnsi"/>
-                <w:noProof/>
-                <w:w w:val="75"/>
-              </w:rPr>
-              <w:t>14</w:t>
-            </w:r>
-            <w:r>
-              <w:rPr>
-                <w:rFonts w:ascii="Barlow Condensed Medium" w:eastAsia="華康儷中黑" w:hAnsi="Barlow Condensed Medium" w:cstheme="minorHAnsi"/>
-                <w:w w:val="75"/>
-              </w:rPr>
-              <w:fldChar w:fldCharType="end"/>
-            </w:r>
-          </w:p>
-        </w:tc>
-        <w:tc>
-          <w:tcPr>
-            <w:tcW w:w="532" w:type="dxa"/>
-            <w:tcBorders>
-              <w:right w:val="double" w:sz="12" w:space="0" w:color="auto"/>
-            </w:tcBorders>
-            <w:tcMar>
-              <w:left w:w="57" w:type="dxa"/>
-              <w:right w:w="57" w:type="dxa"/>
-            </w:tcMar>
-          </w:tcPr>
-          <w:p>
-            <w:pPr>
-              <w:snapToGrid w:val="0"/>
-              <w:jc w:val="center"/>
-              <w:rPr>
-                <w:rFonts w:ascii="Barlow Condensed Medium" w:eastAsia="標楷體" w:hAnsi="Barlow Condensed Medium" w:cstheme="minorHAnsi"/>
-                <w:w w:val="80"/>
-              </w:rPr>
-            </w:pPr>
-            <w:r>
-              <w:rPr>
-                <w:rFonts w:ascii="Barlow Condensed Medium" w:eastAsia="標楷體" w:hAnsi="Barlow Condensed Medium" w:cstheme="minorHAnsi" w:hint="eastAsia"/>
-                <w:w w:val="80"/>
-              </w:rPr>
-              <w:t>--</w:t>
-            </w:r>
-          </w:p>
-        </w:tc>
-        <w:tc>
-          <w:tcPr>
-            <w:tcW w:w="541" w:type="dxa"/>
-            <w:vMerge/>
-            <w:tcBorders>
-              <w:left w:val="double" w:sz="12" w:space="0" w:color="auto"/>
-            </w:tcBorders>
-            <w:tcMar>
-              <w:left w:w="57" w:type="dxa"/>
-              <w:right w:w="57" w:type="dxa"/>
-            </w:tcMar>
-            <w:textDirection w:val="tbRlV"/>
-          </w:tcPr>
-          <w:p>
-            <w:pPr>
-              <w:snapToGrid w:val="0"/>
-              <w:rPr>
-                <w:rFonts w:ascii="Barlow Condensed Medium" w:eastAsia="標楷體" w:hAnsi="Barlow Condensed Medium" w:cstheme="minorHAnsi"/>
-                <w:b/>
-                <w:w w:val="80"/>
-              </w:rPr>
-            </w:pPr>
-          </w:p>
-        </w:tc>
-      </w:tr>
-      <w:tr>
-        <w:trPr>
-          <w:trHeight w:hRule="exact" w:val="312"/>
-        </w:trPr>
-        <w:tc>
-          <w:tcPr>
-            <w:tcW w:w="937" w:type="dxa"/>
-            <w:vMerge w:val="restart"/>
-            <w:tcMar>
-              <w:left w:w="57" w:type="dxa"/>
-              <w:right w:w="57" w:type="dxa"/>
-            </w:tcMar>
-            <w:vAlign w:val="center"/>
-          </w:tcPr>
-          <w:p>
-            <w:pPr>
-              <w:snapToGrid w:val="0"/>
-              <w:jc w:val="distribute"/>
-              <w:rPr>
-                <w:rFonts w:ascii="Barlow Condensed Medium" w:eastAsia="華康中黑體" w:hAnsi="Barlow Condensed Medium" w:cstheme="minorHAnsi"/>
-                <w:w w:val="80"/>
-              </w:rPr>
-            </w:pPr>
-            <w:r>
-              <w:rPr>
-                <w:rFonts w:ascii="Barlow Condensed Medium" w:eastAsia="華康中黑體" w:hAnsi="Barlow Condensed Medium" w:cstheme="minorHAnsi"/>
-                <w:w w:val="80"/>
-              </w:rPr>
-              <w:t>主日學</w:t>
-            </w:r>
-          </w:p>
-        </w:tc>
-        <w:tc>
-          <w:tcPr>
-            <w:tcW w:w="1000" w:type="dxa"/>
-            <w:tcBorders>
-              <w:top w:val="single" w:sz="4" w:space="0" w:color="auto"/>
-              <w:bottom w:val="single" w:sz="4" w:space="0" w:color="auto"/>
-            </w:tcBorders>
-            <w:shd w:val="clear" w:color="auto" w:fill="auto"/>
-            <w:tcMar>
-              <w:left w:w="57" w:type="dxa"/>
-              <w:right w:w="57" w:type="dxa"/>
-            </w:tcMar>
-            <w:vAlign w:val="center"/>
-          </w:tcPr>
-          <w:p>
-            <w:pPr>
-              <w:snapToGrid w:val="0"/>
-              <w:jc w:val="center"/>
-              <w:rPr>
-                <w:rFonts w:ascii="標楷體" w:eastAsia="標楷體" w:hAnsi="標楷體" w:cs="華康儷楷書"/>
-                <w:szCs w:val="24"/>
-              </w:rPr>
-            </w:pPr>
-            <w:r>
-              <w:rPr>
-                <w:rFonts w:ascii="標楷體" w:eastAsia="標楷體" w:hAnsi="標楷體" w:cstheme="majorBidi" w:hint="eastAsia"/>
-                <w:szCs w:val="24"/>
-              </w:rPr>
-              <w:t>劉容榕</w:t>
-            </w:r>
-          </w:p>
-        </w:tc>
-        <w:tc>
-          <w:tcPr>
-            <w:tcW w:w="1001" w:type="dxa"/>
-            <w:tcBorders>
-              <w:top w:val="single" w:sz="4" w:space="0" w:color="auto"/>
-              <w:bottom w:val="single" w:sz="4" w:space="0" w:color="auto"/>
-              <w:right w:val="single" w:sz="4" w:space="0" w:color="auto"/>
-            </w:tcBorders>
-            <w:shd w:val="clear" w:color="auto" w:fill="auto"/>
-            <w:tcMar>
-              <w:left w:w="57" w:type="dxa"/>
-              <w:right w:w="57" w:type="dxa"/>
-            </w:tcMar>
-            <w:vAlign w:val="center"/>
-          </w:tcPr>
-          <w:p>
-            <w:pPr>
-              <w:snapToGrid w:val="0"/>
-              <w:jc w:val="center"/>
-              <w:rPr>
-                <w:rFonts w:ascii="標楷體" w:eastAsia="標楷體" w:hAnsi="標楷體" w:cs="華康儷楷書"/>
-                <w:szCs w:val="24"/>
-              </w:rPr>
-            </w:pPr>
-            <w:r>
-              <w:rPr>
-                <w:rFonts w:ascii="標楷體" w:eastAsia="標楷體" w:hAnsi="標楷體" w:cstheme="majorBidi" w:hint="eastAsia"/>
-                <w:szCs w:val="24"/>
-              </w:rPr>
-              <w:t>葉文蒂</w:t>
-            </w:r>
-          </w:p>
-        </w:tc>
-        <w:tc>
-          <w:tcPr>
-            <w:tcW w:w="1135" w:type="dxa"/>
-            <w:tcBorders>
-              <w:top w:val="single" w:sz="4" w:space="0" w:color="auto"/>
-              <w:left w:val="double" w:sz="12" w:space="0" w:color="auto"/>
-              <w:bottom w:val="single" w:sz="4" w:space="0" w:color="auto"/>
-            </w:tcBorders>
-            <w:tcMar>
-              <w:left w:w="57" w:type="dxa"/>
-              <w:right w:w="57" w:type="dxa"/>
-            </w:tcMar>
-          </w:tcPr>
-          <w:p>
-            <w:pPr>
-              <w:snapToGrid w:val="0"/>
-              <w:jc w:val="distribute"/>
-              <w:rPr>
-                <w:rFonts w:ascii="標楷體" w:eastAsia="標楷體" w:hAnsi="標楷體" w:cs="華康儷楷書"/>
-                <w:w w:val="80"/>
-              </w:rPr>
-            </w:pPr>
-            <w:r>
-              <w:rPr>
-                <w:rFonts w:ascii="標楷體" w:eastAsia="標楷體" w:hAnsi="標楷體" w:cs="華康儷楷書"/>
-                <w:w w:val="80"/>
-              </w:rPr>
-              <w:t>喜樂小組</w:t>
-            </w:r>
-          </w:p>
-        </w:tc>
-        <w:tc>
-          <w:tcPr>
-            <w:tcW w:w="560" w:type="dxa"/>
-            <w:tcMar>
-              <w:left w:w="57" w:type="dxa"/>
-              <w:right w:w="57" w:type="dxa"/>
-            </w:tcMar>
-          </w:tcPr>
-          <w:p>
-            <w:pPr>
-              <w:snapToGrid w:val="0"/>
-              <w:jc w:val="center"/>
-              <w:rPr>
-                <w:rFonts w:ascii="Barlow Condensed Medium" w:eastAsia="標楷體" w:hAnsi="Barlow Condensed Medium" w:cstheme="minorHAnsi"/>
-                <w:w w:val="80"/>
-              </w:rPr>
-            </w:pPr>
-            <w:r>
-              <w:rPr>
-                <w:rFonts w:ascii="Barlow Condensed Medium" w:eastAsia="華康儷中黑" w:hAnsi="Barlow Condensed Medium" w:cstheme="minorHAnsi"/>
-                <w:w w:val="75"/>
-              </w:rPr>
-              <w:fldChar w:fldCharType="begin"/>
-            </w:r>
-            <w:r>
-              <w:rPr>
-                <w:rFonts w:ascii="Barlow Condensed Medium" w:eastAsia="華康儷中黑" w:hAnsi="Barlow Condensed Medium" w:cstheme="minorHAnsi"/>
-                <w:w w:val="75"/>
-              </w:rPr>
-              <w:instrText xml:space="preserve"> =IF(pub_day&lt;3, IF(pub_mon=1, 12, pub_mon-1), pub_mon) \* MERGEFORMAT  \* MERGEFORMAT </w:instrText>
-            </w:r>
-            <w:r>
-              <w:rPr>
-                <w:rFonts w:ascii="Barlow Condensed Medium" w:eastAsia="華康儷中黑" w:hAnsi="Barlow Condensed Medium" w:cstheme="minorHAnsi"/>
-                <w:w w:val="75"/>
-              </w:rPr>
-              <w:fldChar w:fldCharType="separate"/>
-            </w:r>
-            <w:r>
-              <w:rPr>
-                <w:rFonts w:ascii="Barlow Condensed Medium" w:eastAsia="華康儷中黑" w:hAnsi="Barlow Condensed Medium" w:cstheme="minorHAnsi"/>
-                <w:noProof/>
-                <w:w w:val="75"/>
-              </w:rPr>
-              <w:t>4</w:t>
-            </w:r>
-            <w:r>
-              <w:rPr>
-                <w:rFonts w:ascii="Barlow Condensed Medium" w:eastAsia="華康儷中黑" w:hAnsi="Barlow Condensed Medium" w:cstheme="minorHAnsi"/>
-                <w:w w:val="75"/>
-              </w:rPr>
-              <w:fldChar w:fldCharType="end"/>
-            </w:r>
-            <w:r>
-              <w:rPr>
-                <w:rFonts w:ascii="Barlow Condensed Medium" w:eastAsia="華康儷中黑" w:hAnsi="Barlow Condensed Medium" w:cstheme="minorHAnsi"/>
-                <w:w w:val="75"/>
-              </w:rPr>
-              <w:t>/</w:t>
-            </w:r>
-            <w:r>
-              <w:rPr>
-                <w:rFonts w:ascii="Barlow Condensed Medium" w:eastAsia="華康儷中黑" w:hAnsi="Barlow Condensed Medium" w:cstheme="minorHAnsi"/>
-                <w:w w:val="75"/>
-              </w:rPr>
-              <w:fldChar w:fldCharType="begin"/>
-            </w:r>
-            <w:r>
-              <w:rPr>
-                <w:rFonts w:ascii="Barlow Condensed Medium" w:eastAsia="華康儷中黑" w:hAnsi="Barlow Condensed Medium" w:cstheme="minorHAnsi"/>
-                <w:w w:val="75"/>
-              </w:rPr>
-              <w:instrText xml:space="preserve"> =IF(pub_day&lt;4, last_mon_days, 0)+pub_day-3 \* MERGEFORMAT </w:instrText>
-            </w:r>
-            <w:r>
-              <w:rPr>
-                <w:rFonts w:ascii="Barlow Condensed Medium" w:eastAsia="華康儷中黑" w:hAnsi="Barlow Condensed Medium" w:cstheme="minorHAnsi"/>
-                <w:w w:val="75"/>
-              </w:rPr>
-              <w:fldChar w:fldCharType="separate"/>
-            </w:r>
-            <w:r>
-              <w:rPr>
-                <w:rFonts w:ascii="Barlow Condensed Medium" w:eastAsia="華康儷中黑" w:hAnsi="Barlow Condensed Medium" w:cstheme="minorHAnsi"/>
-                <w:noProof/>
-                <w:w w:val="75"/>
-              </w:rPr>
-              <w:t>16</w:t>
-            </w:r>
-            <w:r>
-              <w:rPr>
-                <w:rFonts w:ascii="Barlow Condensed Medium" w:eastAsia="華康儷中黑" w:hAnsi="Barlow Condensed Medium" w:cstheme="minorHAnsi"/>
-                <w:w w:val="75"/>
-              </w:rPr>
-              <w:fldChar w:fldCharType="end"/>
-            </w:r>
-          </w:p>
-        </w:tc>
-        <w:tc>
-          <w:tcPr>
-            <w:tcW w:w="532" w:type="dxa"/>
-            <w:tcBorders>
-              <w:right w:val="double" w:sz="12" w:space="0" w:color="auto"/>
-            </w:tcBorders>
-            <w:tcMar>
-              <w:left w:w="57" w:type="dxa"/>
-              <w:right w:w="57" w:type="dxa"/>
-            </w:tcMar>
-          </w:tcPr>
-          <w:p>
-            <w:pPr>
-              <w:snapToGrid w:val="0"/>
-              <w:jc w:val="center"/>
-              <w:rPr>
-                <w:rFonts w:ascii="Barlow Condensed Medium" w:eastAsia="標楷體" w:hAnsi="Barlow Condensed Medium" w:cstheme="minorHAnsi"/>
-                <w:w w:val="80"/>
-              </w:rPr>
-            </w:pPr>
-            <w:r>
-              <w:rPr>
-                <w:rFonts w:ascii="Barlow Condensed Medium" w:eastAsia="標楷體" w:hAnsi="Barlow Condensed Medium" w:cstheme="minorHAnsi" w:hint="eastAsia"/>
-                <w:w w:val="80"/>
-              </w:rPr>
-              <w:t>6</w:t>
-            </w:r>
-          </w:p>
-        </w:tc>
-        <w:tc>
-          <w:tcPr>
-            <w:tcW w:w="541" w:type="dxa"/>
-            <w:vMerge/>
-            <w:tcBorders>
-              <w:left w:val="double" w:sz="12" w:space="0" w:color="auto"/>
-            </w:tcBorders>
-            <w:tcMar>
-              <w:left w:w="57" w:type="dxa"/>
-              <w:right w:w="57" w:type="dxa"/>
-            </w:tcMar>
-          </w:tcPr>
-          <w:p>
-            <w:pPr>
-              <w:jc w:val="center"/>
-              <w:rPr>
-                <w:rFonts w:ascii="Barlow Condensed Medium" w:eastAsia="標楷體" w:hAnsi="Barlow Condensed Medium" w:cstheme="minorHAnsi"/>
-                <w:w w:val="80"/>
-              </w:rPr>
-            </w:pPr>
-          </w:p>
-        </w:tc>
-      </w:tr>
-      <w:tr>
-        <w:trPr>
-          <w:trHeight w:hRule="exact" w:val="312"/>
-        </w:trPr>
-        <w:tc>
-          <w:tcPr>
-            <w:tcW w:w="937" w:type="dxa"/>
-            <w:vMerge/>
-            <w:tcMar>
-              <w:left w:w="57" w:type="dxa"/>
-              <w:right w:w="57" w:type="dxa"/>
-            </w:tcMar>
-          </w:tcPr>
-          <w:p>
-            <w:pPr>
-              <w:snapToGrid w:val="0"/>
-              <w:jc w:val="distribute"/>
-              <w:rPr>
-                <w:rFonts w:ascii="Barlow Condensed Medium" w:eastAsia="華康中黑體" w:hAnsi="Barlow Condensed Medium" w:cstheme="minorHAnsi"/>
-                <w:w w:val="80"/>
-              </w:rPr>
-            </w:pPr>
-          </w:p>
-        </w:tc>
-        <w:tc>
-          <w:tcPr>
-            <w:tcW w:w="1000" w:type="dxa"/>
-            <w:tcBorders>
-              <w:top w:val="single" w:sz="4" w:space="0" w:color="auto"/>
-              <w:bottom w:val="single" w:sz="4" w:space="0" w:color="auto"/>
-            </w:tcBorders>
-            <w:shd w:val="clear" w:color="auto" w:fill="auto"/>
-            <w:tcMar>
-              <w:left w:w="57" w:type="dxa"/>
-              <w:right w:w="57" w:type="dxa"/>
-            </w:tcMar>
-            <w:vAlign w:val="center"/>
-          </w:tcPr>
-          <w:p>
-            <w:pPr>
-              <w:snapToGrid w:val="0"/>
-              <w:jc w:val="center"/>
-              <w:rPr>
-                <w:rFonts w:ascii="標楷體" w:eastAsia="標楷體" w:hAnsi="標楷體" w:cs="華康儷楷書"/>
-                <w:szCs w:val="24"/>
-              </w:rPr>
-            </w:pPr>
-            <w:r>
-              <w:rPr>
-                <w:rFonts w:ascii="標楷體" w:eastAsia="標楷體" w:hAnsi="標楷體" w:cstheme="majorBidi" w:hint="eastAsia"/>
-                <w:szCs w:val="24"/>
-              </w:rPr>
-              <w:t>楊竣傑</w:t>
-            </w:r>
-          </w:p>
-        </w:tc>
-        <w:tc>
-          <w:tcPr>
-            <w:tcW w:w="1001" w:type="dxa"/>
-            <w:tcBorders>
-              <w:top w:val="single" w:sz="4" w:space="0" w:color="auto"/>
-              <w:bottom w:val="single" w:sz="4" w:space="0" w:color="auto"/>
-              <w:right w:val="single" w:sz="4" w:space="0" w:color="auto"/>
-            </w:tcBorders>
-            <w:shd w:val="clear" w:color="auto" w:fill="auto"/>
-            <w:tcMar>
-              <w:left w:w="57" w:type="dxa"/>
-              <w:right w:w="57" w:type="dxa"/>
-            </w:tcMar>
-            <w:vAlign w:val="center"/>
-          </w:tcPr>
-          <w:p>
-            <w:pPr>
-              <w:snapToGrid w:val="0"/>
-              <w:jc w:val="center"/>
-              <w:rPr>
-                <w:rFonts w:ascii="標楷體" w:eastAsia="標楷體" w:hAnsi="標楷體" w:cs="華康儷楷書"/>
-                <w:szCs w:val="24"/>
-              </w:rPr>
-            </w:pPr>
-            <w:r>
-              <w:rPr>
-                <w:rFonts w:ascii="標楷體" w:eastAsia="標楷體" w:hAnsi="標楷體" w:cstheme="majorBidi" w:hint="eastAsia"/>
-                <w:szCs w:val="24"/>
-              </w:rPr>
-              <w:t>卓滿惠</w:t>
-            </w:r>
-          </w:p>
-        </w:tc>
-        <w:tc>
-          <w:tcPr>
-            <w:tcW w:w="1135" w:type="dxa"/>
-            <w:tcBorders>
-              <w:top w:val="single" w:sz="4" w:space="0" w:color="auto"/>
-              <w:left w:val="double" w:sz="12" w:space="0" w:color="auto"/>
-              <w:bottom w:val="single" w:sz="4" w:space="0" w:color="auto"/>
-            </w:tcBorders>
-            <w:tcMar>
-              <w:left w:w="57" w:type="dxa"/>
-              <w:right w:w="57" w:type="dxa"/>
-            </w:tcMar>
-          </w:tcPr>
-          <w:p>
-            <w:pPr>
-              <w:snapToGrid w:val="0"/>
-              <w:jc w:val="center"/>
-              <w:rPr>
-                <w:rFonts w:ascii="標楷體" w:eastAsia="標楷體" w:hAnsi="標楷體" w:cs="華康儷楷書"/>
-                <w:w w:val="80"/>
-                <w:highlight w:val="yellow"/>
-              </w:rPr>
-            </w:pPr>
-            <w:r>
-              <w:rPr>
-                <w:rFonts w:ascii="Barlow Condensed Medium" w:eastAsia="標楷體" w:hAnsi="Barlow Condensed Medium" w:cstheme="minorHAnsi" w:hint="eastAsia"/>
-                <w:w w:val="80"/>
-              </w:rPr>
-              <w:t>--</w:t>
-            </w:r>
-          </w:p>
-        </w:tc>
-        <w:tc>
-          <w:tcPr>
-            <w:tcW w:w="560" w:type="dxa"/>
-            <w:tcMar>
-              <w:left w:w="57" w:type="dxa"/>
-              <w:right w:w="57" w:type="dxa"/>
-            </w:tcMar>
-          </w:tcPr>
-          <w:p>
-            <w:pPr>
-              <w:snapToGrid w:val="0"/>
-              <w:jc w:val="center"/>
-              <w:rPr>
-                <w:rFonts w:ascii="Barlow Condensed Medium" w:eastAsia="標楷體" w:hAnsi="Barlow Condensed Medium" w:cstheme="minorHAnsi"/>
-                <w:w w:val="80"/>
-              </w:rPr>
-            </w:pPr>
-            <w:r>
-              <w:rPr>
-                <w:rFonts w:ascii="Barlow Condensed Medium" w:eastAsia="華康儷中黑" w:hAnsi="Barlow Condensed Medium" w:cstheme="minorHAnsi"/>
-                <w:w w:val="75"/>
-              </w:rPr>
-              <w:fldChar w:fldCharType="begin"/>
-            </w:r>
-            <w:r>
-              <w:rPr>
-                <w:rFonts w:ascii="Barlow Condensed Medium" w:eastAsia="華康儷中黑" w:hAnsi="Barlow Condensed Medium" w:cstheme="minorHAnsi"/>
-                <w:w w:val="75"/>
-              </w:rPr>
-              <w:instrText xml:space="preserve"> =IF(pub_day&lt;4, IF(pub_mon=1, 12, pub_mon-1), pub_mon) \* MERGEFORMAT  \* MERGEFORMAT </w:instrText>
-            </w:r>
-            <w:r>
-              <w:rPr>
-                <w:rFonts w:ascii="Barlow Condensed Medium" w:eastAsia="華康儷中黑" w:hAnsi="Barlow Condensed Medium" w:cstheme="minorHAnsi"/>
-                <w:w w:val="75"/>
-              </w:rPr>
-              <w:fldChar w:fldCharType="separate"/>
-            </w:r>
-            <w:r>
-              <w:rPr>
-                <w:rFonts w:ascii="Barlow Condensed Medium" w:eastAsia="華康儷中黑" w:hAnsi="Barlow Condensed Medium" w:cstheme="minorHAnsi"/>
-                <w:noProof/>
-                <w:w w:val="75"/>
-              </w:rPr>
-              <w:t>4</w:t>
-            </w:r>
-            <w:r>
-              <w:rPr>
-                <w:rFonts w:ascii="Barlow Condensed Medium" w:eastAsia="華康儷中黑" w:hAnsi="Barlow Condensed Medium" w:cstheme="minorHAnsi"/>
-                <w:w w:val="75"/>
-              </w:rPr>
-              <w:fldChar w:fldCharType="end"/>
-            </w:r>
-            <w:r>
-              <w:rPr>
-                <w:rFonts w:ascii="Barlow Condensed Medium" w:eastAsia="華康儷中黑" w:hAnsi="Barlow Condensed Medium" w:cstheme="minorHAnsi"/>
-                <w:w w:val="75"/>
-              </w:rPr>
-              <w:t>/</w:t>
-            </w:r>
-            <w:r>
-              <w:rPr>
-                <w:rFonts w:ascii="Barlow Condensed Medium" w:eastAsia="華康儷中黑" w:hAnsi="Barlow Condensed Medium" w:cstheme="minorHAnsi"/>
-                <w:w w:val="75"/>
-              </w:rPr>
-              <w:fldChar w:fldCharType="begin"/>
-            </w:r>
-            <w:r>
-              <w:rPr>
-                <w:rFonts w:ascii="Barlow Condensed Medium" w:eastAsia="華康儷中黑" w:hAnsi="Barlow Condensed Medium" w:cstheme="minorHAnsi"/>
-                <w:w w:val="75"/>
-              </w:rPr>
-              <w:instrText xml:space="preserve"> =IF(pub_day&lt;4, last_mon_days, 0)+pub_day-3 \* MERGEFORMAT </w:instrText>
-            </w:r>
-            <w:r>
-              <w:rPr>
-                <w:rFonts w:ascii="Barlow Condensed Medium" w:eastAsia="華康儷中黑" w:hAnsi="Barlow Condensed Medium" w:cstheme="minorHAnsi"/>
-                <w:w w:val="75"/>
-              </w:rPr>
-              <w:fldChar w:fldCharType="separate"/>
-            </w:r>
-            <w:r>
-              <w:rPr>
-                <w:rFonts w:ascii="Barlow Condensed Medium" w:eastAsia="華康儷中黑" w:hAnsi="Barlow Condensed Medium" w:cstheme="minorHAnsi"/>
-                <w:noProof/>
-                <w:w w:val="75"/>
-              </w:rPr>
-              <w:t>16</w:t>
-            </w:r>
-            <w:r>
-              <w:rPr>
-                <w:rFonts w:ascii="Barlow Condensed Medium" w:eastAsia="華康儷中黑" w:hAnsi="Barlow Condensed Medium" w:cstheme="minorHAnsi"/>
-                <w:w w:val="75"/>
-              </w:rPr>
-              <w:fldChar w:fldCharType="end"/>
-            </w:r>
-          </w:p>
-        </w:tc>
-        <w:tc>
-          <w:tcPr>
-            <w:tcW w:w="532" w:type="dxa"/>
-            <w:tcBorders>
-              <w:right w:val="double" w:sz="12" w:space="0" w:color="auto"/>
-            </w:tcBorders>
-            <w:tcMar>
-              <w:left w:w="57" w:type="dxa"/>
-              <w:right w:w="57" w:type="dxa"/>
-            </w:tcMar>
-          </w:tcPr>
-          <w:p>
-            <w:pPr>
-              <w:snapToGrid w:val="0"/>
-              <w:jc w:val="center"/>
-              <w:rPr>
-                <w:rFonts w:ascii="Barlow Condensed Medium" w:eastAsia="標楷體" w:hAnsi="Barlow Condensed Medium" w:cstheme="minorHAnsi"/>
-                <w:w w:val="80"/>
-              </w:rPr>
-            </w:pPr>
-            <w:r>
-              <w:rPr>
-                <w:rFonts w:ascii="Barlow Condensed Medium" w:eastAsia="標楷體" w:hAnsi="Barlow Condensed Medium" w:cstheme="minorHAnsi" w:hint="eastAsia"/>
-                <w:w w:val="80"/>
-              </w:rPr>
-              <w:t>--</w:t>
-            </w:r>
-          </w:p>
-        </w:tc>
-        <w:tc>
-          <w:tcPr>
-            <w:tcW w:w="541" w:type="dxa"/>
-            <w:vMerge/>
-            <w:tcBorders>
-              <w:left w:val="double" w:sz="12" w:space="0" w:color="auto"/>
-            </w:tcBorders>
-            <w:tcMar>
-              <w:left w:w="57" w:type="dxa"/>
-              <w:right w:w="57" w:type="dxa"/>
-            </w:tcMar>
-          </w:tcPr>
-          <w:p>
-            <w:pPr>
-              <w:jc w:val="center"/>
-              <w:rPr>
-                <w:rFonts w:ascii="Barlow Condensed Medium" w:eastAsia="標楷體" w:hAnsi="Barlow Condensed Medium" w:cstheme="minorHAnsi"/>
-                <w:w w:val="80"/>
-              </w:rPr>
-            </w:pPr>
-          </w:p>
-        </w:tc>
-      </w:tr>
-      <w:tr>
-        <w:trPr>
-          <w:trHeight w:hRule="exact" w:val="312"/>
-        </w:trPr>
-        <w:tc>
-          <w:tcPr>
-            <w:tcW w:w="937" w:type="dxa"/>
-            <w:tcMar>
-              <w:left w:w="57" w:type="dxa"/>
-              <w:right w:w="57" w:type="dxa"/>
-            </w:tcMar>
-            <w:vAlign w:val="center"/>
-          </w:tcPr>
-          <w:p>
-            <w:pPr>
-              <w:snapToGrid w:val="0"/>
-              <w:jc w:val="distribute"/>
-              <w:rPr>
-                <w:rFonts w:ascii="Barlow Condensed Medium" w:eastAsia="華康中黑體" w:hAnsi="Barlow Condensed Medium" w:cstheme="minorHAnsi"/>
-                <w:w w:val="80"/>
-              </w:rPr>
-            </w:pPr>
-            <w:r>
-              <w:rPr>
-                <w:rFonts w:ascii="Barlow Condensed Medium" w:eastAsia="華康中黑體" w:hAnsi="Barlow Condensed Medium" w:cstheme="minorHAnsi"/>
-                <w:w w:val="80"/>
-              </w:rPr>
-              <w:t>獻詩</w:t>
-            </w:r>
-          </w:p>
-        </w:tc>
-        <w:tc>
-          <w:tcPr>
-            <w:tcW w:w="1000" w:type="dxa"/>
-            <w:tcBorders>
-              <w:top w:val="single" w:sz="4" w:space="0" w:color="auto"/>
-              <w:bottom w:val="single" w:sz="4" w:space="0" w:color="auto"/>
-            </w:tcBorders>
-            <w:shd w:val="clear" w:color="auto" w:fill="auto"/>
-            <w:tcMar>
-              <w:left w:w="57" w:type="dxa"/>
-              <w:right w:w="57" w:type="dxa"/>
-            </w:tcMar>
-            <w:vAlign w:val="center"/>
-          </w:tcPr>
-          <w:p>
-            <w:pPr>
-              <w:snapToGrid w:val="0"/>
-              <w:jc w:val="center"/>
-              <w:rPr>
-                <w:rFonts w:ascii="標楷體" w:eastAsia="標楷體" w:hAnsi="標楷體" w:cs="華康儷楷書"/>
-                <w:w w:val="90"/>
-                <w:szCs w:val="24"/>
-              </w:rPr>
-            </w:pPr>
-            <w:r>
-              <w:rPr>
-                <w:rFonts w:ascii="標楷體" w:eastAsia="標楷體" w:hAnsi="標楷體" w:hint="eastAsia"/>
-                <w:szCs w:val="24"/>
-              </w:rPr>
-              <w:t>聖歌隊</w:t>
-            </w:r>
-          </w:p>
-        </w:tc>
-        <w:tc>
-          <w:tcPr>
-            <w:tcW w:w="1001" w:type="dxa"/>
-            <w:tcBorders>
-              <w:top w:val="single" w:sz="4" w:space="0" w:color="auto"/>
-              <w:bottom w:val="single" w:sz="4" w:space="0" w:color="000000"/>
-              <w:right w:val="single" w:sz="4" w:space="0" w:color="000000"/>
-            </w:tcBorders>
-            <w:shd w:val="clear" w:color="auto" w:fill="auto"/>
-            <w:tcMar>
-              <w:left w:w="57" w:type="dxa"/>
-              <w:right w:w="57" w:type="dxa"/>
-            </w:tcMar>
-            <w:vAlign w:val="center"/>
-          </w:tcPr>
-          <w:p>
-            <w:pPr>
-              <w:snapToGrid w:val="0"/>
-              <w:jc w:val="center"/>
-              <w:rPr>
-                <w:rFonts w:ascii="標楷體" w:eastAsia="標楷體" w:hAnsi="標楷體" w:cs="華康儷楷書"/>
-                <w:w w:val="90"/>
-                <w:sz w:val="22"/>
-              </w:rPr>
-            </w:pPr>
-            <w:r>
-              <w:rPr>
-                <w:rFonts w:ascii="標楷體" w:eastAsia="標楷體" w:hAnsi="標楷體" w:hint="eastAsia"/>
-                <w:szCs w:val="24"/>
-              </w:rPr>
-              <w:t>聖歌隊</w:t>
-            </w:r>
-          </w:p>
-        </w:tc>
-        <w:tc>
-          <w:tcPr>
-            <w:tcW w:w="1135" w:type="dxa"/>
-            <w:tcBorders>
-              <w:top w:val="single" w:sz="4" w:space="0" w:color="auto"/>
-              <w:left w:val="double" w:sz="12" w:space="0" w:color="auto"/>
-              <w:bottom w:val="single" w:sz="4" w:space="0" w:color="auto"/>
-            </w:tcBorders>
-            <w:tcMar>
-              <w:left w:w="57" w:type="dxa"/>
-              <w:right w:w="57" w:type="dxa"/>
-            </w:tcMar>
-          </w:tcPr>
-          <w:p>
-            <w:pPr>
-              <w:snapToGrid w:val="0"/>
-              <w:jc w:val="distribute"/>
-              <w:rPr>
-                <w:rFonts w:ascii="標楷體" w:eastAsia="標楷體" w:hAnsi="標楷體" w:cs="華康儷楷書"/>
-                <w:w w:val="80"/>
-              </w:rPr>
-            </w:pPr>
-            <w:r>
-              <w:rPr>
-                <w:rFonts w:ascii="標楷體" w:eastAsia="標楷體" w:hAnsi="標楷體" w:cs="華康儷楷書"/>
-                <w:w w:val="80"/>
-              </w:rPr>
-              <w:t>松年團契</w:t>
-            </w:r>
-          </w:p>
-        </w:tc>
-        <w:tc>
-          <w:tcPr>
-            <w:tcW w:w="560" w:type="dxa"/>
-            <w:tcMar>
-              <w:left w:w="57" w:type="dxa"/>
-              <w:right w:w="57" w:type="dxa"/>
-            </w:tcMar>
-          </w:tcPr>
-          <w:p>
-            <w:pPr>
-              <w:snapToGrid w:val="0"/>
-              <w:jc w:val="center"/>
-              <w:rPr>
-                <w:rFonts w:ascii="Barlow Condensed Medium" w:eastAsia="標楷體" w:hAnsi="Barlow Condensed Medium" w:cstheme="minorHAnsi"/>
-                <w:w w:val="80"/>
-              </w:rPr>
-            </w:pPr>
-            <w:r>
-              <w:rPr>
-                <w:rFonts w:ascii="Barlow Condensed Medium" w:eastAsia="華康儷中黑" w:hAnsi="Barlow Condensed Medium" w:cstheme="minorHAnsi"/>
-                <w:w w:val="75"/>
-              </w:rPr>
-              <w:fldChar w:fldCharType="begin"/>
-            </w:r>
-            <w:r>
-              <w:rPr>
-                <w:rFonts w:ascii="Barlow Condensed Medium" w:eastAsia="華康儷中黑" w:hAnsi="Barlow Condensed Medium" w:cstheme="minorHAnsi"/>
-                <w:w w:val="75"/>
-              </w:rPr>
-              <w:instrText xml:space="preserve"> =IF(pub_day&lt;4, IF(pub_mon=1, 12, pub_mon-1), pub_mon) \* MERGEFORMAT  \* MERGEFORMAT </w:instrText>
-            </w:r>
-            <w:r>
-              <w:rPr>
-                <w:rFonts w:ascii="Barlow Condensed Medium" w:eastAsia="華康儷中黑" w:hAnsi="Barlow Condensed Medium" w:cstheme="minorHAnsi"/>
-                <w:w w:val="75"/>
-              </w:rPr>
-              <w:fldChar w:fldCharType="separate"/>
-            </w:r>
-            <w:r>
-              <w:rPr>
-                <w:rFonts w:ascii="Barlow Condensed Medium" w:eastAsia="華康儷中黑" w:hAnsi="Barlow Condensed Medium" w:cstheme="minorHAnsi"/>
-                <w:noProof/>
-                <w:w w:val="75"/>
-              </w:rPr>
-              <w:t>4</w:t>
-            </w:r>
-            <w:r>
-              <w:rPr>
-                <w:rFonts w:ascii="Barlow Condensed Medium" w:eastAsia="華康儷中黑" w:hAnsi="Barlow Condensed Medium" w:cstheme="minorHAnsi"/>
-                <w:w w:val="75"/>
-              </w:rPr>
-              <w:fldChar w:fldCharType="end"/>
-            </w:r>
-            <w:r>
-              <w:rPr>
-                <w:rFonts w:ascii="Barlow Condensed Medium" w:eastAsia="華康儷中黑" w:hAnsi="Barlow Condensed Medium" w:cstheme="minorHAnsi"/>
-                <w:w w:val="75"/>
-              </w:rPr>
-              <w:t>/</w:t>
-            </w:r>
-            <w:r>
-              <w:rPr>
-                <w:rFonts w:ascii="Barlow Condensed Medium" w:eastAsia="華康儷中黑" w:hAnsi="Barlow Condensed Medium" w:cstheme="minorHAnsi"/>
-                <w:w w:val="75"/>
-              </w:rPr>
-              <w:fldChar w:fldCharType="begin"/>
-            </w:r>
-            <w:r>
-              <w:rPr>
-                <w:rFonts w:ascii="Barlow Condensed Medium" w:eastAsia="華康儷中黑" w:hAnsi="Barlow Condensed Medium" w:cstheme="minorHAnsi"/>
-                <w:w w:val="75"/>
-              </w:rPr>
-              <w:instrText xml:space="preserve"> =IF(pub_day&lt;4, last_mon_days, 0)+pub_day-3 \* MERGEFORMAT </w:instrText>
-            </w:r>
-            <w:r>
-              <w:rPr>
-                <w:rFonts w:ascii="Barlow Condensed Medium" w:eastAsia="華康儷中黑" w:hAnsi="Barlow Condensed Medium" w:cstheme="minorHAnsi"/>
-                <w:w w:val="75"/>
-              </w:rPr>
-              <w:fldChar w:fldCharType="separate"/>
-            </w:r>
-            <w:r>
-              <w:rPr>
-                <w:rFonts w:ascii="Barlow Condensed Medium" w:eastAsia="華康儷中黑" w:hAnsi="Barlow Condensed Medium" w:cstheme="minorHAnsi"/>
-                <w:noProof/>
-                <w:w w:val="75"/>
-              </w:rPr>
-              <w:t>16</w:t>
-            </w:r>
-            <w:r>
-              <w:rPr>
-                <w:rFonts w:ascii="Barlow Condensed Medium" w:eastAsia="華康儷中黑" w:hAnsi="Barlow Condensed Medium" w:cstheme="minorHAnsi"/>
-                <w:w w:val="75"/>
-              </w:rPr>
-              <w:fldChar w:fldCharType="end"/>
-            </w:r>
-          </w:p>
-        </w:tc>
-        <w:tc>
-          <w:tcPr>
-            <w:tcW w:w="532" w:type="dxa"/>
-            <w:tcBorders>
-              <w:right w:val="double" w:sz="12" w:space="0" w:color="auto"/>
-            </w:tcBorders>
-            <w:tcMar>
-              <w:left w:w="57" w:type="dxa"/>
-              <w:right w:w="57" w:type="dxa"/>
-            </w:tcMar>
-          </w:tcPr>
-          <w:p>
-            <w:pPr>
-              <w:snapToGrid w:val="0"/>
-              <w:jc w:val="center"/>
-              <w:rPr>
-                <w:rFonts w:ascii="Barlow Condensed Medium" w:eastAsia="標楷體" w:hAnsi="Barlow Condensed Medium" w:cstheme="minorHAnsi"/>
-                <w:w w:val="80"/>
-              </w:rPr>
-            </w:pPr>
-            <w:r>
-              <w:rPr>
-                <w:rFonts w:ascii="Barlow Condensed Medium" w:eastAsia="標楷體" w:hAnsi="Barlow Condensed Medium" w:cstheme="minorHAnsi" w:hint="eastAsia"/>
-                <w:w w:val="80"/>
-              </w:rPr>
-              <w:t>--</w:t>
-            </w:r>
-          </w:p>
-        </w:tc>
-        <w:tc>
-          <w:tcPr>
-            <w:tcW w:w="541" w:type="dxa"/>
-            <w:vMerge/>
-            <w:tcBorders>
-              <w:left w:val="double" w:sz="12" w:space="0" w:color="auto"/>
-            </w:tcBorders>
-            <w:tcMar>
-              <w:left w:w="57" w:type="dxa"/>
-              <w:right w:w="57" w:type="dxa"/>
-            </w:tcMar>
-          </w:tcPr>
-          <w:p>
-            <w:pPr>
-              <w:jc w:val="center"/>
-              <w:rPr>
-                <w:rFonts w:ascii="Barlow Condensed Medium" w:eastAsia="標楷體" w:hAnsi="Barlow Condensed Medium" w:cstheme="minorHAnsi"/>
-                <w:w w:val="80"/>
-              </w:rPr>
-            </w:pPr>
-          </w:p>
-        </w:tc>
-      </w:tr>
-      <w:tr>
-        <w:trPr>
-          <w:trHeight w:hRule="exact" w:val="312"/>
-        </w:trPr>
-        <w:tc>
-          <w:tcPr>
-            <w:tcW w:w="937" w:type="dxa"/>
-            <w:tcBorders>
-              <w:bottom w:val="single" w:sz="4" w:space="0" w:color="auto"/>
-            </w:tcBorders>
-            <w:tcMar>
-              <w:left w:w="57" w:type="dxa"/>
-              <w:right w:w="57" w:type="dxa"/>
-            </w:tcMar>
-          </w:tcPr>
-          <w:p>
-            <w:pPr>
-              <w:snapToGrid w:val="0"/>
-              <w:jc w:val="distribute"/>
-              <w:rPr>
-                <w:rFonts w:ascii="Barlow Condensed Medium" w:eastAsia="華康中黑體" w:hAnsi="Barlow Condensed Medium" w:cstheme="minorHAnsi"/>
-                <w:w w:val="80"/>
-              </w:rPr>
-            </w:pPr>
-            <w:r>
-              <w:rPr>
-                <w:rFonts w:ascii="Barlow Condensed Medium" w:eastAsia="華康中黑體" w:hAnsi="Barlow Condensed Medium" w:cstheme="minorHAnsi"/>
-                <w:w w:val="80"/>
-              </w:rPr>
-              <w:t>獻花</w:t>
-            </w:r>
-          </w:p>
-        </w:tc>
-        <w:tc>
-          <w:tcPr>
-            <w:tcW w:w="1000" w:type="dxa"/>
-            <w:tcBorders>
-              <w:top w:val="single" w:sz="4" w:space="0" w:color="auto"/>
-              <w:bottom w:val="single" w:sz="4" w:space="0" w:color="auto"/>
-            </w:tcBorders>
-            <w:shd w:val="clear" w:color="auto" w:fill="auto"/>
-            <w:tcMar>
-              <w:left w:w="57" w:type="dxa"/>
-              <w:right w:w="57" w:type="dxa"/>
-            </w:tcMar>
-            <w:vAlign w:val="center"/>
-          </w:tcPr>
-          <w:p>
-            <w:pPr>
-              <w:snapToGrid w:val="0"/>
-              <w:jc w:val="center"/>
-              <w:rPr>
-                <w:rFonts w:ascii="標楷體" w:eastAsia="標楷體" w:hAnsi="標楷體" w:cs="華康儷楷書"/>
-                <w:szCs w:val="24"/>
-              </w:rPr>
-            </w:pPr>
-            <w:r>
-              <w:rPr>
-                <w:rFonts w:ascii="標楷體" w:eastAsia="標楷體" w:hAnsi="標楷體" w:cstheme="majorBidi" w:hint="eastAsia"/>
-                <w:szCs w:val="24"/>
-              </w:rPr>
-              <w:t>鄭盈盈</w:t>
-            </w:r>
-          </w:p>
-        </w:tc>
-        <w:tc>
-          <w:tcPr>
-            <w:tcW w:w="1001" w:type="dxa"/>
-            <w:tcBorders>
-              <w:top w:val="single" w:sz="4" w:space="0" w:color="000000"/>
-              <w:bottom w:val="single" w:sz="4" w:space="0" w:color="000000"/>
-              <w:right w:val="single" w:sz="4" w:space="0" w:color="000000"/>
-            </w:tcBorders>
-            <w:shd w:val="clear" w:color="auto" w:fill="auto"/>
-            <w:tcMar>
-              <w:left w:w="57" w:type="dxa"/>
-              <w:right w:w="57" w:type="dxa"/>
-            </w:tcMar>
-            <w:vAlign w:val="center"/>
-          </w:tcPr>
-          <w:p>
-            <w:pPr>
-              <w:snapToGrid w:val="0"/>
-              <w:jc w:val="center"/>
-              <w:rPr>
-                <w:rFonts w:ascii="標楷體" w:eastAsia="標楷體" w:hAnsi="標楷體" w:cs="華康儷楷書"/>
-                <w:szCs w:val="24"/>
-              </w:rPr>
-            </w:pPr>
-            <w:r>
-              <w:rPr>
-                <w:rFonts w:ascii="標楷體" w:eastAsia="標楷體" w:hAnsi="標楷體" w:cstheme="majorBidi" w:hint="eastAsia"/>
-                <w:szCs w:val="24"/>
-              </w:rPr>
-              <w:t>孫翠璘</w:t>
-            </w:r>
-          </w:p>
-        </w:tc>
-        <w:tc>
-          <w:tcPr>
-            <w:tcW w:w="1135" w:type="dxa"/>
-            <w:tcBorders>
-              <w:top w:val="single" w:sz="4" w:space="0" w:color="auto"/>
-              <w:left w:val="double" w:sz="12" w:space="0" w:color="auto"/>
-              <w:bottom w:val="single" w:sz="4" w:space="0" w:color="auto"/>
-            </w:tcBorders>
-            <w:tcMar>
-              <w:left w:w="57" w:type="dxa"/>
-              <w:right w:w="57" w:type="dxa"/>
-            </w:tcMar>
-          </w:tcPr>
-          <w:p>
-            <w:pPr>
-              <w:snapToGrid w:val="0"/>
-              <w:jc w:val="distribute"/>
-              <w:rPr>
-                <w:rFonts w:ascii="Barlow Condensed Medium" w:eastAsia="標楷體" w:hAnsi="Barlow Condensed Medium" w:cstheme="minorHAnsi"/>
-                <w:w w:val="80"/>
-              </w:rPr>
-            </w:pPr>
-            <w:r>
-              <w:rPr>
-                <w:rFonts w:ascii="標楷體" w:eastAsia="標楷體" w:hAnsi="標楷體" w:cs="華康儷楷書"/>
-                <w:w w:val="80"/>
-              </w:rPr>
-              <w:t>婦女團契</w:t>
-            </w:r>
-          </w:p>
-        </w:tc>
-        <w:tc>
-          <w:tcPr>
-            <w:tcW w:w="560" w:type="dxa"/>
-            <w:tcMar>
-              <w:left w:w="57" w:type="dxa"/>
-              <w:right w:w="57" w:type="dxa"/>
-            </w:tcMar>
-          </w:tcPr>
-          <w:p>
-            <w:pPr>
-              <w:snapToGrid w:val="0"/>
-              <w:jc w:val="center"/>
-              <w:rPr>
-                <w:rFonts w:ascii="Barlow Condensed Medium" w:eastAsia="標楷體" w:hAnsi="Barlow Condensed Medium" w:cstheme="minorHAnsi"/>
-                <w:w w:val="80"/>
-              </w:rPr>
-            </w:pPr>
-            <w:r>
-              <w:rPr>
-                <w:rFonts w:ascii="Barlow Condensed Medium" w:eastAsia="華康儷中黑" w:hAnsi="Barlow Condensed Medium" w:cstheme="minorHAnsi"/>
-                <w:w w:val="75"/>
-              </w:rPr>
-              <w:fldChar w:fldCharType="begin"/>
-            </w:r>
-            <w:r>
-              <w:rPr>
-                <w:rFonts w:ascii="Barlow Condensed Medium" w:eastAsia="華康儷中黑" w:hAnsi="Barlow Condensed Medium" w:cstheme="minorHAnsi"/>
-                <w:w w:val="75"/>
-              </w:rPr>
-              <w:instrText xml:space="preserve"> =IF(pub_day&lt;9, IF(pub_mon=1, 12, pub_mon-1), pub_mon) \* MERGEFORMAT </w:instrText>
-            </w:r>
-            <w:r>
-              <w:rPr>
-                <w:rFonts w:ascii="Barlow Condensed Medium" w:eastAsia="華康儷中黑" w:hAnsi="Barlow Condensed Medium" w:cstheme="minorHAnsi"/>
-                <w:w w:val="75"/>
-              </w:rPr>
-              <w:fldChar w:fldCharType="separate"/>
-            </w:r>
-            <w:r>
-              <w:rPr>
-                <w:rFonts w:ascii="Barlow Condensed Medium" w:eastAsia="華康儷中黑" w:hAnsi="Barlow Condensed Medium" w:cstheme="minorHAnsi"/>
-                <w:noProof/>
-                <w:w w:val="75"/>
-              </w:rPr>
-              <w:t>4</w:t>
-            </w:r>
-            <w:r>
-              <w:rPr>
-                <w:rFonts w:ascii="Barlow Condensed Medium" w:eastAsia="華康儷中黑" w:hAnsi="Barlow Condensed Medium" w:cstheme="minorHAnsi"/>
-                <w:w w:val="75"/>
-              </w:rPr>
-              <w:fldChar w:fldCharType="end"/>
-            </w:r>
-            <w:r>
-              <w:rPr>
-                <w:rFonts w:ascii="Barlow Condensed Medium" w:eastAsia="華康儷中黑" w:hAnsi="Barlow Condensed Medium" w:cstheme="minorHAnsi"/>
-                <w:w w:val="75"/>
-              </w:rPr>
-              <w:t>/</w:t>
-            </w:r>
-            <w:r>
-              <w:rPr>
-                <w:rFonts w:ascii="Barlow Condensed Medium" w:eastAsia="華康儷中黑" w:hAnsi="Barlow Condensed Medium" w:cstheme="minorHAnsi"/>
-                <w:w w:val="75"/>
-              </w:rPr>
-              <w:fldChar w:fldCharType="begin"/>
-            </w:r>
-            <w:r>
-              <w:rPr>
-                <w:rFonts w:ascii="Barlow Condensed Medium" w:eastAsia="華康儷中黑" w:hAnsi="Barlow Condensed Medium" w:cstheme="minorHAnsi"/>
-                <w:w w:val="75"/>
-              </w:rPr>
-              <w:instrText xml:space="preserve"> =IF(pub_day&lt;9, last_mon_days, 0)+pub_day-8  \* MERGEFORMAT </w:instrText>
-            </w:r>
-            <w:r>
-              <w:rPr>
-                <w:rFonts w:ascii="Barlow Condensed Medium" w:eastAsia="華康儷中黑" w:hAnsi="Barlow Condensed Medium" w:cstheme="minorHAnsi"/>
-                <w:w w:val="75"/>
-              </w:rPr>
-              <w:fldChar w:fldCharType="separate"/>
-            </w:r>
-            <w:r>
-              <w:rPr>
-                <w:rFonts w:ascii="Barlow Condensed Medium" w:eastAsia="華康儷中黑" w:hAnsi="Barlow Condensed Medium" w:cstheme="minorHAnsi"/>
-                <w:noProof/>
-                <w:w w:val="75"/>
-              </w:rPr>
-              <w:t>11</w:t>
-            </w:r>
-            <w:r>
-              <w:rPr>
-                <w:rFonts w:ascii="Barlow Condensed Medium" w:eastAsia="華康儷中黑" w:hAnsi="Barlow Condensed Medium" w:cstheme="minorHAnsi"/>
-                <w:w w:val="75"/>
-              </w:rPr>
-              <w:fldChar w:fldCharType="end"/>
-            </w:r>
-          </w:p>
-        </w:tc>
-        <w:tc>
-          <w:tcPr>
-            <w:tcW w:w="532" w:type="dxa"/>
-            <w:tcBorders>
-              <w:right w:val="double" w:sz="12" w:space="0" w:color="auto"/>
-            </w:tcBorders>
-            <w:tcMar>
-              <w:left w:w="57" w:type="dxa"/>
-              <w:right w:w="57" w:type="dxa"/>
-            </w:tcMar>
-          </w:tcPr>
-          <w:p>
-            <w:pPr>
-              <w:snapToGrid w:val="0"/>
-              <w:jc w:val="center"/>
-              <w:rPr>
-                <w:rFonts w:ascii="Barlow Condensed Medium" w:eastAsia="標楷體" w:hAnsi="Barlow Condensed Medium" w:cstheme="minorHAnsi"/>
-                <w:w w:val="80"/>
-              </w:rPr>
-            </w:pPr>
-            <w:r>
-              <w:rPr>
-                <w:rFonts w:ascii="Barlow Condensed Medium" w:eastAsia="標楷體" w:hAnsi="Barlow Condensed Medium" w:cstheme="minorHAnsi" w:hint="eastAsia"/>
-                <w:w w:val="80"/>
-              </w:rPr>
-              <w:t>6</w:t>
-            </w:r>
-          </w:p>
-        </w:tc>
-        <w:tc>
-          <w:tcPr>
-            <w:tcW w:w="541" w:type="dxa"/>
-            <w:vMerge/>
-            <w:tcBorders>
-              <w:left w:val="double" w:sz="12" w:space="0" w:color="auto"/>
-            </w:tcBorders>
-            <w:tcMar>
-              <w:left w:w="57" w:type="dxa"/>
-              <w:right w:w="57" w:type="dxa"/>
-            </w:tcMar>
-          </w:tcPr>
-          <w:p>
-            <w:pPr>
-              <w:jc w:val="center"/>
-              <w:rPr>
-                <w:rFonts w:ascii="Barlow Condensed Medium" w:eastAsia="標楷體" w:hAnsi="Barlow Condensed Medium" w:cstheme="minorHAnsi"/>
-                <w:w w:val="80"/>
-              </w:rPr>
-            </w:pPr>
-          </w:p>
-        </w:tc>
-      </w:tr>
-      <w:tr>
-        <w:trPr>
-          <w:trHeight w:hRule="exact" w:val="312"/>
-        </w:trPr>
-        <w:tc>
-          <w:tcPr>
-            <w:tcW w:w="937" w:type="dxa"/>
-            <w:vMerge w:val="restart"/>
-            <w:tcBorders>
-              <w:top w:val="single" w:sz="4" w:space="0" w:color="auto"/>
-            </w:tcBorders>
-            <w:tcMar>
-              <w:left w:w="57" w:type="dxa"/>
-              <w:right w:w="57" w:type="dxa"/>
-            </w:tcMar>
-            <w:vAlign w:val="center"/>
-          </w:tcPr>
-          <w:p>
-            <w:pPr>
-              <w:snapToGrid w:val="0"/>
-              <w:jc w:val="distribute"/>
-              <w:rPr>
-                <w:rFonts w:ascii="Barlow Condensed Medium" w:eastAsia="華康中黑體" w:hAnsi="Barlow Condensed Medium" w:cstheme="minorHAnsi"/>
-                <w:w w:val="80"/>
-              </w:rPr>
-            </w:pPr>
-            <w:r>
-              <w:rPr>
-                <w:rFonts w:ascii="Barlow Condensed Medium" w:eastAsia="華康中黑體" w:hAnsi="Barlow Condensed Medium" w:cstheme="minorHAnsi"/>
-                <w:w w:val="80"/>
-              </w:rPr>
-              <w:t>音控</w:t>
-            </w:r>
-          </w:p>
-        </w:tc>
-        <w:tc>
-          <w:tcPr>
-            <w:tcW w:w="1000" w:type="dxa"/>
-            <w:tcBorders>
-              <w:top w:val="single" w:sz="4" w:space="0" w:color="auto"/>
-              <w:bottom w:val="single" w:sz="4" w:space="0" w:color="auto"/>
-            </w:tcBorders>
-            <w:shd w:val="clear" w:color="auto" w:fill="auto"/>
-            <w:tcMar>
-              <w:left w:w="57" w:type="dxa"/>
-              <w:right w:w="57" w:type="dxa"/>
-            </w:tcMar>
-            <w:vAlign w:val="center"/>
-          </w:tcPr>
-          <w:p>
-            <w:pPr>
-              <w:snapToGrid w:val="0"/>
-              <w:jc w:val="center"/>
-              <w:rPr>
-                <w:rFonts w:ascii="標楷體" w:eastAsia="標楷體" w:hAnsi="標楷體" w:cs="華康儷楷書"/>
-                <w:w w:val="90"/>
-                <w:szCs w:val="24"/>
-              </w:rPr>
-            </w:pPr>
-            <w:r>
-              <w:rPr>
-                <w:rFonts w:ascii="標楷體" w:eastAsia="標楷體" w:hAnsi="標楷體" w:cstheme="majorBidi" w:hint="eastAsia"/>
-                <w:szCs w:val="24"/>
-              </w:rPr>
-              <w:t>蕭國鎮</w:t>
-            </w:r>
-          </w:p>
-        </w:tc>
-        <w:tc>
-          <w:tcPr>
-            <w:tcW w:w="1001" w:type="dxa"/>
-            <w:tcBorders>
-              <w:top w:val="single" w:sz="4" w:space="0" w:color="auto"/>
-              <w:bottom w:val="single" w:sz="4" w:space="0" w:color="auto"/>
-            </w:tcBorders>
-            <w:shd w:val="clear" w:color="auto" w:fill="auto"/>
-            <w:tcMar>
-              <w:left w:w="57" w:type="dxa"/>
-              <w:right w:w="57" w:type="dxa"/>
-            </w:tcMar>
-            <w:vAlign w:val="center"/>
-          </w:tcPr>
-          <w:p>
-            <w:pPr>
-              <w:snapToGrid w:val="0"/>
-              <w:jc w:val="center"/>
-              <w:rPr>
-                <w:rFonts w:ascii="標楷體" w:eastAsia="標楷體" w:hAnsi="標楷體" w:cs="華康儷楷書"/>
-                <w:w w:val="90"/>
-                <w:szCs w:val="24"/>
-              </w:rPr>
-            </w:pPr>
-            <w:r>
-              <w:rPr>
-                <w:rFonts w:ascii="標楷體" w:eastAsia="標楷體" w:hAnsi="標楷體" w:cstheme="majorBidi" w:hint="eastAsia"/>
-                <w:szCs w:val="24"/>
-              </w:rPr>
-              <w:t>張昭立</w:t>
-            </w:r>
-          </w:p>
-        </w:tc>
-        <w:tc>
-          <w:tcPr>
-            <w:tcW w:w="1135" w:type="dxa"/>
-            <w:tcBorders>
-              <w:top w:val="single" w:sz="4" w:space="0" w:color="auto"/>
-              <w:left w:val="double" w:sz="12" w:space="0" w:color="auto"/>
-              <w:bottom w:val="single" w:sz="4" w:space="0" w:color="auto"/>
-            </w:tcBorders>
-            <w:tcMar>
-              <w:left w:w="57" w:type="dxa"/>
-              <w:right w:w="57" w:type="dxa"/>
-            </w:tcMar>
-          </w:tcPr>
-          <w:p>
-            <w:pPr>
-              <w:snapToGrid w:val="0"/>
-              <w:jc w:val="center"/>
-              <w:rPr>
-                <w:rFonts w:ascii="Barlow Condensed Medium" w:eastAsia="標楷體" w:hAnsi="Barlow Condensed Medium" w:cstheme="minorHAnsi"/>
-                <w:w w:val="80"/>
-              </w:rPr>
-            </w:pPr>
-            <w:r>
-              <w:rPr>
-                <w:rFonts w:ascii="Barlow Condensed Medium" w:eastAsia="標楷體" w:hAnsi="Barlow Condensed Medium" w:cstheme="minorHAnsi" w:hint="eastAsia"/>
-                <w:w w:val="80"/>
-              </w:rPr>
-              <w:t>--</w:t>
-            </w:r>
-          </w:p>
-        </w:tc>
-        <w:tc>
-          <w:tcPr>
-            <w:tcW w:w="560" w:type="dxa"/>
-            <w:tcBorders>
-              <w:bottom w:val="single" w:sz="4" w:space="0" w:color="auto"/>
-            </w:tcBorders>
-            <w:tcMar>
-              <w:left w:w="57" w:type="dxa"/>
-              <w:right w:w="57" w:type="dxa"/>
-            </w:tcMar>
-          </w:tcPr>
-          <w:p>
-            <w:pPr>
-              <w:snapToGrid w:val="0"/>
-              <w:jc w:val="center"/>
-              <w:rPr>
-                <w:rFonts w:ascii="Barlow Condensed Medium" w:eastAsia="標楷體" w:hAnsi="Barlow Condensed Medium" w:cstheme="minorHAnsi"/>
-                <w:w w:val="80"/>
-              </w:rPr>
-            </w:pPr>
-            <w:r>
-              <w:rPr>
-                <w:rFonts w:ascii="Barlow Condensed Medium" w:eastAsia="華康儷中黑" w:hAnsi="Barlow Condensed Medium" w:cstheme="minorHAnsi"/>
-                <w:w w:val="75"/>
-              </w:rPr>
-              <w:fldChar w:fldCharType="begin"/>
-            </w:r>
-            <w:r>
-              <w:rPr>
-                <w:rFonts w:ascii="Barlow Condensed Medium" w:eastAsia="華康儷中黑" w:hAnsi="Barlow Condensed Medium" w:cstheme="minorHAnsi"/>
-                <w:w w:val="75"/>
-              </w:rPr>
-              <w:instrText xml:space="preserve"> =IF(pub_day&lt;9, IF(pub_mon=1, 12, pub_mon-1), pub_mon) \* MERGEFORMAT </w:instrText>
-            </w:r>
-            <w:r>
-              <w:rPr>
-                <w:rFonts w:ascii="Barlow Condensed Medium" w:eastAsia="華康儷中黑" w:hAnsi="Barlow Condensed Medium" w:cstheme="minorHAnsi"/>
-                <w:w w:val="75"/>
-              </w:rPr>
-              <w:fldChar w:fldCharType="separate"/>
-            </w:r>
-            <w:r>
-              <w:rPr>
-                <w:rFonts w:ascii="Barlow Condensed Medium" w:eastAsia="華康儷中黑" w:hAnsi="Barlow Condensed Medium" w:cstheme="minorHAnsi"/>
-                <w:noProof/>
-                <w:w w:val="75"/>
-              </w:rPr>
-              <w:t>4</w:t>
-            </w:r>
-            <w:r>
-              <w:rPr>
-                <w:rFonts w:ascii="Barlow Condensed Medium" w:eastAsia="華康儷中黑" w:hAnsi="Barlow Condensed Medium" w:cstheme="minorHAnsi"/>
-                <w:w w:val="75"/>
-              </w:rPr>
-              <w:fldChar w:fldCharType="end"/>
-            </w:r>
-            <w:r>
-              <w:rPr>
-                <w:rFonts w:ascii="Barlow Condensed Medium" w:eastAsia="華康儷中黑" w:hAnsi="Barlow Condensed Medium" w:cstheme="minorHAnsi"/>
-                <w:w w:val="75"/>
-              </w:rPr>
-              <w:t>/</w:t>
-            </w:r>
-            <w:r>
-              <w:rPr>
-                <w:rFonts w:ascii="Barlow Condensed Medium" w:eastAsia="華康儷中黑" w:hAnsi="Barlow Condensed Medium" w:cstheme="minorHAnsi"/>
-                <w:w w:val="75"/>
-              </w:rPr>
-              <w:fldChar w:fldCharType="begin"/>
-            </w:r>
-            <w:r>
-              <w:rPr>
-                <w:rFonts w:ascii="Barlow Condensed Medium" w:eastAsia="華康儷中黑" w:hAnsi="Barlow Condensed Medium" w:cstheme="minorHAnsi"/>
-                <w:w w:val="75"/>
-              </w:rPr>
-              <w:instrText xml:space="preserve"> =IF(pub_day&lt;9, last_mon_days, 0)+pub_day-8  \* MERGEFORMAT </w:instrText>
-            </w:r>
-            <w:r>
-              <w:rPr>
-                <w:rFonts w:ascii="Barlow Condensed Medium" w:eastAsia="華康儷中黑" w:hAnsi="Barlow Condensed Medium" w:cstheme="minorHAnsi"/>
-                <w:w w:val="75"/>
-              </w:rPr>
-              <w:fldChar w:fldCharType="separate"/>
-            </w:r>
-            <w:r>
-              <w:rPr>
-                <w:rFonts w:ascii="Barlow Condensed Medium" w:eastAsia="華康儷中黑" w:hAnsi="Barlow Condensed Medium" w:cstheme="minorHAnsi"/>
-                <w:noProof/>
-                <w:w w:val="75"/>
-              </w:rPr>
-              <w:t>11</w:t>
-            </w:r>
-            <w:r>
-              <w:rPr>
-                <w:rFonts w:ascii="Barlow Condensed Medium" w:eastAsia="華康儷中黑" w:hAnsi="Barlow Condensed Medium" w:cstheme="minorHAnsi"/>
-                <w:w w:val="75"/>
-              </w:rPr>
-              <w:fldChar w:fldCharType="end"/>
-            </w:r>
-          </w:p>
-        </w:tc>
-        <w:tc>
-          <w:tcPr>
-            <w:tcW w:w="532" w:type="dxa"/>
-            <w:tcBorders>
-              <w:right w:val="double" w:sz="12" w:space="0" w:color="auto"/>
-            </w:tcBorders>
-            <w:tcMar>
-              <w:left w:w="57" w:type="dxa"/>
-              <w:right w:w="57" w:type="dxa"/>
-            </w:tcMar>
-          </w:tcPr>
-          <w:p>
-            <w:pPr>
-              <w:snapToGrid w:val="0"/>
-              <w:jc w:val="center"/>
-              <w:rPr>
-                <w:rFonts w:ascii="Barlow Condensed Medium" w:eastAsia="標楷體" w:hAnsi="Barlow Condensed Medium" w:cstheme="minorHAnsi"/>
-                <w:w w:val="80"/>
-              </w:rPr>
-            </w:pPr>
-            <w:r>
-              <w:rPr>
-                <w:rFonts w:ascii="Barlow Condensed Medium" w:eastAsia="標楷體" w:hAnsi="Barlow Condensed Medium" w:cstheme="minorHAnsi" w:hint="eastAsia"/>
-                <w:w w:val="80"/>
-              </w:rPr>
-              <w:t>--</w:t>
-            </w:r>
-          </w:p>
-        </w:tc>
-        <w:tc>
-          <w:tcPr>
-            <w:tcW w:w="541" w:type="dxa"/>
-            <w:vMerge/>
-            <w:tcBorders>
-              <w:left w:val="double" w:sz="12" w:space="0" w:color="auto"/>
-            </w:tcBorders>
-            <w:tcMar>
-              <w:left w:w="57" w:type="dxa"/>
-              <w:right w:w="57" w:type="dxa"/>
-            </w:tcMar>
-          </w:tcPr>
-          <w:p>
-            <w:pPr>
-              <w:jc w:val="center"/>
-              <w:rPr>
-                <w:rFonts w:ascii="Barlow Condensed Medium" w:eastAsia="標楷體" w:hAnsi="Barlow Condensed Medium" w:cstheme="minorHAnsi"/>
-                <w:w w:val="80"/>
-              </w:rPr>
-            </w:pPr>
-          </w:p>
-        </w:tc>
-      </w:tr>
-      <w:tr>
-        <w:trPr>
-          <w:trHeight w:hRule="exact" w:val="312"/>
-        </w:trPr>
-        <w:tc>
-          <w:tcPr>
-            <w:tcW w:w="937" w:type="dxa"/>
-            <w:vMerge/>
-            <w:tcBorders>
-              <w:bottom w:val="single" w:sz="4" w:space="0" w:color="auto"/>
-            </w:tcBorders>
-            <w:tcMar>
-              <w:left w:w="57" w:type="dxa"/>
-              <w:right w:w="57" w:type="dxa"/>
-            </w:tcMar>
-          </w:tcPr>
-          <w:p>
-            <w:pPr>
-              <w:snapToGrid w:val="0"/>
-              <w:jc w:val="distribute"/>
-              <w:rPr>
-                <w:rFonts w:ascii="Barlow Condensed Medium" w:eastAsia="華康中黑體" w:hAnsi="Barlow Condensed Medium" w:cstheme="minorHAnsi"/>
-                <w:w w:val="80"/>
-              </w:rPr>
-            </w:pPr>
-          </w:p>
-        </w:tc>
-        <w:tc>
-          <w:tcPr>
-            <w:tcW w:w="1000" w:type="dxa"/>
-            <w:tcBorders>
-              <w:bottom w:val="single" w:sz="4" w:space="0" w:color="auto"/>
-            </w:tcBorders>
-            <w:tcMar>
-              <w:left w:w="57" w:type="dxa"/>
-              <w:right w:w="57" w:type="dxa"/>
-            </w:tcMar>
-            <w:vAlign w:val="center"/>
-          </w:tcPr>
-          <w:p>
-            <w:pPr>
-              <w:snapToGrid w:val="0"/>
-              <w:jc w:val="center"/>
-              <w:rPr>
-                <w:rFonts w:ascii="標楷體" w:eastAsia="標楷體" w:hAnsi="標楷體" w:cs="華康儷楷書"/>
-                <w:szCs w:val="24"/>
-              </w:rPr>
-            </w:pPr>
-            <w:r>
-              <w:rPr>
-                <w:rFonts w:ascii="標楷體" w:eastAsia="標楷體" w:hAnsi="標楷體" w:hint="eastAsia"/>
-              </w:rPr>
-              <w:t>林金城</w:t>
-            </w:r>
-          </w:p>
-        </w:tc>
-        <w:tc>
-          <w:tcPr>
-            <w:tcW w:w="1001" w:type="dxa"/>
-            <w:tcBorders>
-              <w:bottom w:val="single" w:sz="4" w:space="0" w:color="auto"/>
-            </w:tcBorders>
-            <w:tcMar>
-              <w:left w:w="57" w:type="dxa"/>
-              <w:right w:w="57" w:type="dxa"/>
-            </w:tcMar>
-            <w:vAlign w:val="center"/>
-          </w:tcPr>
-          <w:p>
-            <w:pPr>
-              <w:snapToGrid w:val="0"/>
-              <w:jc w:val="center"/>
-              <w:rPr>
-                <w:rFonts w:ascii="標楷體" w:eastAsia="標楷體" w:hAnsi="標楷體" w:cs="華康儷楷書"/>
-                <w:szCs w:val="24"/>
-              </w:rPr>
-            </w:pPr>
-            <w:r>
-              <w:rPr>
-                <w:rFonts w:ascii="標楷體" w:eastAsia="標楷體" w:hAnsi="標楷體" w:cstheme="majorBidi" w:hint="eastAsia"/>
-                <w:szCs w:val="24"/>
-              </w:rPr>
-              <w:t>黃彥彬</w:t>
-            </w:r>
-          </w:p>
-        </w:tc>
-        <w:tc>
-          <w:tcPr>
-            <w:tcW w:w="1135" w:type="dxa"/>
-            <w:tcBorders>
-              <w:top w:val="single" w:sz="4" w:space="0" w:color="auto"/>
-              <w:left w:val="double" w:sz="12" w:space="0" w:color="auto"/>
-              <w:bottom w:val="single" w:sz="4" w:space="0" w:color="auto"/>
-            </w:tcBorders>
-            <w:tcMar>
-              <w:left w:w="57" w:type="dxa"/>
-              <w:right w:w="57" w:type="dxa"/>
-            </w:tcMar>
-          </w:tcPr>
-          <w:p>
-            <w:pPr>
-              <w:snapToGrid w:val="0"/>
-              <w:jc w:val="distribute"/>
-              <w:rPr>
                 <w:rFonts w:ascii="Barlow Condensed Medium" w:eastAsia="標楷體" w:hAnsi="Barlow Condensed Medium" w:cstheme="minorHAnsi"/>
                 <w:w w:val="80"/>
               </w:rPr>
@@ -20593,7 +20466,7 @@
                 <w:noProof/>
                 <w:w w:val="75"/>
               </w:rPr>
-              <w:t>11</w:t>
+              <w:t>18</w:t>
             </w:r>
             <w:r>
               <w:rPr>
@@ -20719,7 +20592,7 @@
                 <w:rFonts w:ascii="標楷體" w:eastAsia="標楷體" w:hAnsi="標楷體" w:cs="華康儷楷書" w:hint="eastAsia"/>
                 <w:szCs w:val="24"/>
               </w:rPr>
-              <w:t>林美惠</w:t>
+              <w:t>廖龍英</w:t>
             </w:r>
           </w:p>
         </w:tc>
@@ -20750,7 +20623,7 @@
                 <w:rFonts w:ascii="標楷體" w:eastAsia="標楷體" w:hAnsi="標楷體" w:cs="華康儷楷書" w:hint="eastAsia"/>
                 <w:szCs w:val="24"/>
               </w:rPr>
-              <w:t>廖龍英</w:t>
+              <w:t>游陵珠</w:t>
             </w:r>
           </w:p>
         </w:tc>
@@ -20889,7 +20762,7 @@
                 <w:rFonts w:ascii="標楷體" w:eastAsia="標楷體" w:hAnsi="標楷體" w:cs="華康儷楷書" w:hint="eastAsia"/>
                 <w:szCs w:val="24"/>
               </w:rPr>
-              <w:t>葉文蒂</w:t>
+              <w:t>張佩瀅</w:t>
             </w:r>
           </w:p>
         </w:tc>
@@ -20919,7 +20792,7 @@
                 <w:rFonts w:ascii="標楷體" w:eastAsia="標楷體" w:hAnsi="標楷體" w:cs="華康儷楷書" w:hint="eastAsia"/>
                 <w:szCs w:val="24"/>
               </w:rPr>
-              <w:t>張佩瀅</w:t>
+              <w:t>張淑敏</w:t>
             </w:r>
           </w:p>
         </w:tc>
@@ -21038,7 +20911,7 @@
                 <w:rFonts w:ascii="標楷體" w:eastAsia="標楷體" w:hAnsi="標楷體" w:cs="華康儷楷書" w:hint="eastAsia"/>
                 <w:szCs w:val="24"/>
               </w:rPr>
-              <w:t>張梅足</w:t>
+              <w:t>黃花香</w:t>
             </w:r>
           </w:p>
         </w:tc>
@@ -21068,7 +20941,7 @@
                 <w:rFonts w:ascii="標楷體" w:eastAsia="標楷體" w:hAnsi="標楷體" w:cs="華康儷楷書" w:hint="eastAsia"/>
                 <w:szCs w:val="24"/>
               </w:rPr>
-              <w:t>黃花香</w:t>
+              <w:t>卓滿惠</w:t>
             </w:r>
           </w:p>
         </w:tc>
@@ -21153,7 +21026,7 @@
                 <w:rFonts w:ascii="Barlow Condensed Medium" w:eastAsia="標楷體" w:hAnsi="Barlow Condensed Medium" w:cs="華康儷楷書" w:hint="eastAsia"/>
                 <w:szCs w:val="24"/>
               </w:rPr>
-              <w:t>胡瑞榮</w:t>
+              <w:t>机忠三</w:t>
             </w:r>
           </w:p>
         </w:tc>
@@ -21178,13 +21051,6 @@
                 <w:szCs w:val="24"/>
               </w:rPr>
             </w:pPr>
-            <w:r>
-              <w:rPr>
-                <w:rFonts w:ascii="Barlow Condensed Medium" w:eastAsia="標楷體" w:hAnsi="Barlow Condensed Medium" w:cs="華康儷楷書" w:hint="eastAsia"/>
-                <w:szCs w:val="24"/>
-              </w:rPr>
-              <w:t>机忠三</w:t>
-            </w:r>
           </w:p>
         </w:tc>
         <w:tc>
@@ -21333,7 +21199,7 @@
           <w:rFonts w:ascii="Barlow Condensed SemiBold" w:eastAsia="華康正顏楷體W9" w:hAnsi="Barlow Condensed SemiBold" w:cstheme="minorHAnsi"/>
           <w:noProof/>
         </w:rPr>
-        <w:t>12</w:t>
+        <w:t>19</w:t>
       </w:r>
       <w:r>
         <w:rPr>
@@ -22183,6 +22049,15 @@
                 <w:highlight w:val="yellow"/>
               </w:rPr>
             </w:pPr>
+            <w:r>
+              <w:rPr>
+                <w:rFonts w:ascii="Barlow Condensed Medium" w:eastAsia="標楷體" w:hAnsi="Barlow Condensed Medium" w:cstheme="minorHAnsi" w:hint="eastAsia"/>
+                <w:w w:val="80"/>
+                <w:szCs w:val="24"/>
+                <w:highlight w:val="yellow"/>
+              </w:rPr>
+              <w:t>有志</w:t>
+            </w:r>
           </w:p>
         </w:tc>
         <w:tc>
@@ -22205,6 +22080,15 @@
                 <w:highlight w:val="yellow"/>
               </w:rPr>
             </w:pPr>
+            <w:r>
+              <w:rPr>
+                <w:rFonts w:ascii="Barlow Condensed Medium" w:eastAsia="標楷體" w:hAnsi="Barlow Condensed Medium" w:cstheme="minorHAnsi" w:hint="eastAsia"/>
+                <w:w w:val="80"/>
+                <w:szCs w:val="24"/>
+                <w:highlight w:val="yellow"/>
+              </w:rPr>
+              <w:t>180</w:t>
+            </w:r>
           </w:p>
         </w:tc>
         <w:tc>
@@ -23654,7 +23538,7 @@
               <w:snapToGrid w:val="0"/>
               <w:jc w:val="right"/>
               <w:rPr>
-                <w:rFonts w:ascii="Barlow Condensed Medium" w:eastAsia="標楷體" w:hAnsi="Barlow Condensed Medium" w:cstheme="minorHAnsi" w:hint="eastAsia"/>
+                <w:rFonts w:ascii="Barlow Condensed Medium" w:eastAsia="標楷體" w:hAnsi="Barlow Condensed Medium" w:cstheme="minorHAnsi"/>
                 <w:w w:val="80"/>
                 <w:szCs w:val="24"/>
                 <w:highlight w:val="yellow"/>
@@ -23896,7 +23780,7 @@
               <w:snapToGrid w:val="0"/>
               <w:jc w:val="right"/>
               <w:rPr>
-                <w:rFonts w:ascii="Barlow Condensed Medium" w:eastAsia="標楷體" w:hAnsi="Barlow Condensed Medium" w:cstheme="minorHAnsi" w:hint="eastAsia"/>
+                <w:rFonts w:ascii="Barlow Condensed Medium" w:eastAsia="標楷體" w:hAnsi="Barlow Condensed Medium" w:cstheme="minorHAnsi"/>
                 <w:w w:val="80"/>
                 <w:szCs w:val="24"/>
                 <w:highlight w:val="yellow"/>
@@ -24138,7 +24022,7 @@
               <w:snapToGrid w:val="0"/>
               <w:jc w:val="right"/>
               <w:rPr>
-                <w:rFonts w:ascii="Barlow Condensed Medium" w:eastAsia="標楷體" w:hAnsi="Barlow Condensed Medium" w:cstheme="minorHAnsi" w:hint="eastAsia"/>
+                <w:rFonts w:ascii="Barlow Condensed Medium" w:eastAsia="標楷體" w:hAnsi="Barlow Condensed Medium" w:cstheme="minorHAnsi"/>
                 <w:w w:val="80"/>
                 <w:szCs w:val="24"/>
                 <w:highlight w:val="yellow"/>
@@ -24308,8 +24192,6 @@
               </w:rPr>
               <w:t>1,100</w:t>
             </w:r>
-            <w:bookmarkStart w:id="7" w:name="_GoBack"/>
-            <w:bookmarkEnd w:id="7"/>
           </w:p>
         </w:tc>
       </w:tr>
@@ -24540,7 +24422,7 @@
                 <w:sz w:val="20"/>
                 <w:szCs w:val="20"/>
               </w:rPr>
-              <w:t>19</w:t>
+              <w:t>26</w:t>
             </w:r>
             <w:r>
               <w:rPr>
@@ -24758,7 +24640,7 @@
                 <w:sz w:val="20"/>
                 <w:szCs w:val="20"/>
               </w:rPr>
-              <w:t>20</w:t>
+              <w:t>27</w:t>
             </w:r>
             <w:r>
               <w:rPr>
@@ -24943,7 +24825,7 @@
                 <w:sz w:val="20"/>
                 <w:szCs w:val="20"/>
               </w:rPr>
-              <w:t>21</w:t>
+              <w:t>28</w:t>
             </w:r>
             <w:r>
               <w:rPr>
@@ -25119,7 +25001,7 @@
                 <w:sz w:val="20"/>
                 <w:szCs w:val="20"/>
               </w:rPr>
-              <w:t>22</w:t>
+              <w:t>29</w:t>
             </w:r>
             <w:r>
               <w:rPr>
@@ -25295,7 +25177,7 @@
                 <w:sz w:val="20"/>
                 <w:szCs w:val="20"/>
               </w:rPr>
-              <w:t>23</w:t>
+              <w:t>30</w:t>
             </w:r>
             <w:r>
               <w:rPr>
@@ -25416,7 +25298,7 @@
                 <w:sz w:val="20"/>
                 <w:szCs w:val="20"/>
               </w:rPr>
-              <w:t>4</w:t>
+              <w:t>5</w:t>
             </w:r>
             <w:r>
               <w:rPr>
@@ -25471,7 +25353,7 @@
                 <w:sz w:val="20"/>
                 <w:szCs w:val="20"/>
               </w:rPr>
-              <w:t>24</w:t>
+              <w:t>1</w:t>
             </w:r>
             <w:r>
               <w:rPr>
@@ -25592,7 +25474,7 @@
                 <w:sz w:val="20"/>
                 <w:szCs w:val="20"/>
               </w:rPr>
-              <w:t>4</w:t>
+              <w:t>5</w:t>
             </w:r>
             <w:r>
               <w:rPr>
@@ -25647,7 +25529,7 @@
                 <w:sz w:val="20"/>
                 <w:szCs w:val="20"/>
               </w:rPr>
-              <w:t>25</w:t>
+              <w:t>2</w:t>
             </w:r>
             <w:r>
               <w:rPr>
@@ -27036,7 +26918,7 @@
           </mc:Choice>
           <mc:Fallback>
             <w:pict>
-              <v:line w14:anchorId="230363FD" id="直線接點 6" o:spid="_x0000_s1026" style="position:absolute;z-index:251665408;visibility:visible;mso-wrap-style:square;mso-width-percent:0;mso-height-percent:0;mso-wrap-distance-left:9pt;mso-wrap-distance-top:0;mso-wrap-distance-right:9pt;mso-wrap-distance-bottom:0;mso-position-horizontal:absolute;mso-position-horizontal-relative:page;mso-position-vertical:absolute;mso-position-vertical-relative:page;mso-width-percent:0;mso-height-percent:0;mso-width-relative:margin;mso-height-relative:margin" from="343.9pt,19.85pt" to="345.05pt,710.95pt" o:gfxdata="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" strokecolor="black [3213]" strokeweight=".5pt">
+              <v:line w14:anchorId="4C181BAF" id="直線接點 6" o:spid="_x0000_s1026" style="position:absolute;z-index:251665408;visibility:visible;mso-wrap-style:square;mso-width-percent:0;mso-height-percent:0;mso-wrap-distance-left:9pt;mso-wrap-distance-top:0;mso-wrap-distance-right:9pt;mso-wrap-distance-bottom:0;mso-position-horizontal:absolute;mso-position-horizontal-relative:page;mso-position-vertical:absolute;mso-position-vertical-relative:page;mso-width-percent:0;mso-height-percent:0;mso-width-relative:margin;mso-height-relative:margin" from="343.9pt,19.85pt" to="345.05pt,710.95pt" o:gfxdata="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" strokecolor="black [3213]" strokeweight=".5pt">
                 <v:stroke dashstyle="3 1" joinstyle="miter"/>
                 <w10:wrap anchorx="page" anchory="page"/>
               </v:line>
@@ -27113,7 +26995,7 @@
           </mc:Choice>
           <mc:Fallback>
             <w:pict>
-              <v:line w14:anchorId="5FFE4709" id="直線接點 4" o:spid="_x0000_s1026" style="position:absolute;z-index:251661312;visibility:visible;mso-wrap-style:square;mso-width-percent:0;mso-height-percent:0;mso-wrap-distance-left:9pt;mso-wrap-distance-top:0;mso-wrap-distance-right:9pt;mso-wrap-distance-bottom:0;mso-position-horizontal:absolute;mso-position-horizontal-relative:page;mso-position-vertical:absolute;mso-position-vertical-relative:page;mso-width-percent:0;mso-height-percent:0;mso-width-relative:margin;mso-height-relative:margin" from="343.9pt,19.85pt" to="345.05pt,710.95pt" o:gfxdata="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" strokecolor="black [3213]" strokeweight=".5pt">
+              <v:line w14:anchorId="4A60277B" id="直線接點 4" o:spid="_x0000_s1026" style="position:absolute;z-index:251661312;visibility:visible;mso-wrap-style:square;mso-width-percent:0;mso-height-percent:0;mso-wrap-distance-left:9pt;mso-wrap-distance-top:0;mso-wrap-distance-right:9pt;mso-wrap-distance-bottom:0;mso-position-horizontal:absolute;mso-position-horizontal-relative:page;mso-position-vertical:absolute;mso-position-vertical-relative:page;mso-width-percent:0;mso-height-percent:0;mso-width-relative:margin;mso-height-relative:margin" from="343.9pt,19.85pt" to="345.05pt,710.95pt" o:gfxdata="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" strokecolor="black [3213]" strokeweight=".5pt">
                 <v:stroke dashstyle="3 1" joinstyle="miter"/>
                 <w10:wrap anchorx="page" anchory="page"/>
               </v:line>
@@ -27263,7 +27145,7 @@
           <w:rFonts w:ascii="Barlow Condensed Medium" w:eastAsia="華康正顏楷體W9" w:hAnsi="Barlow Condensed Medium" w:cstheme="minorHAnsi"/>
           <w:noProof/>
         </w:rPr>
-        <w:t>19</w:t>
+        <w:t>26</w:t>
       </w:r>
       <w:r>
         <w:rPr>
@@ -27815,7 +27697,7 @@
 </file>
 
 <file path=word/endnotes.xml><?xml version="1.0" encoding="utf-8"?>
-<w:endnotes xmlns:wpc="http://schemas.microsoft.com/office/word/2010/wordprocessingCanvas" xmlns:mc="http://schemas.openxmlformats.org/markup-compatibility/2006" xmlns:o="urn:schemas-microsoft-com:office:office" xmlns:r="http://schemas.openxmlformats.org/officeDocument/2006/relationships" xmlns:m="http://schemas.openxmlformats.org/officeDocument/2006/math" xmlns:v="urn:schemas-microsoft-com:vml" xmlns:wp14="http://schemas.microsoft.com/office/word/2010/wordprocessingDrawing" xmlns:wp="http://schemas.openxmlformats.org/drawingml/2006/wordprocessingDrawing" xmlns:w10="urn:schemas-microsoft-com:office:word" xmlns:w="http://schemas.openxmlformats.org/wordprocessingml/2006/main" xmlns:w14="http://schemas.microsoft.com/office/word/2010/wordml" xmlns:w15="http://schemas.microsoft.com/office/word/2012/wordml" xmlns:wpg="http://schemas.microsoft.com/office/word/2010/wordprocessingGroup" xmlns:wpi="http://schemas.microsoft.com/office/word/2010/wordprocessingInk" xmlns:wne="http://schemas.microsoft.com/office/word/2006/wordml" xmlns:wps="http://schemas.microsoft.com/office/word/2010/wordprocessingShape" mc:Ignorable="w14 w15 wp14">
+<w:endnotes xmlns:wpc="http://schemas.microsoft.com/office/word/2010/wordprocessingCanvas" xmlns:cx="http://schemas.microsoft.com/office/drawing/2014/chartex" xmlns:cx1="http://schemas.microsoft.com/office/drawing/2015/9/8/chartex" xmlns:cx2="http://schemas.microsoft.com/office/drawing/2015/10/21/chartex" xmlns:cx3="http://schemas.microsoft.com/office/drawing/2016/5/9/chartex" xmlns:cx4="http://schemas.microsoft.com/office/drawing/2016/5/10/chartex" xmlns:cx5="http://schemas.microsoft.com/office/drawing/2016/5/11/chartex" xmlns:cx6="http://schemas.microsoft.com/office/drawing/2016/5/12/chartex" xmlns:cx7="http://schemas.microsoft.com/office/drawing/2016/5/13/chartex" xmlns:cx8="http://schemas.microsoft.com/office/drawing/2016/5/14/chartex" xmlns:mc="http://schemas.openxmlformats.org/markup-compatibility/2006" xmlns:aink="http://schemas.microsoft.com/office/drawing/2016/ink" xmlns:am3d="http://schemas.microsoft.com/office/drawing/2017/model3d" xmlns:o="urn:schemas-microsoft-com:office:office" xmlns:oel="http://schemas.microsoft.com/office/2019/extlst" xmlns:r="http://schemas.openxmlformats.org/officeDocument/2006/relationships" xmlns:m="http://schemas.openxmlformats.org/officeDocument/2006/math" xmlns:v="urn:schemas-microsoft-com:vml" xmlns:wp14="http://schemas.microsoft.com/office/word/2010/wordprocessingDrawing" xmlns:wp="http://schemas.openxmlformats.org/drawingml/2006/wordprocessingDrawing" xmlns:w10="urn:schemas-microsoft-com:office:word" xmlns:w="http://schemas.openxmlformats.org/wordprocessingml/2006/main" xmlns:w14="http://schemas.microsoft.com/office/word/2010/wordml" xmlns:w15="http://schemas.microsoft.com/office/word/2012/wordml" xmlns:w16cex="http://schemas.microsoft.com/office/word/2018/wordml/cex" xmlns:w16cid="http://schemas.microsoft.com/office/word/2016/wordml/cid" xmlns:w16="http://schemas.microsoft.com/office/word/2018/wordml" xmlns:w16sdtdh="http://schemas.microsoft.com/office/word/2020/wordml/sdtdatahash" xmlns:w16se="http://schemas.microsoft.com/office/word/2015/wordml/symex" xmlns:wpg="http://schemas.microsoft.com/office/word/2010/wordprocessingGroup" xmlns:wpi="http://schemas.microsoft.com/office/word/2010/wordprocessingInk" xmlns:wne="http://schemas.microsoft.com/office/word/2006/wordml" xmlns:wps="http://schemas.microsoft.com/office/word/2010/wordprocessingShape" mc:Ignorable="w14 w15 w16se w16cid w16 w16cex w16sdtdh wp14">
   <w:endnote w:type="separator" w:id="-1">
     <w:p>
       <w:r>
@@ -27834,7 +27716,7 @@
 </file>
 
 <file path=word/footnotes.xml><?xml version="1.0" encoding="utf-8"?>
-<w:footnotes xmlns:wpc="http://schemas.microsoft.com/office/word/2010/wordprocessingCanvas" xmlns:mc="http://schemas.openxmlformats.org/markup-compatibility/2006" xmlns:o="urn:schemas-microsoft-com:office:office" xmlns:r="http://schemas.openxmlformats.org/officeDocument/2006/relationships" xmlns:m="http://schemas.openxmlformats.org/officeDocument/2006/math" xmlns:v="urn:schemas-microsoft-com:vml" xmlns:wp14="http://schemas.microsoft.com/office/word/2010/wordprocessingDrawing" xmlns:wp="http://schemas.openxmlformats.org/drawingml/2006/wordprocessingDrawing" xmlns:w10="urn:schemas-microsoft-com:office:word" xmlns:w="http://schemas.openxmlformats.org/wordprocessingml/2006/main" xmlns:w14="http://schemas.microsoft.com/office/word/2010/wordml" xmlns:w15="http://schemas.microsoft.com/office/word/2012/wordml" xmlns:wpg="http://schemas.microsoft.com/office/word/2010/wordprocessingGroup" xmlns:wpi="http://schemas.microsoft.com/office/word/2010/wordprocessingInk" xmlns:wne="http://schemas.microsoft.com/office/word/2006/wordml" xmlns:wps="http://schemas.microsoft.com/office/word/2010/wordprocessingShape" mc:Ignorable="w14 w15 wp14">
+<w:footnotes xmlns:wpc="http://schemas.microsoft.com/office/word/2010/wordprocessingCanvas" xmlns:cx="http://schemas.microsoft.com/office/drawing/2014/chartex" xmlns:cx1="http://schemas.microsoft.com/office/drawing/2015/9/8/chartex" xmlns:cx2="http://schemas.microsoft.com/office/drawing/2015/10/21/chartex" xmlns:cx3="http://schemas.microsoft.com/office/drawing/2016/5/9/chartex" xmlns:cx4="http://schemas.microsoft.com/office/drawing/2016/5/10/chartex" xmlns:cx5="http://schemas.microsoft.com/office/drawing/2016/5/11/chartex" xmlns:cx6="http://schemas.microsoft.com/office/drawing/2016/5/12/chartex" xmlns:cx7="http://schemas.microsoft.com/office/drawing/2016/5/13/chartex" xmlns:cx8="http://schemas.microsoft.com/office/drawing/2016/5/14/chartex" xmlns:mc="http://schemas.openxmlformats.org/markup-compatibility/2006" xmlns:aink="http://schemas.microsoft.com/office/drawing/2016/ink" xmlns:am3d="http://schemas.microsoft.com/office/drawing/2017/model3d" xmlns:o="urn:schemas-microsoft-com:office:office" xmlns:oel="http://schemas.microsoft.com/office/2019/extlst" xmlns:r="http://schemas.openxmlformats.org/officeDocument/2006/relationships" xmlns:m="http://schemas.openxmlformats.org/officeDocument/2006/math" xmlns:v="urn:schemas-microsoft-com:vml" xmlns:wp14="http://schemas.microsoft.com/office/word/2010/wordprocessingDrawing" xmlns:wp="http://schemas.openxmlformats.org/drawingml/2006/wordprocessingDrawing" xmlns:w10="urn:schemas-microsoft-com:office:word" xmlns:w="http://schemas.openxmlformats.org/wordprocessingml/2006/main" xmlns:w14="http://schemas.microsoft.com/office/word/2010/wordml" xmlns:w15="http://schemas.microsoft.com/office/word/2012/wordml" xmlns:w16cex="http://schemas.microsoft.com/office/word/2018/wordml/cex" xmlns:w16cid="http://schemas.microsoft.com/office/word/2016/wordml/cid" xmlns:w16="http://schemas.microsoft.com/office/word/2018/wordml" xmlns:w16sdtdh="http://schemas.microsoft.com/office/word/2020/wordml/sdtdatahash" xmlns:w16se="http://schemas.microsoft.com/office/word/2015/wordml/symex" xmlns:wpg="http://schemas.microsoft.com/office/word/2010/wordprocessingGroup" xmlns:wpi="http://schemas.microsoft.com/office/word/2010/wordprocessingInk" xmlns:wne="http://schemas.microsoft.com/office/word/2006/wordml" xmlns:wps="http://schemas.microsoft.com/office/word/2010/wordprocessingShape" mc:Ignorable="w14 w15 w16se w16cid w16 w16cex w16sdtdh wp14">
   <w:footnote w:type="separator" w:id="-1">
     <w:p>
       <w:r>
@@ -27853,7 +27735,7 @@
 </file>
 
 <file path=word/header1.xml><?xml version="1.0" encoding="utf-8"?>
-<w:hdr xmlns:wpc="http://schemas.microsoft.com/office/word/2010/wordprocessingCanvas" xmlns:mc="http://schemas.openxmlformats.org/markup-compatibility/2006" xmlns:o="urn:schemas-microsoft-com:office:office" xmlns:r="http://schemas.openxmlformats.org/officeDocument/2006/relationships" xmlns:m="http://schemas.openxmlformats.org/officeDocument/2006/math" xmlns:v="urn:schemas-microsoft-com:vml" xmlns:wp14="http://schemas.microsoft.com/office/word/2010/wordprocessingDrawing" xmlns:wp="http://schemas.openxmlformats.org/drawingml/2006/wordprocessingDrawing" xmlns:w10="urn:schemas-microsoft-com:office:word" xmlns:w="http://schemas.openxmlformats.org/wordprocessingml/2006/main" xmlns:w14="http://schemas.microsoft.com/office/word/2010/wordml" xmlns:w15="http://schemas.microsoft.com/office/word/2012/wordml" xmlns:wpg="http://schemas.microsoft.com/office/word/2010/wordprocessingGroup" xmlns:wpi="http://schemas.microsoft.com/office/word/2010/wordprocessingInk" xmlns:wne="http://schemas.microsoft.com/office/word/2006/wordml" xmlns:wps="http://schemas.microsoft.com/office/word/2010/wordprocessingShape" mc:Ignorable="w14 w15 wp14">
+<w:hdr xmlns:wpc="http://schemas.microsoft.com/office/word/2010/wordprocessingCanvas" xmlns:cx="http://schemas.microsoft.com/office/drawing/2014/chartex" xmlns:cx1="http://schemas.microsoft.com/office/drawing/2015/9/8/chartex" xmlns:cx2="http://schemas.microsoft.com/office/drawing/2015/10/21/chartex" xmlns:cx3="http://schemas.microsoft.com/office/drawing/2016/5/9/chartex" xmlns:cx4="http://schemas.microsoft.com/office/drawing/2016/5/10/chartex" xmlns:cx5="http://schemas.microsoft.com/office/drawing/2016/5/11/chartex" xmlns:cx6="http://schemas.microsoft.com/office/drawing/2016/5/12/chartex" xmlns:cx7="http://schemas.microsoft.com/office/drawing/2016/5/13/chartex" xmlns:cx8="http://schemas.microsoft.com/office/drawing/2016/5/14/chartex" xmlns:mc="http://schemas.openxmlformats.org/markup-compatibility/2006" xmlns:aink="http://schemas.microsoft.com/office/drawing/2016/ink" xmlns:am3d="http://schemas.microsoft.com/office/drawing/2017/model3d" xmlns:o="urn:schemas-microsoft-com:office:office" xmlns:oel="http://schemas.microsoft.com/office/2019/extlst" xmlns:r="http://schemas.openxmlformats.org/officeDocument/2006/relationships" xmlns:m="http://schemas.openxmlformats.org/officeDocument/2006/math" xmlns:v="urn:schemas-microsoft-com:vml" xmlns:wp14="http://schemas.microsoft.com/office/word/2010/wordprocessingDrawing" xmlns:wp="http://schemas.openxmlformats.org/drawingml/2006/wordprocessingDrawing" xmlns:w10="urn:schemas-microsoft-com:office:word" xmlns:w="http://schemas.openxmlformats.org/wordprocessingml/2006/main" xmlns:w14="http://schemas.microsoft.com/office/word/2010/wordml" xmlns:w15="http://schemas.microsoft.com/office/word/2012/wordml" xmlns:w16cex="http://schemas.microsoft.com/office/word/2018/wordml/cex" xmlns:w16cid="http://schemas.microsoft.com/office/word/2016/wordml/cid" xmlns:w16="http://schemas.microsoft.com/office/word/2018/wordml" xmlns:w16sdtdh="http://schemas.microsoft.com/office/word/2020/wordml/sdtdatahash" xmlns:w16se="http://schemas.microsoft.com/office/word/2015/wordml/symex" xmlns:wpg="http://schemas.microsoft.com/office/word/2010/wordprocessingGroup" xmlns:wpi="http://schemas.microsoft.com/office/word/2010/wordprocessingInk" xmlns:wne="http://schemas.microsoft.com/office/word/2006/wordml" xmlns:wps="http://schemas.microsoft.com/office/word/2010/wordprocessingShape" mc:Ignorable="w14 w15 w16se w16cid w16 w16cex w16sdtdh wp14">
   <w:p>
     <w:pPr>
       <w:pStyle w:val="a4"/>
@@ -28311,7 +28193,7 @@
 </file>
 
 <file path=word/header2.xml><?xml version="1.0" encoding="utf-8"?>
-<w:hdr xmlns:wpc="http://schemas.microsoft.com/office/word/2010/wordprocessingCanvas" xmlns:mc="http://schemas.openxmlformats.org/markup-compatibility/2006" xmlns:o="urn:schemas-microsoft-com:office:office" xmlns:r="http://schemas.openxmlformats.org/officeDocument/2006/relationships" xmlns:m="http://schemas.openxmlformats.org/officeDocument/2006/math" xmlns:v="urn:schemas-microsoft-com:vml" xmlns:wp14="http://schemas.microsoft.com/office/word/2010/wordprocessingDrawing" xmlns:wp="http://schemas.openxmlformats.org/drawingml/2006/wordprocessingDrawing" xmlns:w10="urn:schemas-microsoft-com:office:word" xmlns:w="http://schemas.openxmlformats.org/wordprocessingml/2006/main" xmlns:w14="http://schemas.microsoft.com/office/word/2010/wordml" xmlns:w15="http://schemas.microsoft.com/office/word/2012/wordml" xmlns:wpg="http://schemas.microsoft.com/office/word/2010/wordprocessingGroup" xmlns:wpi="http://schemas.microsoft.com/office/word/2010/wordprocessingInk" xmlns:wne="http://schemas.microsoft.com/office/word/2006/wordml" xmlns:wps="http://schemas.microsoft.com/office/word/2010/wordprocessingShape" mc:Ignorable="w14 w15 wp14">
+<w:hdr xmlns:wpc="http://schemas.microsoft.com/office/word/2010/wordprocessingCanvas" xmlns:cx="http://schemas.microsoft.com/office/drawing/2014/chartex" xmlns:cx1="http://schemas.microsoft.com/office/drawing/2015/9/8/chartex" xmlns:cx2="http://schemas.microsoft.com/office/drawing/2015/10/21/chartex" xmlns:cx3="http://schemas.microsoft.com/office/drawing/2016/5/9/chartex" xmlns:cx4="http://schemas.microsoft.com/office/drawing/2016/5/10/chartex" xmlns:cx5="http://schemas.microsoft.com/office/drawing/2016/5/11/chartex" xmlns:cx6="http://schemas.microsoft.com/office/drawing/2016/5/12/chartex" xmlns:cx7="http://schemas.microsoft.com/office/drawing/2016/5/13/chartex" xmlns:cx8="http://schemas.microsoft.com/office/drawing/2016/5/14/chartex" xmlns:mc="http://schemas.openxmlformats.org/markup-compatibility/2006" xmlns:aink="http://schemas.microsoft.com/office/drawing/2016/ink" xmlns:am3d="http://schemas.microsoft.com/office/drawing/2017/model3d" xmlns:o="urn:schemas-microsoft-com:office:office" xmlns:oel="http://schemas.microsoft.com/office/2019/extlst" xmlns:r="http://schemas.openxmlformats.org/officeDocument/2006/relationships" xmlns:m="http://schemas.openxmlformats.org/officeDocument/2006/math" xmlns:v="urn:schemas-microsoft-com:vml" xmlns:wp14="http://schemas.microsoft.com/office/word/2010/wordprocessingDrawing" xmlns:wp="http://schemas.openxmlformats.org/drawingml/2006/wordprocessingDrawing" xmlns:w10="urn:schemas-microsoft-com:office:word" xmlns:w="http://schemas.openxmlformats.org/wordprocessingml/2006/main" xmlns:w14="http://schemas.microsoft.com/office/word/2010/wordml" xmlns:w15="http://schemas.microsoft.com/office/word/2012/wordml" xmlns:w16cex="http://schemas.microsoft.com/office/word/2018/wordml/cex" xmlns:w16cid="http://schemas.microsoft.com/office/word/2016/wordml/cid" xmlns:w16="http://schemas.microsoft.com/office/word/2018/wordml" xmlns:w16sdtdh="http://schemas.microsoft.com/office/word/2020/wordml/sdtdatahash" xmlns:w16se="http://schemas.microsoft.com/office/word/2015/wordml/symex" xmlns:wpg="http://schemas.microsoft.com/office/word/2010/wordprocessingGroup" xmlns:wpi="http://schemas.microsoft.com/office/word/2010/wordprocessingInk" xmlns:wne="http://schemas.microsoft.com/office/word/2006/wordml" xmlns:wps="http://schemas.microsoft.com/office/word/2010/wordprocessingShape" mc:Ignorable="w14 w15 w16se w16cid w16 w16cex w16sdtdh wp14">
   <w:p>
     <w:pPr>
       <w:pStyle w:val="a4"/>
@@ -28383,7 +28265,7 @@
         <w:b/>
         <w:noProof/>
       </w:rPr>
-      <w:t>2616</w:t>
+      <w:t>2617</w:t>
     </w:r>
     <w:r>
       <w:rPr>
@@ -28520,7 +28402,7 @@
         <w:b/>
         <w:noProof/>
       </w:rPr>
-      <w:t>19</w:t>
+      <w:t>26</w:t>
     </w:r>
     <w:r>
       <w:rPr>
@@ -28592,7 +28474,7 @@
         <w:b/>
         <w:noProof/>
       </w:rPr>
-      <w:t>2616</w:t>
+      <w:t>2617</w:t>
     </w:r>
     <w:r>
       <w:rPr>
@@ -28729,7 +28611,7 @@
         <w:b/>
         <w:noProof/>
       </w:rPr>
-      <w:t>19</w:t>
+      <w:t>26</w:t>
     </w:r>
     <w:r>
       <w:rPr>
@@ -28769,7 +28651,7 @@
 </file>
 
 <file path=word/header3.xml><?xml version="1.0" encoding="utf-8"?>
-<w:hdr xmlns:wpc="http://schemas.microsoft.com/office/word/2010/wordprocessingCanvas" xmlns:mc="http://schemas.openxmlformats.org/markup-compatibility/2006" xmlns:o="urn:schemas-microsoft-com:office:office" xmlns:r="http://schemas.openxmlformats.org/officeDocument/2006/relationships" xmlns:m="http://schemas.openxmlformats.org/officeDocument/2006/math" xmlns:v="urn:schemas-microsoft-com:vml" xmlns:wp14="http://schemas.microsoft.com/office/word/2010/wordprocessingDrawing" xmlns:wp="http://schemas.openxmlformats.org/drawingml/2006/wordprocessingDrawing" xmlns:w10="urn:schemas-microsoft-com:office:word" xmlns:w="http://schemas.openxmlformats.org/wordprocessingml/2006/main" xmlns:w14="http://schemas.microsoft.com/office/word/2010/wordml" xmlns:w15="http://schemas.microsoft.com/office/word/2012/wordml" xmlns:wpg="http://schemas.microsoft.com/office/word/2010/wordprocessingGroup" xmlns:wpi="http://schemas.microsoft.com/office/word/2010/wordprocessingInk" xmlns:wne="http://schemas.microsoft.com/office/word/2006/wordml" xmlns:wps="http://schemas.microsoft.com/office/word/2010/wordprocessingShape" mc:Ignorable="w14 w15 wp14">
+<w:hdr xmlns:wpc="http://schemas.microsoft.com/office/word/2010/wordprocessingCanvas" xmlns:cx="http://schemas.microsoft.com/office/drawing/2014/chartex" xmlns:cx1="http://schemas.microsoft.com/office/drawing/2015/9/8/chartex" xmlns:cx2="http://schemas.microsoft.com/office/drawing/2015/10/21/chartex" xmlns:cx3="http://schemas.microsoft.com/office/drawing/2016/5/9/chartex" xmlns:cx4="http://schemas.microsoft.com/office/drawing/2016/5/10/chartex" xmlns:cx5="http://schemas.microsoft.com/office/drawing/2016/5/11/chartex" xmlns:cx6="http://schemas.microsoft.com/office/drawing/2016/5/12/chartex" xmlns:cx7="http://schemas.microsoft.com/office/drawing/2016/5/13/chartex" xmlns:cx8="http://schemas.microsoft.com/office/drawing/2016/5/14/chartex" xmlns:mc="http://schemas.openxmlformats.org/markup-compatibility/2006" xmlns:aink="http://schemas.microsoft.com/office/drawing/2016/ink" xmlns:am3d="http://schemas.microsoft.com/office/drawing/2017/model3d" xmlns:o="urn:schemas-microsoft-com:office:office" xmlns:oel="http://schemas.microsoft.com/office/2019/extlst" xmlns:r="http://schemas.openxmlformats.org/officeDocument/2006/relationships" xmlns:m="http://schemas.openxmlformats.org/officeDocument/2006/math" xmlns:v="urn:schemas-microsoft-com:vml" xmlns:wp14="http://schemas.microsoft.com/office/word/2010/wordprocessingDrawing" xmlns:wp="http://schemas.openxmlformats.org/drawingml/2006/wordprocessingDrawing" xmlns:w10="urn:schemas-microsoft-com:office:word" xmlns:w="http://schemas.openxmlformats.org/wordprocessingml/2006/main" xmlns:w14="http://schemas.microsoft.com/office/word/2010/wordml" xmlns:w15="http://schemas.microsoft.com/office/word/2012/wordml" xmlns:w16cex="http://schemas.microsoft.com/office/word/2018/wordml/cex" xmlns:w16cid="http://schemas.microsoft.com/office/word/2016/wordml/cid" xmlns:w16="http://schemas.microsoft.com/office/word/2018/wordml" xmlns:w16sdtdh="http://schemas.microsoft.com/office/word/2020/wordml/sdtdatahash" xmlns:w16se="http://schemas.microsoft.com/office/word/2015/wordml/symex" xmlns:wpg="http://schemas.microsoft.com/office/word/2010/wordprocessingGroup" xmlns:wpi="http://schemas.microsoft.com/office/word/2010/wordprocessingInk" xmlns:wne="http://schemas.microsoft.com/office/word/2006/wordml" xmlns:wps="http://schemas.microsoft.com/office/word/2010/wordprocessingShape" mc:Ignorable="w14 w15 w16se w16cid w16 w16cex w16sdtdh wp14">
   <w:p>
     <w:pPr>
       <w:pStyle w:val="a4"/>
@@ -28841,7 +28723,7 @@
         <w:b/>
         <w:noProof/>
       </w:rPr>
-      <w:t>2616</w:t>
+      <w:t>2617</w:t>
     </w:r>
     <w:r>
       <w:rPr>
@@ -28978,7 +28860,7 @@
         <w:b/>
         <w:noProof/>
       </w:rPr>
-      <w:t>19</w:t>
+      <w:t>26</w:t>
     </w:r>
     <w:r>
       <w:rPr>
@@ -29050,7 +28932,7 @@
         <w:b/>
         <w:noProof/>
       </w:rPr>
-      <w:t>2616</w:t>
+      <w:t>2617</w:t>
     </w:r>
     <w:r>
       <w:rPr>
@@ -29187,7 +29069,7 @@
         <w:b/>
         <w:noProof/>
       </w:rPr>
-      <w:t>19</w:t>
+      <w:t>26</w:t>
     </w:r>
     <w:r>
       <w:rPr>
@@ -29227,7 +29109,7 @@
 </file>
 
 <file path=word/header4.xml><?xml version="1.0" encoding="utf-8"?>
-<w:hdr xmlns:wpc="http://schemas.microsoft.com/office/word/2010/wordprocessingCanvas" xmlns:mc="http://schemas.openxmlformats.org/markup-compatibility/2006" xmlns:o="urn:schemas-microsoft-com:office:office" xmlns:r="http://schemas.openxmlformats.org/officeDocument/2006/relationships" xmlns:m="http://schemas.openxmlformats.org/officeDocument/2006/math" xmlns:v="urn:schemas-microsoft-com:vml" xmlns:wp14="http://schemas.microsoft.com/office/word/2010/wordprocessingDrawing" xmlns:wp="http://schemas.openxmlformats.org/drawingml/2006/wordprocessingDrawing" xmlns:w10="urn:schemas-microsoft-com:office:word" xmlns:w="http://schemas.openxmlformats.org/wordprocessingml/2006/main" xmlns:w14="http://schemas.microsoft.com/office/word/2010/wordml" xmlns:w15="http://schemas.microsoft.com/office/word/2012/wordml" xmlns:wpg="http://schemas.microsoft.com/office/word/2010/wordprocessingGroup" xmlns:wpi="http://schemas.microsoft.com/office/word/2010/wordprocessingInk" xmlns:wne="http://schemas.microsoft.com/office/word/2006/wordml" xmlns:wps="http://schemas.microsoft.com/office/word/2010/wordprocessingShape" mc:Ignorable="w14 w15 wp14">
+<w:hdr xmlns:wpc="http://schemas.microsoft.com/office/word/2010/wordprocessingCanvas" xmlns:cx="http://schemas.microsoft.com/office/drawing/2014/chartex" xmlns:cx1="http://schemas.microsoft.com/office/drawing/2015/9/8/chartex" xmlns:cx2="http://schemas.microsoft.com/office/drawing/2015/10/21/chartex" xmlns:cx3="http://schemas.microsoft.com/office/drawing/2016/5/9/chartex" xmlns:cx4="http://schemas.microsoft.com/office/drawing/2016/5/10/chartex" xmlns:cx5="http://schemas.microsoft.com/office/drawing/2016/5/11/chartex" xmlns:cx6="http://schemas.microsoft.com/office/drawing/2016/5/12/chartex" xmlns:cx7="http://schemas.microsoft.com/office/drawing/2016/5/13/chartex" xmlns:cx8="http://schemas.microsoft.com/office/drawing/2016/5/14/chartex" xmlns:mc="http://schemas.openxmlformats.org/markup-compatibility/2006" xmlns:aink="http://schemas.microsoft.com/office/drawing/2016/ink" xmlns:am3d="http://schemas.microsoft.com/office/drawing/2017/model3d" xmlns:o="urn:schemas-microsoft-com:office:office" xmlns:oel="http://schemas.microsoft.com/office/2019/extlst" xmlns:r="http://schemas.openxmlformats.org/officeDocument/2006/relationships" xmlns:m="http://schemas.openxmlformats.org/officeDocument/2006/math" xmlns:v="urn:schemas-microsoft-com:vml" xmlns:wp14="http://schemas.microsoft.com/office/word/2010/wordprocessingDrawing" xmlns:wp="http://schemas.openxmlformats.org/drawingml/2006/wordprocessingDrawing" xmlns:w10="urn:schemas-microsoft-com:office:word" xmlns:w="http://schemas.openxmlformats.org/wordprocessingml/2006/main" xmlns:w14="http://schemas.microsoft.com/office/word/2010/wordml" xmlns:w15="http://schemas.microsoft.com/office/word/2012/wordml" xmlns:w16cex="http://schemas.microsoft.com/office/word/2018/wordml/cex" xmlns:w16cid="http://schemas.microsoft.com/office/word/2016/wordml/cid" xmlns:w16="http://schemas.microsoft.com/office/word/2018/wordml" xmlns:w16sdtdh="http://schemas.microsoft.com/office/word/2020/wordml/sdtdatahash" xmlns:w16se="http://schemas.microsoft.com/office/word/2015/wordml/symex" xmlns:wpg="http://schemas.microsoft.com/office/word/2010/wordprocessingGroup" xmlns:wpi="http://schemas.microsoft.com/office/word/2010/wordprocessingInk" xmlns:wne="http://schemas.microsoft.com/office/word/2006/wordml" xmlns:wps="http://schemas.microsoft.com/office/word/2010/wordprocessingShape" mc:Ignorable="w14 w15 w16se w16cid w16 w16cex w16sdtdh wp14">
   <w:p>
     <w:pPr>
       <w:pStyle w:val="a4"/>
@@ -29685,7 +29567,7 @@
 </file>
 
 <file path=word/numbering.xml><?xml version="1.0" encoding="utf-8"?>
-<w:numbering xmlns:wpc="http://schemas.microsoft.com/office/word/2010/wordprocessingCanvas" xmlns:mc="http://schemas.openxmlformats.org/markup-compatibility/2006" xmlns:o="urn:schemas-microsoft-com:office:office" xmlns:r="http://schemas.openxmlformats.org/officeDocument/2006/relationships" xmlns:m="http://schemas.openxmlformats.org/officeDocument/2006/math" xmlns:v="urn:schemas-microsoft-com:vml" xmlns:wp14="http://schemas.microsoft.com/office/word/2010/wordprocessingDrawing" xmlns:wp="http://schemas.openxmlformats.org/drawingml/2006/wordprocessingDrawing" xmlns:w10="urn:schemas-microsoft-com:office:word" xmlns:w="http://schemas.openxmlformats.org/wordprocessingml/2006/main" xmlns:w14="http://schemas.microsoft.com/office/word/2010/wordml" xmlns:w15="http://schemas.microsoft.com/office/word/2012/wordml" xmlns:wpg="http://schemas.microsoft.com/office/word/2010/wordprocessingGroup" xmlns:wpi="http://schemas.microsoft.com/office/word/2010/wordprocessingInk" xmlns:wne="http://schemas.microsoft.com/office/word/2006/wordml" xmlns:wps="http://schemas.microsoft.com/office/word/2010/wordprocessingShape" mc:Ignorable="w14 w15 wp14">
+<w:numbering xmlns:wpc="http://schemas.microsoft.com/office/word/2010/wordprocessingCanvas" xmlns:cx="http://schemas.microsoft.com/office/drawing/2014/chartex" xmlns:cx1="http://schemas.microsoft.com/office/drawing/2015/9/8/chartex" xmlns:cx2="http://schemas.microsoft.com/office/drawing/2015/10/21/chartex" xmlns:cx3="http://schemas.microsoft.com/office/drawing/2016/5/9/chartex" xmlns:cx4="http://schemas.microsoft.com/office/drawing/2016/5/10/chartex" xmlns:cx5="http://schemas.microsoft.com/office/drawing/2016/5/11/chartex" xmlns:cx6="http://schemas.microsoft.com/office/drawing/2016/5/12/chartex" xmlns:cx7="http://schemas.microsoft.com/office/drawing/2016/5/13/chartex" xmlns:cx8="http://schemas.microsoft.com/office/drawing/2016/5/14/chartex" xmlns:mc="http://schemas.openxmlformats.org/markup-compatibility/2006" xmlns:aink="http://schemas.microsoft.com/office/drawing/2016/ink" xmlns:am3d="http://schemas.microsoft.com/office/drawing/2017/model3d" xmlns:o="urn:schemas-microsoft-com:office:office" xmlns:oel="http://schemas.microsoft.com/office/2019/extlst" xmlns:r="http://schemas.openxmlformats.org/officeDocument/2006/relationships" xmlns:m="http://schemas.openxmlformats.org/officeDocument/2006/math" xmlns:v="urn:schemas-microsoft-com:vml" xmlns:wp14="http://schemas.microsoft.com/office/word/2010/wordprocessingDrawing" xmlns:wp="http://schemas.openxmlformats.org/drawingml/2006/wordprocessingDrawing" xmlns:w10="urn:schemas-microsoft-com:office:word" xmlns:w="http://schemas.openxmlformats.org/wordprocessingml/2006/main" xmlns:w14="http://schemas.microsoft.com/office/word/2010/wordml" xmlns:w15="http://schemas.microsoft.com/office/word/2012/wordml" xmlns:w16cex="http://schemas.microsoft.com/office/word/2018/wordml/cex" xmlns:w16cid="http://schemas.microsoft.com/office/word/2016/wordml/cid" xmlns:w16="http://schemas.microsoft.com/office/word/2018/wordml" xmlns:w16sdtdh="http://schemas.microsoft.com/office/word/2020/wordml/sdtdatahash" xmlns:w16se="http://schemas.microsoft.com/office/word/2015/wordml/symex" xmlns:wpg="http://schemas.microsoft.com/office/word/2010/wordprocessingGroup" xmlns:wpi="http://schemas.microsoft.com/office/word/2010/wordprocessingInk" xmlns:wne="http://schemas.microsoft.com/office/word/2006/wordml" xmlns:wps="http://schemas.microsoft.com/office/word/2010/wordprocessingShape" mc:Ignorable="w14 w15 w16se w16cid w16 w16cex w16sdtdh wp14">
   <w:abstractNum w:abstractNumId="0" w15:restartNumberingAfterBreak="0">
     <w:nsid w:val="0397573A"/>
     <w:multiLevelType w:val="hybridMultilevel"/>
@@ -31199,62 +31081,62 @@
       </w:pPr>
     </w:lvl>
   </w:abstractNum>
-  <w:num w:numId="1">
+  <w:num w:numId="1" w16cid:durableId="1782216119">
     <w:abstractNumId w:val="16"/>
   </w:num>
-  <w:num w:numId="2">
+  <w:num w:numId="2" w16cid:durableId="1506245734">
     <w:abstractNumId w:val="5"/>
   </w:num>
-  <w:num w:numId="3">
+  <w:num w:numId="3" w16cid:durableId="712735664">
     <w:abstractNumId w:val="7"/>
   </w:num>
-  <w:num w:numId="4">
+  <w:num w:numId="4" w16cid:durableId="1870609137">
     <w:abstractNumId w:val="3"/>
   </w:num>
-  <w:num w:numId="5">
+  <w:num w:numId="5" w16cid:durableId="1247618242">
     <w:abstractNumId w:val="8"/>
   </w:num>
-  <w:num w:numId="6">
+  <w:num w:numId="6" w16cid:durableId="696856754">
     <w:abstractNumId w:val="15"/>
   </w:num>
-  <w:num w:numId="7">
+  <w:num w:numId="7" w16cid:durableId="533009166">
     <w:abstractNumId w:val="14"/>
   </w:num>
-  <w:num w:numId="8">
+  <w:num w:numId="8" w16cid:durableId="1828589769">
     <w:abstractNumId w:val="6"/>
   </w:num>
-  <w:num w:numId="9">
+  <w:num w:numId="9" w16cid:durableId="655954253">
     <w:abstractNumId w:val="12"/>
   </w:num>
-  <w:num w:numId="10">
+  <w:num w:numId="10" w16cid:durableId="2054303047">
     <w:abstractNumId w:val="4"/>
   </w:num>
-  <w:num w:numId="11">
+  <w:num w:numId="11" w16cid:durableId="1594439509">
     <w:abstractNumId w:val="9"/>
   </w:num>
-  <w:num w:numId="12">
+  <w:num w:numId="12" w16cid:durableId="2077900954">
     <w:abstractNumId w:val="2"/>
   </w:num>
-  <w:num w:numId="13">
+  <w:num w:numId="13" w16cid:durableId="1911766235">
     <w:abstractNumId w:val="10"/>
   </w:num>
-  <w:num w:numId="14">
+  <w:num w:numId="14" w16cid:durableId="1970159182">
     <w:abstractNumId w:val="11"/>
   </w:num>
-  <w:num w:numId="15">
+  <w:num w:numId="15" w16cid:durableId="1808549304">
     <w:abstractNumId w:val="1"/>
   </w:num>
-  <w:num w:numId="16">
+  <w:num w:numId="16" w16cid:durableId="21562491">
     <w:abstractNumId w:val="0"/>
   </w:num>
-  <w:num w:numId="17">
+  <w:num w:numId="17" w16cid:durableId="1115641457">
     <w:abstractNumId w:val="13"/>
   </w:num>
 </w:numbering>
 </file>
 
 <file path=word/styles.xml><?xml version="1.0" encoding="utf-8"?>
-<w:styles xmlns:mc="http://schemas.openxmlformats.org/markup-compatibility/2006" xmlns:r="http://schemas.openxmlformats.org/officeDocument/2006/relationships" xmlns:w="http://schemas.openxmlformats.org/wordprocessingml/2006/main" xmlns:w14="http://schemas.microsoft.com/office/word/2010/wordml" xmlns:w15="http://schemas.microsoft.com/office/word/2012/wordml" mc:Ignorable="w14 w15">
+<w:styles xmlns:mc="http://schemas.openxmlformats.org/markup-compatibility/2006" xmlns:r="http://schemas.openxmlformats.org/officeDocument/2006/relationships" xmlns:w="http://schemas.openxmlformats.org/wordprocessingml/2006/main" xmlns:w14="http://schemas.microsoft.com/office/word/2010/wordml" xmlns:w15="http://schemas.microsoft.com/office/word/2012/wordml" xmlns:w16cex="http://schemas.microsoft.com/office/word/2018/wordml/cex" xmlns:w16cid="http://schemas.microsoft.com/office/word/2016/wordml/cid" xmlns:w16="http://schemas.microsoft.com/office/word/2018/wordml" xmlns:w16sdtdh="http://schemas.microsoft.com/office/word/2020/wordml/sdtdatahash" xmlns:w16se="http://schemas.microsoft.com/office/word/2015/wordml/symex" mc:Ignorable="w14 w15 w16se w16cid w16 w16cex w16sdtdh">
   <w:docDefaults>
     <w:rPrDefault>
       <w:rPr>
@@ -31267,7 +31149,7 @@
     </w:rPrDefault>
     <w:pPrDefault/>
   </w:docDefaults>
-  <w:latentStyles w:defLockedState="0" w:defUIPriority="99" w:defSemiHidden="0" w:defUnhideWhenUsed="0" w:defQFormat="0" w:count="371">
+  <w:latentStyles w:defLockedState="0" w:defUIPriority="99" w:defSemiHidden="0" w:defUnhideWhenUsed="0" w:defQFormat="0" w:count="376">
     <w:lsdException w:name="Normal" w:uiPriority="0" w:qFormat="1"/>
     <w:lsdException w:name="heading 1" w:uiPriority="9" w:qFormat="1"/>
     <w:lsdException w:name="heading 2" w:semiHidden="1" w:uiPriority="9" w:unhideWhenUsed="1" w:qFormat="1"/>
@@ -31639,6 +31521,11 @@
     <w:lsdException w:name="List Table 5 Dark Accent 6" w:uiPriority="50"/>
     <w:lsdException w:name="List Table 6 Colorful Accent 6" w:uiPriority="51"/>
     <w:lsdException w:name="List Table 7 Colorful Accent 6" w:uiPriority="52"/>
+    <w:lsdException w:name="Mention" w:semiHidden="1" w:unhideWhenUsed="1"/>
+    <w:lsdException w:name="Smart Hyperlink" w:semiHidden="1" w:unhideWhenUsed="1"/>
+    <w:lsdException w:name="Hashtag" w:semiHidden="1" w:unhideWhenUsed="1"/>
+    <w:lsdException w:name="Unresolved Mention" w:semiHidden="1" w:unhideWhenUsed="1"/>
+    <w:lsdException w:name="Smart Link" w:semiHidden="1" w:unhideWhenUsed="1"/>
   </w:latentStyles>
   <w:style w:type="paragraph" w:default="1" w:styleId="a">
     <w:name w:val="Normal"/>

--- a/新泰週報20260426[2617]B4F.docx
+++ b/新泰週報20260426[2617]B4F.docx
@@ -1,6 +1,6 @@
 
 <file path=word/document.xml><?xml version="1.0" encoding="utf-8"?>
-<w:document xmlns:wpc="http://schemas.microsoft.com/office/word/2010/wordprocessingCanvas" xmlns:cx="http://schemas.microsoft.com/office/drawing/2014/chartex" xmlns:cx1="http://schemas.microsoft.com/office/drawing/2015/9/8/chartex" xmlns:cx2="http://schemas.microsoft.com/office/drawing/2015/10/21/chartex" xmlns:cx3="http://schemas.microsoft.com/office/drawing/2016/5/9/chartex" xmlns:cx4="http://schemas.microsoft.com/office/drawing/2016/5/10/chartex" xmlns:cx5="http://schemas.microsoft.com/office/drawing/2016/5/11/chartex" xmlns:cx6="http://schemas.microsoft.com/office/drawing/2016/5/12/chartex" xmlns:cx7="http://schemas.microsoft.com/office/drawing/2016/5/13/chartex" xmlns:cx8="http://schemas.microsoft.com/office/drawing/2016/5/14/chartex" xmlns:mc="http://schemas.openxmlformats.org/markup-compatibility/2006" xmlns:aink="http://schemas.microsoft.com/office/drawing/2016/ink" xmlns:am3d="http://schemas.microsoft.com/office/drawing/2017/model3d" xmlns:o="urn:schemas-microsoft-com:office:office" xmlns:oel="http://schemas.microsoft.com/office/2019/extlst" xmlns:r="http://schemas.openxmlformats.org/officeDocument/2006/relationships" xmlns:m="http://schemas.openxmlformats.org/officeDocument/2006/math" xmlns:v="urn:schemas-microsoft-com:vml" xmlns:wp14="http://schemas.microsoft.com/office/word/2010/wordprocessingDrawing" xmlns:wp="http://schemas.openxmlformats.org/drawingml/2006/wordprocessingDrawing" xmlns:w10="urn:schemas-microsoft-com:office:word" xmlns:w="http://schemas.openxmlformats.org/wordprocessingml/2006/main" xmlns:w14="http://schemas.microsoft.com/office/word/2010/wordml" xmlns:w15="http://schemas.microsoft.com/office/word/2012/wordml" xmlns:w16cex="http://schemas.microsoft.com/office/word/2018/wordml/cex" xmlns:w16cid="http://schemas.microsoft.com/office/word/2016/wordml/cid" xmlns:w16="http://schemas.microsoft.com/office/word/2018/wordml" xmlns:w16sdtdh="http://schemas.microsoft.com/office/word/2020/wordml/sdtdatahash" xmlns:w16se="http://schemas.microsoft.com/office/word/2015/wordml/symex" xmlns:wpg="http://schemas.microsoft.com/office/word/2010/wordprocessingGroup" xmlns:wpi="http://schemas.microsoft.com/office/word/2010/wordprocessingInk" xmlns:wne="http://schemas.microsoft.com/office/word/2006/wordml" xmlns:wps="http://schemas.microsoft.com/office/word/2010/wordprocessingShape" mc:Ignorable="w14 w15 w16se w16cid w16 w16cex w16sdtdh wp14">
+<w:document xmlns:wpc="http://schemas.microsoft.com/office/word/2010/wordprocessingCanvas" xmlns:mc="http://schemas.openxmlformats.org/markup-compatibility/2006" xmlns:o="urn:schemas-microsoft-com:office:office" xmlns:r="http://schemas.openxmlformats.org/officeDocument/2006/relationships" xmlns:m="http://schemas.openxmlformats.org/officeDocument/2006/math" xmlns:v="urn:schemas-microsoft-com:vml" xmlns:wp14="http://schemas.microsoft.com/office/word/2010/wordprocessingDrawing" xmlns:wp="http://schemas.openxmlformats.org/drawingml/2006/wordprocessingDrawing" xmlns:w10="urn:schemas-microsoft-com:office:word" xmlns:w="http://schemas.openxmlformats.org/wordprocessingml/2006/main" xmlns:w14="http://schemas.microsoft.com/office/word/2010/wordml" xmlns:w15="http://schemas.microsoft.com/office/word/2012/wordml" xmlns:wpg="http://schemas.microsoft.com/office/word/2010/wordprocessingGroup" xmlns:wpi="http://schemas.microsoft.com/office/word/2010/wordprocessingInk" xmlns:wne="http://schemas.microsoft.com/office/word/2006/wordml" xmlns:wps="http://schemas.microsoft.com/office/word/2010/wordprocessingShape" mc:Ignorable="w14 w15 wp14">
   <w:body>
     <w:p>
       <w:pPr>
@@ -1210,15 +1210,6 @@
                 <w:lang w:bidi="he-IL"/>
               </w:rPr>
             </w:pPr>
-            <w:r>
-              <w:rPr>
-                <w:rFonts w:ascii="Segoe UI Symbol" w:eastAsia="標楷體" w:hAnsi="Segoe UI Symbol" w:cs="Segoe UI Symbol"/>
-                <w:w w:val="90"/>
-                <w:sz w:val="26"/>
-                <w:szCs w:val="26"/>
-              </w:rPr>
-              <w:t>★</w:t>
-            </w:r>
             <w:r>
               <w:rPr>
                 <w:rFonts w:ascii="Barlow Condensed Medium" w:eastAsia="標楷體" w:hAnsi="Barlow Condensed Medium" w:cs="Segoe UI Symbol" w:hint="eastAsia"/>
@@ -1734,7 +1725,7 @@
                 <w:sz w:val="26"/>
                 <w:szCs w:val="26"/>
               </w:rPr>
-              <w:t>為大眾傳播奉獻主日</w:t>
+              <w:t>為大專事工奉獻主日</w:t>
             </w:r>
             <w:r>
               <w:rPr>
@@ -1766,6 +1757,7 @@
                 <w:szCs w:val="26"/>
               </w:rPr>
             </w:pPr>
+            <w:bookmarkStart w:id="6" w:name="_GoBack"/>
             <w:r>
               <w:rPr>
                 <w:rFonts w:ascii="Barlow Condensed Medium" w:eastAsia="華康細黑體" w:hAnsi="Barlow Condensed Medium" w:hint="eastAsia"/>
@@ -1814,12 +1806,30 @@
             </w:r>
             <w:r>
               <w:rPr>
+                <w:rFonts w:ascii="Barlow Condensed Medium" w:eastAsia="標楷體" w:hAnsi="Barlow Condensed Medium" w:cs="Segoe UI Symbol"/>
+                <w:w w:val="90"/>
+                <w:sz w:val="26"/>
+                <w:szCs w:val="26"/>
+              </w:rPr>
+              <w:t>下主日</w:t>
+            </w:r>
+            <w:r>
+              <w:rPr>
+                <w:rFonts w:ascii="Barlow Condensed Medium" w:eastAsia="標楷體" w:hAnsi="Barlow Condensed Medium" w:cs="Segoe UI Symbol"/>
+                <w:w w:val="90"/>
+                <w:sz w:val="26"/>
+                <w:szCs w:val="26"/>
+              </w:rPr>
+              <w:t>(5/</w:t>
+            </w:r>
+            <w:r>
+              <w:rPr>
                 <w:rFonts w:ascii="Barlow Condensed Medium" w:eastAsia="標楷體" w:hAnsi="Barlow Condensed Medium" w:cs="Segoe UI Symbol" w:hint="eastAsia"/>
                 <w:w w:val="90"/>
                 <w:sz w:val="26"/>
                 <w:szCs w:val="26"/>
               </w:rPr>
-              <w:t>下主日</w:t>
+              <w:t>3)</w:t>
             </w:r>
             <w:r>
               <w:rPr>
@@ -1828,7 +1838,7 @@
                 <w:sz w:val="26"/>
                 <w:szCs w:val="26"/>
               </w:rPr>
-              <w:t>(4/19)</w:t>
+              <w:t>下午</w:t>
             </w:r>
             <w:r>
               <w:rPr>
@@ -1837,7 +1847,7 @@
                 <w:sz w:val="26"/>
                 <w:szCs w:val="26"/>
               </w:rPr>
-              <w:t>為大專事工奉獻主日</w:t>
+              <w:t>15:</w:t>
             </w:r>
             <w:r>
               <w:rPr>
@@ -1846,11 +1856,66 @@
                 <w:sz w:val="26"/>
                 <w:szCs w:val="26"/>
               </w:rPr>
+              <w:t>0</w:t>
+            </w:r>
+            <w:r>
+              <w:rPr>
+                <w:rFonts w:ascii="Barlow Condensed Medium" w:eastAsia="標楷體" w:hAnsi="Barlow Condensed Medium" w:cs="Segoe UI Symbol" w:hint="eastAsia"/>
+                <w:w w:val="90"/>
+                <w:sz w:val="26"/>
+                <w:szCs w:val="26"/>
+              </w:rPr>
+              <w:t>0</w:t>
+            </w:r>
+            <w:r>
+              <w:rPr>
+                <w:rFonts w:ascii="Barlow Condensed Medium" w:eastAsia="標楷體" w:hAnsi="Barlow Condensed Medium" w:cs="Segoe UI Symbol" w:hint="eastAsia"/>
+                <w:w w:val="90"/>
+                <w:sz w:val="26"/>
+                <w:szCs w:val="26"/>
+              </w:rPr>
+              <w:t>於禮拜禮教室</w:t>
+            </w:r>
+            <w:r>
+              <w:rPr>
+                <w:rFonts w:ascii="Barlow Condensed Medium" w:eastAsia="標楷體" w:hAnsi="Barlow Condensed Medium" w:cs="Segoe UI Symbol"/>
+                <w:w w:val="90"/>
+                <w:sz w:val="26"/>
+                <w:szCs w:val="26"/>
+              </w:rPr>
+              <w:t>召開</w:t>
+            </w:r>
+            <w:r>
+              <w:rPr>
+                <w:rFonts w:ascii="Barlow Condensed Medium" w:eastAsia="標楷體" w:hAnsi="Barlow Condensed Medium" w:cs="Segoe UI Symbol" w:hint="eastAsia"/>
+                <w:w w:val="90"/>
+                <w:sz w:val="26"/>
+                <w:szCs w:val="26"/>
+              </w:rPr>
+              <w:t>定期</w:t>
+            </w:r>
+            <w:r>
+              <w:rPr>
+                <w:rFonts w:ascii="Barlow Condensed Medium" w:eastAsia="標楷體" w:hAnsi="Barlow Condensed Medium" w:cs="Segoe UI Symbol"/>
+                <w:w w:val="90"/>
+                <w:sz w:val="26"/>
+                <w:szCs w:val="26"/>
+              </w:rPr>
+              <w:t>長執會</w:t>
+            </w:r>
+            <w:r>
+              <w:rPr>
+                <w:rFonts w:ascii="Barlow Condensed Medium" w:eastAsia="標楷體" w:hAnsi="Barlow Condensed Medium" w:cs="Segoe UI Symbol"/>
+                <w:w w:val="90"/>
+                <w:sz w:val="26"/>
+                <w:szCs w:val="26"/>
+              </w:rPr>
               <w:t>。</w:t>
             </w:r>
           </w:p>
         </w:tc>
       </w:tr>
+      <w:bookmarkEnd w:id="6"/>
       <w:tr>
         <w:tc>
           <w:tcPr>
@@ -1897,15 +1962,6 @@
                 <w:szCs w:val="26"/>
               </w:rPr>
             </w:pPr>
-            <w:r>
-              <w:rPr>
-                <w:rFonts w:ascii="Segoe UI Symbol" w:eastAsia="標楷體" w:hAnsi="Segoe UI Symbol" w:cs="Segoe UI Symbol"/>
-                <w:w w:val="90"/>
-                <w:sz w:val="26"/>
-                <w:szCs w:val="26"/>
-              </w:rPr>
-              <w:t>★</w:t>
-            </w:r>
             <w:r>
               <w:rPr>
                 <w:rFonts w:ascii="Barlow Condensed Medium" w:eastAsia="標楷體" w:hAnsi="Barlow Condensed Medium" w:cs="Segoe UI Symbol"/>
@@ -3225,7 +3281,16 @@
                 <w:sz w:val="26"/>
                 <w:szCs w:val="26"/>
               </w:rPr>
-              <w:t>張兆嘉、鍾巧萍</w:t>
+              <w:t>張兆嘉</w:t>
+            </w:r>
+            <w:r>
+              <w:rPr>
+                <w:rFonts w:ascii="Barlow Condensed Medium" w:eastAsia="標楷體" w:hAnsi="Barlow Condensed Medium" w:cstheme="minorHAnsi" w:hint="eastAsia"/>
+                <w:w w:val="90"/>
+                <w:sz w:val="26"/>
+                <w:szCs w:val="26"/>
+              </w:rPr>
+              <w:t>、龔友銓</w:t>
             </w:r>
             <w:r>
               <w:rPr>
@@ -3872,6 +3937,7 @@
       <w:r>
         <w:rPr>
           <w:noProof/>
+          <w:lang w:bidi="he-IL"/>
         </w:rPr>
         <mc:AlternateContent>
           <mc:Choice Requires="wpg">
@@ -4033,7 +4099,7 @@
           </mc:Choice>
           <mc:Fallback>
             <w:pict>
-              <v:group w14:anchorId="789743EB" id="群組 21" o:spid="_x0000_s1026" style="position:absolute;margin-left:538.15pt;margin-top:28.9pt;width:134.65pt;height:261.65pt;z-index:251664384;mso-position-horizontal-relative:page;mso-position-vertical-relative:page;mso-width-relative:margin;mso-height-relative:margin" coordsize="17094,33223" o:gfxdata="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">
+              <v:group w14:anchorId="789743EB" id="群組 21" o:spid="_x0000_s1026" style="position:absolute;margin-left:538.15pt;margin-top:28.9pt;width:134.65pt;height:261.65pt;z-index:251664384;mso-position-horizontal-relative:page;mso-position-vertical-relative:page;mso-width-relative:margin;mso-height-relative:margin" coordsize="17094,33223" o:gfxdata="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">
                 <v:shapetype id="_x0000_t75" coordsize="21600,21600" o:spt="75" o:preferrelative="t" path="m@4@5l@4@11@9@11@9@5xe" filled="f" stroked="f">
                   <v:stroke joinstyle="miter"/>
                   <v:formulas>
@@ -4053,10 +4119,11 @@
                   <v:path o:extrusionok="f" gradientshapeok="t" o:connecttype="rect"/>
                   <o:lock v:ext="edit" aspectratio="t"/>
                 </v:shapetype>
-                <v:shape id="圖片 18" o:spid="_x0000_s1027" type="#_x0000_t75" style="position:absolute;left:-8065;top:8065;width:33223;height:17094;rotation:90;visibility:visible;mso-wrap-style:square" o:gfxdata="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">
+                <v:shape id="圖片 18" o:spid="_x0000_s1027" type="#_x0000_t75" style="position:absolute;left:-8065;top:8065;width:33223;height:17094;rotation:90;visibility:visible;mso-wrap-style:square" o:gfxdata="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">
                   <v:imagedata r:id="rId9" o:title=""/>
+                  <v:path arrowok="t"/>
                 </v:shape>
-                <v:roundrect id="圓角矩形 7" o:spid="_x0000_s1028" style="position:absolute;left:1666;top:2875;width:14086;height:28296;visibility:visible;mso-wrap-style:square;v-text-anchor:top" arcsize="3131f" o:gfxdata="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" filled="f" stroked="f" strokeweight="2.5pt">
+                <v:roundrect id="圓角矩形 7" o:spid="_x0000_s1028" style="position:absolute;left:1666;top:2875;width:14086;height:28296;visibility:visible;mso-wrap-style:square;v-text-anchor:top" arcsize="3131f" o:gfxdata="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" filled="f" stroked="f" strokeweight="2.5pt">
                   <v:stroke joinstyle="miter"/>
                   <v:textbox style="layout-flow:vertical-ideographic" inset="1mm,1mm,1mm,1mm">
                     <w:txbxContent>
@@ -4116,6 +4183,7 @@
       <w:r>
         <w:rPr>
           <w:noProof/>
+          <w:lang w:bidi="he-IL"/>
         </w:rPr>
         <w:drawing>
           <wp:anchor distT="0" distB="0" distL="114300" distR="114300" simplePos="0" relativeHeight="251660288" behindDoc="0" locked="0" layoutInCell="1" allowOverlap="1" wp14:anchorId="0030E694" wp14:editId="4A521642">
@@ -4176,6 +4244,7 @@
       <w:r>
         <w:rPr>
           <w:noProof/>
+          <w:lang w:bidi="he-IL"/>
         </w:rPr>
         <w:drawing>
           <wp:anchor distT="0" distB="0" distL="114300" distR="114300" simplePos="0" relativeHeight="251655168" behindDoc="0" locked="0" layoutInCell="1" allowOverlap="1" wp14:anchorId="7EAAEB92" wp14:editId="352781AB">
@@ -4256,6 +4325,7 @@
       <w:r>
         <w:rPr>
           <w:noProof/>
+          <w:lang w:bidi="he-IL"/>
         </w:rPr>
         <mc:AlternateContent>
           <mc:Choice Requires="wpg">
@@ -6060,12 +6130,12 @@
           </mc:Choice>
           <mc:Fallback>
             <w:pict>
-              <v:group w14:anchorId="5DF93223" id="群組 24" o:spid="_x0000_s1029" style="position:absolute;margin-left:533.85pt;margin-top:298.55pt;width:140.3pt;height:259.35pt;z-index:251662336;mso-position-horizontal-relative:page;mso-position-vertical-relative:page;mso-width-relative:margin;mso-height-relative:margin" coordsize="17818,32941" o:gfxdata="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">
+              <v:group w14:anchorId="5DF93223" id="群組 24" o:spid="_x0000_s1029" style="position:absolute;margin-left:533.85pt;margin-top:298.55pt;width:140.3pt;height:259.35pt;z-index:251662336;mso-position-horizontal-relative:page;mso-position-vertical-relative:page;mso-width-relative:margin;mso-height-relative:margin" coordsize="17818,32941" o:gfxdata="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">
                 <v:shapetype id="_x0000_t202" coordsize="21600,21600" o:spt="202" path="m,l,21600r21600,l21600,xe">
                   <v:stroke joinstyle="miter"/>
                   <v:path gradientshapeok="t" o:connecttype="rect"/>
                 </v:shapetype>
-                <v:shape id="_x0000_s1030" type="#_x0000_t202" style="position:absolute;left:351;top:293;width:17279;height:32590;visibility:visible;mso-wrap-style:square;v-text-anchor:top" o:gfxdata="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" stroked="f">
+                <v:shape id="_x0000_s1030" type="#_x0000_t202" style="position:absolute;left:351;top:293;width:17279;height:32590;visibility:visible;mso-wrap-style:square;v-text-anchor:top" o:gfxdata="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" stroked="f">
                   <v:textbox inset="0,0,0,0">
                     <w:txbxContent>
                       <w:p>
@@ -7755,7 +7825,7 @@
                     </w:txbxContent>
                   </v:textbox>
                 </v:shape>
-                <v:roundrect id="圓角矩形 5" o:spid="_x0000_s1031" style="position:absolute;width:17818;height:32941;visibility:visible;mso-wrap-style:square;v-text-anchor:middle" arcsize="2169f" o:gfxdata="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" filled="f" strokecolor="#5a5a5a [2109]" strokeweight="2.5pt">
+                <v:roundrect id="圓角矩形 5" o:spid="_x0000_s1031" style="position:absolute;width:17818;height:32941;visibility:visible;mso-wrap-style:square;v-text-anchor:middle" arcsize="2169f" o:gfxdata="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" filled="f" strokecolor="#5a5a5a [2109]" strokeweight="2.5pt">
                   <v:stroke joinstyle="miter"/>
                 </v:roundrect>
                 <w10:wrap anchorx="page" anchory="page"/>
@@ -7812,6 +7882,7 @@
         <w:rPr>
           <w:rFonts w:ascii="Barlow Condensed Medium" w:hAnsi="Barlow Condensed Medium"/>
           <w:noProof/>
+          <w:lang w:bidi="he-IL"/>
         </w:rPr>
         <mc:AlternateContent>
           <mc:Choice Requires="wpg">
@@ -8784,8 +8855,8 @@
           </mc:Choice>
           <mc:Fallback>
             <w:pict>
-              <v:group w14:anchorId="0AB0FEB2" id="群組 19" o:spid="_x0000_s1032" style="position:absolute;left:0;text-align:left;margin-left:534.4pt;margin-top:567.3pt;width:140.6pt;height:130.1pt;z-index:251651072;mso-position-horizontal-relative:page;mso-position-vertical-relative:page;mso-width-relative:margin;mso-height-relative:margin" coordorigin="108" coordsize="17868,16510" o:gfxdata="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">
-                <v:shape id="_x0000_s1033" type="#_x0000_t202" style="position:absolute;left:317;top:444;width:17634;height:15621;visibility:visible;mso-wrap-style:square;v-text-anchor:top" o:gfxdata="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" stroked="f">
+              <v:group w14:anchorId="0AB0FEB2" id="群組 19" o:spid="_x0000_s1032" style="position:absolute;left:0;text-align:left;margin-left:534.4pt;margin-top:567.3pt;width:140.6pt;height:130.1pt;z-index:251651072;mso-position-horizontal-relative:page;mso-position-vertical-relative:page;mso-width-relative:margin;mso-height-relative:margin" coordorigin="108" coordsize="17868,16510" o:gfxdata="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">
+                <v:shape id="_x0000_s1033" type="#_x0000_t202" style="position:absolute;left:317;top:444;width:17634;height:15621;visibility:visible;mso-wrap-style:square;v-text-anchor:top" o:gfxdata="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" stroked="f">
                   <v:textbox inset="0,0,0,0">
                     <w:txbxContent>
                       <w:p>
@@ -9643,7 +9714,7 @@
                     </w:txbxContent>
                   </v:textbox>
                 </v:shape>
-                <v:roundrect id="圓角矩形 25" o:spid="_x0000_s1034" style="position:absolute;left:108;width:17869;height:16510;visibility:visible;mso-wrap-style:square;v-text-anchor:middle" arcsize="4542f" o:gfxdata="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" filled="f" strokecolor="#5a5a5a [2109]" strokeweight="2.5pt">
+                <v:roundrect id="圓角矩形 25" o:spid="_x0000_s1034" style="position:absolute;left:108;width:17869;height:16510;visibility:visible;mso-wrap-style:square;v-text-anchor:middle" arcsize="4542f" o:gfxdata="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" filled="f" strokecolor="#5a5a5a [2109]" strokeweight="2.5pt">
                   <v:stroke joinstyle="miter"/>
                 </v:roundrect>
                 <w10:wrap anchorx="page" anchory="page"/>
@@ -9690,6 +9761,7 @@
         <w:rPr>
           <w:rFonts w:ascii="Barlow Condensed Medium" w:hAnsi="Barlow Condensed Medium"/>
           <w:noProof/>
+          <w:lang w:bidi="he-IL"/>
         </w:rPr>
         <mc:AlternateContent>
           <mc:Choice Requires="wps">
@@ -9811,7 +9883,7 @@
           </mc:Choice>
           <mc:Fallback>
             <w:pict>
-              <v:shape w14:anchorId="76BD7DFF" id="文字方塊 2" o:spid="_x0000_s1035" type="#_x0000_t202" style="position:absolute;margin-left:31.4pt;margin-top:-54.1pt;width:109.8pt;height:110.6pt;z-index:251667456;visibility:visible;mso-wrap-style:square;mso-width-percent:0;mso-height-percent:200;mso-wrap-distance-left:9pt;mso-wrap-distance-top:3.6pt;mso-wrap-distance-right:9pt;mso-wrap-distance-bottom:3.6pt;mso-position-horizontal:absolute;mso-position-horizontal-relative:text;mso-position-vertical:absolute;mso-position-vertical-relative:text;mso-width-percent:0;mso-height-percent:200;mso-width-relative:margin;mso-height-relative:margin;v-text-anchor:top" o:gfxdata="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" filled="f" stroked="f">
+              <v:shape w14:anchorId="76BD7DFF" id="文字方塊 2" o:spid="_x0000_s1035" type="#_x0000_t202" style="position:absolute;margin-left:31.4pt;margin-top:-54.1pt;width:109.8pt;height:110.6pt;z-index:251667456;visibility:visible;mso-wrap-style:square;mso-width-percent:0;mso-height-percent:200;mso-wrap-distance-left:9pt;mso-wrap-distance-top:3.6pt;mso-wrap-distance-right:9pt;mso-wrap-distance-bottom:3.6pt;mso-position-horizontal:absolute;mso-position-horizontal-relative:text;mso-position-vertical:absolute;mso-position-vertical-relative:text;mso-width-percent:0;mso-height-percent:200;mso-width-relative:margin;mso-height-relative:margin;v-text-anchor:top" o:gfxdata="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" filled="f" stroked="f">
                 <v:textbox style="mso-fit-shape-to-text:t" inset="1mm,1mm,1mm,1mm">
                   <w:txbxContent>
                     <w:p>
@@ -9912,6 +9984,7 @@
         <w:rPr>
           <w:rFonts w:ascii="Barlow Condensed Medium" w:hAnsi="Barlow Condensed Medium"/>
           <w:noProof/>
+          <w:lang w:bidi="he-IL"/>
         </w:rPr>
         <mc:AlternateContent>
           <mc:Choice Requires="wps">
@@ -10010,7 +10083,7 @@
           </mc:Choice>
           <mc:Fallback>
             <w:pict>
-              <v:roundrect w14:anchorId="4775AEF3" id="圓角矩形 12" o:spid="_x0000_s1036" style="position:absolute;margin-left:-.9pt;margin-top:16.35pt;width:49.3pt;height:15.45pt;z-index:251646976;visibility:visible;mso-wrap-style:square;mso-width-percent:0;mso-height-percent:0;mso-wrap-distance-left:9pt;mso-wrap-distance-top:0;mso-wrap-distance-right:9pt;mso-wrap-distance-bottom:0;mso-position-horizontal:absolute;mso-position-horizontal-relative:text;mso-position-vertical:absolute;mso-position-vertical-relative:text;mso-width-percent:0;mso-height-percent:0;mso-width-relative:margin;mso-height-relative:margin;v-text-anchor:middle" arcsize="10923f" o:gfxdata="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" fillcolor="#5a5a5a [2109]" stroked="f" strokeweight="1pt">
+              <v:roundrect w14:anchorId="4775AEF3" id="圓角矩形 12" o:spid="_x0000_s1036" style="position:absolute;margin-left:-.9pt;margin-top:16.35pt;width:49.3pt;height:15.45pt;z-index:251646976;visibility:visible;mso-wrap-style:square;mso-width-percent:0;mso-height-percent:0;mso-wrap-distance-left:9pt;mso-wrap-distance-top:0;mso-wrap-distance-right:9pt;mso-wrap-distance-bottom:0;mso-position-horizontal:absolute;mso-position-horizontal-relative:text;mso-position-vertical:absolute;mso-position-vertical-relative:text;mso-width-percent:0;mso-height-percent:0;mso-width-relative:margin;mso-height-relative:margin;v-text-anchor:middle" arcsize="10923f" o:gfxdata="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" fillcolor="#5a5a5a [2109]" stroked="f" strokeweight="1pt">
                 <v:stroke joinstyle="miter"/>
                 <v:textbox inset=".5mm,0,.5mm,0">
                   <w:txbxContent>
@@ -10052,6 +10125,7 @@
         <w:rPr>
           <w:rFonts w:ascii="Barlow Condensed Medium" w:hAnsi="Barlow Condensed Medium"/>
           <w:noProof/>
+          <w:lang w:bidi="he-IL"/>
         </w:rPr>
         <mc:AlternateContent>
           <mc:Choice Requires="wps">
@@ -10150,7 +10224,7 @@
           </mc:Choice>
           <mc:Fallback>
             <w:pict>
-              <v:roundrect w14:anchorId="196DC3BF" id="圓角矩形 14" o:spid="_x0000_s1037" style="position:absolute;margin-left:-1.25pt;margin-top:16.7pt;width:83.6pt;height:15.3pt;z-index:251648000;visibility:visible;mso-wrap-style:square;mso-width-percent:0;mso-height-percent:0;mso-wrap-distance-left:9pt;mso-wrap-distance-top:0;mso-wrap-distance-right:9pt;mso-wrap-distance-bottom:0;mso-position-horizontal:absolute;mso-position-horizontal-relative:text;mso-position-vertical:absolute;mso-position-vertical-relative:text;mso-width-percent:0;mso-height-percent:0;mso-width-relative:margin;mso-height-relative:margin;v-text-anchor:middle" arcsize="10923f" o:gfxdata="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" fillcolor="#5a5a5a [2109]" stroked="f" strokeweight="1pt">
+              <v:roundrect w14:anchorId="196DC3BF" id="圓角矩形 14" o:spid="_x0000_s1037" style="position:absolute;margin-left:-1.25pt;margin-top:16.7pt;width:83.6pt;height:15.3pt;z-index:251648000;visibility:visible;mso-wrap-style:square;mso-width-percent:0;mso-height-percent:0;mso-wrap-distance-left:9pt;mso-wrap-distance-top:0;mso-wrap-distance-right:9pt;mso-wrap-distance-bottom:0;mso-position-horizontal:absolute;mso-position-horizontal-relative:text;mso-position-vertical:absolute;mso-position-vertical-relative:text;mso-width-percent:0;mso-height-percent:0;mso-width-relative:margin;mso-height-relative:margin;v-text-anchor:middle" arcsize="10923f" o:gfxdata="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" fillcolor="#5a5a5a [2109]" stroked="f" strokeweight="1pt">
                 <v:stroke joinstyle="miter"/>
                 <v:textbox inset=".5mm,0,.5mm,0">
                   <w:txbxContent>
@@ -10248,6 +10322,7 @@
         <w:rPr>
           <w:rFonts w:ascii="Barlow Condensed Medium" w:hAnsi="Barlow Condensed Medium"/>
           <w:noProof/>
+          <w:lang w:bidi="he-IL"/>
         </w:rPr>
         <mc:AlternateContent>
           <mc:Choice Requires="wps">
@@ -10346,7 +10421,7 @@
           </mc:Choice>
           <mc:Fallback>
             <w:pict>
-              <v:roundrect w14:anchorId="1A4DC044" id="圓角矩形 9" o:spid="_x0000_s1038" style="position:absolute;margin-left:-.6pt;margin-top:16.6pt;width:30.35pt;height:15.3pt;z-index:251649024;visibility:visible;mso-wrap-style:square;mso-width-percent:0;mso-height-percent:0;mso-wrap-distance-left:9pt;mso-wrap-distance-top:0;mso-wrap-distance-right:9pt;mso-wrap-distance-bottom:0;mso-position-horizontal:absolute;mso-position-horizontal-relative:text;mso-position-vertical:absolute;mso-position-vertical-relative:text;mso-width-percent:0;mso-height-percent:0;mso-width-relative:margin;mso-height-relative:margin;v-text-anchor:middle" arcsize="10923f" o:gfxdata="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" fillcolor="#5a5a5a [2109]" stroked="f" strokeweight="1pt">
+              <v:roundrect w14:anchorId="1A4DC044" id="圓角矩形 9" o:spid="_x0000_s1038" style="position:absolute;margin-left:-.6pt;margin-top:16.6pt;width:30.35pt;height:15.3pt;z-index:251649024;visibility:visible;mso-wrap-style:square;mso-width-percent:0;mso-height-percent:0;mso-wrap-distance-left:9pt;mso-wrap-distance-top:0;mso-wrap-distance-right:9pt;mso-wrap-distance-bottom:0;mso-position-horizontal:absolute;mso-position-horizontal-relative:text;mso-position-vertical:absolute;mso-position-vertical-relative:text;mso-width-percent:0;mso-height-percent:0;mso-width-relative:margin;mso-height-relative:margin;v-text-anchor:middle" arcsize="10923f" o:gfxdata="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" fillcolor="#5a5a5a [2109]" stroked="f" strokeweight="1pt">
                 <v:stroke joinstyle="miter"/>
                 <v:textbox inset=".5mm,0,.5mm,0">
                   <w:txbxContent>
@@ -10444,6 +10519,7 @@
         <w:rPr>
           <w:rFonts w:ascii="Barlow Condensed Medium" w:hAnsi="Barlow Condensed Medium"/>
           <w:noProof/>
+          <w:lang w:bidi="he-IL"/>
         </w:rPr>
         <w:drawing>
           <wp:anchor distT="0" distB="0" distL="114300" distR="114300" simplePos="0" relativeHeight="251654144" behindDoc="1" locked="0" layoutInCell="1" allowOverlap="1" wp14:anchorId="2AA2D55C" wp14:editId="4BA447FF">
@@ -10512,6 +10588,7 @@
         <w:rPr>
           <w:rFonts w:ascii="Barlow Condensed Medium" w:hAnsi="Barlow Condensed Medium"/>
           <w:noProof/>
+          <w:lang w:bidi="he-IL"/>
         </w:rPr>
         <mc:AlternateContent>
           <mc:Choice Requires="wps">
@@ -10610,7 +10687,7 @@
           </mc:Choice>
           <mc:Fallback>
             <w:pict>
-              <v:roundrect w14:anchorId="03BFD3A3" id="圓角矩形 13" o:spid="_x0000_s1039" style="position:absolute;margin-left:-.4pt;margin-top:16.65pt;width:49.3pt;height:15.3pt;z-index:251650048;visibility:visible;mso-wrap-style:square;mso-width-percent:0;mso-height-percent:0;mso-wrap-distance-left:9pt;mso-wrap-distance-top:0;mso-wrap-distance-right:9pt;mso-wrap-distance-bottom:0;mso-position-horizontal:absolute;mso-position-horizontal-relative:text;mso-position-vertical:absolute;mso-position-vertical-relative:text;mso-width-percent:0;mso-height-percent:0;mso-width-relative:margin;mso-height-relative:margin;v-text-anchor:middle" arcsize="10923f" o:gfxdata="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" fillcolor="#5a5a5a [2109]" stroked="f" strokeweight="1pt">
+              <v:roundrect w14:anchorId="03BFD3A3" id="圓角矩形 13" o:spid="_x0000_s1039" style="position:absolute;margin-left:-.4pt;margin-top:16.65pt;width:49.3pt;height:15.3pt;z-index:251650048;visibility:visible;mso-wrap-style:square;mso-width-percent:0;mso-height-percent:0;mso-wrap-distance-left:9pt;mso-wrap-distance-top:0;mso-wrap-distance-right:9pt;mso-wrap-distance-bottom:0;mso-position-horizontal:absolute;mso-position-horizontal-relative:text;mso-position-vertical:absolute;mso-position-vertical-relative:text;mso-width-percent:0;mso-height-percent:0;mso-width-relative:margin;mso-height-relative:margin;v-text-anchor:middle" arcsize="10923f" o:gfxdata="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" fillcolor="#5a5a5a [2109]" stroked="f" strokeweight="1pt">
                 <v:stroke joinstyle="miter"/>
                 <v:textbox inset=".5mm,0,.5mm,0">
                   <w:txbxContent>
@@ -10746,6 +10823,7 @@
           <w:rFonts w:ascii="Barlow Condensed Medium" w:eastAsia="華康儷中黑" w:hAnsi="Barlow Condensed Medium"/>
           <w:noProof/>
           <w:w w:val="80"/>
+          <w:lang w:bidi="he-IL"/>
         </w:rPr>
         <mc:AlternateContent>
           <mc:Choice Requires="wps">
@@ -10846,7 +10924,7 @@
           </mc:Choice>
           <mc:Fallback>
             <w:pict>
-              <v:shape w14:anchorId="77C1E33A" id="_x0000_s1040" type="#_x0000_t202" style="position:absolute;margin-left:107.25pt;margin-top:6.2pt;width:125.55pt;height:16.3pt;z-index:251666432;visibility:visible;mso-wrap-style:square;mso-width-percent:0;mso-height-percent:0;mso-wrap-distance-left:9pt;mso-wrap-distance-top:3.6pt;mso-wrap-distance-right:9pt;mso-wrap-distance-bottom:3.6pt;mso-position-horizontal:absolute;mso-position-horizontal-relative:text;mso-position-vertical:absolute;mso-position-vertical-relative:text;mso-width-percent:0;mso-height-percent:0;mso-width-relative:margin;mso-height-relative:margin;v-text-anchor:top" o:gfxdata="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" filled="f" stroked="f">
+              <v:shape w14:anchorId="77C1E33A" id="_x0000_s1040" type="#_x0000_t202" style="position:absolute;margin-left:107.25pt;margin-top:6.2pt;width:125.55pt;height:16.3pt;z-index:251666432;visibility:visible;mso-wrap-style:square;mso-width-percent:0;mso-height-percent:0;mso-wrap-distance-left:9pt;mso-wrap-distance-top:3.6pt;mso-wrap-distance-right:9pt;mso-wrap-distance-bottom:3.6pt;mso-position-horizontal:absolute;mso-position-horizontal-relative:text;mso-position-vertical:absolute;mso-position-vertical-relative:text;mso-width-percent:0;mso-height-percent:0;mso-width-relative:margin;mso-height-relative:margin;v-text-anchor:top" o:gfxdata="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" filled="f" stroked="f">
                 <v:textbox inset="0,0,0,0">
                   <w:txbxContent>
                     <w:p>
@@ -11695,6 +11773,7 @@
                 <w:color w:val="000000" w:themeColor="text1"/>
                 <w:sz w:val="18"/>
                 <w:szCs w:val="18"/>
+                <w:lang w:bidi="he-IL"/>
               </w:rPr>
               <mc:AlternateContent>
                 <mc:Choice Requires="wps">
@@ -11794,7 +11873,7 @@
                 </mc:Choice>
                 <mc:Fallback>
                   <w:pict>
-                    <v:rect w14:anchorId="343BC9BA" id="矩形 8" o:spid="_x0000_s1041" style="position:absolute;left:0;text-align:left;margin-left:-.7pt;margin-top:2.7pt;width:18.75pt;height:92.3pt;z-index:251663360;visibility:visible;mso-wrap-style:square;mso-width-percent:0;mso-height-percent:0;mso-wrap-distance-left:9pt;mso-wrap-distance-top:0;mso-wrap-distance-right:9pt;mso-wrap-distance-bottom:0;mso-position-horizontal:absolute;mso-position-horizontal-relative:text;mso-position-vertical:absolute;mso-position-vertical-relative:text;mso-width-percent:0;mso-height-percent:0;mso-width-relative:margin;mso-height-relative:margin;v-text-anchor:middle" o:gfxdata="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" fillcolor="#5a5a5a [2109]" stroked="f" strokeweight="1pt">
+                    <v:rect w14:anchorId="343BC9BA" id="矩形 8" o:spid="_x0000_s1041" style="position:absolute;left:0;text-align:left;margin-left:-.7pt;margin-top:2.7pt;width:18.75pt;height:92.3pt;z-index:251663360;visibility:visible;mso-wrap-style:square;mso-width-percent:0;mso-height-percent:0;mso-wrap-distance-left:9pt;mso-wrap-distance-top:0;mso-wrap-distance-right:9pt;mso-wrap-distance-bottom:0;mso-position-horizontal:absolute;mso-position-horizontal-relative:text;mso-position-vertical:absolute;mso-position-vertical-relative:text;mso-width-percent:0;mso-height-percent:0;mso-width-relative:margin;mso-height-relative:margin;v-text-anchor:middle" o:gfxdata="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" fillcolor="#5a5a5a [2109]" stroked="f" strokeweight="1pt">
                       <v:textbox style="layout-flow:vertical-ideographic" inset="1mm,1mm,1mm,1mm">
                         <w:txbxContent>
                           <w:p>
@@ -12757,6 +12836,7 @@
                 <w:color w:val="000000" w:themeColor="text1"/>
                 <w:sz w:val="18"/>
                 <w:szCs w:val="18"/>
+                <w:lang w:bidi="he-IL"/>
               </w:rPr>
               <mc:AlternateContent>
                 <mc:Choice Requires="wps">
@@ -12856,7 +12936,7 @@
                 </mc:Choice>
                 <mc:Fallback>
                   <w:pict>
-                    <v:rect w14:anchorId="363672F5" id="矩形 10" o:spid="_x0000_s1042" style="position:absolute;left:0;text-align:left;margin-left:-.7pt;margin-top:12.9pt;width:19.25pt;height:42.9pt;z-index:251659264;visibility:visible;mso-wrap-style:square;mso-width-percent:0;mso-height-percent:0;mso-wrap-distance-left:9pt;mso-wrap-distance-top:0;mso-wrap-distance-right:9pt;mso-wrap-distance-bottom:0;mso-position-horizontal:absolute;mso-position-horizontal-relative:text;mso-position-vertical:absolute;mso-position-vertical-relative:text;mso-width-percent:0;mso-height-percent:0;mso-width-relative:margin;mso-height-relative:margin;v-text-anchor:middle" o:gfxdata="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" fillcolor="#5a5a5a [2109]" stroked="f" strokeweight="1pt">
+                    <v:rect w14:anchorId="363672F5" id="矩形 10" o:spid="_x0000_s1042" style="position:absolute;left:0;text-align:left;margin-left:-.7pt;margin-top:12.9pt;width:19.25pt;height:42.9pt;z-index:251659264;visibility:visible;mso-wrap-style:square;mso-width-percent:0;mso-height-percent:0;mso-wrap-distance-left:9pt;mso-wrap-distance-top:0;mso-wrap-distance-right:9pt;mso-wrap-distance-bottom:0;mso-position-horizontal:absolute;mso-position-horizontal-relative:text;mso-position-vertical:absolute;mso-position-vertical-relative:text;mso-width-percent:0;mso-height-percent:0;mso-width-relative:margin;mso-height-relative:margin;v-text-anchor:middle" o:gfxdata="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" fillcolor="#5a5a5a [2109]" stroked="f" strokeweight="1pt">
                       <v:textbox style="layout-flow:vertical-ideographic" inset="1mm,1mm,1mm,1mm">
                         <w:txbxContent>
                           <w:p>
@@ -13563,6 +13643,7 @@
                 <w:color w:val="000000" w:themeColor="text1"/>
                 <w:sz w:val="18"/>
                 <w:szCs w:val="18"/>
+                <w:lang w:bidi="he-IL"/>
               </w:rPr>
               <mc:AlternateContent>
                 <mc:Choice Requires="wps">
@@ -13670,7 +13751,7 @@
                 </mc:Choice>
                 <mc:Fallback>
                   <w:pict>
-                    <v:rect w14:anchorId="4D37C684" id="矩形 11" o:spid="_x0000_s1043" style="position:absolute;left:0;text-align:left;margin-left:-.7pt;margin-top:1.65pt;width:19.25pt;height:111.25pt;z-index:251656192;visibility:visible;mso-wrap-style:square;mso-width-percent:0;mso-height-percent:0;mso-wrap-distance-left:9pt;mso-wrap-distance-top:0;mso-wrap-distance-right:9pt;mso-wrap-distance-bottom:0;mso-position-horizontal:absolute;mso-position-horizontal-relative:text;mso-position-vertical:absolute;mso-position-vertical-relative:text;mso-width-percent:0;mso-height-percent:0;mso-width-relative:margin;mso-height-relative:margin;v-text-anchor:middle" o:gfxdata="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" fillcolor="#5a5a5a [2109]" stroked="f" strokeweight="1pt">
+                    <v:rect w14:anchorId="4D37C684" id="矩形 11" o:spid="_x0000_s1043" style="position:absolute;left:0;text-align:left;margin-left:-.7pt;margin-top:1.65pt;width:19.25pt;height:111.25pt;z-index:251656192;visibility:visible;mso-wrap-style:square;mso-width-percent:0;mso-height-percent:0;mso-wrap-distance-left:9pt;mso-wrap-distance-top:0;mso-wrap-distance-right:9pt;mso-wrap-distance-bottom:0;mso-position-horizontal:absolute;mso-position-horizontal-relative:text;mso-position-vertical:absolute;mso-position-vertical-relative:text;mso-width-percent:0;mso-height-percent:0;mso-width-relative:margin;mso-height-relative:margin;v-text-anchor:middle" o:gfxdata="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" fillcolor="#5a5a5a [2109]" stroked="f" strokeweight="1pt">
                       <v:textbox style="layout-flow:vertical-ideographic" inset="1mm,1mm,1mm,1mm">
                         <w:txbxContent>
                           <w:p>
@@ -15364,6 +15445,7 @@
         <w:rPr>
           <w:rFonts w:ascii="Bahnschrift SemiBold Condensed" w:eastAsia="華康細黑體" w:hAnsi="Bahnschrift SemiBold Condensed"/>
           <w:noProof/>
+          <w:lang w:bidi="he-IL"/>
         </w:rPr>
         <mc:AlternateContent>
           <mc:Choice Requires="wps">
@@ -15426,7 +15508,7 @@
           </mc:Choice>
           <mc:Fallback>
             <w:pict>
-              <v:line w14:anchorId="3FD44939" id="直線接點 2" o:spid="_x0000_s1026" style="position:absolute;z-index:251653120;visibility:visible;mso-wrap-style:square;mso-height-percent:0;mso-wrap-distance-left:9pt;mso-wrap-distance-top:0;mso-wrap-distance-right:9pt;mso-wrap-distance-bottom:0;mso-position-horizontal:absolute;mso-position-horizontal-relative:page;mso-position-vertical:absolute;mso-position-vertical-relative:page;mso-height-percent:0;mso-height-relative:margin" from="687.75pt,19.85pt" to="687.75pt,709.8pt" o:gfxdata="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" strokecolor="black [3213]" strokeweight=".5pt">
+              <v:line w14:anchorId="1EDC0D64" id="直線接點 2" o:spid="_x0000_s1026" style="position:absolute;z-index:251653120;visibility:visible;mso-wrap-style:square;mso-height-percent:0;mso-wrap-distance-left:9pt;mso-wrap-distance-top:0;mso-wrap-distance-right:9pt;mso-wrap-distance-bottom:0;mso-position-horizontal:absolute;mso-position-horizontal-relative:page;mso-position-vertical:absolute;mso-position-vertical-relative:page;mso-height-percent:0;mso-height-relative:margin" from="687.75pt,19.85pt" to="687.75pt,709.8pt" o:gfxdata="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" strokecolor="black [3213]" strokeweight=".5pt">
                 <v:stroke dashstyle="3 1" joinstyle="miter"/>
                 <w10:wrap anchorx="page" anchory="page"/>
               </v:line>
@@ -16362,7 +16444,7 @@
                 <w:rFonts w:ascii="Barlow Condensed Medium" w:eastAsia="標楷體" w:hAnsi="Barlow Condensed Medium" w:cstheme="minorHAnsi" w:hint="eastAsia"/>
                 <w:w w:val="80"/>
               </w:rPr>
-              <w:t>--</w:t>
+              <w:t>14</w:t>
             </w:r>
           </w:p>
         </w:tc>
@@ -16666,7 +16748,7 @@
                 <w:rFonts w:ascii="Barlow Condensed Medium" w:eastAsia="標楷體" w:hAnsi="Barlow Condensed Medium" w:cstheme="minorHAnsi" w:hint="eastAsia"/>
                 <w:w w:val="80"/>
               </w:rPr>
-              <w:t>71</w:t>
+              <w:t>68</w:t>
             </w:r>
           </w:p>
         </w:tc>
@@ -16948,7 +17030,7 @@
                 <w:rFonts w:ascii="Barlow Condensed Medium" w:eastAsia="標楷體" w:hAnsi="Barlow Condensed Medium" w:cstheme="minorHAnsi" w:hint="eastAsia"/>
                 <w:w w:val="80"/>
               </w:rPr>
-              <w:t>--</w:t>
+              <w:t>15</w:t>
             </w:r>
           </w:p>
         </w:tc>
@@ -17218,13 +17300,6 @@
                 <w:w w:val="80"/>
               </w:rPr>
             </w:pPr>
-            <w:r>
-              <w:rPr>
-                <w:rFonts w:ascii="Barlow Condensed Medium" w:eastAsia="標楷體" w:hAnsi="Barlow Condensed Medium" w:cstheme="minorHAnsi" w:hint="eastAsia"/>
-                <w:w w:val="80"/>
-              </w:rPr>
-              <w:t>11</w:t>
-            </w:r>
           </w:p>
         </w:tc>
         <w:tc>
@@ -17784,7 +17859,14 @@
                 <w:rFonts w:ascii="Barlow Condensed Medium" w:eastAsia="標楷體" w:hAnsi="Barlow Condensed Medium" w:cstheme="minorHAnsi" w:hint="eastAsia"/>
                 <w:w w:val="80"/>
               </w:rPr>
-              <w:t>16</w:t>
+              <w:t>1</w:t>
+            </w:r>
+            <w:r>
+              <w:rPr>
+                <w:rFonts w:ascii="Barlow Condensed Medium" w:eastAsia="標楷體" w:hAnsi="Barlow Condensed Medium" w:cstheme="minorHAnsi" w:hint="eastAsia"/>
+                <w:w w:val="80"/>
+              </w:rPr>
+              <w:t>3</w:t>
             </w:r>
           </w:p>
         </w:tc>
@@ -18460,14 +18542,7 @@
                 <w:rFonts w:ascii="Barlow Condensed Medium" w:eastAsia="華康儷中黑" w:hAnsi="Barlow Condensed Medium" w:cstheme="minorHAnsi" w:hint="eastAsia"/>
                 <w:w w:val="75"/>
               </w:rPr>
-              <w:t>1</w:t>
-            </w:r>
-            <w:r>
-              <w:rPr>
-                <w:rFonts w:ascii="Barlow Condensed Medium" w:eastAsia="華康儷中黑" w:hAnsi="Barlow Condensed Medium" w:cstheme="minorHAnsi"/>
-                <w:w w:val="75"/>
-              </w:rPr>
-              <w:t>5</w:t>
+              <w:t>22</w:t>
             </w:r>
           </w:p>
         </w:tc>
@@ -18493,10 +18568,10 @@
             </w:pPr>
             <w:r>
               <w:rPr>
-                <w:rFonts w:ascii="Barlow Condensed Medium" w:eastAsia="標楷體" w:hAnsi="Barlow Condensed Medium" w:cstheme="minorHAnsi"/>
+                <w:rFonts w:ascii="Barlow Condensed Medium" w:eastAsia="標楷體" w:hAnsi="Barlow Condensed Medium" w:cstheme="minorHAnsi" w:hint="eastAsia"/>
                 <w:w w:val="80"/>
               </w:rPr>
-              <w:t>4</w:t>
+              <w:t>3</w:t>
             </w:r>
           </w:p>
         </w:tc>
@@ -18808,7 +18883,7 @@
                 <w:rFonts w:ascii="Barlow Condensed Medium" w:eastAsia="標楷體" w:hAnsi="Barlow Condensed Medium" w:cstheme="minorHAnsi" w:hint="eastAsia"/>
                 <w:w w:val="80"/>
               </w:rPr>
-              <w:t>--</w:t>
+              <w:t>6</w:t>
             </w:r>
           </w:p>
         </w:tc>
@@ -19090,7 +19165,7 @@
                 <w:rFonts w:ascii="Barlow Condensed Medium" w:eastAsia="標楷體" w:hAnsi="Barlow Condensed Medium" w:cstheme="minorHAnsi" w:hint="eastAsia"/>
                 <w:w w:val="80"/>
               </w:rPr>
-              <w:t>6</w:t>
+              <w:t>4</w:t>
             </w:r>
           </w:p>
         </w:tc>
@@ -19644,7 +19719,7 @@
                 <w:rFonts w:ascii="Barlow Condensed Medium" w:eastAsia="標楷體" w:hAnsi="Barlow Condensed Medium" w:cstheme="minorHAnsi" w:hint="eastAsia"/>
                 <w:w w:val="80"/>
               </w:rPr>
-              <w:t>--</w:t>
+              <w:t>12</w:t>
             </w:r>
           </w:p>
         </w:tc>
@@ -19925,7 +20000,7 @@
                 <w:rFonts w:ascii="Barlow Condensed Medium" w:eastAsia="標楷體" w:hAnsi="Barlow Condensed Medium" w:cstheme="minorHAnsi" w:hint="eastAsia"/>
                 <w:w w:val="80"/>
               </w:rPr>
-              <w:t>6</w:t>
+              <w:t>--</w:t>
             </w:r>
           </w:p>
         </w:tc>
@@ -20503,7 +20578,7 @@
                 <w:rFonts w:ascii="Barlow Condensed Medium" w:eastAsia="標楷體" w:hAnsi="Barlow Condensed Medium" w:cstheme="minorHAnsi" w:hint="eastAsia"/>
                 <w:w w:val="80"/>
               </w:rPr>
-              <w:t>3</w:t>
+              <w:t>4</w:t>
             </w:r>
           </w:p>
         </w:tc>
@@ -21260,7 +21335,6 @@
                 <w:rFonts w:ascii="Barlow Condensed Medium" w:eastAsia="華康中黑體" w:hAnsi="Barlow Condensed Medium" w:cs="Times New Roman"/>
                 <w:w w:val="80"/>
                 <w:szCs w:val="24"/>
-                <w:highlight w:val="yellow"/>
               </w:rPr>
             </w:pPr>
             <w:r>
@@ -21268,7 +21342,6 @@
                 <w:rFonts w:ascii="Barlow Condensed Medium" w:eastAsia="華康中黑體" w:hAnsi="Barlow Condensed Medium" w:cstheme="minorHAnsi"/>
                 <w:w w:val="80"/>
                 <w:szCs w:val="24"/>
-                <w:highlight w:val="yellow"/>
               </w:rPr>
               <w:sym w:font="Wingdings 2" w:char="F0AE"/>
             </w:r>
@@ -21277,7 +21350,6 @@
                 <w:rFonts w:ascii="Barlow Condensed Medium" w:eastAsia="華康中黑體" w:hAnsi="Barlow Condensed Medium" w:cstheme="minorHAnsi"/>
                 <w:w w:val="80"/>
                 <w:szCs w:val="24"/>
-                <w:highlight w:val="yellow"/>
               </w:rPr>
               <w:t>華語</w:t>
             </w:r>
@@ -21286,7 +21358,6 @@
                 <w:rFonts w:ascii="Barlow Condensed Medium" w:eastAsia="華康中黑體" w:hAnsi="Barlow Condensed Medium" w:cs="Times New Roman"/>
                 <w:w w:val="80"/>
                 <w:szCs w:val="24"/>
-                <w:highlight w:val="yellow"/>
               </w:rPr>
               <w:t>禮拜奉獻</w:t>
             </w:r>
@@ -21295,7 +21366,6 @@
                 <w:rFonts w:ascii="Barlow Condensed Medium" w:eastAsia="華康中黑體" w:hAnsi="Barlow Condensed Medium" w:cs="Times New Roman"/>
                 <w:w w:val="80"/>
                 <w:szCs w:val="24"/>
-                <w:highlight w:val="yellow"/>
               </w:rPr>
               <w:t>:</w:t>
             </w:r>
@@ -21317,7 +21387,6 @@
                 <w:rFonts w:ascii="Barlow Condensed Medium" w:eastAsia="華康中黑體" w:hAnsi="Barlow Condensed Medium" w:cs="Times New Roman"/>
                 <w:w w:val="80"/>
                 <w:szCs w:val="24"/>
-                <w:highlight w:val="yellow"/>
               </w:rPr>
             </w:pPr>
             <w:r>
@@ -21325,7 +21394,6 @@
                 <w:rFonts w:ascii="Barlow Condensed Medium" w:eastAsia="華康中黑體" w:hAnsi="Barlow Condensed Medium" w:cs="Times New Roman" w:hint="eastAsia"/>
                 <w:w w:val="80"/>
                 <w:szCs w:val="24"/>
-                <w:highlight w:val="yellow"/>
               </w:rPr>
               <w:t xml:space="preserve"> </w:t>
             </w:r>
@@ -21349,7 +21417,6 @@
                 <w:rFonts w:ascii="Barlow Condensed Medium" w:eastAsia="華康中黑體" w:hAnsi="Barlow Condensed Medium" w:cs="Times New Roman"/>
                 <w:w w:val="80"/>
                 <w:szCs w:val="24"/>
-                <w:highlight w:val="yellow"/>
               </w:rPr>
             </w:pPr>
             <w:r>
@@ -21357,7 +21424,6 @@
                 <w:rFonts w:ascii="Barlow Condensed Medium" w:eastAsia="華康中黑體" w:hAnsi="Barlow Condensed Medium" w:cstheme="minorHAnsi"/>
                 <w:w w:val="80"/>
                 <w:szCs w:val="24"/>
-                <w:highlight w:val="yellow"/>
               </w:rPr>
               <w:sym w:font="Wingdings 2" w:char="F0AE"/>
             </w:r>
@@ -21366,7 +21432,6 @@
                 <w:rFonts w:ascii="Barlow Condensed Medium" w:eastAsia="華康中黑體" w:hAnsi="Barlow Condensed Medium" w:cstheme="minorHAnsi" w:hint="eastAsia"/>
                 <w:w w:val="80"/>
                 <w:szCs w:val="24"/>
-                <w:highlight w:val="yellow"/>
               </w:rPr>
               <w:t>台語禮拜奉</w:t>
             </w:r>
@@ -21375,7 +21440,6 @@
                 <w:rFonts w:ascii="Barlow Condensed Medium" w:eastAsia="華康中黑體" w:hAnsi="Barlow Condensed Medium" w:cs="Times New Roman"/>
                 <w:w w:val="80"/>
                 <w:szCs w:val="24"/>
-                <w:highlight w:val="yellow"/>
               </w:rPr>
               <w:t>獻</w:t>
             </w:r>
@@ -21384,7 +21448,6 @@
                 <w:rFonts w:ascii="Barlow Condensed Medium" w:eastAsia="華康中黑體" w:hAnsi="Barlow Condensed Medium" w:cs="Times New Roman"/>
                 <w:w w:val="80"/>
                 <w:szCs w:val="24"/>
-                <w:highlight w:val="yellow"/>
               </w:rPr>
               <w:t>:</w:t>
             </w:r>
@@ -21407,7 +21470,6 @@
                 <w:rFonts w:ascii="Barlow Condensed Medium" w:eastAsia="華康中黑體" w:hAnsi="Barlow Condensed Medium" w:cs="Times New Roman"/>
                 <w:w w:val="80"/>
                 <w:szCs w:val="24"/>
-                <w:highlight w:val="yellow"/>
               </w:rPr>
             </w:pPr>
             <w:r>
@@ -21415,7 +21477,6 @@
                 <w:rFonts w:ascii="Barlow Condensed Medium" w:eastAsia="華康中黑體" w:hAnsi="Barlow Condensed Medium" w:cs="Times New Roman"/>
                 <w:w w:val="80"/>
                 <w:szCs w:val="24"/>
-                <w:highlight w:val="yellow"/>
               </w:rPr>
               <w:t>5450</w:t>
             </w:r>
@@ -21438,7 +21499,6 @@
                 <w:rFonts w:ascii="Barlow Condensed Medium" w:eastAsia="華康中黑體" w:hAnsi="Barlow Condensed Medium" w:cs="Times New Roman"/>
                 <w:w w:val="80"/>
                 <w:szCs w:val="24"/>
-                <w:highlight w:val="yellow"/>
               </w:rPr>
             </w:pPr>
           </w:p>
@@ -21461,7 +21521,6 @@
                 <w:rFonts w:ascii="Barlow Condensed Medium" w:eastAsia="華康中黑體" w:hAnsi="Barlow Condensed Medium" w:cs="Times New Roman"/>
                 <w:w w:val="80"/>
                 <w:szCs w:val="24"/>
-                <w:highlight w:val="yellow"/>
               </w:rPr>
             </w:pPr>
           </w:p>
@@ -21487,7 +21546,6 @@
                 <w:rFonts w:ascii="Barlow Condensed Medium" w:eastAsia="華康中黑體" w:hAnsi="Barlow Condensed Medium" w:cstheme="minorHAnsi"/>
                 <w:w w:val="80"/>
                 <w:szCs w:val="24"/>
-                <w:highlight w:val="yellow"/>
               </w:rPr>
             </w:pPr>
             <w:r>
@@ -21495,7 +21553,6 @@
                 <w:rFonts w:ascii="Barlow Condensed Medium" w:eastAsia="華康中黑體" w:hAnsi="Barlow Condensed Medium" w:cstheme="minorHAnsi"/>
                 <w:w w:val="80"/>
                 <w:szCs w:val="24"/>
-                <w:highlight w:val="yellow"/>
               </w:rPr>
               <w:sym w:font="Wingdings 2" w:char="F0AE"/>
             </w:r>
@@ -21504,7 +21561,6 @@
                 <w:rFonts w:ascii="Barlow Condensed Medium" w:eastAsia="華康中黑體" w:hAnsi="Barlow Condensed Medium" w:cstheme="minorHAnsi" w:hint="eastAsia"/>
                 <w:w w:val="80"/>
                 <w:szCs w:val="24"/>
-                <w:highlight w:val="yellow"/>
                 <w:lang w:eastAsia="zh-HK"/>
               </w:rPr>
               <w:t>月定</w:t>
@@ -21514,7 +21570,6 @@
                 <w:rFonts w:ascii="Barlow Condensed Medium" w:eastAsia="華康中黑體" w:hAnsi="Barlow Condensed Medium" w:cstheme="minorHAnsi"/>
                 <w:w w:val="80"/>
                 <w:szCs w:val="24"/>
-                <w:highlight w:val="yellow"/>
               </w:rPr>
               <w:t>奉獻</w:t>
             </w:r>
@@ -21523,7 +21578,6 @@
                 <w:rFonts w:ascii="Barlow Condensed Medium" w:eastAsia="華康中黑體" w:hAnsi="Barlow Condensed Medium" w:cstheme="minorHAnsi"/>
                 <w:w w:val="80"/>
                 <w:szCs w:val="24"/>
-                <w:highlight w:val="yellow"/>
               </w:rPr>
               <w:t>:</w:t>
             </w:r>
@@ -21546,7 +21600,6 @@
                 <w:rFonts w:ascii="Barlow Condensed Medium" w:eastAsia="標楷體" w:hAnsi="Barlow Condensed Medium" w:cstheme="minorHAnsi"/>
                 <w:w w:val="80"/>
                 <w:szCs w:val="24"/>
-                <w:highlight w:val="yellow"/>
               </w:rPr>
             </w:pPr>
             <w:r>
@@ -21554,7 +21607,6 @@
                 <w:rFonts w:ascii="Barlow Condensed Medium" w:eastAsia="標楷體" w:hAnsi="Barlow Condensed Medium" w:cstheme="minorHAnsi" w:hint="eastAsia"/>
                 <w:w w:val="80"/>
                 <w:szCs w:val="24"/>
-                <w:highlight w:val="yellow"/>
                 <w:lang w:eastAsia="zh-HK"/>
               </w:rPr>
               <w:t>43</w:t>
@@ -21564,7 +21616,6 @@
                 <w:rFonts w:ascii="Barlow Condensed Medium" w:eastAsia="標楷體" w:hAnsi="Barlow Condensed Medium" w:cstheme="minorHAnsi" w:hint="eastAsia"/>
                 <w:w w:val="80"/>
                 <w:szCs w:val="24"/>
-                <w:highlight w:val="yellow"/>
                 <w:lang w:eastAsia="zh-HK"/>
               </w:rPr>
               <w:t>號</w:t>
@@ -21588,7 +21639,6 @@
                 <w:rFonts w:ascii="Barlow Condensed Medium" w:eastAsia="標楷體" w:hAnsi="Barlow Condensed Medium" w:cstheme="minorHAnsi"/>
                 <w:w w:val="80"/>
                 <w:szCs w:val="24"/>
-                <w:highlight w:val="yellow"/>
               </w:rPr>
             </w:pPr>
             <w:r>
@@ -21596,7 +21646,6 @@
                 <w:rFonts w:ascii="Barlow Condensed Medium" w:eastAsia="標楷體" w:hAnsi="Barlow Condensed Medium" w:cstheme="minorHAnsi"/>
                 <w:w w:val="80"/>
                 <w:szCs w:val="24"/>
-                <w:highlight w:val="yellow"/>
               </w:rPr>
               <w:t>2</w:t>
             </w:r>
@@ -21605,7 +21654,6 @@
                 <w:rFonts w:ascii="Barlow Condensed Medium" w:eastAsia="標楷體" w:hAnsi="Barlow Condensed Medium" w:cstheme="minorHAnsi"/>
                 <w:w w:val="80"/>
                 <w:szCs w:val="24"/>
-                <w:highlight w:val="yellow"/>
               </w:rPr>
               <w:t>,</w:t>
             </w:r>
@@ -21614,7 +21662,6 @@
                 <w:rFonts w:ascii="Barlow Condensed Medium" w:eastAsia="標楷體" w:hAnsi="Barlow Condensed Medium" w:cstheme="minorHAnsi"/>
                 <w:w w:val="80"/>
                 <w:szCs w:val="24"/>
-                <w:highlight w:val="yellow"/>
               </w:rPr>
               <w:t>0</w:t>
             </w:r>
@@ -21623,7 +21670,6 @@
                 <w:rFonts w:ascii="Barlow Condensed Medium" w:eastAsia="標楷體" w:hAnsi="Barlow Condensed Medium" w:cstheme="minorHAnsi"/>
                 <w:w w:val="80"/>
                 <w:szCs w:val="24"/>
-                <w:highlight w:val="yellow"/>
               </w:rPr>
               <w:t>00</w:t>
             </w:r>
@@ -21646,7 +21692,6 @@
                 <w:rFonts w:ascii="Barlow Condensed Medium" w:eastAsia="標楷體" w:hAnsi="Barlow Condensed Medium" w:cstheme="minorHAnsi"/>
                 <w:w w:val="80"/>
                 <w:szCs w:val="24"/>
-                <w:highlight w:val="yellow"/>
               </w:rPr>
             </w:pPr>
           </w:p>
@@ -21668,7 +21713,6 @@
                 <w:rFonts w:ascii="Barlow Condensed Medium" w:eastAsia="標楷體" w:hAnsi="Barlow Condensed Medium" w:cstheme="minorHAnsi"/>
                 <w:w w:val="80"/>
                 <w:szCs w:val="24"/>
-                <w:highlight w:val="yellow"/>
               </w:rPr>
             </w:pPr>
           </w:p>
@@ -21691,7 +21735,6 @@
                 <w:rFonts w:ascii="Barlow Condensed Medium" w:eastAsia="標楷體" w:hAnsi="Barlow Condensed Medium" w:cstheme="minorHAnsi"/>
                 <w:w w:val="80"/>
                 <w:szCs w:val="24"/>
-                <w:highlight w:val="yellow"/>
               </w:rPr>
             </w:pPr>
           </w:p>
@@ -21712,7 +21755,6 @@
                 <w:rFonts w:ascii="Barlow Condensed Medium" w:eastAsia="標楷體" w:hAnsi="Barlow Condensed Medium" w:cstheme="minorHAnsi"/>
                 <w:w w:val="80"/>
                 <w:szCs w:val="24"/>
-                <w:highlight w:val="yellow"/>
               </w:rPr>
             </w:pPr>
           </w:p>
@@ -21738,7 +21780,6 @@
                 <w:rFonts w:ascii="Barlow Condensed Medium" w:eastAsia="華康中黑體" w:hAnsi="Barlow Condensed Medium" w:cstheme="minorHAnsi"/>
                 <w:w w:val="80"/>
                 <w:szCs w:val="24"/>
-                <w:highlight w:val="yellow"/>
               </w:rPr>
             </w:pPr>
           </w:p>
@@ -21760,7 +21801,6 @@
                 <w:rFonts w:ascii="Barlow Condensed Medium" w:eastAsia="標楷體" w:hAnsi="Barlow Condensed Medium" w:cstheme="minorHAnsi"/>
                 <w:w w:val="80"/>
                 <w:szCs w:val="24"/>
-                <w:highlight w:val="yellow"/>
               </w:rPr>
             </w:pPr>
           </w:p>
@@ -21782,7 +21822,6 @@
                 <w:rFonts w:ascii="Barlow Condensed Medium" w:eastAsia="標楷體" w:hAnsi="Barlow Condensed Medium" w:cstheme="minorHAnsi"/>
                 <w:w w:val="80"/>
                 <w:szCs w:val="24"/>
-                <w:highlight w:val="yellow"/>
               </w:rPr>
             </w:pPr>
           </w:p>
@@ -21804,7 +21843,6 @@
                 <w:rFonts w:ascii="Barlow Condensed Medium" w:eastAsia="標楷體" w:hAnsi="Barlow Condensed Medium" w:cstheme="minorHAnsi"/>
                 <w:w w:val="80"/>
                 <w:szCs w:val="24"/>
-                <w:highlight w:val="yellow"/>
               </w:rPr>
             </w:pPr>
           </w:p>
@@ -21826,7 +21864,6 @@
                 <w:rFonts w:ascii="Barlow Condensed Medium" w:eastAsia="標楷體" w:hAnsi="Barlow Condensed Medium" w:cstheme="minorHAnsi"/>
                 <w:w w:val="80"/>
                 <w:szCs w:val="24"/>
-                <w:highlight w:val="yellow"/>
               </w:rPr>
             </w:pPr>
           </w:p>
@@ -21849,7 +21886,6 @@
                 <w:rFonts w:ascii="Barlow Condensed Medium" w:eastAsia="標楷體" w:hAnsi="Barlow Condensed Medium" w:cstheme="minorHAnsi"/>
                 <w:w w:val="80"/>
                 <w:szCs w:val="24"/>
-                <w:highlight w:val="yellow"/>
               </w:rPr>
             </w:pPr>
           </w:p>
@@ -21870,7 +21906,6 @@
                 <w:rFonts w:ascii="Barlow Condensed Medium" w:eastAsia="標楷體" w:hAnsi="Barlow Condensed Medium" w:cstheme="minorHAnsi"/>
                 <w:w w:val="80"/>
                 <w:szCs w:val="24"/>
-                <w:highlight w:val="yellow"/>
               </w:rPr>
             </w:pPr>
           </w:p>
@@ -21896,7 +21931,6 @@
                 <w:rFonts w:ascii="Barlow Condensed Medium" w:eastAsia="華康中黑體" w:hAnsi="Barlow Condensed Medium" w:cstheme="minorHAnsi"/>
                 <w:w w:val="80"/>
                 <w:szCs w:val="24"/>
-                <w:highlight w:val="yellow"/>
               </w:rPr>
             </w:pPr>
             <w:r>
@@ -21904,7 +21938,6 @@
                 <w:rFonts w:ascii="Barlow Condensed Medium" w:eastAsia="華康中黑體" w:hAnsi="Barlow Condensed Medium" w:cstheme="minorHAnsi"/>
                 <w:w w:val="80"/>
                 <w:szCs w:val="24"/>
-                <w:highlight w:val="yellow"/>
               </w:rPr>
               <w:sym w:font="Wingdings 2" w:char="F0AE"/>
             </w:r>
@@ -21913,7 +21946,6 @@
                 <w:rFonts w:ascii="Barlow Condensed Medium" w:eastAsia="華康中黑體" w:hAnsi="Barlow Condensed Medium" w:cstheme="minorHAnsi" w:hint="eastAsia"/>
                 <w:w w:val="80"/>
                 <w:szCs w:val="24"/>
-                <w:highlight w:val="yellow"/>
                 <w:lang w:eastAsia="zh-HK"/>
               </w:rPr>
               <w:t>感恩</w:t>
@@ -21923,7 +21955,6 @@
                 <w:rFonts w:ascii="Barlow Condensed Medium" w:eastAsia="華康中黑體" w:hAnsi="Barlow Condensed Medium" w:cstheme="minorHAnsi"/>
                 <w:w w:val="80"/>
                 <w:szCs w:val="24"/>
-                <w:highlight w:val="yellow"/>
               </w:rPr>
               <w:t>奉獻</w:t>
             </w:r>
@@ -21932,7 +21963,6 @@
                 <w:rFonts w:ascii="Barlow Condensed Medium" w:eastAsia="華康中黑體" w:hAnsi="Barlow Condensed Medium" w:cstheme="minorHAnsi"/>
                 <w:w w:val="80"/>
                 <w:szCs w:val="24"/>
-                <w:highlight w:val="yellow"/>
               </w:rPr>
               <w:t>:</w:t>
             </w:r>
@@ -21955,7 +21985,6 @@
                 <w:rFonts w:ascii="Barlow Condensed Medium" w:eastAsia="標楷體" w:hAnsi="Barlow Condensed Medium" w:cstheme="minorHAnsi"/>
                 <w:w w:val="80"/>
                 <w:szCs w:val="24"/>
-                <w:highlight w:val="yellow"/>
               </w:rPr>
             </w:pPr>
             <w:r>
@@ -21963,7 +21992,6 @@
                 <w:rFonts w:ascii="Barlow Condensed Medium" w:eastAsia="標楷體" w:hAnsi="Barlow Condensed Medium" w:cstheme="minorHAnsi" w:hint="eastAsia"/>
                 <w:w w:val="80"/>
                 <w:szCs w:val="24"/>
-                <w:highlight w:val="yellow"/>
                 <w:lang w:eastAsia="zh-HK"/>
               </w:rPr>
               <w:t>1-1</w:t>
@@ -21973,7 +22001,6 @@
                 <w:rFonts w:ascii="Barlow Condensed Medium" w:eastAsia="標楷體" w:hAnsi="Barlow Condensed Medium" w:cstheme="minorHAnsi" w:hint="eastAsia"/>
                 <w:w w:val="80"/>
                 <w:szCs w:val="24"/>
-                <w:highlight w:val="yellow"/>
                 <w:lang w:eastAsia="zh-HK"/>
               </w:rPr>
               <w:t>號</w:t>
@@ -21997,7 +22024,6 @@
                 <w:rFonts w:ascii="Barlow Condensed Medium" w:eastAsia="標楷體" w:hAnsi="Barlow Condensed Medium" w:cstheme="minorHAnsi"/>
                 <w:w w:val="80"/>
                 <w:szCs w:val="24"/>
-                <w:highlight w:val="yellow"/>
               </w:rPr>
             </w:pPr>
             <w:r>
@@ -22005,7 +22031,6 @@
                 <w:rFonts w:ascii="Barlow Condensed Medium" w:eastAsia="標楷體" w:hAnsi="Barlow Condensed Medium" w:cstheme="minorHAnsi"/>
                 <w:w w:val="80"/>
                 <w:szCs w:val="24"/>
-                <w:highlight w:val="yellow"/>
               </w:rPr>
               <w:t>1</w:t>
             </w:r>
@@ -22014,7 +22039,6 @@
                 <w:rFonts w:ascii="Barlow Condensed Medium" w:eastAsia="標楷體" w:hAnsi="Barlow Condensed Medium" w:cstheme="minorHAnsi"/>
                 <w:w w:val="80"/>
                 <w:szCs w:val="24"/>
-                <w:highlight w:val="yellow"/>
               </w:rPr>
               <w:t>,</w:t>
             </w:r>
@@ -22023,7 +22047,6 @@
                 <w:rFonts w:ascii="Barlow Condensed Medium" w:eastAsia="標楷體" w:hAnsi="Barlow Condensed Medium" w:cstheme="minorHAnsi" w:hint="eastAsia"/>
                 <w:w w:val="80"/>
                 <w:szCs w:val="24"/>
-                <w:highlight w:val="yellow"/>
               </w:rPr>
               <w:t>000</w:t>
             </w:r>
@@ -22046,7 +22069,6 @@
                 <w:rFonts w:ascii="Barlow Condensed Medium" w:eastAsia="標楷體" w:hAnsi="Barlow Condensed Medium" w:cstheme="minorHAnsi"/>
                 <w:w w:val="80"/>
                 <w:szCs w:val="24"/>
-                <w:highlight w:val="yellow"/>
               </w:rPr>
             </w:pPr>
             <w:r>
@@ -22054,7 +22076,6 @@
                 <w:rFonts w:ascii="Barlow Condensed Medium" w:eastAsia="標楷體" w:hAnsi="Barlow Condensed Medium" w:cstheme="minorHAnsi" w:hint="eastAsia"/>
                 <w:w w:val="80"/>
                 <w:szCs w:val="24"/>
-                <w:highlight w:val="yellow"/>
               </w:rPr>
               <w:t>有志</w:t>
             </w:r>
@@ -22077,7 +22098,6 @@
                 <w:rFonts w:ascii="Barlow Condensed Medium" w:eastAsia="標楷體" w:hAnsi="Barlow Condensed Medium" w:cstheme="minorHAnsi"/>
                 <w:w w:val="80"/>
                 <w:szCs w:val="24"/>
-                <w:highlight w:val="yellow"/>
               </w:rPr>
             </w:pPr>
             <w:r>
@@ -22085,7 +22105,6 @@
                 <w:rFonts w:ascii="Barlow Condensed Medium" w:eastAsia="標楷體" w:hAnsi="Barlow Condensed Medium" w:cstheme="minorHAnsi" w:hint="eastAsia"/>
                 <w:w w:val="80"/>
                 <w:szCs w:val="24"/>
-                <w:highlight w:val="yellow"/>
               </w:rPr>
               <w:t>180</w:t>
             </w:r>
@@ -22109,7 +22128,6 @@
                 <w:rFonts w:ascii="Barlow Condensed Medium" w:eastAsia="標楷體" w:hAnsi="Barlow Condensed Medium" w:cstheme="minorHAnsi"/>
                 <w:w w:val="80"/>
                 <w:szCs w:val="24"/>
-                <w:highlight w:val="yellow"/>
               </w:rPr>
             </w:pPr>
           </w:p>
@@ -22130,7 +22148,6 @@
                 <w:rFonts w:ascii="Barlow Condensed Medium" w:eastAsia="標楷體" w:hAnsi="Barlow Condensed Medium" w:cstheme="minorHAnsi"/>
                 <w:w w:val="80"/>
                 <w:szCs w:val="24"/>
-                <w:highlight w:val="yellow"/>
               </w:rPr>
             </w:pPr>
           </w:p>
@@ -22156,7 +22173,6 @@
                 <w:rFonts w:ascii="Barlow Condensed Medium" w:eastAsia="華康中黑體" w:hAnsi="Barlow Condensed Medium" w:cstheme="minorHAnsi"/>
                 <w:w w:val="80"/>
                 <w:szCs w:val="24"/>
-                <w:highlight w:val="yellow"/>
               </w:rPr>
             </w:pPr>
           </w:p>
@@ -22178,7 +22194,6 @@
                 <w:rFonts w:ascii="Barlow Condensed Medium" w:eastAsia="標楷體" w:hAnsi="Barlow Condensed Medium" w:cstheme="minorHAnsi"/>
                 <w:w w:val="80"/>
                 <w:szCs w:val="24"/>
-                <w:highlight w:val="yellow"/>
               </w:rPr>
             </w:pPr>
           </w:p>
@@ -22200,7 +22215,6 @@
                 <w:rFonts w:ascii="Barlow Condensed Medium" w:eastAsia="標楷體" w:hAnsi="Barlow Condensed Medium" w:cstheme="minorHAnsi"/>
                 <w:w w:val="80"/>
                 <w:szCs w:val="24"/>
-                <w:highlight w:val="yellow"/>
               </w:rPr>
             </w:pPr>
           </w:p>
@@ -22222,7 +22236,6 @@
                 <w:rFonts w:ascii="Barlow Condensed Medium" w:eastAsia="標楷體" w:hAnsi="Barlow Condensed Medium" w:cstheme="minorHAnsi"/>
                 <w:w w:val="80"/>
                 <w:szCs w:val="24"/>
-                <w:highlight w:val="yellow"/>
               </w:rPr>
             </w:pPr>
           </w:p>
@@ -22244,7 +22257,6 @@
                 <w:rFonts w:ascii="Barlow Condensed Medium" w:eastAsia="標楷體" w:hAnsi="Barlow Condensed Medium" w:cstheme="minorHAnsi"/>
                 <w:w w:val="80"/>
                 <w:szCs w:val="24"/>
-                <w:highlight w:val="yellow"/>
               </w:rPr>
             </w:pPr>
           </w:p>
@@ -22267,7 +22279,6 @@
                 <w:rFonts w:ascii="Barlow Condensed Medium" w:eastAsia="標楷體" w:hAnsi="Barlow Condensed Medium" w:cstheme="minorHAnsi"/>
                 <w:w w:val="80"/>
                 <w:szCs w:val="24"/>
-                <w:highlight w:val="yellow"/>
               </w:rPr>
             </w:pPr>
           </w:p>
@@ -22288,7 +22299,6 @@
                 <w:rFonts w:ascii="Barlow Condensed Medium" w:eastAsia="標楷體" w:hAnsi="Barlow Condensed Medium" w:cstheme="minorHAnsi"/>
                 <w:w w:val="80"/>
                 <w:szCs w:val="24"/>
-                <w:highlight w:val="yellow"/>
               </w:rPr>
             </w:pPr>
           </w:p>
@@ -22351,7 +22361,6 @@
                       <w:rFonts w:ascii="Barlow Condensed Medium" w:eastAsia="華康中黑體" w:hAnsi="Barlow Condensed Medium" w:cstheme="minorHAnsi"/>
                       <w:w w:val="80"/>
                       <w:szCs w:val="24"/>
-                      <w:highlight w:val="yellow"/>
                     </w:rPr>
                   </w:pPr>
                   <w:r>
@@ -22359,7 +22368,6 @@
                       <w:rFonts w:ascii="Barlow Condensed Medium" w:eastAsia="華康中黑體" w:hAnsi="Barlow Condensed Medium" w:cstheme="minorHAnsi"/>
                       <w:w w:val="80"/>
                       <w:szCs w:val="24"/>
-                      <w:highlight w:val="yellow"/>
                     </w:rPr>
                     <w:sym w:font="Wingdings 2" w:char="F0AE"/>
                   </w:r>
@@ -22368,7 +22376,6 @@
                       <w:rFonts w:ascii="Barlow Condensed Medium" w:eastAsia="華康中黑體" w:hAnsi="Barlow Condensed Medium" w:cstheme="minorHAnsi" w:hint="eastAsia"/>
                       <w:w w:val="80"/>
                       <w:szCs w:val="24"/>
-                      <w:highlight w:val="yellow"/>
                       <w:lang w:eastAsia="zh-HK"/>
                     </w:rPr>
                     <w:t>為松年團契奉</w:t>
@@ -22378,7 +22385,6 @@
                       <w:rFonts w:ascii="Barlow Condensed Medium" w:eastAsia="華康中黑體" w:hAnsi="Barlow Condensed Medium" w:cstheme="minorHAnsi"/>
                       <w:w w:val="80"/>
                       <w:szCs w:val="24"/>
-                      <w:highlight w:val="yellow"/>
                     </w:rPr>
                     <w:t>獻</w:t>
                   </w:r>
@@ -22387,7 +22393,6 @@
                       <w:rFonts w:ascii="Barlow Condensed Medium" w:eastAsia="華康中黑體" w:hAnsi="Barlow Condensed Medium" w:cstheme="minorHAnsi"/>
                       <w:w w:val="80"/>
                       <w:szCs w:val="24"/>
-                      <w:highlight w:val="yellow"/>
                     </w:rPr>
                     <w:t>:</w:t>
                   </w:r>
@@ -22410,7 +22415,6 @@
                       <w:rFonts w:ascii="Barlow Condensed Medium" w:eastAsia="標楷體" w:hAnsi="Barlow Condensed Medium" w:cstheme="minorHAnsi"/>
                       <w:w w:val="80"/>
                       <w:szCs w:val="24"/>
-                      <w:highlight w:val="yellow"/>
                     </w:rPr>
                   </w:pPr>
                   <w:r>
@@ -22418,7 +22422,6 @@
                       <w:rFonts w:ascii="Barlow Condensed Medium" w:eastAsia="標楷體" w:hAnsi="Barlow Condensed Medium" w:cstheme="minorHAnsi" w:hint="eastAsia"/>
                       <w:w w:val="80"/>
                       <w:szCs w:val="24"/>
-                      <w:highlight w:val="yellow"/>
                       <w:lang w:eastAsia="zh-HK"/>
                     </w:rPr>
                     <w:t>49</w:t>
@@ -22428,7 +22431,6 @@
                       <w:rFonts w:ascii="Barlow Condensed Medium" w:eastAsia="標楷體" w:hAnsi="Barlow Condensed Medium" w:cstheme="minorHAnsi" w:hint="eastAsia"/>
                       <w:w w:val="80"/>
                       <w:szCs w:val="24"/>
-                      <w:highlight w:val="yellow"/>
                       <w:lang w:eastAsia="zh-HK"/>
                     </w:rPr>
                     <w:t>號</w:t>
@@ -22452,7 +22454,6 @@
                       <w:rFonts w:ascii="Barlow Condensed Medium" w:eastAsia="標楷體" w:hAnsi="Barlow Condensed Medium" w:cstheme="minorHAnsi"/>
                       <w:w w:val="80"/>
                       <w:szCs w:val="24"/>
-                      <w:highlight w:val="yellow"/>
                     </w:rPr>
                   </w:pPr>
                   <w:r>
@@ -22460,7 +22461,6 @@
                       <w:rFonts w:ascii="Barlow Condensed Medium" w:eastAsia="標楷體" w:hAnsi="Barlow Condensed Medium" w:cstheme="minorHAnsi"/>
                       <w:w w:val="80"/>
                       <w:szCs w:val="24"/>
-                      <w:highlight w:val="yellow"/>
                     </w:rPr>
                     <w:t>1,000</w:t>
                   </w:r>
@@ -22483,7 +22483,6 @@
                       <w:rFonts w:ascii="Barlow Condensed Medium" w:eastAsia="標楷體" w:hAnsi="Barlow Condensed Medium" w:cstheme="minorHAnsi"/>
                       <w:w w:val="80"/>
                       <w:szCs w:val="24"/>
-                      <w:highlight w:val="yellow"/>
                     </w:rPr>
                   </w:pPr>
                 </w:p>
@@ -22504,7 +22503,6 @@
                       <w:rFonts w:ascii="Barlow Condensed Medium" w:eastAsia="標楷體" w:hAnsi="Barlow Condensed Medium" w:cstheme="minorHAnsi"/>
                       <w:w w:val="80"/>
                       <w:szCs w:val="24"/>
-                      <w:highlight w:val="yellow"/>
                     </w:rPr>
                   </w:pPr>
                 </w:p>
@@ -22526,7 +22524,6 @@
                       <w:rFonts w:ascii="Barlow Condensed Medium" w:eastAsia="標楷體" w:hAnsi="Barlow Condensed Medium" w:cstheme="minorHAnsi"/>
                       <w:w w:val="80"/>
                       <w:szCs w:val="24"/>
-                      <w:highlight w:val="yellow"/>
                     </w:rPr>
                   </w:pPr>
                 </w:p>
@@ -22547,7 +22544,6 @@
                       <w:rFonts w:ascii="Barlow Condensed Medium" w:eastAsia="標楷體" w:hAnsi="Barlow Condensed Medium" w:cstheme="minorHAnsi"/>
                       <w:w w:val="80"/>
                       <w:szCs w:val="24"/>
-                      <w:highlight w:val="yellow"/>
                     </w:rPr>
                   </w:pPr>
                 </w:p>
@@ -22561,7 +22557,6 @@
                 <w:rFonts w:ascii="Barlow Condensed Medium" w:eastAsia="華康中黑體" w:hAnsi="Barlow Condensed Medium" w:cstheme="minorHAnsi"/>
                 <w:w w:val="80"/>
                 <w:szCs w:val="24"/>
-                <w:highlight w:val="yellow"/>
               </w:rPr>
             </w:pPr>
           </w:p>
@@ -22583,7 +22578,6 @@
                 <w:rFonts w:ascii="Barlow Condensed Medium" w:eastAsia="標楷體" w:hAnsi="Barlow Condensed Medium" w:cstheme="minorHAnsi"/>
                 <w:w w:val="80"/>
                 <w:szCs w:val="24"/>
-                <w:highlight w:val="yellow"/>
               </w:rPr>
             </w:pPr>
             <w:r>
@@ -22591,7 +22585,6 @@
                 <w:rFonts w:ascii="Barlow Condensed Medium" w:eastAsia="標楷體" w:hAnsi="Barlow Condensed Medium" w:cstheme="minorHAnsi" w:hint="eastAsia"/>
                 <w:w w:val="80"/>
                 <w:szCs w:val="24"/>
-                <w:highlight w:val="yellow"/>
                 <w:lang w:eastAsia="zh-HK"/>
               </w:rPr>
               <w:t>30</w:t>
@@ -22601,7 +22594,6 @@
                 <w:rFonts w:ascii="Barlow Condensed Medium" w:eastAsia="標楷體" w:hAnsi="Barlow Condensed Medium" w:cstheme="minorHAnsi" w:hint="eastAsia"/>
                 <w:w w:val="80"/>
                 <w:szCs w:val="24"/>
-                <w:highlight w:val="yellow"/>
                 <w:lang w:eastAsia="zh-HK"/>
               </w:rPr>
               <w:t>號</w:t>
@@ -22625,7 +22617,6 @@
                 <w:rFonts w:ascii="Barlow Condensed Medium" w:eastAsia="標楷體" w:hAnsi="Barlow Condensed Medium" w:cstheme="minorHAnsi"/>
                 <w:w w:val="80"/>
                 <w:szCs w:val="24"/>
-                <w:highlight w:val="yellow"/>
               </w:rPr>
             </w:pPr>
             <w:r>
@@ -22633,7 +22624,6 @@
                 <w:rFonts w:ascii="Barlow Condensed Medium" w:eastAsia="標楷體" w:hAnsi="Barlow Condensed Medium" w:cstheme="minorHAnsi"/>
                 <w:w w:val="80"/>
                 <w:szCs w:val="24"/>
-                <w:highlight w:val="yellow"/>
               </w:rPr>
               <w:t>1,000</w:t>
             </w:r>
@@ -22656,7 +22646,6 @@
                 <w:rFonts w:ascii="Barlow Condensed Medium" w:eastAsia="標楷體" w:hAnsi="Barlow Condensed Medium" w:cstheme="minorHAnsi"/>
                 <w:w w:val="80"/>
                 <w:szCs w:val="24"/>
-                <w:highlight w:val="yellow"/>
               </w:rPr>
             </w:pPr>
           </w:p>
@@ -22678,7 +22667,6 @@
                 <w:rFonts w:ascii="Barlow Condensed Medium" w:eastAsia="標楷體" w:hAnsi="Barlow Condensed Medium" w:cstheme="minorHAnsi"/>
                 <w:w w:val="80"/>
                 <w:szCs w:val="24"/>
-                <w:highlight w:val="yellow"/>
               </w:rPr>
             </w:pPr>
           </w:p>
@@ -22701,7 +22689,6 @@
                 <w:rFonts w:ascii="Barlow Condensed Medium" w:eastAsia="標楷體" w:hAnsi="Barlow Condensed Medium" w:cstheme="minorHAnsi"/>
                 <w:w w:val="80"/>
                 <w:szCs w:val="24"/>
-                <w:highlight w:val="yellow"/>
               </w:rPr>
             </w:pPr>
           </w:p>
@@ -22722,7 +22709,6 @@
                 <w:rFonts w:ascii="Barlow Condensed Medium" w:eastAsia="標楷體" w:hAnsi="Barlow Condensed Medium" w:cstheme="minorHAnsi"/>
                 <w:w w:val="80"/>
                 <w:szCs w:val="24"/>
-                <w:highlight w:val="yellow"/>
               </w:rPr>
             </w:pPr>
           </w:p>
@@ -22785,7 +22771,6 @@
                       <w:rFonts w:ascii="Barlow Condensed Medium" w:eastAsia="華康中黑體" w:hAnsi="Barlow Condensed Medium" w:cstheme="minorHAnsi"/>
                       <w:w w:val="80"/>
                       <w:szCs w:val="24"/>
-                      <w:highlight w:val="yellow"/>
                     </w:rPr>
                   </w:pPr>
                   <w:r>
@@ -22793,7 +22778,6 @@
                       <w:rFonts w:ascii="Barlow Condensed Medium" w:eastAsia="華康中黑體" w:hAnsi="Barlow Condensed Medium" w:cstheme="minorHAnsi"/>
                       <w:w w:val="80"/>
                       <w:szCs w:val="24"/>
-                      <w:highlight w:val="yellow"/>
                     </w:rPr>
                     <w:sym w:font="Wingdings 2" w:char="F0AE"/>
                   </w:r>
@@ -22802,7 +22786,6 @@
                       <w:rFonts w:ascii="Barlow Condensed Medium" w:eastAsia="華康中黑體" w:hAnsi="Barlow Condensed Medium" w:cstheme="minorHAnsi" w:hint="eastAsia"/>
                       <w:w w:val="80"/>
                       <w:szCs w:val="24"/>
-                      <w:highlight w:val="yellow"/>
                       <w:lang w:eastAsia="zh-HK"/>
                     </w:rPr>
                     <w:t>為</w:t>
@@ -22812,7 +22795,6 @@
                       <w:rFonts w:ascii="Barlow Condensed Medium" w:eastAsia="華康中黑體" w:hAnsi="Barlow Condensed Medium" w:cstheme="minorHAnsi" w:hint="eastAsia"/>
                       <w:w w:val="80"/>
                       <w:szCs w:val="24"/>
-                      <w:highlight w:val="yellow"/>
                       <w:lang w:eastAsia="zh-HK"/>
                     </w:rPr>
                     <w:t>婦女團</w:t>
@@ -22822,7 +22804,6 @@
                       <w:rFonts w:ascii="Barlow Condensed Medium" w:eastAsia="華康中黑體" w:hAnsi="Barlow Condensed Medium" w:cstheme="minorHAnsi" w:hint="eastAsia"/>
                       <w:w w:val="80"/>
                       <w:szCs w:val="24"/>
-                      <w:highlight w:val="yellow"/>
                       <w:lang w:eastAsia="zh-HK"/>
                     </w:rPr>
                     <w:t>契奉</w:t>
@@ -22832,7 +22813,6 @@
                       <w:rFonts w:ascii="Barlow Condensed Medium" w:eastAsia="華康中黑體" w:hAnsi="Barlow Condensed Medium" w:cstheme="minorHAnsi"/>
                       <w:w w:val="80"/>
                       <w:szCs w:val="24"/>
-                      <w:highlight w:val="yellow"/>
                     </w:rPr>
                     <w:t>獻</w:t>
                   </w:r>
@@ -22841,7 +22821,6 @@
                       <w:rFonts w:ascii="Barlow Condensed Medium" w:eastAsia="華康中黑體" w:hAnsi="Barlow Condensed Medium" w:cstheme="minorHAnsi"/>
                       <w:w w:val="80"/>
                       <w:szCs w:val="24"/>
-                      <w:highlight w:val="yellow"/>
                     </w:rPr>
                     <w:t>:</w:t>
                   </w:r>
@@ -22864,7 +22843,6 @@
                       <w:rFonts w:ascii="Barlow Condensed Medium" w:eastAsia="標楷體" w:hAnsi="Barlow Condensed Medium" w:cstheme="minorHAnsi"/>
                       <w:w w:val="80"/>
                       <w:szCs w:val="24"/>
-                      <w:highlight w:val="yellow"/>
                     </w:rPr>
                   </w:pPr>
                   <w:r>
@@ -22872,7 +22850,6 @@
                       <w:rFonts w:ascii="Barlow Condensed Medium" w:eastAsia="標楷體" w:hAnsi="Barlow Condensed Medium" w:cstheme="minorHAnsi" w:hint="eastAsia"/>
                       <w:w w:val="80"/>
                       <w:szCs w:val="24"/>
-                      <w:highlight w:val="yellow"/>
                     </w:rPr>
                     <w:t>45-1</w:t>
                   </w:r>
@@ -22881,7 +22858,6 @@
                       <w:rFonts w:ascii="Barlow Condensed Medium" w:eastAsia="標楷體" w:hAnsi="Barlow Condensed Medium" w:cstheme="minorHAnsi" w:hint="eastAsia"/>
                       <w:w w:val="80"/>
                       <w:szCs w:val="24"/>
-                      <w:highlight w:val="yellow"/>
                       <w:lang w:eastAsia="zh-HK"/>
                     </w:rPr>
                     <w:t>號</w:t>
@@ -22905,7 +22881,6 @@
                       <w:rFonts w:ascii="Barlow Condensed Medium" w:eastAsia="標楷體" w:hAnsi="Barlow Condensed Medium" w:cstheme="minorHAnsi"/>
                       <w:w w:val="80"/>
                       <w:szCs w:val="24"/>
-                      <w:highlight w:val="yellow"/>
                     </w:rPr>
                   </w:pPr>
                   <w:r>
@@ -22913,7 +22888,6 @@
                       <w:rFonts w:ascii="Barlow Condensed Medium" w:eastAsia="標楷體" w:hAnsi="Barlow Condensed Medium" w:cstheme="minorHAnsi"/>
                       <w:w w:val="80"/>
                       <w:szCs w:val="24"/>
-                      <w:highlight w:val="yellow"/>
                     </w:rPr>
                     <w:t>2,000</w:t>
                   </w:r>
@@ -22936,7 +22910,6 @@
                       <w:rFonts w:ascii="Barlow Condensed Medium" w:eastAsia="標楷體" w:hAnsi="Barlow Condensed Medium" w:cstheme="minorHAnsi"/>
                       <w:w w:val="80"/>
                       <w:szCs w:val="24"/>
-                      <w:highlight w:val="yellow"/>
                     </w:rPr>
                   </w:pPr>
                 </w:p>
@@ -22957,7 +22930,6 @@
                       <w:rFonts w:ascii="Barlow Condensed Medium" w:eastAsia="標楷體" w:hAnsi="Barlow Condensed Medium" w:cstheme="minorHAnsi"/>
                       <w:w w:val="80"/>
                       <w:szCs w:val="24"/>
-                      <w:highlight w:val="yellow"/>
                     </w:rPr>
                   </w:pPr>
                 </w:p>
@@ -22979,7 +22951,6 @@
                       <w:rFonts w:ascii="Barlow Condensed Medium" w:eastAsia="標楷體" w:hAnsi="Barlow Condensed Medium" w:cstheme="minorHAnsi"/>
                       <w:w w:val="80"/>
                       <w:szCs w:val="24"/>
-                      <w:highlight w:val="yellow"/>
                     </w:rPr>
                   </w:pPr>
                 </w:p>
@@ -23000,7 +22971,6 @@
                       <w:rFonts w:ascii="Barlow Condensed Medium" w:eastAsia="標楷體" w:hAnsi="Barlow Condensed Medium" w:cstheme="minorHAnsi"/>
                       <w:w w:val="80"/>
                       <w:szCs w:val="24"/>
-                      <w:highlight w:val="yellow"/>
                     </w:rPr>
                   </w:pPr>
                 </w:p>
@@ -23014,7 +22984,6 @@
                 <w:rFonts w:ascii="Barlow Condensed Medium" w:eastAsia="華康中黑體" w:hAnsi="Barlow Condensed Medium" w:cstheme="minorHAnsi"/>
                 <w:w w:val="80"/>
                 <w:szCs w:val="24"/>
-                <w:highlight w:val="yellow"/>
               </w:rPr>
             </w:pPr>
           </w:p>
@@ -23036,7 +23005,6 @@
                 <w:rFonts w:ascii="Barlow Condensed Medium" w:eastAsia="標楷體" w:hAnsi="Barlow Condensed Medium" w:cstheme="minorHAnsi"/>
                 <w:w w:val="80"/>
                 <w:szCs w:val="24"/>
-                <w:highlight w:val="yellow"/>
               </w:rPr>
             </w:pPr>
             <w:r>
@@ -23044,7 +23012,6 @@
                 <w:rFonts w:ascii="Barlow Condensed Medium" w:eastAsia="標楷體" w:hAnsi="Barlow Condensed Medium" w:cstheme="minorHAnsi" w:hint="eastAsia"/>
                 <w:w w:val="80"/>
                 <w:szCs w:val="24"/>
-                <w:highlight w:val="yellow"/>
                 <w:lang w:eastAsia="zh-HK"/>
               </w:rPr>
               <w:t>62-1</w:t>
@@ -23054,7 +23021,6 @@
                 <w:rFonts w:ascii="Barlow Condensed Medium" w:eastAsia="標楷體" w:hAnsi="Barlow Condensed Medium" w:cstheme="minorHAnsi" w:hint="eastAsia"/>
                 <w:w w:val="80"/>
                 <w:szCs w:val="24"/>
-                <w:highlight w:val="yellow"/>
                 <w:lang w:eastAsia="zh-HK"/>
               </w:rPr>
               <w:t>號</w:t>
@@ -23078,7 +23044,6 @@
                 <w:rFonts w:ascii="Barlow Condensed Medium" w:eastAsia="標楷體" w:hAnsi="Barlow Condensed Medium" w:cstheme="minorHAnsi"/>
                 <w:w w:val="80"/>
                 <w:szCs w:val="24"/>
-                <w:highlight w:val="yellow"/>
               </w:rPr>
             </w:pPr>
             <w:r>
@@ -23086,7 +23051,6 @@
                 <w:rFonts w:ascii="Barlow Condensed Medium" w:eastAsia="標楷體" w:hAnsi="Barlow Condensed Medium" w:cstheme="minorHAnsi"/>
                 <w:w w:val="80"/>
                 <w:szCs w:val="24"/>
-                <w:highlight w:val="yellow"/>
               </w:rPr>
               <w:t>2</w:t>
             </w:r>
@@ -23095,7 +23059,6 @@
                 <w:rFonts w:ascii="Barlow Condensed Medium" w:eastAsia="標楷體" w:hAnsi="Barlow Condensed Medium" w:cstheme="minorHAnsi"/>
                 <w:w w:val="80"/>
                 <w:szCs w:val="24"/>
-                <w:highlight w:val="yellow"/>
               </w:rPr>
               <w:t>,000</w:t>
             </w:r>
@@ -23118,7 +23081,6 @@
                 <w:rFonts w:ascii="Barlow Condensed Medium" w:eastAsia="標楷體" w:hAnsi="Barlow Condensed Medium" w:cstheme="minorHAnsi"/>
                 <w:w w:val="80"/>
                 <w:szCs w:val="24"/>
-                <w:highlight w:val="yellow"/>
               </w:rPr>
             </w:pPr>
           </w:p>
@@ -23140,7 +23102,6 @@
                 <w:rFonts w:ascii="Barlow Condensed Medium" w:eastAsia="標楷體" w:hAnsi="Barlow Condensed Medium" w:cstheme="minorHAnsi"/>
                 <w:w w:val="80"/>
                 <w:szCs w:val="24"/>
-                <w:highlight w:val="yellow"/>
               </w:rPr>
             </w:pPr>
           </w:p>
@@ -23163,7 +23124,6 @@
                 <w:rFonts w:ascii="Barlow Condensed Medium" w:eastAsia="標楷體" w:hAnsi="Barlow Condensed Medium" w:cstheme="minorHAnsi"/>
                 <w:w w:val="80"/>
                 <w:szCs w:val="24"/>
-                <w:highlight w:val="yellow"/>
               </w:rPr>
             </w:pPr>
           </w:p>
@@ -23184,7 +23144,6 @@
                 <w:rFonts w:ascii="Barlow Condensed Medium" w:eastAsia="標楷體" w:hAnsi="Barlow Condensed Medium" w:cstheme="minorHAnsi"/>
                 <w:w w:val="80"/>
                 <w:szCs w:val="24"/>
-                <w:highlight w:val="yellow"/>
               </w:rPr>
             </w:pPr>
           </w:p>
@@ -23210,7 +23169,6 @@
                 <w:rFonts w:ascii="Barlow Condensed Medium" w:eastAsia="華康中黑體" w:hAnsi="Barlow Condensed Medium" w:cstheme="minorHAnsi"/>
                 <w:w w:val="80"/>
                 <w:szCs w:val="24"/>
-                <w:highlight w:val="yellow"/>
               </w:rPr>
             </w:pPr>
             <w:r>
@@ -23218,7 +23176,6 @@
                 <w:rFonts w:ascii="Barlow Condensed Medium" w:eastAsia="華康中黑體" w:hAnsi="Barlow Condensed Medium" w:cstheme="minorHAnsi"/>
                 <w:w w:val="80"/>
                 <w:szCs w:val="24"/>
-                <w:highlight w:val="yellow"/>
               </w:rPr>
               <w:sym w:font="Wingdings 2" w:char="F0AE"/>
             </w:r>
@@ -23227,7 +23184,6 @@
                 <w:rFonts w:ascii="Barlow Condensed Medium" w:eastAsia="華康中黑體" w:hAnsi="Barlow Condensed Medium" w:cstheme="minorHAnsi" w:hint="eastAsia"/>
                 <w:w w:val="80"/>
                 <w:szCs w:val="24"/>
-                <w:highlight w:val="yellow"/>
                 <w:lang w:eastAsia="zh-HK"/>
               </w:rPr>
               <w:t>為</w:t>
@@ -23237,7 +23193,6 @@
                 <w:rFonts w:ascii="Barlow Condensed Medium" w:eastAsia="華康中黑體" w:hAnsi="Barlow Condensed Medium" w:cstheme="minorHAnsi" w:hint="eastAsia"/>
                 <w:w w:val="80"/>
                 <w:szCs w:val="24"/>
-                <w:highlight w:val="yellow"/>
                 <w:lang w:eastAsia="zh-HK"/>
               </w:rPr>
               <w:t>大眾傳播</w:t>
@@ -23247,7 +23202,6 @@
                 <w:rFonts w:ascii="Barlow Condensed Medium" w:eastAsia="華康中黑體" w:hAnsi="Barlow Condensed Medium" w:cstheme="minorHAnsi" w:hint="eastAsia"/>
                 <w:w w:val="80"/>
                 <w:szCs w:val="24"/>
-                <w:highlight w:val="yellow"/>
                 <w:lang w:eastAsia="zh-HK"/>
               </w:rPr>
               <w:t>奉</w:t>
@@ -23257,7 +23211,6 @@
                 <w:rFonts w:ascii="Barlow Condensed Medium" w:eastAsia="華康中黑體" w:hAnsi="Barlow Condensed Medium" w:cstheme="minorHAnsi"/>
                 <w:w w:val="80"/>
                 <w:szCs w:val="24"/>
-                <w:highlight w:val="yellow"/>
               </w:rPr>
               <w:t>獻</w:t>
             </w:r>
@@ -23266,7 +23219,6 @@
                 <w:rFonts w:ascii="Barlow Condensed Medium" w:eastAsia="華康中黑體" w:hAnsi="Barlow Condensed Medium" w:cstheme="minorHAnsi"/>
                 <w:w w:val="80"/>
                 <w:szCs w:val="24"/>
-                <w:highlight w:val="yellow"/>
               </w:rPr>
               <w:t>:</w:t>
             </w:r>
@@ -23289,7 +23241,6 @@
                 <w:rFonts w:ascii="Barlow Condensed Medium" w:eastAsia="標楷體" w:hAnsi="Barlow Condensed Medium" w:cstheme="minorHAnsi"/>
                 <w:w w:val="80"/>
                 <w:szCs w:val="24"/>
-                <w:highlight w:val="yellow"/>
               </w:rPr>
             </w:pPr>
             <w:r>
@@ -23297,7 +23248,6 @@
                 <w:rFonts w:ascii="Barlow Condensed Medium" w:eastAsia="標楷體" w:hAnsi="Barlow Condensed Medium" w:cstheme="minorHAnsi" w:hint="eastAsia"/>
                 <w:w w:val="80"/>
                 <w:szCs w:val="24"/>
-                <w:highlight w:val="yellow"/>
                 <w:lang w:eastAsia="zh-HK"/>
               </w:rPr>
               <w:t>6</w:t>
@@ -23307,7 +23257,6 @@
                 <w:rFonts w:ascii="Barlow Condensed Medium" w:eastAsia="標楷體" w:hAnsi="Barlow Condensed Medium" w:cstheme="minorHAnsi" w:hint="eastAsia"/>
                 <w:w w:val="80"/>
                 <w:szCs w:val="24"/>
-                <w:highlight w:val="yellow"/>
                 <w:lang w:eastAsia="zh-HK"/>
               </w:rPr>
               <w:t>號</w:t>
@@ -23331,7 +23280,6 @@
                 <w:rFonts w:ascii="Barlow Condensed Medium" w:eastAsia="標楷體" w:hAnsi="Barlow Condensed Medium" w:cstheme="minorHAnsi"/>
                 <w:w w:val="80"/>
                 <w:szCs w:val="24"/>
-                <w:highlight w:val="yellow"/>
               </w:rPr>
             </w:pPr>
             <w:r>
@@ -23339,7 +23287,6 @@
                 <w:rFonts w:ascii="Barlow Condensed Medium" w:eastAsia="標楷體" w:hAnsi="Barlow Condensed Medium" w:cstheme="minorHAnsi"/>
                 <w:w w:val="80"/>
                 <w:szCs w:val="24"/>
-                <w:highlight w:val="yellow"/>
               </w:rPr>
               <w:t>1</w:t>
             </w:r>
@@ -23348,7 +23295,6 @@
                 <w:rFonts w:ascii="Barlow Condensed Medium" w:eastAsia="標楷體" w:hAnsi="Barlow Condensed Medium" w:cstheme="minorHAnsi"/>
                 <w:w w:val="80"/>
                 <w:szCs w:val="24"/>
-                <w:highlight w:val="yellow"/>
               </w:rPr>
               <w:t>,000</w:t>
             </w:r>
@@ -23371,7 +23317,6 @@
                 <w:rFonts w:ascii="Barlow Condensed Medium" w:eastAsia="標楷體" w:hAnsi="Barlow Condensed Medium" w:cstheme="minorHAnsi"/>
                 <w:w w:val="80"/>
                 <w:szCs w:val="24"/>
-                <w:highlight w:val="yellow"/>
               </w:rPr>
             </w:pPr>
             <w:r>
@@ -23379,7 +23324,6 @@
                 <w:rFonts w:ascii="Barlow Condensed Medium" w:eastAsia="標楷體" w:hAnsi="Barlow Condensed Medium" w:cstheme="minorHAnsi"/>
                 <w:w w:val="80"/>
                 <w:szCs w:val="24"/>
-                <w:highlight w:val="yellow"/>
               </w:rPr>
               <w:t>9-1</w:t>
             </w:r>
@@ -23388,7 +23332,6 @@
                 <w:rFonts w:ascii="Barlow Condensed Medium" w:eastAsia="標楷體" w:hAnsi="Barlow Condensed Medium" w:cstheme="minorHAnsi" w:hint="eastAsia"/>
                 <w:w w:val="80"/>
                 <w:szCs w:val="24"/>
-                <w:highlight w:val="yellow"/>
                 <w:lang w:eastAsia="zh-HK"/>
               </w:rPr>
               <w:t>號</w:t>
@@ -23412,7 +23355,6 @@
                 <w:rFonts w:ascii="Barlow Condensed Medium" w:eastAsia="標楷體" w:hAnsi="Barlow Condensed Medium" w:cstheme="minorHAnsi"/>
                 <w:w w:val="80"/>
                 <w:szCs w:val="24"/>
-                <w:highlight w:val="yellow"/>
               </w:rPr>
             </w:pPr>
             <w:r>
@@ -23420,7 +23362,6 @@
                 <w:rFonts w:ascii="Barlow Condensed Medium" w:eastAsia="標楷體" w:hAnsi="Barlow Condensed Medium" w:cstheme="minorHAnsi"/>
                 <w:w w:val="80"/>
                 <w:szCs w:val="24"/>
-                <w:highlight w:val="yellow"/>
               </w:rPr>
               <w:t>500</w:t>
             </w:r>
@@ -23444,7 +23385,6 @@
                 <w:rFonts w:ascii="Barlow Condensed Medium" w:eastAsia="標楷體" w:hAnsi="Barlow Condensed Medium" w:cstheme="minorHAnsi"/>
                 <w:w w:val="80"/>
                 <w:szCs w:val="24"/>
-                <w:highlight w:val="yellow"/>
               </w:rPr>
             </w:pPr>
             <w:r>
@@ -23452,7 +23392,6 @@
                 <w:rFonts w:ascii="Barlow Condensed Medium" w:eastAsia="標楷體" w:hAnsi="Barlow Condensed Medium" w:cstheme="minorHAnsi"/>
                 <w:w w:val="80"/>
                 <w:szCs w:val="24"/>
-                <w:highlight w:val="yellow"/>
               </w:rPr>
               <w:t>17</w:t>
             </w:r>
@@ -23461,7 +23400,6 @@
                 <w:rFonts w:ascii="Barlow Condensed Medium" w:eastAsia="標楷體" w:hAnsi="Barlow Condensed Medium" w:cstheme="minorHAnsi" w:hint="eastAsia"/>
                 <w:w w:val="80"/>
                 <w:szCs w:val="24"/>
-                <w:highlight w:val="yellow"/>
                 <w:lang w:eastAsia="zh-HK"/>
               </w:rPr>
               <w:t>號</w:t>
@@ -23484,7 +23422,6 @@
                 <w:rFonts w:ascii="Barlow Condensed Medium" w:eastAsia="標楷體" w:hAnsi="Barlow Condensed Medium" w:cstheme="minorHAnsi"/>
                 <w:w w:val="80"/>
                 <w:szCs w:val="24"/>
-                <w:highlight w:val="yellow"/>
               </w:rPr>
             </w:pPr>
             <w:r>
@@ -23492,7 +23429,6 @@
                 <w:rFonts w:ascii="Barlow Condensed Medium" w:eastAsia="標楷體" w:hAnsi="Barlow Condensed Medium" w:cstheme="minorHAnsi"/>
                 <w:w w:val="80"/>
                 <w:szCs w:val="24"/>
-                <w:highlight w:val="yellow"/>
               </w:rPr>
               <w:t>1,000</w:t>
             </w:r>
@@ -23519,7 +23455,6 @@
                 <w:rFonts w:ascii="Barlow Condensed Medium" w:eastAsia="華康中黑體" w:hAnsi="Barlow Condensed Medium" w:cstheme="minorHAnsi"/>
                 <w:w w:val="80"/>
                 <w:szCs w:val="24"/>
-                <w:highlight w:val="yellow"/>
               </w:rPr>
             </w:pPr>
           </w:p>
@@ -23541,7 +23476,6 @@
                 <w:rFonts w:ascii="Barlow Condensed Medium" w:eastAsia="標楷體" w:hAnsi="Barlow Condensed Medium" w:cstheme="minorHAnsi"/>
                 <w:w w:val="80"/>
                 <w:szCs w:val="24"/>
-                <w:highlight w:val="yellow"/>
               </w:rPr>
             </w:pPr>
             <w:r>
@@ -23549,7 +23483,6 @@
                 <w:rFonts w:ascii="Barlow Condensed Medium" w:eastAsia="標楷體" w:hAnsi="Barlow Condensed Medium" w:cstheme="minorHAnsi" w:hint="eastAsia"/>
                 <w:w w:val="80"/>
                 <w:szCs w:val="24"/>
-                <w:highlight w:val="yellow"/>
               </w:rPr>
               <w:t>22</w:t>
             </w:r>
@@ -23558,7 +23491,6 @@
                 <w:rFonts w:ascii="Barlow Condensed Medium" w:eastAsia="標楷體" w:hAnsi="Barlow Condensed Medium" w:cstheme="minorHAnsi" w:hint="eastAsia"/>
                 <w:w w:val="80"/>
                 <w:szCs w:val="24"/>
-                <w:highlight w:val="yellow"/>
                 <w:lang w:eastAsia="zh-HK"/>
               </w:rPr>
               <w:t>號</w:t>
@@ -23582,7 +23514,6 @@
                 <w:rFonts w:ascii="Barlow Condensed Medium" w:eastAsia="標楷體" w:hAnsi="Barlow Condensed Medium" w:cstheme="minorHAnsi"/>
                 <w:w w:val="80"/>
                 <w:szCs w:val="24"/>
-                <w:highlight w:val="yellow"/>
               </w:rPr>
             </w:pPr>
             <w:r>
@@ -23590,7 +23521,6 @@
                 <w:rFonts w:ascii="Barlow Condensed Medium" w:eastAsia="標楷體" w:hAnsi="Barlow Condensed Medium" w:cstheme="minorHAnsi"/>
                 <w:w w:val="80"/>
                 <w:szCs w:val="24"/>
-                <w:highlight w:val="yellow"/>
               </w:rPr>
               <w:t>1,000</w:t>
             </w:r>
@@ -23613,7 +23543,6 @@
                 <w:rFonts w:ascii="Barlow Condensed Medium" w:eastAsia="標楷體" w:hAnsi="Barlow Condensed Medium" w:cstheme="minorHAnsi"/>
                 <w:w w:val="80"/>
                 <w:szCs w:val="24"/>
-                <w:highlight w:val="yellow"/>
               </w:rPr>
             </w:pPr>
             <w:r>
@@ -23621,7 +23550,6 @@
                 <w:rFonts w:ascii="Barlow Condensed Medium" w:eastAsia="標楷體" w:hAnsi="Barlow Condensed Medium" w:cstheme="minorHAnsi"/>
                 <w:w w:val="80"/>
                 <w:szCs w:val="24"/>
-                <w:highlight w:val="yellow"/>
               </w:rPr>
               <w:t>26</w:t>
             </w:r>
@@ -23630,7 +23558,6 @@
                 <w:rFonts w:ascii="Barlow Condensed Medium" w:eastAsia="標楷體" w:hAnsi="Barlow Condensed Medium" w:cstheme="minorHAnsi" w:hint="eastAsia"/>
                 <w:w w:val="80"/>
                 <w:szCs w:val="24"/>
-                <w:highlight w:val="yellow"/>
                 <w:lang w:eastAsia="zh-HK"/>
               </w:rPr>
               <w:t>號</w:t>
@@ -23654,7 +23581,6 @@
                 <w:rFonts w:ascii="Barlow Condensed Medium" w:eastAsia="標楷體" w:hAnsi="Barlow Condensed Medium" w:cstheme="minorHAnsi"/>
                 <w:w w:val="80"/>
                 <w:szCs w:val="24"/>
-                <w:highlight w:val="yellow"/>
               </w:rPr>
             </w:pPr>
             <w:r>
@@ -23662,7 +23588,6 @@
                 <w:rFonts w:ascii="Barlow Condensed Medium" w:eastAsia="標楷體" w:hAnsi="Barlow Condensed Medium" w:cstheme="minorHAnsi"/>
                 <w:w w:val="80"/>
                 <w:szCs w:val="24"/>
-                <w:highlight w:val="yellow"/>
               </w:rPr>
               <w:t>600</w:t>
             </w:r>
@@ -23686,7 +23611,6 @@
                 <w:rFonts w:ascii="Barlow Condensed Medium" w:eastAsia="標楷體" w:hAnsi="Barlow Condensed Medium" w:cstheme="minorHAnsi"/>
                 <w:w w:val="80"/>
                 <w:szCs w:val="24"/>
-                <w:highlight w:val="yellow"/>
               </w:rPr>
             </w:pPr>
             <w:r>
@@ -23694,7 +23618,6 @@
                 <w:rFonts w:ascii="Barlow Condensed Medium" w:eastAsia="標楷體" w:hAnsi="Barlow Condensed Medium" w:cstheme="minorHAnsi"/>
                 <w:w w:val="80"/>
                 <w:szCs w:val="24"/>
-                <w:highlight w:val="yellow"/>
               </w:rPr>
               <w:t>45</w:t>
             </w:r>
@@ -23703,7 +23626,6 @@
                 <w:rFonts w:ascii="Barlow Condensed Medium" w:eastAsia="標楷體" w:hAnsi="Barlow Condensed Medium" w:cstheme="minorHAnsi" w:hint="eastAsia"/>
                 <w:w w:val="80"/>
                 <w:szCs w:val="24"/>
-                <w:highlight w:val="yellow"/>
                 <w:lang w:eastAsia="zh-HK"/>
               </w:rPr>
               <w:t>號</w:t>
@@ -23726,7 +23648,6 @@
                 <w:rFonts w:ascii="Barlow Condensed Medium" w:eastAsia="標楷體" w:hAnsi="Barlow Condensed Medium" w:cstheme="minorHAnsi"/>
                 <w:w w:val="80"/>
                 <w:szCs w:val="24"/>
-                <w:highlight w:val="yellow"/>
               </w:rPr>
             </w:pPr>
             <w:r>
@@ -23734,7 +23655,6 @@
                 <w:rFonts w:ascii="Barlow Condensed Medium" w:eastAsia="標楷體" w:hAnsi="Barlow Condensed Medium" w:cstheme="minorHAnsi"/>
                 <w:w w:val="80"/>
                 <w:szCs w:val="24"/>
-                <w:highlight w:val="yellow"/>
               </w:rPr>
               <w:t>2,000</w:t>
             </w:r>
@@ -23761,7 +23681,6 @@
                 <w:rFonts w:ascii="Barlow Condensed Medium" w:eastAsia="華康中黑體" w:hAnsi="Barlow Condensed Medium" w:cstheme="minorHAnsi"/>
                 <w:w w:val="80"/>
                 <w:szCs w:val="24"/>
-                <w:highlight w:val="yellow"/>
               </w:rPr>
             </w:pPr>
           </w:p>
@@ -23783,7 +23702,6 @@
                 <w:rFonts w:ascii="Barlow Condensed Medium" w:eastAsia="標楷體" w:hAnsi="Barlow Condensed Medium" w:cstheme="minorHAnsi"/>
                 <w:w w:val="80"/>
                 <w:szCs w:val="24"/>
-                <w:highlight w:val="yellow"/>
               </w:rPr>
             </w:pPr>
             <w:r>
@@ -23791,7 +23709,6 @@
                 <w:rFonts w:ascii="Barlow Condensed Medium" w:eastAsia="標楷體" w:hAnsi="Barlow Condensed Medium" w:cstheme="minorHAnsi" w:hint="eastAsia"/>
                 <w:w w:val="80"/>
                 <w:szCs w:val="24"/>
-                <w:highlight w:val="yellow"/>
               </w:rPr>
               <w:t>49</w:t>
             </w:r>
@@ -23800,7 +23717,6 @@
                 <w:rFonts w:ascii="Barlow Condensed Medium" w:eastAsia="標楷體" w:hAnsi="Barlow Condensed Medium" w:cstheme="minorHAnsi" w:hint="eastAsia"/>
                 <w:w w:val="80"/>
                 <w:szCs w:val="24"/>
-                <w:highlight w:val="yellow"/>
                 <w:lang w:eastAsia="zh-HK"/>
               </w:rPr>
               <w:t>號</w:t>
@@ -23824,7 +23740,6 @@
                 <w:rFonts w:ascii="Barlow Condensed Medium" w:eastAsia="標楷體" w:hAnsi="Barlow Condensed Medium" w:cstheme="minorHAnsi"/>
                 <w:w w:val="80"/>
                 <w:szCs w:val="24"/>
-                <w:highlight w:val="yellow"/>
               </w:rPr>
             </w:pPr>
             <w:r>
@@ -23832,7 +23747,6 @@
                 <w:rFonts w:ascii="Barlow Condensed Medium" w:eastAsia="標楷體" w:hAnsi="Barlow Condensed Medium" w:cstheme="minorHAnsi"/>
                 <w:w w:val="80"/>
                 <w:szCs w:val="24"/>
-                <w:highlight w:val="yellow"/>
               </w:rPr>
               <w:t>1,000</w:t>
             </w:r>
@@ -23855,7 +23769,6 @@
                 <w:rFonts w:ascii="Barlow Condensed Medium" w:eastAsia="標楷體" w:hAnsi="Barlow Condensed Medium" w:cstheme="minorHAnsi"/>
                 <w:w w:val="80"/>
                 <w:szCs w:val="24"/>
-                <w:highlight w:val="yellow"/>
               </w:rPr>
             </w:pPr>
             <w:r>
@@ -23863,7 +23776,6 @@
                 <w:rFonts w:ascii="Barlow Condensed Medium" w:eastAsia="標楷體" w:hAnsi="Barlow Condensed Medium" w:cstheme="minorHAnsi"/>
                 <w:w w:val="80"/>
                 <w:szCs w:val="24"/>
-                <w:highlight w:val="yellow"/>
               </w:rPr>
               <w:t>50</w:t>
             </w:r>
@@ -23872,7 +23784,6 @@
                 <w:rFonts w:ascii="Barlow Condensed Medium" w:eastAsia="標楷體" w:hAnsi="Barlow Condensed Medium" w:cstheme="minorHAnsi" w:hint="eastAsia"/>
                 <w:w w:val="80"/>
                 <w:szCs w:val="24"/>
-                <w:highlight w:val="yellow"/>
                 <w:lang w:eastAsia="zh-HK"/>
               </w:rPr>
               <w:t>號</w:t>
@@ -23896,7 +23807,6 @@
                 <w:rFonts w:ascii="Barlow Condensed Medium" w:eastAsia="標楷體" w:hAnsi="Barlow Condensed Medium" w:cstheme="minorHAnsi"/>
                 <w:w w:val="80"/>
                 <w:szCs w:val="24"/>
-                <w:highlight w:val="yellow"/>
               </w:rPr>
             </w:pPr>
             <w:r>
@@ -23904,7 +23814,6 @@
                 <w:rFonts w:ascii="Barlow Condensed Medium" w:eastAsia="標楷體" w:hAnsi="Barlow Condensed Medium" w:cstheme="minorHAnsi"/>
                 <w:w w:val="80"/>
                 <w:szCs w:val="24"/>
-                <w:highlight w:val="yellow"/>
               </w:rPr>
               <w:t>1,000</w:t>
             </w:r>
@@ -23928,7 +23837,6 @@
                 <w:rFonts w:ascii="Barlow Condensed Medium" w:eastAsia="標楷體" w:hAnsi="Barlow Condensed Medium" w:cstheme="minorHAnsi"/>
                 <w:w w:val="80"/>
                 <w:szCs w:val="24"/>
-                <w:highlight w:val="yellow"/>
               </w:rPr>
             </w:pPr>
             <w:r>
@@ -23936,7 +23844,6 @@
                 <w:rFonts w:ascii="Barlow Condensed Medium" w:eastAsia="標楷體" w:hAnsi="Barlow Condensed Medium" w:cstheme="minorHAnsi"/>
                 <w:w w:val="80"/>
                 <w:szCs w:val="24"/>
-                <w:highlight w:val="yellow"/>
               </w:rPr>
               <w:t>60</w:t>
             </w:r>
@@ -23945,7 +23852,6 @@
                 <w:rFonts w:ascii="Barlow Condensed Medium" w:eastAsia="標楷體" w:hAnsi="Barlow Condensed Medium" w:cstheme="minorHAnsi" w:hint="eastAsia"/>
                 <w:w w:val="80"/>
                 <w:szCs w:val="24"/>
-                <w:highlight w:val="yellow"/>
                 <w:lang w:eastAsia="zh-HK"/>
               </w:rPr>
               <w:t>號</w:t>
@@ -23968,7 +23874,6 @@
                 <w:rFonts w:ascii="Barlow Condensed Medium" w:eastAsia="標楷體" w:hAnsi="Barlow Condensed Medium" w:cstheme="minorHAnsi"/>
                 <w:w w:val="80"/>
                 <w:szCs w:val="24"/>
-                <w:highlight w:val="yellow"/>
               </w:rPr>
             </w:pPr>
             <w:r>
@@ -23976,7 +23881,6 @@
                 <w:rFonts w:ascii="Barlow Condensed Medium" w:eastAsia="標楷體" w:hAnsi="Barlow Condensed Medium" w:cstheme="minorHAnsi"/>
                 <w:w w:val="80"/>
                 <w:szCs w:val="24"/>
-                <w:highlight w:val="yellow"/>
               </w:rPr>
               <w:t>1,000</w:t>
             </w:r>
@@ -24003,7 +23907,6 @@
                 <w:rFonts w:ascii="Barlow Condensed Medium" w:eastAsia="華康中黑體" w:hAnsi="Barlow Condensed Medium" w:cstheme="minorHAnsi"/>
                 <w:w w:val="80"/>
                 <w:szCs w:val="24"/>
-                <w:highlight w:val="yellow"/>
               </w:rPr>
             </w:pPr>
           </w:p>
@@ -24025,7 +23928,6 @@
                 <w:rFonts w:ascii="Barlow Condensed Medium" w:eastAsia="標楷體" w:hAnsi="Barlow Condensed Medium" w:cstheme="minorHAnsi"/>
                 <w:w w:val="80"/>
                 <w:szCs w:val="24"/>
-                <w:highlight w:val="yellow"/>
               </w:rPr>
             </w:pPr>
             <w:r>
@@ -24033,7 +23935,6 @@
                 <w:rFonts w:ascii="Barlow Condensed Medium" w:eastAsia="標楷體" w:hAnsi="Barlow Condensed Medium" w:cstheme="minorHAnsi" w:hint="eastAsia"/>
                 <w:w w:val="80"/>
                 <w:szCs w:val="24"/>
-                <w:highlight w:val="yellow"/>
               </w:rPr>
               <w:t>67</w:t>
             </w:r>
@@ -24042,7 +23943,6 @@
                 <w:rFonts w:ascii="Barlow Condensed Medium" w:eastAsia="標楷體" w:hAnsi="Barlow Condensed Medium" w:cstheme="minorHAnsi" w:hint="eastAsia"/>
                 <w:w w:val="80"/>
                 <w:szCs w:val="24"/>
-                <w:highlight w:val="yellow"/>
                 <w:lang w:eastAsia="zh-HK"/>
               </w:rPr>
               <w:t>號</w:t>
@@ -24066,7 +23966,6 @@
                 <w:rFonts w:ascii="Barlow Condensed Medium" w:eastAsia="標楷體" w:hAnsi="Barlow Condensed Medium" w:cstheme="minorHAnsi"/>
                 <w:w w:val="80"/>
                 <w:szCs w:val="24"/>
-                <w:highlight w:val="yellow"/>
               </w:rPr>
             </w:pPr>
             <w:r>
@@ -24074,7 +23973,6 @@
                 <w:rFonts w:ascii="Barlow Condensed Medium" w:eastAsia="標楷體" w:hAnsi="Barlow Condensed Medium" w:cstheme="minorHAnsi"/>
                 <w:w w:val="80"/>
                 <w:szCs w:val="24"/>
-                <w:highlight w:val="yellow"/>
               </w:rPr>
               <w:t>500</w:t>
             </w:r>
@@ -24097,7 +23995,6 @@
                 <w:rFonts w:ascii="Barlow Condensed Medium" w:eastAsia="標楷體" w:hAnsi="Barlow Condensed Medium" w:cstheme="minorHAnsi"/>
                 <w:w w:val="80"/>
                 <w:szCs w:val="24"/>
-                <w:highlight w:val="yellow"/>
               </w:rPr>
             </w:pPr>
             <w:r>
@@ -24105,7 +24002,6 @@
                 <w:rFonts w:ascii="Barlow Condensed Medium" w:eastAsia="標楷體" w:hAnsi="Barlow Condensed Medium" w:cstheme="minorHAnsi" w:hint="eastAsia"/>
                 <w:w w:val="80"/>
                 <w:szCs w:val="24"/>
-                <w:highlight w:val="yellow"/>
                 <w:lang w:eastAsia="zh-HK"/>
               </w:rPr>
               <w:t>黃吳玉細</w:t>
@@ -24115,7 +24011,6 @@
                 <w:rFonts w:ascii="Barlow Condensed Medium" w:eastAsia="標楷體" w:hAnsi="Barlow Condensed Medium" w:cstheme="minorHAnsi" w:hint="eastAsia"/>
                 <w:w w:val="80"/>
                 <w:szCs w:val="24"/>
-                <w:highlight w:val="yellow"/>
                 <w:lang w:eastAsia="zh-HK"/>
               </w:rPr>
               <w:t>200</w:t>
@@ -24140,7 +24035,6 @@
                 <w:rFonts w:ascii="Barlow Condensed Medium" w:eastAsia="標楷體" w:hAnsi="Barlow Condensed Medium" w:cstheme="minorHAnsi"/>
                 <w:w w:val="80"/>
                 <w:szCs w:val="24"/>
-                <w:highlight w:val="yellow"/>
               </w:rPr>
             </w:pPr>
             <w:r>
@@ -24148,7 +24042,6 @@
                 <w:rFonts w:ascii="Barlow Condensed Medium" w:eastAsia="標楷體" w:hAnsi="Barlow Condensed Medium" w:cstheme="minorHAnsi" w:hint="eastAsia"/>
                 <w:w w:val="80"/>
                 <w:szCs w:val="24"/>
-                <w:highlight w:val="yellow"/>
                 <w:lang w:eastAsia="zh-HK"/>
               </w:rPr>
               <w:t>有志</w:t>
@@ -24158,7 +24051,6 @@
                 <w:rFonts w:ascii="Barlow Condensed Medium" w:eastAsia="標楷體" w:hAnsi="Barlow Condensed Medium" w:cstheme="minorHAnsi" w:hint="eastAsia"/>
                 <w:w w:val="80"/>
                 <w:szCs w:val="24"/>
-                <w:highlight w:val="yellow"/>
                 <w:lang w:eastAsia="zh-HK"/>
               </w:rPr>
               <w:t>*2</w:t>
@@ -24188,7 +24080,6 @@
                 <w:rFonts w:ascii="Barlow Condensed Medium" w:eastAsia="標楷體" w:hAnsi="Barlow Condensed Medium" w:cstheme="minorHAnsi"/>
                 <w:w w:val="80"/>
                 <w:szCs w:val="24"/>
-                <w:highlight w:val="yellow"/>
               </w:rPr>
               <w:t>1,100</w:t>
             </w:r>
@@ -24465,7 +24356,7 @@
                 <w:rFonts w:ascii="Yanone Kaffeesatz Regular" w:eastAsia="華康儷中黑" w:hAnsi="Yanone Kaffeesatz Regular" w:cs="DaunPenh"/>
                 <w:b/>
                 <w:bCs/>
-                <w:w w:val="105"/>
+                <w:w w:val="125"/>
                 <w:sz w:val="20"/>
                 <w:szCs w:val="20"/>
               </w:rPr>
@@ -24475,7 +24366,7 @@
                 <w:rFonts w:ascii="Yanone Kaffeesatz Regular" w:eastAsia="華康儷中黑" w:hAnsi="Yanone Kaffeesatz Regular" w:cs="DaunPenh" w:hint="eastAsia"/>
                 <w:b/>
                 <w:bCs/>
-                <w:w w:val="105"/>
+                <w:w w:val="125"/>
                 <w:sz w:val="20"/>
                 <w:szCs w:val="20"/>
               </w:rPr>
@@ -24486,33 +24377,11 @@
                 <w:rFonts w:ascii="Yanone Kaffeesatz Regular" w:eastAsia="華康儷中黑" w:hAnsi="Yanone Kaffeesatz Regular" w:cs="DaunPenh"/>
                 <w:b/>
                 <w:bCs/>
-                <w:w w:val="105"/>
+                <w:w w:val="125"/>
                 <w:sz w:val="20"/>
                 <w:szCs w:val="20"/>
               </w:rPr>
-              <w:t>1:51-2:41(2:</w:t>
-            </w:r>
-            <w:r>
-              <w:rPr>
-                <w:rFonts w:ascii="Yanone Kaffeesatz Regular" w:eastAsia="華康儷中黑" w:hAnsi="Yanone Kaffeesatz Regular" w:cs="DaunPenh" w:hint="eastAsia"/>
-                <w:b/>
-                <w:bCs/>
-                <w:w w:val="105"/>
-                <w:sz w:val="20"/>
-                <w:szCs w:val="20"/>
-              </w:rPr>
-              <w:t>34-</w:t>
-            </w:r>
-            <w:r>
-              <w:rPr>
-                <w:rFonts w:ascii="Yanone Kaffeesatz Regular" w:eastAsia="華康儷中黑" w:hAnsi="Yanone Kaffeesatz Regular" w:cs="DaunPenh"/>
-                <w:b/>
-                <w:bCs/>
-                <w:w w:val="105"/>
-                <w:sz w:val="20"/>
-                <w:szCs w:val="20"/>
-              </w:rPr>
-              <w:t>35)</w:t>
+              <w:t>7:20-8:28(7:23)</w:t>
             </w:r>
           </w:p>
         </w:tc>
@@ -24697,7 +24566,7 @@
                 <w:sz w:val="20"/>
                 <w:szCs w:val="20"/>
               </w:rPr>
-              <w:t>2:42-3*(3:4)</w:t>
+              <w:t>8:29-9:16(9:2)</w:t>
             </w:r>
           </w:p>
         </w:tc>
@@ -24873,7 +24742,7 @@
                 <w:sz w:val="20"/>
                 <w:szCs w:val="20"/>
               </w:rPr>
-              <w:t>4:1-37(10)</w:t>
+              <w:t>9:17-10:6(9:22)</w:t>
             </w:r>
           </w:p>
         </w:tc>
@@ -25049,7 +24918,7 @@
                 <w:sz w:val="20"/>
                 <w:szCs w:val="20"/>
               </w:rPr>
-              <w:t>4:38-5:24(5:26)</w:t>
+              <w:t>10:7-11:21(11:19)</w:t>
             </w:r>
           </w:p>
         </w:tc>
@@ -25225,7 +25094,7 @@
                 <w:sz w:val="20"/>
                 <w:szCs w:val="20"/>
               </w:rPr>
-              <w:t>5:25-6:34(6:31)</w:t>
+              <w:t>11:22-12:15(11:25)</w:t>
             </w:r>
           </w:p>
         </w:tc>
@@ -25401,7 +25270,7 @@
                 <w:sz w:val="20"/>
                 <w:szCs w:val="20"/>
               </w:rPr>
-              <w:t>6:35-65(54-55)</w:t>
+              <w:t>12:16-40(22)</w:t>
             </w:r>
           </w:p>
         </w:tc>
@@ -25577,7 +25446,7 @@
                 <w:sz w:val="20"/>
                 <w:szCs w:val="20"/>
               </w:rPr>
-              <w:t>6:66-7:19(7:5)</w:t>
+              <w:t>13*-14*(13:12)</w:t>
             </w:r>
           </w:p>
         </w:tc>
@@ -25602,6 +25471,7 @@
           <w:w w:val="60"/>
           <w:sz w:val="26"/>
           <w:szCs w:val="26"/>
+          <w:lang w:bidi="he-IL"/>
         </w:rPr>
         <w:drawing>
           <wp:anchor distT="0" distB="0" distL="114300" distR="114300" simplePos="0" relativeHeight="251652096" behindDoc="1" locked="0" layoutInCell="1" allowOverlap="1" wp14:anchorId="433B7986" wp14:editId="39AC0942">
@@ -26035,7 +25905,7 @@
           <w:sz w:val="26"/>
           <w:szCs w:val="26"/>
         </w:rPr>
-        <w:t>示珊沒有兒子，只有女兒。示珊有一個僕人名叫耶哈，是埃及人。示珊將女兒給了僕人耶哈為妻，給他生了亞太。</w:t>
+        <w:t>他們的族弟兄在以薩迦各族中都是大能的勇士，按著家譜計算共有八萬七千人。</w:t>
       </w:r>
       <w:r>
         <w:rPr>
@@ -26065,7 +25935,17 @@
           <w:sz w:val="26"/>
           <w:szCs w:val="26"/>
         </w:rPr>
-        <w:t>2:34-35</w:t>
+        <w:t>7:</w:t>
+      </w:r>
+      <w:r>
+        <w:rPr>
+          <w:rFonts w:ascii="Barlow Condensed Medium" w:eastAsia="華康儷中黑" w:hAnsi="Barlow Condensed Medium" w:cs="Calibri" w:hint="eastAsia"/>
+          <w:bCs/>
+          <w:w w:val="70"/>
+          <w:sz w:val="26"/>
+          <w:szCs w:val="26"/>
+        </w:rPr>
+        <w:t>5</w:t>
       </w:r>
       <w:r>
         <w:rPr>
@@ -26174,6 +26054,78 @@
               <w:spacing w:line="300" w:lineRule="exact"/>
               <w:jc w:val="both"/>
               <w:rPr>
+                <w:rFonts w:ascii="Barlow Condensed Medium" w:eastAsia="華康中黑體" w:hAnsi="Barlow Condensed Medium" w:cs="Arial" w:hint="eastAsia"/>
+                <w:w w:val="75"/>
+                <w:sz w:val="26"/>
+                <w:szCs w:val="26"/>
+              </w:rPr>
+            </w:pPr>
+            <w:r>
+              <w:rPr>
+                <w:rFonts w:ascii="Barlow Condensed Medium" w:eastAsia="華康中黑體" w:hAnsi="Barlow Condensed Medium" w:cs="Arial" w:hint="eastAsia"/>
+                <w:w w:val="75"/>
+                <w:sz w:val="26"/>
+                <w:szCs w:val="26"/>
+              </w:rPr>
+              <w:t>家譜中記載勇士數目的意義</w:t>
+            </w:r>
+            <w:r>
+              <w:rPr>
+                <w:rFonts w:ascii="Barlow Condensed Medium" w:eastAsia="華康中黑體" w:hAnsi="Barlow Condensed Medium" w:cs="Arial" w:hint="eastAsia"/>
+                <w:w w:val="75"/>
+                <w:sz w:val="26"/>
+                <w:szCs w:val="26"/>
+              </w:rPr>
+              <w:t>?</w:t>
+            </w:r>
+          </w:p>
+        </w:tc>
+      </w:tr>
+      <w:tr>
+        <w:tc>
+          <w:tcPr>
+            <w:tcW w:w="238" w:type="dxa"/>
+            <w:tcMar>
+              <w:left w:w="28" w:type="dxa"/>
+              <w:right w:w="28" w:type="dxa"/>
+            </w:tcMar>
+          </w:tcPr>
+          <w:p>
+            <w:pPr>
+              <w:snapToGrid w:val="0"/>
+              <w:spacing w:line="300" w:lineRule="exact"/>
+              <w:rPr>
+                <w:rFonts w:ascii="Barlow Condensed Medium" w:eastAsia="華康細黑體" w:hAnsi="Barlow Condensed Medium" w:cs="Arial"/>
+                <w:w w:val="75"/>
+                <w:sz w:val="26"/>
+                <w:szCs w:val="26"/>
+              </w:rPr>
+            </w:pPr>
+            <w:r>
+              <w:rPr>
+                <w:rFonts w:ascii="Barlow Condensed Medium" w:eastAsia="華康細黑體" w:hAnsi="Barlow Condensed Medium" w:cs="Arial"/>
+                <w:w w:val="75"/>
+                <w:sz w:val="26"/>
+                <w:szCs w:val="26"/>
+              </w:rPr>
+              <w:t>2.</w:t>
+            </w:r>
+          </w:p>
+        </w:tc>
+        <w:tc>
+          <w:tcPr>
+            <w:tcW w:w="2607" w:type="dxa"/>
+            <w:tcMar>
+              <w:left w:w="57" w:type="dxa"/>
+              <w:right w:w="57" w:type="dxa"/>
+            </w:tcMar>
+          </w:tcPr>
+          <w:p>
+            <w:pPr>
+              <w:snapToGrid w:val="0"/>
+              <w:spacing w:line="300" w:lineRule="exact"/>
+              <w:jc w:val="both"/>
+              <w:rPr>
                 <w:rFonts w:ascii="Barlow Condensed Medium" w:eastAsia="華康中黑體" w:hAnsi="Barlow Condensed Medium" w:cs="Arial"/>
                 <w:w w:val="75"/>
                 <w:sz w:val="26"/>
@@ -26187,7 +26139,7 @@
                 <w:sz w:val="26"/>
                 <w:szCs w:val="26"/>
               </w:rPr>
-              <w:t>家譜放入歷史書的目的</w:t>
+              <w:t>早期追隨掃羅和大衛的勇士有何不同</w:t>
             </w:r>
             <w:r>
               <w:rPr>
@@ -26228,7 +26180,7 @@
                 <w:sz w:val="26"/>
                 <w:szCs w:val="26"/>
               </w:rPr>
-              <w:t>2.</w:t>
+              <w:t>3.</w:t>
             </w:r>
           </w:p>
         </w:tc>
@@ -26259,7 +26211,7 @@
                 <w:sz w:val="26"/>
                 <w:szCs w:val="26"/>
               </w:rPr>
-              <w:t>記憶要如何找回來</w:t>
+              <w:t>支派為何會消失</w:t>
             </w:r>
             <w:r>
               <w:rPr>
@@ -26295,12 +26247,21 @@
             </w:pPr>
             <w:r>
               <w:rPr>
+                <w:rFonts w:ascii="Barlow Condensed Medium" w:eastAsia="華康細黑體" w:hAnsi="Barlow Condensed Medium" w:cs="Arial" w:hint="eastAsia"/>
+                <w:w w:val="75"/>
+                <w:sz w:val="26"/>
+                <w:szCs w:val="26"/>
+              </w:rPr>
+              <w:t>4</w:t>
+            </w:r>
+            <w:r>
+              <w:rPr>
                 <w:rFonts w:ascii="Barlow Condensed Medium" w:eastAsia="華康細黑體" w:hAnsi="Barlow Condensed Medium" w:cs="Arial"/>
                 <w:w w:val="75"/>
                 <w:sz w:val="26"/>
                 <w:szCs w:val="26"/>
               </w:rPr>
-              <w:t>3.</w:t>
+              <w:t>.</w:t>
             </w:r>
           </w:p>
         </w:tc>
@@ -26331,7 +26292,7 @@
                 <w:sz w:val="26"/>
                 <w:szCs w:val="26"/>
               </w:rPr>
-              <w:t>家業傳承給非血親的意義</w:t>
+              <w:t>神的榮光如何變成</w:t>
             </w:r>
             <w:r>
               <w:rPr>
@@ -26340,71 +26301,8 @@
                 <w:sz w:val="26"/>
                 <w:szCs w:val="26"/>
               </w:rPr>
-              <w:t>?</w:t>
-            </w:r>
-          </w:p>
-        </w:tc>
-      </w:tr>
-      <w:tr>
-        <w:tc>
-          <w:tcPr>
-            <w:tcW w:w="238" w:type="dxa"/>
-            <w:tcMar>
-              <w:left w:w="28" w:type="dxa"/>
-              <w:right w:w="28" w:type="dxa"/>
-            </w:tcMar>
-          </w:tcPr>
-          <w:p>
-            <w:pPr>
-              <w:snapToGrid w:val="0"/>
-              <w:spacing w:line="300" w:lineRule="exact"/>
-              <w:rPr>
-                <w:rFonts w:ascii="Barlow Condensed Medium" w:eastAsia="華康細黑體" w:hAnsi="Barlow Condensed Medium" w:cs="Arial"/>
-                <w:w w:val="75"/>
-                <w:sz w:val="26"/>
-                <w:szCs w:val="26"/>
-              </w:rPr>
-            </w:pPr>
-            <w:r>
-              <w:rPr>
-                <w:rFonts w:ascii="Barlow Condensed Medium" w:eastAsia="華康細黑體" w:hAnsi="Barlow Condensed Medium" w:cs="Arial" w:hint="eastAsia"/>
-                <w:w w:val="75"/>
-                <w:sz w:val="26"/>
-                <w:szCs w:val="26"/>
-              </w:rPr>
-              <w:t>4</w:t>
-            </w:r>
-            <w:r>
-              <w:rPr>
-                <w:rFonts w:ascii="Barlow Condensed Medium" w:eastAsia="華康細黑體" w:hAnsi="Barlow Condensed Medium" w:cs="Arial"/>
-                <w:w w:val="75"/>
-                <w:sz w:val="26"/>
-                <w:szCs w:val="26"/>
-              </w:rPr>
-              <w:t>.</w:t>
-            </w:r>
-          </w:p>
-        </w:tc>
-        <w:tc>
-          <w:tcPr>
-            <w:tcW w:w="2607" w:type="dxa"/>
-            <w:tcMar>
-              <w:left w:w="57" w:type="dxa"/>
-              <w:right w:w="57" w:type="dxa"/>
-            </w:tcMar>
-          </w:tcPr>
-          <w:p>
-            <w:pPr>
-              <w:snapToGrid w:val="0"/>
-              <w:spacing w:line="300" w:lineRule="exact"/>
-              <w:jc w:val="both"/>
-              <w:rPr>
-                <w:rFonts w:ascii="Barlow Condensed Medium" w:eastAsia="華康中黑體" w:hAnsi="Barlow Condensed Medium" w:cs="Arial"/>
-                <w:w w:val="75"/>
-                <w:sz w:val="26"/>
-                <w:szCs w:val="26"/>
-              </w:rPr>
-            </w:pPr>
+              <w:t>以色列</w:t>
+            </w:r>
             <w:r>
               <w:rPr>
                 <w:rFonts w:ascii="Barlow Condensed Medium" w:eastAsia="華康中黑體" w:hAnsi="Barlow Condensed Medium" w:cs="Arial" w:hint="eastAsia"/>
@@ -26412,7 +26310,7 @@
                 <w:sz w:val="26"/>
                 <w:szCs w:val="26"/>
               </w:rPr>
-              <w:t>神的兒子出生為人如何打破人對血緣的迷思</w:t>
+              <w:t>的榮光</w:t>
             </w:r>
             <w:r>
               <w:rPr>
@@ -26735,6 +26633,7 @@
           <w:noProof/>
           <w:sz w:val="20"/>
           <w:szCs w:val="20"/>
+          <w:lang w:bidi="he-IL"/>
         </w:rPr>
         <w:drawing>
           <wp:anchor distT="0" distB="0" distL="114300" distR="114300" simplePos="0" relativeHeight="251668480" behindDoc="1" locked="0" layoutInCell="1" allowOverlap="1" wp14:anchorId="7E0AD27D" wp14:editId="17EC0956">
@@ -26853,6 +26752,7 @@
         <w:rPr>
           <w:rFonts w:ascii="Barlow Condensed Medium" w:hAnsi="Barlow Condensed Medium"/>
           <w:noProof/>
+          <w:lang w:bidi="he-IL"/>
         </w:rPr>
         <mc:AlternateContent>
           <mc:Choice Requires="wps">
@@ -26918,7 +26818,7 @@
           </mc:Choice>
           <mc:Fallback>
             <w:pict>
-              <v:line w14:anchorId="4C181BAF" id="直線接點 6" o:spid="_x0000_s1026" style="position:absolute;z-index:251665408;visibility:visible;mso-wrap-style:square;mso-width-percent:0;mso-height-percent:0;mso-wrap-distance-left:9pt;mso-wrap-distance-top:0;mso-wrap-distance-right:9pt;mso-wrap-distance-bottom:0;mso-position-horizontal:absolute;mso-position-horizontal-relative:page;mso-position-vertical:absolute;mso-position-vertical-relative:page;mso-width-percent:0;mso-height-percent:0;mso-width-relative:margin;mso-height-relative:margin" from="343.9pt,19.85pt" to="345.05pt,710.95pt" o:gfxdata="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" strokecolor="black [3213]" strokeweight=".5pt">
+              <v:line w14:anchorId="3FE7A3B0" id="直線接點 6" o:spid="_x0000_s1026" style="position:absolute;z-index:251665408;visibility:visible;mso-wrap-style:square;mso-width-percent:0;mso-height-percent:0;mso-wrap-distance-left:9pt;mso-wrap-distance-top:0;mso-wrap-distance-right:9pt;mso-wrap-distance-bottom:0;mso-position-horizontal:absolute;mso-position-horizontal-relative:page;mso-position-vertical:absolute;mso-position-vertical-relative:page;mso-width-percent:0;mso-height-percent:0;mso-width-relative:margin;mso-height-relative:margin" from="343.9pt,19.85pt" to="345.05pt,710.95pt" o:gfxdata="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" strokecolor="black [3213]" strokeweight=".5pt">
                 <v:stroke dashstyle="3 1" joinstyle="miter"/>
                 <w10:wrap anchorx="page" anchory="page"/>
               </v:line>
@@ -26930,6 +26830,7 @@
         <w:rPr>
           <w:rFonts w:ascii="Barlow Condensed Medium" w:hAnsi="Barlow Condensed Medium"/>
           <w:noProof/>
+          <w:lang w:bidi="he-IL"/>
         </w:rPr>
         <mc:AlternateContent>
           <mc:Choice Requires="wps">
@@ -26995,7 +26896,7 @@
           </mc:Choice>
           <mc:Fallback>
             <w:pict>
-              <v:line w14:anchorId="4A60277B" id="直線接點 4" o:spid="_x0000_s1026" style="position:absolute;z-index:251661312;visibility:visible;mso-wrap-style:square;mso-width-percent:0;mso-height-percent:0;mso-wrap-distance-left:9pt;mso-wrap-distance-top:0;mso-wrap-distance-right:9pt;mso-wrap-distance-bottom:0;mso-position-horizontal:absolute;mso-position-horizontal-relative:page;mso-position-vertical:absolute;mso-position-vertical-relative:page;mso-width-percent:0;mso-height-percent:0;mso-width-relative:margin;mso-height-relative:margin" from="343.9pt,19.85pt" to="345.05pt,710.95pt" o:gfxdata="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" strokecolor="black [3213]" strokeweight=".5pt">
+              <v:line w14:anchorId="2ADC117B" id="直線接點 4" o:spid="_x0000_s1026" style="position:absolute;z-index:251661312;visibility:visible;mso-wrap-style:square;mso-width-percent:0;mso-height-percent:0;mso-wrap-distance-left:9pt;mso-wrap-distance-top:0;mso-wrap-distance-right:9pt;mso-wrap-distance-bottom:0;mso-position-horizontal:absolute;mso-position-horizontal-relative:page;mso-position-vertical:absolute;mso-position-vertical-relative:page;mso-width-percent:0;mso-height-percent:0;mso-width-relative:margin;mso-height-relative:margin" from="343.9pt,19.85pt" to="345.05pt,710.95pt" o:gfxdata="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" strokecolor="black [3213]" strokeweight=".5pt">
                 <v:stroke dashstyle="3 1" joinstyle="miter"/>
                 <w10:wrap anchorx="page" anchory="page"/>
               </v:line>
@@ -27187,7 +27088,7 @@
           <w:sz w:val="26"/>
           <w:szCs w:val="26"/>
         </w:rPr>
-        <w:t>女婿入家譜</w:t>
+        <w:t>勇士的數目</w:t>
       </w:r>
       <w:r>
         <w:rPr>
@@ -27278,7 +27179,7 @@
                 <w:sz w:val="26"/>
                 <w:szCs w:val="26"/>
               </w:rPr>
-              <w:t xml:space="preserve">2:34-41 </w:t>
+              <w:t>7:1-7</w:t>
             </w:r>
           </w:p>
         </w:tc>
@@ -27319,7 +27220,7 @@
         <w:jc w:val="both"/>
         <w:rPr>
           <w:rFonts w:ascii="Barlow Condensed Medium" w:eastAsia="華康細黑體" w:hAnsi="Barlow Condensed Medium" w:cs="微軟正黑體"/>
-          <w:w w:val="75"/>
+          <w:w w:val="70"/>
           <w:sz w:val="26"/>
           <w:szCs w:val="26"/>
         </w:rPr>
@@ -27327,56 +27228,56 @@
       <w:r>
         <w:rPr>
           <w:rFonts w:ascii="Barlow Condensed Medium" w:eastAsia="華康儷中黑" w:hAnsi="Barlow Condensed Medium" w:hint="eastAsia"/>
-          <w:w w:val="75"/>
+          <w:w w:val="70"/>
           <w:sz w:val="26"/>
           <w:szCs w:val="26"/>
         </w:rPr>
-        <w:t>歷代志用</w:t>
-      </w:r>
-      <w:r>
-        <w:rPr>
-          <w:rFonts w:ascii="Barlow Condensed Medium" w:eastAsia="華康儷中黑" w:hAnsi="Barlow Condensed Medium" w:hint="eastAsia"/>
-          <w:w w:val="75"/>
+        <w:t>對於能回歸故土的以色列人而言，雖然沒有國家，卻有不能忘記家族光榮。而以薩迦、便雅憫、拿弗他利、瑪拿西和以法蓮在十二支派中的光榮就是戰士。</w:t>
+      </w:r>
+      <w:r>
+        <w:rPr>
+          <w:rFonts w:ascii="Barlow Condensed Medium" w:eastAsia="華康細黑體" w:hAnsi="Barlow Condensed Medium" w:cs="微軟正黑體" w:hint="eastAsia"/>
+          <w:w w:val="70"/>
           <w:sz w:val="26"/>
           <w:szCs w:val="26"/>
         </w:rPr>
-        <w:t>8</w:t>
-      </w:r>
-      <w:r>
-        <w:rPr>
-          <w:rFonts w:ascii="Barlow Condensed Medium" w:eastAsia="華康儷中黑" w:hAnsi="Barlow Condensed Medium" w:hint="eastAsia"/>
-          <w:w w:val="75"/>
+        <w:t>若遺忘了以色列王國的光榮，就等於是遺忘了　神的恩典和聖約。也就是說，以色列曾經有過的一切光榮都是　神所賜予，也就是　神自己的榮光。像以薩迦的後人陀拉就是一位士師</w:t>
+      </w:r>
+      <w:r>
+        <w:rPr>
+          <w:rFonts w:ascii="Barlow Condensed Medium" w:eastAsia="華康細黑體" w:hAnsi="Barlow Condensed Medium" w:cs="微軟正黑體" w:hint="eastAsia"/>
+          <w:w w:val="70"/>
           <w:sz w:val="26"/>
           <w:szCs w:val="26"/>
         </w:rPr>
-        <w:t>章篇幅的家譜作為起頭有其時代意義。一般認為是在以色列人被擄回歸之後由以斯拉所編寫。家譜就成了極重要的身分認同和權利保障的文件。</w:t>
+        <w:t>(</w:t>
       </w:r>
       <w:r>
         <w:rPr>
           <w:rFonts w:ascii="Barlow Condensed Medium" w:eastAsia="華康細黑體" w:hAnsi="Barlow Condensed Medium" w:cs="微軟正黑體" w:hint="eastAsia"/>
-          <w:w w:val="75"/>
+          <w:w w:val="70"/>
           <w:sz w:val="26"/>
           <w:szCs w:val="26"/>
         </w:rPr>
-        <w:t>對於一個失去身分的人要重返自己的故鄉和族人的社會，證明身分成了一件重要的事。而以色列人在被擄</w:t>
+        <w:t>士</w:t>
       </w:r>
       <w:r>
         <w:rPr>
           <w:rFonts w:ascii="Barlow Condensed Medium" w:eastAsia="華康細黑體" w:hAnsi="Barlow Condensed Medium" w:cs="微軟正黑體" w:hint="eastAsia"/>
-          <w:w w:val="75"/>
+          <w:w w:val="70"/>
           <w:sz w:val="26"/>
           <w:szCs w:val="26"/>
         </w:rPr>
-        <w:t>70</w:t>
+        <w:t>10)</w:t>
       </w:r>
       <w:r>
         <w:rPr>
           <w:rFonts w:ascii="Barlow Condensed Medium" w:eastAsia="華康細黑體" w:hAnsi="Barlow Condensed Medium" w:cs="微軟正黑體" w:hint="eastAsia"/>
-          <w:w w:val="75"/>
+          <w:w w:val="70"/>
           <w:sz w:val="26"/>
           <w:szCs w:val="26"/>
         </w:rPr>
-        <w:t>年後，受准許重返應許之地迦南，就是這樣的處境。又在過去的時代，家族其實是一個生活的保護網，特別是在培養和照顧新生代。對人類文明而言，有歷史記憶和文化傳承的功能，又對以色列人而言，則是　神的百姓和聖約的信仰的傳承者。又在人類歷史中，以血源為中心的民族主義一直都是政治統治的工具。反觀，在基督的信仰介入人類的歷史之後，成為　神兒女的身分更高於人類的血源的身分。人因此被解放，就是人可以用自己的意志和信仰來決定自己的身分。</w:t>
+        <w:t>，就是一位拯救過以色列人的軍事領袖。可以說是當時的彌賽亞，有沒有受膏抹的儀式並不重要，重要的是　神的揀選。又在以色列王國初期，隨著掃羅王和大衛王四處爭戰的勇士，就是參與了以色列建國的勇士，這些支派的子民都應分享這樣的光榮。歷代志的家譜同時記載了家族的光榮，就是為了重建以色列民族的自信心，而這信心更重要的源頭就是來自獨一神耶和華的信仰，因為以色列王國的光榮，就是在　神耶和華的應許和聖約下，以預言應驗的方式所實現的。</w:t>
       </w:r>
     </w:p>
     <w:p>
@@ -27387,7 +27288,7 @@
         <w:jc w:val="both"/>
         <w:rPr>
           <w:rFonts w:ascii="Barlow Condensed Medium" w:eastAsia="華康細黑體" w:hAnsi="Barlow Condensed Medium" w:cs="微軟正黑體"/>
-          <w:w w:val="75"/>
+          <w:w w:val="70"/>
           <w:sz w:val="26"/>
           <w:szCs w:val="26"/>
         </w:rPr>
@@ -27395,83 +27296,110 @@
       <w:r>
         <w:rPr>
           <w:rFonts w:ascii="Barlow Condensed Medium" w:eastAsia="華康儷中黑" w:hAnsi="Barlow Condensed Medium" w:hint="eastAsia"/>
-          <w:w w:val="75"/>
+          <w:w w:val="70"/>
           <w:sz w:val="26"/>
           <w:szCs w:val="26"/>
         </w:rPr>
-        <w:t>這份家譜不但記錄了歷史，更包含當時他們所認識世界地理。同時，對希伯來人而言，這些希伯來文的人名本身是有意義的，就如同是一本希伯來文的字典。</w:t>
-      </w:r>
-      <w:r>
-        <w:rPr>
-          <w:rFonts w:ascii="Barlow Condensed Medium" w:eastAsia="華康細黑體" w:hAnsi="Barlow Condensed Medium" w:cs="微軟正黑體" w:hint="eastAsia"/>
-          <w:w w:val="75"/>
+        <w:t>關於勇士的人數應該是大衛晚期清點人口</w:t>
+      </w:r>
+      <w:r>
+        <w:rPr>
+          <w:rFonts w:ascii="Barlow Condensed Medium" w:eastAsia="華康儷中黑" w:hAnsi="Barlow Condensed Medium" w:hint="eastAsia"/>
+          <w:w w:val="70"/>
           <w:sz w:val="26"/>
           <w:szCs w:val="26"/>
         </w:rPr>
-        <w:t>一代一代的間隔就是歷史前進的腳步。經文中，誰生誰，又誰是誰之子、誰之祖的述敘，有的可能是相隔數代的記憶。有可能是已經被遺忘，也有可能是為了湊整數，像七、十四、七十等，只保存重要的人。又像以大衛王朝為中心的地理觀和　神由一人造出全人類的世界觀，繞著兩河流域、阿拉伯半島到北非，甚至更遠的國度，都是同出於亞當和挪亞的後代。最後是要問這麼長的族譜</w:t>
-      </w:r>
-      <w:r>
-        <w:rPr>
-          <w:rFonts w:ascii="Barlow Condensed Medium" w:eastAsia="華康細黑體" w:hAnsi="Barlow Condensed Medium" w:cs="微軟正黑體" w:hint="eastAsia"/>
-          <w:w w:val="75"/>
+        <w:t>(</w:t>
+      </w:r>
+      <w:r>
+        <w:rPr>
+          <w:rFonts w:ascii="Barlow Condensed Medium" w:eastAsia="華康儷中黑" w:hAnsi="Barlow Condensed Medium" w:hint="eastAsia"/>
+          <w:w w:val="70"/>
           <w:sz w:val="26"/>
           <w:szCs w:val="26"/>
         </w:rPr>
-        <w:t>怎麼記得住。對我們而言，譯音沒有意義，加上中文是以字的圖形記憶為主；因為聽到音，我們還要分辨出是哪個字。沒有關聯性是記憶找不回來。而對希伯來人而言，示珊是高貴的意思，亞來是「啊！但願！」</w:t>
-      </w:r>
-      <w:r>
-        <w:rPr>
-          <w:rFonts w:ascii="Barlow Condensed Medium" w:eastAsia="華康細黑體" w:hAnsi="Barlow Condensed Medium" w:cs="微軟正黑體" w:hint="eastAsia"/>
-          <w:w w:val="75"/>
+        <w:t>撒下</w:t>
+      </w:r>
+      <w:r>
+        <w:rPr>
+          <w:rFonts w:ascii="Barlow Condensed Medium" w:eastAsia="華康儷中黑" w:hAnsi="Barlow Condensed Medium" w:hint="eastAsia"/>
+          <w:w w:val="70"/>
           <w:sz w:val="26"/>
           <w:szCs w:val="26"/>
         </w:rPr>
-        <w:t>(</w:t>
-      </w:r>
-      <w:r>
-        <w:rPr>
-          <w:rFonts w:ascii="Barlow Condensed Medium" w:eastAsia="華康細黑體" w:hAnsi="Barlow Condensed Medium" w:cs="微軟正黑體" w:hint="eastAsia"/>
-          <w:w w:val="75"/>
+        <w:t>24)</w:t>
+      </w:r>
+      <w:r>
+        <w:rPr>
+          <w:rFonts w:ascii="Barlow Condensed Medium" w:eastAsia="華康儷中黑" w:hAnsi="Barlow Condensed Medium" w:hint="eastAsia"/>
+          <w:w w:val="70"/>
           <w:sz w:val="26"/>
           <w:szCs w:val="26"/>
         </w:rPr>
-        <w:t>可能是示珊的孫子或女兒</w:t>
-      </w:r>
-      <w:r>
-        <w:rPr>
-          <w:rFonts w:ascii="Barlow Condensed Medium" w:eastAsia="華康細黑體" w:hAnsi="Barlow Condensed Medium" w:cs="微軟正黑體" w:hint="eastAsia"/>
-          <w:w w:val="75"/>
+        <w:t>所留下的記錄，即是當年以薩迦，可能包括他同母</w:t>
+      </w:r>
+      <w:r>
+        <w:rPr>
+          <w:rFonts w:ascii="Barlow Condensed Medium" w:eastAsia="華康儷中黑" w:hAnsi="Barlow Condensed Medium" w:hint="eastAsia"/>
+          <w:w w:val="70"/>
           <w:sz w:val="26"/>
           <w:szCs w:val="26"/>
         </w:rPr>
-        <w:t xml:space="preserve">) </w:t>
-      </w:r>
-      <w:r>
-        <w:rPr>
-          <w:rFonts w:ascii="Barlow Condensed Medium" w:eastAsia="華康細黑體" w:hAnsi="Barlow Condensed Medium" w:cs="微軟正黑體" w:hint="eastAsia"/>
-          <w:w w:val="75"/>
+        <w:t>(</w:t>
+      </w:r>
+      <w:r>
+        <w:rPr>
+          <w:rFonts w:ascii="Barlow Condensed Medium" w:eastAsia="華康儷中黑" w:hAnsi="Barlow Condensed Medium" w:hint="eastAsia"/>
+          <w:w w:val="70"/>
           <w:sz w:val="26"/>
           <w:szCs w:val="26"/>
         </w:rPr>
-        <w:t>耶哈是掃除的月份，亞太是適合的，拿單是賜予者，撒拔是他贈與</w:t>
-      </w:r>
-      <w:r>
-        <w:rPr>
-          <w:rFonts w:ascii="Barlow Condensed Medium" w:eastAsia="華康細黑體" w:hAnsi="Barlow Condensed Medium" w:cs="微軟正黑體"/>
-          <w:w w:val="75"/>
+        <w:t>利亞</w:t>
+      </w:r>
+      <w:r>
+        <w:rPr>
+          <w:rFonts w:ascii="Barlow Condensed Medium" w:eastAsia="華康儷中黑" w:hAnsi="Barlow Condensed Medium" w:hint="eastAsia"/>
+          <w:w w:val="70"/>
           <w:sz w:val="26"/>
           <w:szCs w:val="26"/>
         </w:rPr>
-        <w:t>…</w:t>
-      </w:r>
-      <w:r>
-        <w:rPr>
-          <w:rFonts w:ascii="Barlow Condensed Medium" w:eastAsia="華康細黑體" w:hAnsi="Barlow Condensed Medium" w:cs="微軟正黑體" w:hint="eastAsia"/>
-          <w:w w:val="75"/>
+        <w:t>)</w:t>
+      </w:r>
+      <w:r>
+        <w:rPr>
+          <w:rFonts w:ascii="Barlow Condensed Medium" w:eastAsia="華康儷中黑" w:hAnsi="Barlow Condensed Medium" w:hint="eastAsia"/>
+          <w:w w:val="70"/>
           <w:sz w:val="26"/>
           <w:szCs w:val="26"/>
         </w:rPr>
-        <w:t>等等。有意義的名字，加上數目和家族排列的先後，就會讓記憶有索引可以找回來。</w:t>
+        <w:t>兄弟西布倫，兩支派可出戰的人數就約</w:t>
+      </w:r>
+      <w:r>
+        <w:rPr>
+          <w:rFonts w:ascii="Barlow Condensed Medium" w:eastAsia="華康儷中黑" w:hAnsi="Barlow Condensed Medium" w:hint="eastAsia"/>
+          <w:w w:val="70"/>
+          <w:sz w:val="26"/>
+          <w:szCs w:val="26"/>
+        </w:rPr>
+        <w:t>14</w:t>
+      </w:r>
+      <w:r>
+        <w:rPr>
+          <w:rFonts w:ascii="Barlow Condensed Medium" w:eastAsia="華康儷中黑" w:hAnsi="Barlow Condensed Medium" w:hint="eastAsia"/>
+          <w:w w:val="70"/>
+          <w:sz w:val="26"/>
+          <w:szCs w:val="26"/>
+        </w:rPr>
+        <w:t>萬多人。</w:t>
+      </w:r>
+      <w:r>
+        <w:rPr>
+          <w:rFonts w:ascii="Barlow Condensed Medium" w:eastAsia="華康細黑體" w:hAnsi="Barlow Condensed Medium" w:cs="微軟正黑體" w:hint="eastAsia"/>
+          <w:w w:val="70"/>
+          <w:sz w:val="26"/>
+          <w:szCs w:val="26"/>
+        </w:rPr>
+        <w:t>當年大衛王清點王國的人口而被　神懲罰，聖經沒有明說原因。應該是與人的驕傲有關，即世上君王依靠國家力量建力的武力，而不依靠　神。那麼用以色列王之名去點數人民，和用以色列家族之名去點數有什麼不同？前者是點數王的子民，後者乃是點數　神的子民。所以，在回歸之後，以色列沒有自己的王時，重提各支派點數過的勇士人數，也等於是重新宣告以色列各支派乃是　神的子民。雖然，今日的勇士人數遠遠不能與昔日相比，但是真正能使以色列得勝的力量卻沒有一絲減少，就是　神耶和華。又這種以　神的子民來看待自己的人民的思想，對今日的各國家政體或組織中的領袖是一種提醒。尊重，甚至敬畏，人民的人權、自由和各種隱私，才能興起國家，使國家蒙福。那些以黑道的方式在操控軍隊或假借　神的名義剝奪人權的政權和獨裁者，不配得任何榮光，也不會受世人的紀念，只是人類文明中的污點。</w:t>
       </w:r>
     </w:p>
     <w:p>
@@ -27482,7 +27410,7 @@
         <w:jc w:val="both"/>
         <w:rPr>
           <w:rFonts w:ascii="Barlow Condensed Medium" w:eastAsia="華康細黑體" w:hAnsi="Barlow Condensed Medium" w:cs="微軟正黑體"/>
-          <w:w w:val="75"/>
+          <w:w w:val="70"/>
           <w:sz w:val="26"/>
           <w:szCs w:val="26"/>
         </w:rPr>
@@ -27490,20 +27418,137 @@
       <w:r>
         <w:rPr>
           <w:rFonts w:ascii="Barlow Condensed Medium" w:eastAsia="華康儷中黑" w:hAnsi="Barlow Condensed Medium" w:hint="eastAsia"/>
-          <w:w w:val="75"/>
+          <w:w w:val="70"/>
           <w:sz w:val="26"/>
           <w:szCs w:val="26"/>
         </w:rPr>
-        <w:t>雖然最後會歸向大衛家族，但是詳細記載各家的族譜，代表　神給以色列的祝福和救贖是不會遺忘任何人的。甚至那些沒有兒子傳後的家族，　神仍賜福。</w:t>
+        <w:t>歷代志的家譜參考了創世記和民數記，而眾子的數目減少乃是只記載主要領袖。又未提但支派，可能已消失。加上便雅憫之子一人改稱耶疊，實是人事已非。</w:t>
       </w:r>
       <w:r>
         <w:rPr>
           <w:rFonts w:ascii="Barlow Condensed Medium" w:eastAsia="華康細黑體" w:hAnsi="Barlow Condensed Medium" w:cs="微軟正黑體" w:hint="eastAsia"/>
-          <w:w w:val="75"/>
+          <w:w w:val="70"/>
           <w:sz w:val="26"/>
           <w:szCs w:val="26"/>
         </w:rPr>
-        <w:t>大衛是在希斯崙的兒子蘭的支系中。而希斯崙的長子耶拉蔑則是另一個支系，其實都只留下名字，很少出現什麼大作為的。但是每一個名字都很重要，因為這些名字將所有的族人圈在一起。整體而言，就是把亞伯拉罕的子孫，所有的以色列人都圈在一個　神的選民的祝福之中。有名字，就代表他不會被人遺忘，更不會被　神遺忘。又說到耶拉蔑這一支有什麼特別的呢？就是他的後代中有三人，西列、益帖和示珊都沒有兒子可繼承家業。也就是就由兒子傳承族長的傳統被沒有兒子中斷了。解決的辨法就是傳給女婿，等於是傳給女兒，或是傳給僕人，不一定要娶女兒。這就打破了血源的迷思，也就是說，家族能否繼續興旺才是最重要的考量，而優秀的族長與血源沒有直接的關係。想想教會的傳承也是這樣，要脫離家族的思維，傳承信仰和事奉的典範才是要務。</w:t>
+        <w:t>7</w:t>
+      </w:r>
+      <w:r>
+        <w:rPr>
+          <w:rFonts w:ascii="Barlow Condensed Medium" w:eastAsia="華康細黑體" w:hAnsi="Barlow Condensed Medium" w:cs="微軟正黑體" w:hint="eastAsia"/>
+          <w:w w:val="70"/>
+          <w:sz w:val="26"/>
+          <w:szCs w:val="26"/>
+        </w:rPr>
+        <w:t>章</w:t>
+      </w:r>
+      <w:r>
+        <w:rPr>
+          <w:rFonts w:ascii="Barlow Condensed Medium" w:eastAsia="華康細黑體" w:hAnsi="Barlow Condensed Medium" w:cs="微軟正黑體" w:hint="eastAsia"/>
+          <w:w w:val="70"/>
+          <w:sz w:val="26"/>
+          <w:szCs w:val="26"/>
+        </w:rPr>
+        <w:t>6</w:t>
+      </w:r>
+      <w:r>
+        <w:rPr>
+          <w:rFonts w:ascii="Barlow Condensed Medium" w:eastAsia="華康細黑體" w:hAnsi="Barlow Condensed Medium" w:cs="微軟正黑體" w:hint="eastAsia"/>
+          <w:w w:val="70"/>
+          <w:sz w:val="26"/>
+          <w:szCs w:val="26"/>
+        </w:rPr>
+        <w:t>節說便雅憫有三子，而</w:t>
+      </w:r>
+      <w:r>
+        <w:rPr>
+          <w:rFonts w:ascii="Barlow Condensed Medium" w:eastAsia="華康細黑體" w:hAnsi="Barlow Condensed Medium" w:cs="微軟正黑體" w:hint="eastAsia"/>
+          <w:w w:val="70"/>
+          <w:sz w:val="26"/>
+          <w:szCs w:val="26"/>
+        </w:rPr>
+        <w:t>8</w:t>
+      </w:r>
+      <w:r>
+        <w:rPr>
+          <w:rFonts w:ascii="Barlow Condensed Medium" w:eastAsia="華康細黑體" w:hAnsi="Barlow Condensed Medium" w:cs="微軟正黑體" w:hint="eastAsia"/>
+          <w:w w:val="70"/>
+          <w:sz w:val="26"/>
+          <w:szCs w:val="26"/>
+        </w:rPr>
+        <w:t>章</w:t>
+      </w:r>
+      <w:r>
+        <w:rPr>
+          <w:rFonts w:ascii="Barlow Condensed Medium" w:eastAsia="華康細黑體" w:hAnsi="Barlow Condensed Medium" w:cs="微軟正黑體" w:hint="eastAsia"/>
+          <w:w w:val="70"/>
+          <w:sz w:val="26"/>
+          <w:szCs w:val="26"/>
+        </w:rPr>
+        <w:t>1</w:t>
+      </w:r>
+      <w:r>
+        <w:rPr>
+          <w:rFonts w:ascii="Barlow Condensed Medium" w:eastAsia="華康細黑體" w:hAnsi="Barlow Condensed Medium" w:cs="微軟正黑體" w:hint="eastAsia"/>
+          <w:w w:val="70"/>
+          <w:sz w:val="26"/>
+          <w:szCs w:val="26"/>
+        </w:rPr>
+        <w:t>節卻說有五子，且只有長子的名字相同。所以，有學者認為前者是西布倫誤抄為便雅憫，但是眾子的名字又與創世記和民數記的記載完全不同。反而是</w:t>
+      </w:r>
+      <w:r>
+        <w:rPr>
+          <w:rFonts w:ascii="Barlow Condensed Medium" w:eastAsia="華康細黑體" w:hAnsi="Barlow Condensed Medium" w:cs="微軟正黑體" w:hint="eastAsia"/>
+          <w:w w:val="70"/>
+          <w:sz w:val="26"/>
+          <w:szCs w:val="26"/>
+        </w:rPr>
+        <w:t>5</w:t>
+      </w:r>
+      <w:r>
+        <w:rPr>
+          <w:rFonts w:ascii="Barlow Condensed Medium" w:eastAsia="華康細黑體" w:hAnsi="Barlow Condensed Medium" w:cs="微軟正黑體" w:hint="eastAsia"/>
+          <w:w w:val="70"/>
+          <w:sz w:val="26"/>
+          <w:szCs w:val="26"/>
+        </w:rPr>
+        <w:t>節說到「他們的兄弟」還比較可能是指以薩迦的兄弟西布倫。無論如何，這都顯示十二支派的家族性和地域性的區分在以色列的王國時代已經漸漸消失，小支派幾乎被以法蓮和猶大，北和南的兩大支派收編了。甚至到被擄之後，小支派的後人就更難有家族可依附。所以，比較可能的事實就是，希布倫和但支派早已消失。特別是但，它後來遷到最北方，還有緊臨的拿弗他利和亞設，是除了河東的半個瑪拿西以外，最早被亞述吞併和遷移的支派。又若兩處真的是把便雅憫眾多子孫分開說，有趣的地方是，</w:t>
+      </w:r>
+      <w:r>
+        <w:rPr>
+          <w:rFonts w:ascii="Barlow Condensed Medium" w:eastAsia="華康細黑體" w:hAnsi="Barlow Condensed Medium" w:cs="微軟正黑體" w:hint="eastAsia"/>
+          <w:w w:val="70"/>
+          <w:sz w:val="26"/>
+          <w:szCs w:val="26"/>
+        </w:rPr>
+        <w:t>8:1</w:t>
+      </w:r>
+      <w:r>
+        <w:rPr>
+          <w:rFonts w:ascii="Barlow Condensed Medium" w:eastAsia="華康細黑體" w:hAnsi="Barlow Condensed Medium" w:cs="微軟正黑體" w:hint="eastAsia"/>
+          <w:w w:val="70"/>
+          <w:sz w:val="26"/>
+          <w:szCs w:val="26"/>
+        </w:rPr>
+        <w:t>中的「亞實別」原意是「屬巴力的人」，因為對假神偶像的厭惡使這名字不討喜，就被改稱為</w:t>
+      </w:r>
+      <w:r>
+        <w:rPr>
+          <w:rFonts w:ascii="Barlow Condensed Medium" w:eastAsia="華康細黑體" w:hAnsi="Barlow Condensed Medium" w:cs="微軟正黑體" w:hint="eastAsia"/>
+          <w:w w:val="70"/>
+          <w:sz w:val="26"/>
+          <w:szCs w:val="26"/>
+        </w:rPr>
+        <w:t>7:5</w:t>
+      </w:r>
+      <w:r>
+        <w:rPr>
+          <w:rFonts w:ascii="Barlow Condensed Medium" w:eastAsia="華康細黑體" w:hAnsi="Barlow Condensed Medium" w:cs="微軟正黑體" w:hint="eastAsia"/>
+          <w:w w:val="70"/>
+          <w:sz w:val="26"/>
+          <w:szCs w:val="26"/>
+        </w:rPr>
+        <w:t>中的「耶疊」，意思是「　神使自己為人所知」或是「　神所認識的」。意思是，要找回完整的十二支派只是個形式上的想理而已。</w:t>
       </w:r>
     </w:p>
     <w:p>
@@ -27513,7 +27558,7 @@
         <w:spacing w:afterLines="50" w:after="165" w:line="300" w:lineRule="exact"/>
         <w:rPr>
           <w:rFonts w:ascii="Cambria" w:eastAsia="華康細黑體" w:hAnsi="Cambria" w:cs="Cambria"/>
-          <w:w w:val="75"/>
+          <w:w w:val="70"/>
           <w:sz w:val="26"/>
           <w:szCs w:val="26"/>
         </w:rPr>
@@ -27521,7 +27566,7 @@
       <w:r>
         <w:rPr>
           <w:rFonts w:ascii="Barlow Condensed Medium" w:eastAsia="華康儷中黑" w:hAnsi="Barlow Condensed Medium" w:cs="新細明體"/>
-          <w:w w:val="75"/>
+          <w:w w:val="70"/>
           <w:sz w:val="26"/>
           <w:szCs w:val="26"/>
         </w:rPr>
@@ -27530,16 +27575,16 @@
       <w:r>
         <w:rPr>
           <w:rFonts w:ascii="Barlow Condensed Medium" w:eastAsia="華康儷中黑" w:hAnsi="Barlow Condensed Medium" w:cs="新細明體" w:hint="eastAsia"/>
-          <w:w w:val="75"/>
+          <w:w w:val="70"/>
           <w:sz w:val="26"/>
           <w:szCs w:val="26"/>
         </w:rPr>
-        <w:t>耶穌有兩份家譜</w:t>
+        <w:t>做公民的光榮感</w:t>
       </w:r>
       <w:r>
         <w:rPr>
           <w:rFonts w:ascii="Barlow Condensed Medium" w:eastAsia="華康儷中黑" w:hAnsi="Barlow Condensed Medium" w:cs="新細明體"/>
-          <w:w w:val="75"/>
+          <w:w w:val="70"/>
           <w:sz w:val="26"/>
           <w:szCs w:val="26"/>
         </w:rPr>
@@ -27548,92 +27593,11 @@
       <w:r>
         <w:rPr>
           <w:rFonts w:ascii="Cambria" w:eastAsia="華康細黑體" w:hAnsi="Cambria" w:cs="Cambria" w:hint="eastAsia"/>
-          <w:w w:val="75"/>
+          <w:w w:val="70"/>
           <w:sz w:val="26"/>
           <w:szCs w:val="26"/>
         </w:rPr>
-        <w:t>馬太福音記</w:t>
-      </w:r>
-      <w:r>
-        <w:rPr>
-          <w:rFonts w:ascii="Cambria" w:eastAsia="華康細黑體" w:hAnsi="Cambria" w:cs="Cambria" w:hint="eastAsia"/>
-          <w:w w:val="75"/>
-          <w:sz w:val="26"/>
-          <w:szCs w:val="26"/>
-        </w:rPr>
-        <w:t>載耶穌的家譜</w:t>
-      </w:r>
-      <w:r>
-        <w:rPr>
-          <w:rFonts w:ascii="Cambria" w:eastAsia="華康細黑體" w:hAnsi="Cambria" w:cs="Cambria" w:hint="eastAsia"/>
-          <w:w w:val="75"/>
-          <w:sz w:val="26"/>
-          <w:szCs w:val="26"/>
-        </w:rPr>
-        <w:t>(</w:t>
-      </w:r>
-      <w:r>
-        <w:rPr>
-          <w:rFonts w:ascii="Cambria" w:eastAsia="華康細黑體" w:hAnsi="Cambria" w:cs="Cambria" w:hint="eastAsia"/>
-          <w:w w:val="75"/>
-          <w:sz w:val="26"/>
-          <w:szCs w:val="26"/>
-        </w:rPr>
-        <w:t>太</w:t>
-      </w:r>
-      <w:r>
-        <w:rPr>
-          <w:rFonts w:ascii="Cambria" w:eastAsia="華康細黑體" w:hAnsi="Cambria" w:cs="Cambria" w:hint="eastAsia"/>
-          <w:w w:val="75"/>
-          <w:sz w:val="26"/>
-          <w:szCs w:val="26"/>
-        </w:rPr>
-        <w:t>1:1-16)</w:t>
-      </w:r>
-      <w:r>
-        <w:rPr>
-          <w:rFonts w:ascii="Cambria" w:eastAsia="華康細黑體" w:hAnsi="Cambria" w:cs="Cambria" w:hint="eastAsia"/>
-          <w:w w:val="75"/>
-          <w:sz w:val="26"/>
-          <w:szCs w:val="26"/>
-        </w:rPr>
-        <w:t>是由亞伯拉罕往後推。一直到大衛生所羅門，所羅門生羅波安，再一直到雅各生約瑟，而約瑟是耶穌在世上的代理父親。另外一個家譜是記載在路加福音</w:t>
-      </w:r>
-      <w:r>
-        <w:rPr>
-          <w:rFonts w:ascii="Cambria" w:eastAsia="華康細黑體" w:hAnsi="Cambria" w:cs="Cambria" w:hint="eastAsia"/>
-          <w:w w:val="75"/>
-          <w:sz w:val="26"/>
-          <w:szCs w:val="26"/>
-        </w:rPr>
-        <w:t>(</w:t>
-      </w:r>
-      <w:r>
-        <w:rPr>
-          <w:rFonts w:ascii="Cambria" w:eastAsia="華康細黑體" w:hAnsi="Cambria" w:cs="Cambria" w:hint="eastAsia"/>
-          <w:w w:val="75"/>
-          <w:sz w:val="26"/>
-          <w:szCs w:val="26"/>
-        </w:rPr>
-        <w:t>路</w:t>
-      </w:r>
-      <w:r>
-        <w:rPr>
-          <w:rFonts w:ascii="Cambria" w:eastAsia="華康細黑體" w:hAnsi="Cambria" w:cs="Cambria" w:hint="eastAsia"/>
-          <w:w w:val="75"/>
-          <w:sz w:val="26"/>
-          <w:szCs w:val="26"/>
-        </w:rPr>
-        <w:t>3:23-38)</w:t>
-      </w:r>
-      <w:r>
-        <w:rPr>
-          <w:rFonts w:ascii="Cambria" w:eastAsia="華康細黑體" w:hAnsi="Cambria" w:cs="Cambria" w:hint="eastAsia"/>
-          <w:w w:val="75"/>
-          <w:sz w:val="26"/>
-          <w:szCs w:val="26"/>
-        </w:rPr>
-        <w:t>，是反過來由耶穌向前推到亞伯拉罕，且又推到了　神的兒子亞當。而路加說，耶穌是約瑟的兒子，約瑟卻是希里的兒子。又往上一直到所羅巴伯是撒拉鐵的兒子，這兩人與馬大的家譜重疊，見證了被擄和回歸的時代。再上去卻沒有循王位的傳承，直到拿單是大衛的兒子，拿單和所羅門有共同的母親拔示巴。合理的解釋就是，約瑟是希里的女婿，希伯來人的女婿也能稱為兒子。所以，路加用馬利亞的族譜作為耶穌的族譜其實是更科學的，因為耶穌唯一只從馬利亞身上繼承了人類的血緣。而這完全沒有破壞彌賽亞從大衛家出來的預言，反而更令人驚奇的是，　神總是作新事，讓彌賽亞也從祂自己而來。　神不但完成且更新了祂給以色列人舊約的祝福，同時將祂的救恩擴及全人類，就是用信心作為繼承祂的產業和祝福的統一標準，就是得著　神國和永生。</w:t>
+        <w:t>記得國中讀寄宿學校，晚上同學教會偷溜到學校對面的「柑仔店」看電視。印象深刻的八點檔，劇名忘了，演的是廣州起義，黃花崗七十二烈士的故事。當時小小的心靈超愛國，都是因為有這些開國烈士。連它的主題曲「易水寒」看著看著，都會背會唱了，是直接唱到心裡去。這些烈士爭的是自由和人權，以及一個現代知識份子的良心。前一陣我才知道，黃花崗烈士墓碑上的名字中有二人稱謂是牧師。我真的好愛這開國的精神和這面國旗。可是時代好像變了，台灣人只剩下政黨和族群間的仇恨，這時代的政客蔑視誠實、公義和利他而犧牲的價值；甘願心昧著良心說謊、製造聲量，為了財富和權力出賣道德標準、國家和除了自己以外的一切。所以，以色列人的家譜到底是要找回什麼光榮感，對於一承認自己的君王、先祖和國家都犯罪的民族而言，他們剩下的盼望只有作耶和華子民這個光榮了，因為只有公義、憫憐和絕對良善的　神值得人尋求，是永遠信實可靠的。</w:t>
       </w:r>
     </w:p>
     <w:p>
@@ -27644,7 +27608,7 @@
         <w:jc w:val="both"/>
         <w:rPr>
           <w:rFonts w:ascii="Barlow Condensed Medium" w:eastAsia="華康儷中黑" w:hAnsi="Barlow Condensed Medium"/>
-          <w:w w:val="75"/>
+          <w:w w:val="70"/>
           <w:sz w:val="26"/>
           <w:szCs w:val="26"/>
         </w:rPr>
@@ -27652,25 +27616,43 @@
       <w:r>
         <w:rPr>
           <w:rFonts w:ascii="Barlow Condensed Medium" w:eastAsia="華康儷中黑" w:hAnsi="Barlow Condensed Medium" w:hint="eastAsia"/>
-          <w:w w:val="75"/>
+          <w:w w:val="70"/>
           <w:sz w:val="26"/>
           <w:szCs w:val="26"/>
         </w:rPr>
-        <w:t>以色列人中可以混著埃及人的血、摩押人和迦南人的血，因為血源從來不是繼承家族傳統，特別是對　神的信仰的主要因素，而是繼承者的心志和信心。</w:t>
+        <w:t>家譜可能只記載回歸之民的支系，又多次提及便雅憫支派，不管是不是誤抄，都是要導向第一個以色列王掃羅。但是光榮不在列王，卻在勇士心中的　神。</w:t>
       </w:r>
       <w:r>
         <w:rPr>
           <w:rFonts w:ascii="Barlow Condensed Medium" w:eastAsia="華康細黑體" w:hAnsi="Barlow Condensed Medium" w:cs="微軟正黑體" w:hint="eastAsia"/>
-          <w:w w:val="75"/>
+          <w:w w:val="70"/>
           <w:sz w:val="26"/>
           <w:szCs w:val="26"/>
         </w:rPr>
-        <w:t>因為對僕人的愛和賞識，示珊將家業傳給了耶哈。因為對義人的愛和賞識　神，將養育彌賽亞的重責交給馬利亞和約瑟。重點都不是血緣，而是對人的信任和欣賞。若是要說，　神和義人之傳承著什麼，就是義人忠於良善的氣質，也就追隨基督的人身上愛的香味。</w:t>
+        <w:t>什麼是勇士？力量再大、武藝再好，若不是為崇高的目的、保護他人和弱小、公義和</w:t>
       </w:r>
       <w:r>
         <w:rPr>
           <w:rFonts w:ascii="Barlow Condensed Medium" w:eastAsia="華康細黑體" w:hAnsi="Barlow Condensed Medium" w:cs="微軟正黑體" w:hint="eastAsia"/>
-          <w:w w:val="75"/>
+          <w:w w:val="70"/>
+          <w:sz w:val="26"/>
+          <w:szCs w:val="26"/>
+        </w:rPr>
+        <w:t>良</w:t>
+      </w:r>
+      <w:r>
+        <w:rPr>
+          <w:rFonts w:ascii="Barlow Condensed Medium" w:eastAsia="華康細黑體" w:hAnsi="Barlow Condensed Medium" w:cs="微軟正黑體" w:hint="eastAsia"/>
+          <w:w w:val="70"/>
+          <w:sz w:val="26"/>
+          <w:szCs w:val="26"/>
+        </w:rPr>
+        <w:t>善的價值，甚至願意犧牲自己，又怎麼可以稱作勇呢？這也是知恥近乎勇的意義，就是堅持是非對錯，卻不因為錯的是自己而轉彎。但是，無恥近乎神勇的人，所有好處自己全端走，回頭還罵別人笨。這樣的人永遠不能明白大衛是如何成為勇士的，就是為了捍衛　神的榮光。</w:t>
+      </w:r>
+      <w:r>
+        <w:rPr>
+          <w:rFonts w:ascii="Barlow Condensed Medium" w:eastAsia="華康細黑體" w:hAnsi="Barlow Condensed Medium" w:cs="微軟正黑體" w:hint="eastAsia"/>
+          <w:w w:val="70"/>
           <w:sz w:val="26"/>
           <w:szCs w:val="26"/>
         </w:rPr>
@@ -27697,7 +27679,7 @@
 </file>
 
 <file path=word/endnotes.xml><?xml version="1.0" encoding="utf-8"?>
-<w:endnotes xmlns:wpc="http://schemas.microsoft.com/office/word/2010/wordprocessingCanvas" xmlns:cx="http://schemas.microsoft.com/office/drawing/2014/chartex" xmlns:cx1="http://schemas.microsoft.com/office/drawing/2015/9/8/chartex" xmlns:cx2="http://schemas.microsoft.com/office/drawing/2015/10/21/chartex" xmlns:cx3="http://schemas.microsoft.com/office/drawing/2016/5/9/chartex" xmlns:cx4="http://schemas.microsoft.com/office/drawing/2016/5/10/chartex" xmlns:cx5="http://schemas.microsoft.com/office/drawing/2016/5/11/chartex" xmlns:cx6="http://schemas.microsoft.com/office/drawing/2016/5/12/chartex" xmlns:cx7="http://schemas.microsoft.com/office/drawing/2016/5/13/chartex" xmlns:cx8="http://schemas.microsoft.com/office/drawing/2016/5/14/chartex" xmlns:mc="http://schemas.openxmlformats.org/markup-compatibility/2006" xmlns:aink="http://schemas.microsoft.com/office/drawing/2016/ink" xmlns:am3d="http://schemas.microsoft.com/office/drawing/2017/model3d" xmlns:o="urn:schemas-microsoft-com:office:office" xmlns:oel="http://schemas.microsoft.com/office/2019/extlst" xmlns:r="http://schemas.openxmlformats.org/officeDocument/2006/relationships" xmlns:m="http://schemas.openxmlformats.org/officeDocument/2006/math" xmlns:v="urn:schemas-microsoft-com:vml" xmlns:wp14="http://schemas.microsoft.com/office/word/2010/wordprocessingDrawing" xmlns:wp="http://schemas.openxmlformats.org/drawingml/2006/wordprocessingDrawing" xmlns:w10="urn:schemas-microsoft-com:office:word" xmlns:w="http://schemas.openxmlformats.org/wordprocessingml/2006/main" xmlns:w14="http://schemas.microsoft.com/office/word/2010/wordml" xmlns:w15="http://schemas.microsoft.com/office/word/2012/wordml" xmlns:w16cex="http://schemas.microsoft.com/office/word/2018/wordml/cex" xmlns:w16cid="http://schemas.microsoft.com/office/word/2016/wordml/cid" xmlns:w16="http://schemas.microsoft.com/office/word/2018/wordml" xmlns:w16sdtdh="http://schemas.microsoft.com/office/word/2020/wordml/sdtdatahash" xmlns:w16se="http://schemas.microsoft.com/office/word/2015/wordml/symex" xmlns:wpg="http://schemas.microsoft.com/office/word/2010/wordprocessingGroup" xmlns:wpi="http://schemas.microsoft.com/office/word/2010/wordprocessingInk" xmlns:wne="http://schemas.microsoft.com/office/word/2006/wordml" xmlns:wps="http://schemas.microsoft.com/office/word/2010/wordprocessingShape" mc:Ignorable="w14 w15 w16se w16cid w16 w16cex w16sdtdh wp14">
+<w:endnotes xmlns:wpc="http://schemas.microsoft.com/office/word/2010/wordprocessingCanvas" xmlns:mc="http://schemas.openxmlformats.org/markup-compatibility/2006" xmlns:o="urn:schemas-microsoft-com:office:office" xmlns:r="http://schemas.openxmlformats.org/officeDocument/2006/relationships" xmlns:m="http://schemas.openxmlformats.org/officeDocument/2006/math" xmlns:v="urn:schemas-microsoft-com:vml" xmlns:wp14="http://schemas.microsoft.com/office/word/2010/wordprocessingDrawing" xmlns:wp="http://schemas.openxmlformats.org/drawingml/2006/wordprocessingDrawing" xmlns:w10="urn:schemas-microsoft-com:office:word" xmlns:w="http://schemas.openxmlformats.org/wordprocessingml/2006/main" xmlns:w14="http://schemas.microsoft.com/office/word/2010/wordml" xmlns:w15="http://schemas.microsoft.com/office/word/2012/wordml" xmlns:wpg="http://schemas.microsoft.com/office/word/2010/wordprocessingGroup" xmlns:wpi="http://schemas.microsoft.com/office/word/2010/wordprocessingInk" xmlns:wne="http://schemas.microsoft.com/office/word/2006/wordml" xmlns:wps="http://schemas.microsoft.com/office/word/2010/wordprocessingShape" mc:Ignorable="w14 w15 wp14">
   <w:endnote w:type="separator" w:id="-1">
     <w:p>
       <w:r>
@@ -27716,7 +27698,7 @@
 </file>
 
 <file path=word/footnotes.xml><?xml version="1.0" encoding="utf-8"?>
-<w:footnotes xmlns:wpc="http://schemas.microsoft.com/office/word/2010/wordprocessingCanvas" xmlns:cx="http://schemas.microsoft.com/office/drawing/2014/chartex" xmlns:cx1="http://schemas.microsoft.com/office/drawing/2015/9/8/chartex" xmlns:cx2="http://schemas.microsoft.com/office/drawing/2015/10/21/chartex" xmlns:cx3="http://schemas.microsoft.com/office/drawing/2016/5/9/chartex" xmlns:cx4="http://schemas.microsoft.com/office/drawing/2016/5/10/chartex" xmlns:cx5="http://schemas.microsoft.com/office/drawing/2016/5/11/chartex" xmlns:cx6="http://schemas.microsoft.com/office/drawing/2016/5/12/chartex" xmlns:cx7="http://schemas.microsoft.com/office/drawing/2016/5/13/chartex" xmlns:cx8="http://schemas.microsoft.com/office/drawing/2016/5/14/chartex" xmlns:mc="http://schemas.openxmlformats.org/markup-compatibility/2006" xmlns:aink="http://schemas.microsoft.com/office/drawing/2016/ink" xmlns:am3d="http://schemas.microsoft.com/office/drawing/2017/model3d" xmlns:o="urn:schemas-microsoft-com:office:office" xmlns:oel="http://schemas.microsoft.com/office/2019/extlst" xmlns:r="http://schemas.openxmlformats.org/officeDocument/2006/relationships" xmlns:m="http://schemas.openxmlformats.org/officeDocument/2006/math" xmlns:v="urn:schemas-microsoft-com:vml" xmlns:wp14="http://schemas.microsoft.com/office/word/2010/wordprocessingDrawing" xmlns:wp="http://schemas.openxmlformats.org/drawingml/2006/wordprocessingDrawing" xmlns:w10="urn:schemas-microsoft-com:office:word" xmlns:w="http://schemas.openxmlformats.org/wordprocessingml/2006/main" xmlns:w14="http://schemas.microsoft.com/office/word/2010/wordml" xmlns:w15="http://schemas.microsoft.com/office/word/2012/wordml" xmlns:w16cex="http://schemas.microsoft.com/office/word/2018/wordml/cex" xmlns:w16cid="http://schemas.microsoft.com/office/word/2016/wordml/cid" xmlns:w16="http://schemas.microsoft.com/office/word/2018/wordml" xmlns:w16sdtdh="http://schemas.microsoft.com/office/word/2020/wordml/sdtdatahash" xmlns:w16se="http://schemas.microsoft.com/office/word/2015/wordml/symex" xmlns:wpg="http://schemas.microsoft.com/office/word/2010/wordprocessingGroup" xmlns:wpi="http://schemas.microsoft.com/office/word/2010/wordprocessingInk" xmlns:wne="http://schemas.microsoft.com/office/word/2006/wordml" xmlns:wps="http://schemas.microsoft.com/office/word/2010/wordprocessingShape" mc:Ignorable="w14 w15 w16se w16cid w16 w16cex w16sdtdh wp14">
+<w:footnotes xmlns:wpc="http://schemas.microsoft.com/office/word/2010/wordprocessingCanvas" xmlns:mc="http://schemas.openxmlformats.org/markup-compatibility/2006" xmlns:o="urn:schemas-microsoft-com:office:office" xmlns:r="http://schemas.openxmlformats.org/officeDocument/2006/relationships" xmlns:m="http://schemas.openxmlformats.org/officeDocument/2006/math" xmlns:v="urn:schemas-microsoft-com:vml" xmlns:wp14="http://schemas.microsoft.com/office/word/2010/wordprocessingDrawing" xmlns:wp="http://schemas.openxmlformats.org/drawingml/2006/wordprocessingDrawing" xmlns:w10="urn:schemas-microsoft-com:office:word" xmlns:w="http://schemas.openxmlformats.org/wordprocessingml/2006/main" xmlns:w14="http://schemas.microsoft.com/office/word/2010/wordml" xmlns:w15="http://schemas.microsoft.com/office/word/2012/wordml" xmlns:wpg="http://schemas.microsoft.com/office/word/2010/wordprocessingGroup" xmlns:wpi="http://schemas.microsoft.com/office/word/2010/wordprocessingInk" xmlns:wne="http://schemas.microsoft.com/office/word/2006/wordml" xmlns:wps="http://schemas.microsoft.com/office/word/2010/wordprocessingShape" mc:Ignorable="w14 w15 wp14">
   <w:footnote w:type="separator" w:id="-1">
     <w:p>
       <w:r>
@@ -27735,7 +27717,7 @@
 </file>
 
 <file path=word/header1.xml><?xml version="1.0" encoding="utf-8"?>
-<w:hdr xmlns:wpc="http://schemas.microsoft.com/office/word/2010/wordprocessingCanvas" xmlns:cx="http://schemas.microsoft.com/office/drawing/2014/chartex" xmlns:cx1="http://schemas.microsoft.com/office/drawing/2015/9/8/chartex" xmlns:cx2="http://schemas.microsoft.com/office/drawing/2015/10/21/chartex" xmlns:cx3="http://schemas.microsoft.com/office/drawing/2016/5/9/chartex" xmlns:cx4="http://schemas.microsoft.com/office/drawing/2016/5/10/chartex" xmlns:cx5="http://schemas.microsoft.com/office/drawing/2016/5/11/chartex" xmlns:cx6="http://schemas.microsoft.com/office/drawing/2016/5/12/chartex" xmlns:cx7="http://schemas.microsoft.com/office/drawing/2016/5/13/chartex" xmlns:cx8="http://schemas.microsoft.com/office/drawing/2016/5/14/chartex" xmlns:mc="http://schemas.openxmlformats.org/markup-compatibility/2006" xmlns:aink="http://schemas.microsoft.com/office/drawing/2016/ink" xmlns:am3d="http://schemas.microsoft.com/office/drawing/2017/model3d" xmlns:o="urn:schemas-microsoft-com:office:office" xmlns:oel="http://schemas.microsoft.com/office/2019/extlst" xmlns:r="http://schemas.openxmlformats.org/officeDocument/2006/relationships" xmlns:m="http://schemas.openxmlformats.org/officeDocument/2006/math" xmlns:v="urn:schemas-microsoft-com:vml" xmlns:wp14="http://schemas.microsoft.com/office/word/2010/wordprocessingDrawing" xmlns:wp="http://schemas.openxmlformats.org/drawingml/2006/wordprocessingDrawing" xmlns:w10="urn:schemas-microsoft-com:office:word" xmlns:w="http://schemas.openxmlformats.org/wordprocessingml/2006/main" xmlns:w14="http://schemas.microsoft.com/office/word/2010/wordml" xmlns:w15="http://schemas.microsoft.com/office/word/2012/wordml" xmlns:w16cex="http://schemas.microsoft.com/office/word/2018/wordml/cex" xmlns:w16cid="http://schemas.microsoft.com/office/word/2016/wordml/cid" xmlns:w16="http://schemas.microsoft.com/office/word/2018/wordml" xmlns:w16sdtdh="http://schemas.microsoft.com/office/word/2020/wordml/sdtdatahash" xmlns:w16se="http://schemas.microsoft.com/office/word/2015/wordml/symex" xmlns:wpg="http://schemas.microsoft.com/office/word/2010/wordprocessingGroup" xmlns:wpi="http://schemas.microsoft.com/office/word/2010/wordprocessingInk" xmlns:wne="http://schemas.microsoft.com/office/word/2006/wordml" xmlns:wps="http://schemas.microsoft.com/office/word/2010/wordprocessingShape" mc:Ignorable="w14 w15 w16se w16cid w16 w16cex w16sdtdh wp14">
+<w:hdr xmlns:wpc="http://schemas.microsoft.com/office/word/2010/wordprocessingCanvas" xmlns:mc="http://schemas.openxmlformats.org/markup-compatibility/2006" xmlns:o="urn:schemas-microsoft-com:office:office" xmlns:r="http://schemas.openxmlformats.org/officeDocument/2006/relationships" xmlns:m="http://schemas.openxmlformats.org/officeDocument/2006/math" xmlns:v="urn:schemas-microsoft-com:vml" xmlns:wp14="http://schemas.microsoft.com/office/word/2010/wordprocessingDrawing" xmlns:wp="http://schemas.openxmlformats.org/drawingml/2006/wordprocessingDrawing" xmlns:w10="urn:schemas-microsoft-com:office:word" xmlns:w="http://schemas.openxmlformats.org/wordprocessingml/2006/main" xmlns:w14="http://schemas.microsoft.com/office/word/2010/wordml" xmlns:w15="http://schemas.microsoft.com/office/word/2012/wordml" xmlns:wpg="http://schemas.microsoft.com/office/word/2010/wordprocessingGroup" xmlns:wpi="http://schemas.microsoft.com/office/word/2010/wordprocessingInk" xmlns:wne="http://schemas.microsoft.com/office/word/2006/wordml" xmlns:wps="http://schemas.microsoft.com/office/word/2010/wordprocessingShape" mc:Ignorable="w14 w15 wp14">
   <w:p>
     <w:pPr>
       <w:pStyle w:val="a4"/>
@@ -28193,7 +28175,7 @@
 </file>
 
 <file path=word/header2.xml><?xml version="1.0" encoding="utf-8"?>
-<w:hdr xmlns:wpc="http://schemas.microsoft.com/office/word/2010/wordprocessingCanvas" xmlns:cx="http://schemas.microsoft.com/office/drawing/2014/chartex" xmlns:cx1="http://schemas.microsoft.com/office/drawing/2015/9/8/chartex" xmlns:cx2="http://schemas.microsoft.com/office/drawing/2015/10/21/chartex" xmlns:cx3="http://schemas.microsoft.com/office/drawing/2016/5/9/chartex" xmlns:cx4="http://schemas.microsoft.com/office/drawing/2016/5/10/chartex" xmlns:cx5="http://schemas.microsoft.com/office/drawing/2016/5/11/chartex" xmlns:cx6="http://schemas.microsoft.com/office/drawing/2016/5/12/chartex" xmlns:cx7="http://schemas.microsoft.com/office/drawing/2016/5/13/chartex" xmlns:cx8="http://schemas.microsoft.com/office/drawing/2016/5/14/chartex" xmlns:mc="http://schemas.openxmlformats.org/markup-compatibility/2006" xmlns:aink="http://schemas.microsoft.com/office/drawing/2016/ink" xmlns:am3d="http://schemas.microsoft.com/office/drawing/2017/model3d" xmlns:o="urn:schemas-microsoft-com:office:office" xmlns:oel="http://schemas.microsoft.com/office/2019/extlst" xmlns:r="http://schemas.openxmlformats.org/officeDocument/2006/relationships" xmlns:m="http://schemas.openxmlformats.org/officeDocument/2006/math" xmlns:v="urn:schemas-microsoft-com:vml" xmlns:wp14="http://schemas.microsoft.com/office/word/2010/wordprocessingDrawing" xmlns:wp="http://schemas.openxmlformats.org/drawingml/2006/wordprocessingDrawing" xmlns:w10="urn:schemas-microsoft-com:office:word" xmlns:w="http://schemas.openxmlformats.org/wordprocessingml/2006/main" xmlns:w14="http://schemas.microsoft.com/office/word/2010/wordml" xmlns:w15="http://schemas.microsoft.com/office/word/2012/wordml" xmlns:w16cex="http://schemas.microsoft.com/office/word/2018/wordml/cex" xmlns:w16cid="http://schemas.microsoft.com/office/word/2016/wordml/cid" xmlns:w16="http://schemas.microsoft.com/office/word/2018/wordml" xmlns:w16sdtdh="http://schemas.microsoft.com/office/word/2020/wordml/sdtdatahash" xmlns:w16se="http://schemas.microsoft.com/office/word/2015/wordml/symex" xmlns:wpg="http://schemas.microsoft.com/office/word/2010/wordprocessingGroup" xmlns:wpi="http://schemas.microsoft.com/office/word/2010/wordprocessingInk" xmlns:wne="http://schemas.microsoft.com/office/word/2006/wordml" xmlns:wps="http://schemas.microsoft.com/office/word/2010/wordprocessingShape" mc:Ignorable="w14 w15 w16se w16cid w16 w16cex w16sdtdh wp14">
+<w:hdr xmlns:wpc="http://schemas.microsoft.com/office/word/2010/wordprocessingCanvas" xmlns:mc="http://schemas.openxmlformats.org/markup-compatibility/2006" xmlns:o="urn:schemas-microsoft-com:office:office" xmlns:r="http://schemas.openxmlformats.org/officeDocument/2006/relationships" xmlns:m="http://schemas.openxmlformats.org/officeDocument/2006/math" xmlns:v="urn:schemas-microsoft-com:vml" xmlns:wp14="http://schemas.microsoft.com/office/word/2010/wordprocessingDrawing" xmlns:wp="http://schemas.openxmlformats.org/drawingml/2006/wordprocessingDrawing" xmlns:w10="urn:schemas-microsoft-com:office:word" xmlns:w="http://schemas.openxmlformats.org/wordprocessingml/2006/main" xmlns:w14="http://schemas.microsoft.com/office/word/2010/wordml" xmlns:w15="http://schemas.microsoft.com/office/word/2012/wordml" xmlns:wpg="http://schemas.microsoft.com/office/word/2010/wordprocessingGroup" xmlns:wpi="http://schemas.microsoft.com/office/word/2010/wordprocessingInk" xmlns:wne="http://schemas.microsoft.com/office/word/2006/wordml" xmlns:wps="http://schemas.microsoft.com/office/word/2010/wordprocessingShape" mc:Ignorable="w14 w15 wp14">
   <w:p>
     <w:pPr>
       <w:pStyle w:val="a4"/>
@@ -28651,7 +28633,7 @@
 </file>
 
 <file path=word/header3.xml><?xml version="1.0" encoding="utf-8"?>
-<w:hdr xmlns:wpc="http://schemas.microsoft.com/office/word/2010/wordprocessingCanvas" xmlns:cx="http://schemas.microsoft.com/office/drawing/2014/chartex" xmlns:cx1="http://schemas.microsoft.com/office/drawing/2015/9/8/chartex" xmlns:cx2="http://schemas.microsoft.com/office/drawing/2015/10/21/chartex" xmlns:cx3="http://schemas.microsoft.com/office/drawing/2016/5/9/chartex" xmlns:cx4="http://schemas.microsoft.com/office/drawing/2016/5/10/chartex" xmlns:cx5="http://schemas.microsoft.com/office/drawing/2016/5/11/chartex" xmlns:cx6="http://schemas.microsoft.com/office/drawing/2016/5/12/chartex" xmlns:cx7="http://schemas.microsoft.com/office/drawing/2016/5/13/chartex" xmlns:cx8="http://schemas.microsoft.com/office/drawing/2016/5/14/chartex" xmlns:mc="http://schemas.openxmlformats.org/markup-compatibility/2006" xmlns:aink="http://schemas.microsoft.com/office/drawing/2016/ink" xmlns:am3d="http://schemas.microsoft.com/office/drawing/2017/model3d" xmlns:o="urn:schemas-microsoft-com:office:office" xmlns:oel="http://schemas.microsoft.com/office/2019/extlst" xmlns:r="http://schemas.openxmlformats.org/officeDocument/2006/relationships" xmlns:m="http://schemas.openxmlformats.org/officeDocument/2006/math" xmlns:v="urn:schemas-microsoft-com:vml" xmlns:wp14="http://schemas.microsoft.com/office/word/2010/wordprocessingDrawing" xmlns:wp="http://schemas.openxmlformats.org/drawingml/2006/wordprocessingDrawing" xmlns:w10="urn:schemas-microsoft-com:office:word" xmlns:w="http://schemas.openxmlformats.org/wordprocessingml/2006/main" xmlns:w14="http://schemas.microsoft.com/office/word/2010/wordml" xmlns:w15="http://schemas.microsoft.com/office/word/2012/wordml" xmlns:w16cex="http://schemas.microsoft.com/office/word/2018/wordml/cex" xmlns:w16cid="http://schemas.microsoft.com/office/word/2016/wordml/cid" xmlns:w16="http://schemas.microsoft.com/office/word/2018/wordml" xmlns:w16sdtdh="http://schemas.microsoft.com/office/word/2020/wordml/sdtdatahash" xmlns:w16se="http://schemas.microsoft.com/office/word/2015/wordml/symex" xmlns:wpg="http://schemas.microsoft.com/office/word/2010/wordprocessingGroup" xmlns:wpi="http://schemas.microsoft.com/office/word/2010/wordprocessingInk" xmlns:wne="http://schemas.microsoft.com/office/word/2006/wordml" xmlns:wps="http://schemas.microsoft.com/office/word/2010/wordprocessingShape" mc:Ignorable="w14 w15 w16se w16cid w16 w16cex w16sdtdh wp14">
+<w:hdr xmlns:wpc="http://schemas.microsoft.com/office/word/2010/wordprocessingCanvas" xmlns:mc="http://schemas.openxmlformats.org/markup-compatibility/2006" xmlns:o="urn:schemas-microsoft-com:office:office" xmlns:r="http://schemas.openxmlformats.org/officeDocument/2006/relationships" xmlns:m="http://schemas.openxmlformats.org/officeDocument/2006/math" xmlns:v="urn:schemas-microsoft-com:vml" xmlns:wp14="http://schemas.microsoft.com/office/word/2010/wordprocessingDrawing" xmlns:wp="http://schemas.openxmlformats.org/drawingml/2006/wordprocessingDrawing" xmlns:w10="urn:schemas-microsoft-com:office:word" xmlns:w="http://schemas.openxmlformats.org/wordprocessingml/2006/main" xmlns:w14="http://schemas.microsoft.com/office/word/2010/wordml" xmlns:w15="http://schemas.microsoft.com/office/word/2012/wordml" xmlns:wpg="http://schemas.microsoft.com/office/word/2010/wordprocessingGroup" xmlns:wpi="http://schemas.microsoft.com/office/word/2010/wordprocessingInk" xmlns:wne="http://schemas.microsoft.com/office/word/2006/wordml" xmlns:wps="http://schemas.microsoft.com/office/word/2010/wordprocessingShape" mc:Ignorable="w14 w15 wp14">
   <w:p>
     <w:pPr>
       <w:pStyle w:val="a4"/>
@@ -29109,7 +29091,7 @@
 </file>
 
 <file path=word/header4.xml><?xml version="1.0" encoding="utf-8"?>
-<w:hdr xmlns:wpc="http://schemas.microsoft.com/office/word/2010/wordprocessingCanvas" xmlns:cx="http://schemas.microsoft.com/office/drawing/2014/chartex" xmlns:cx1="http://schemas.microsoft.com/office/drawing/2015/9/8/chartex" xmlns:cx2="http://schemas.microsoft.com/office/drawing/2015/10/21/chartex" xmlns:cx3="http://schemas.microsoft.com/office/drawing/2016/5/9/chartex" xmlns:cx4="http://schemas.microsoft.com/office/drawing/2016/5/10/chartex" xmlns:cx5="http://schemas.microsoft.com/office/drawing/2016/5/11/chartex" xmlns:cx6="http://schemas.microsoft.com/office/drawing/2016/5/12/chartex" xmlns:cx7="http://schemas.microsoft.com/office/drawing/2016/5/13/chartex" xmlns:cx8="http://schemas.microsoft.com/office/drawing/2016/5/14/chartex" xmlns:mc="http://schemas.openxmlformats.org/markup-compatibility/2006" xmlns:aink="http://schemas.microsoft.com/office/drawing/2016/ink" xmlns:am3d="http://schemas.microsoft.com/office/drawing/2017/model3d" xmlns:o="urn:schemas-microsoft-com:office:office" xmlns:oel="http://schemas.microsoft.com/office/2019/extlst" xmlns:r="http://schemas.openxmlformats.org/officeDocument/2006/relationships" xmlns:m="http://schemas.openxmlformats.org/officeDocument/2006/math" xmlns:v="urn:schemas-microsoft-com:vml" xmlns:wp14="http://schemas.microsoft.com/office/word/2010/wordprocessingDrawing" xmlns:wp="http://schemas.openxmlformats.org/drawingml/2006/wordprocessingDrawing" xmlns:w10="urn:schemas-microsoft-com:office:word" xmlns:w="http://schemas.openxmlformats.org/wordprocessingml/2006/main" xmlns:w14="http://schemas.microsoft.com/office/word/2010/wordml" xmlns:w15="http://schemas.microsoft.com/office/word/2012/wordml" xmlns:w16cex="http://schemas.microsoft.com/office/word/2018/wordml/cex" xmlns:w16cid="http://schemas.microsoft.com/office/word/2016/wordml/cid" xmlns:w16="http://schemas.microsoft.com/office/word/2018/wordml" xmlns:w16sdtdh="http://schemas.microsoft.com/office/word/2020/wordml/sdtdatahash" xmlns:w16se="http://schemas.microsoft.com/office/word/2015/wordml/symex" xmlns:wpg="http://schemas.microsoft.com/office/word/2010/wordprocessingGroup" xmlns:wpi="http://schemas.microsoft.com/office/word/2010/wordprocessingInk" xmlns:wne="http://schemas.microsoft.com/office/word/2006/wordml" xmlns:wps="http://schemas.microsoft.com/office/word/2010/wordprocessingShape" mc:Ignorable="w14 w15 w16se w16cid w16 w16cex w16sdtdh wp14">
+<w:hdr xmlns:wpc="http://schemas.microsoft.com/office/word/2010/wordprocessingCanvas" xmlns:mc="http://schemas.openxmlformats.org/markup-compatibility/2006" xmlns:o="urn:schemas-microsoft-com:office:office" xmlns:r="http://schemas.openxmlformats.org/officeDocument/2006/relationships" xmlns:m="http://schemas.openxmlformats.org/officeDocument/2006/math" xmlns:v="urn:schemas-microsoft-com:vml" xmlns:wp14="http://schemas.microsoft.com/office/word/2010/wordprocessingDrawing" xmlns:wp="http://schemas.openxmlformats.org/drawingml/2006/wordprocessingDrawing" xmlns:w10="urn:schemas-microsoft-com:office:word" xmlns:w="http://schemas.openxmlformats.org/wordprocessingml/2006/main" xmlns:w14="http://schemas.microsoft.com/office/word/2010/wordml" xmlns:w15="http://schemas.microsoft.com/office/word/2012/wordml" xmlns:wpg="http://schemas.microsoft.com/office/word/2010/wordprocessingGroup" xmlns:wpi="http://schemas.microsoft.com/office/word/2010/wordprocessingInk" xmlns:wne="http://schemas.microsoft.com/office/word/2006/wordml" xmlns:wps="http://schemas.microsoft.com/office/word/2010/wordprocessingShape" mc:Ignorable="w14 w15 wp14">
   <w:p>
     <w:pPr>
       <w:pStyle w:val="a4"/>
@@ -29181,7 +29163,7 @@
         <w:b/>
         <w:noProof/>
       </w:rPr>
-      <w:t>2616</w:t>
+      <w:t>2617</w:t>
     </w:r>
     <w:r>
       <w:rPr>
@@ -29318,7 +29300,7 @@
         <w:b/>
         <w:noProof/>
       </w:rPr>
-      <w:t>19</w:t>
+      <w:t>26</w:t>
     </w:r>
     <w:r>
       <w:rPr>
@@ -29390,7 +29372,7 @@
         <w:b/>
         <w:noProof/>
       </w:rPr>
-      <w:t>2616</w:t>
+      <w:t>2617</w:t>
     </w:r>
     <w:r>
       <w:rPr>
@@ -29527,7 +29509,7 @@
         <w:b/>
         <w:noProof/>
       </w:rPr>
-      <w:t>19</w:t>
+      <w:t>26</w:t>
     </w:r>
     <w:r>
       <w:rPr>
@@ -29567,7 +29549,7 @@
 </file>
 
 <file path=word/numbering.xml><?xml version="1.0" encoding="utf-8"?>
-<w:numbering xmlns:wpc="http://schemas.microsoft.com/office/word/2010/wordprocessingCanvas" xmlns:cx="http://schemas.microsoft.com/office/drawing/2014/chartex" xmlns:cx1="http://schemas.microsoft.com/office/drawing/2015/9/8/chartex" xmlns:cx2="http://schemas.microsoft.com/office/drawing/2015/10/21/chartex" xmlns:cx3="http://schemas.microsoft.com/office/drawing/2016/5/9/chartex" xmlns:cx4="http://schemas.microsoft.com/office/drawing/2016/5/10/chartex" xmlns:cx5="http://schemas.microsoft.com/office/drawing/2016/5/11/chartex" xmlns:cx6="http://schemas.microsoft.com/office/drawing/2016/5/12/chartex" xmlns:cx7="http://schemas.microsoft.com/office/drawing/2016/5/13/chartex" xmlns:cx8="http://schemas.microsoft.com/office/drawing/2016/5/14/chartex" xmlns:mc="http://schemas.openxmlformats.org/markup-compatibility/2006" xmlns:aink="http://schemas.microsoft.com/office/drawing/2016/ink" xmlns:am3d="http://schemas.microsoft.com/office/drawing/2017/model3d" xmlns:o="urn:schemas-microsoft-com:office:office" xmlns:oel="http://schemas.microsoft.com/office/2019/extlst" xmlns:r="http://schemas.openxmlformats.org/officeDocument/2006/relationships" xmlns:m="http://schemas.openxmlformats.org/officeDocument/2006/math" xmlns:v="urn:schemas-microsoft-com:vml" xmlns:wp14="http://schemas.microsoft.com/office/word/2010/wordprocessingDrawing" xmlns:wp="http://schemas.openxmlformats.org/drawingml/2006/wordprocessingDrawing" xmlns:w10="urn:schemas-microsoft-com:office:word" xmlns:w="http://schemas.openxmlformats.org/wordprocessingml/2006/main" xmlns:w14="http://schemas.microsoft.com/office/word/2010/wordml" xmlns:w15="http://schemas.microsoft.com/office/word/2012/wordml" xmlns:w16cex="http://schemas.microsoft.com/office/word/2018/wordml/cex" xmlns:w16cid="http://schemas.microsoft.com/office/word/2016/wordml/cid" xmlns:w16="http://schemas.microsoft.com/office/word/2018/wordml" xmlns:w16sdtdh="http://schemas.microsoft.com/office/word/2020/wordml/sdtdatahash" xmlns:w16se="http://schemas.microsoft.com/office/word/2015/wordml/symex" xmlns:wpg="http://schemas.microsoft.com/office/word/2010/wordprocessingGroup" xmlns:wpi="http://schemas.microsoft.com/office/word/2010/wordprocessingInk" xmlns:wne="http://schemas.microsoft.com/office/word/2006/wordml" xmlns:wps="http://schemas.microsoft.com/office/word/2010/wordprocessingShape" mc:Ignorable="w14 w15 w16se w16cid w16 w16cex w16sdtdh wp14">
+<w:numbering xmlns:wpc="http://schemas.microsoft.com/office/word/2010/wordprocessingCanvas" xmlns:mc="http://schemas.openxmlformats.org/markup-compatibility/2006" xmlns:o="urn:schemas-microsoft-com:office:office" xmlns:r="http://schemas.openxmlformats.org/officeDocument/2006/relationships" xmlns:m="http://schemas.openxmlformats.org/officeDocument/2006/math" xmlns:v="urn:schemas-microsoft-com:vml" xmlns:wp14="http://schemas.microsoft.com/office/word/2010/wordprocessingDrawing" xmlns:wp="http://schemas.openxmlformats.org/drawingml/2006/wordprocessingDrawing" xmlns:w10="urn:schemas-microsoft-com:office:word" xmlns:w="http://schemas.openxmlformats.org/wordprocessingml/2006/main" xmlns:w14="http://schemas.microsoft.com/office/word/2010/wordml" xmlns:w15="http://schemas.microsoft.com/office/word/2012/wordml" xmlns:wpg="http://schemas.microsoft.com/office/word/2010/wordprocessingGroup" xmlns:wpi="http://schemas.microsoft.com/office/word/2010/wordprocessingInk" xmlns:wne="http://schemas.microsoft.com/office/word/2006/wordml" xmlns:wps="http://schemas.microsoft.com/office/word/2010/wordprocessingShape" mc:Ignorable="w14 w15 wp14">
   <w:abstractNum w:abstractNumId="0" w15:restartNumberingAfterBreak="0">
     <w:nsid w:val="0397573A"/>
     <w:multiLevelType w:val="hybridMultilevel"/>
@@ -31081,62 +31063,62 @@
       </w:pPr>
     </w:lvl>
   </w:abstractNum>
-  <w:num w:numId="1" w16cid:durableId="1782216119">
+  <w:num w:numId="1">
     <w:abstractNumId w:val="16"/>
   </w:num>
-  <w:num w:numId="2" w16cid:durableId="1506245734">
+  <w:num w:numId="2">
     <w:abstractNumId w:val="5"/>
   </w:num>
-  <w:num w:numId="3" w16cid:durableId="712735664">
+  <w:num w:numId="3">
     <w:abstractNumId w:val="7"/>
   </w:num>
-  <w:num w:numId="4" w16cid:durableId="1870609137">
+  <w:num w:numId="4">
     <w:abstractNumId w:val="3"/>
   </w:num>
-  <w:num w:numId="5" w16cid:durableId="1247618242">
+  <w:num w:numId="5">
     <w:abstractNumId w:val="8"/>
   </w:num>
-  <w:num w:numId="6" w16cid:durableId="696856754">
+  <w:num w:numId="6">
     <w:abstractNumId w:val="15"/>
   </w:num>
-  <w:num w:numId="7" w16cid:durableId="533009166">
+  <w:num w:numId="7">
     <w:abstractNumId w:val="14"/>
   </w:num>
-  <w:num w:numId="8" w16cid:durableId="1828589769">
+  <w:num w:numId="8">
     <w:abstractNumId w:val="6"/>
   </w:num>
-  <w:num w:numId="9" w16cid:durableId="655954253">
+  <w:num w:numId="9">
     <w:abstractNumId w:val="12"/>
   </w:num>
-  <w:num w:numId="10" w16cid:durableId="2054303047">
+  <w:num w:numId="10">
     <w:abstractNumId w:val="4"/>
   </w:num>
-  <w:num w:numId="11" w16cid:durableId="1594439509">
+  <w:num w:numId="11">
     <w:abstractNumId w:val="9"/>
   </w:num>
-  <w:num w:numId="12" w16cid:durableId="2077900954">
+  <w:num w:numId="12">
     <w:abstractNumId w:val="2"/>
   </w:num>
-  <w:num w:numId="13" w16cid:durableId="1911766235">
+  <w:num w:numId="13">
     <w:abstractNumId w:val="10"/>
   </w:num>
-  <w:num w:numId="14" w16cid:durableId="1970159182">
+  <w:num w:numId="14">
     <w:abstractNumId w:val="11"/>
   </w:num>
-  <w:num w:numId="15" w16cid:durableId="1808549304">
+  <w:num w:numId="15">
     <w:abstractNumId w:val="1"/>
   </w:num>
-  <w:num w:numId="16" w16cid:durableId="21562491">
+  <w:num w:numId="16">
     <w:abstractNumId w:val="0"/>
   </w:num>
-  <w:num w:numId="17" w16cid:durableId="1115641457">
+  <w:num w:numId="17">
     <w:abstractNumId w:val="13"/>
   </w:num>
 </w:numbering>
 </file>
 
 <file path=word/styles.xml><?xml version="1.0" encoding="utf-8"?>
-<w:styles xmlns:mc="http://schemas.openxmlformats.org/markup-compatibility/2006" xmlns:r="http://schemas.openxmlformats.org/officeDocument/2006/relationships" xmlns:w="http://schemas.openxmlformats.org/wordprocessingml/2006/main" xmlns:w14="http://schemas.microsoft.com/office/word/2010/wordml" xmlns:w15="http://schemas.microsoft.com/office/word/2012/wordml" xmlns:w16cex="http://schemas.microsoft.com/office/word/2018/wordml/cex" xmlns:w16cid="http://schemas.microsoft.com/office/word/2016/wordml/cid" xmlns:w16="http://schemas.microsoft.com/office/word/2018/wordml" xmlns:w16sdtdh="http://schemas.microsoft.com/office/word/2020/wordml/sdtdatahash" xmlns:w16se="http://schemas.microsoft.com/office/word/2015/wordml/symex" mc:Ignorable="w14 w15 w16se w16cid w16 w16cex w16sdtdh">
+<w:styles xmlns:mc="http://schemas.openxmlformats.org/markup-compatibility/2006" xmlns:r="http://schemas.openxmlformats.org/officeDocument/2006/relationships" xmlns:w="http://schemas.openxmlformats.org/wordprocessingml/2006/main" xmlns:w14="http://schemas.microsoft.com/office/word/2010/wordml" xmlns:w15="http://schemas.microsoft.com/office/word/2012/wordml" mc:Ignorable="w14 w15">
   <w:docDefaults>
     <w:rPrDefault>
       <w:rPr>
@@ -31149,7 +31131,7 @@
     </w:rPrDefault>
     <w:pPrDefault/>
   </w:docDefaults>
-  <w:latentStyles w:defLockedState="0" w:defUIPriority="99" w:defSemiHidden="0" w:defUnhideWhenUsed="0" w:defQFormat="0" w:count="376">
+  <w:latentStyles w:defLockedState="0" w:defUIPriority="99" w:defSemiHidden="0" w:defUnhideWhenUsed="0" w:defQFormat="0" w:count="371">
     <w:lsdException w:name="Normal" w:uiPriority="0" w:qFormat="1"/>
     <w:lsdException w:name="heading 1" w:uiPriority="9" w:qFormat="1"/>
     <w:lsdException w:name="heading 2" w:semiHidden="1" w:uiPriority="9" w:unhideWhenUsed="1" w:qFormat="1"/>
@@ -31521,11 +31503,6 @@
     <w:lsdException w:name="List Table 5 Dark Accent 6" w:uiPriority="50"/>
     <w:lsdException w:name="List Table 6 Colorful Accent 6" w:uiPriority="51"/>
     <w:lsdException w:name="List Table 7 Colorful Accent 6" w:uiPriority="52"/>
-    <w:lsdException w:name="Mention" w:semiHidden="1" w:unhideWhenUsed="1"/>
-    <w:lsdException w:name="Smart Hyperlink" w:semiHidden="1" w:unhideWhenUsed="1"/>
-    <w:lsdException w:name="Hashtag" w:semiHidden="1" w:unhideWhenUsed="1"/>
-    <w:lsdException w:name="Unresolved Mention" w:semiHidden="1" w:unhideWhenUsed="1"/>
-    <w:lsdException w:name="Smart Link" w:semiHidden="1" w:unhideWhenUsed="1"/>
   </w:latentStyles>
   <w:style w:type="paragraph" w:default="1" w:styleId="a">
     <w:name w:val="Normal"/>
@@ -32181,7 +32158,7 @@
 </file>
 
 <file path=customXml/itemProps1.xml><?xml version="1.0" encoding="utf-8"?>
-<ds:datastoreItem xmlns:ds="http://schemas.openxmlformats.org/officeDocument/2006/customXml" ds:itemID="{F8027C52-84E0-4361-AB8F-4FB9D393BCD1}">
+<ds:datastoreItem xmlns:ds="http://schemas.openxmlformats.org/officeDocument/2006/customXml" ds:itemID="{E9EC5358-F994-4373-BBC7-FC2348976982}">
   <ds:schemaRefs>
     <ds:schemaRef ds:uri="http://schemas.openxmlformats.org/officeDocument/2006/bibliography"/>
   </ds:schemaRefs>

--- a/新泰週報20260426[2617]B4F.docx
+++ b/新泰週報20260426[2617]B4F.docx
@@ -1716,7 +1716,7 @@
                 <w:sz w:val="26"/>
                 <w:szCs w:val="26"/>
               </w:rPr>
-              <w:t>(4/19)</w:t>
+              <w:t>(4/</w:t>
             </w:r>
             <w:r>
               <w:rPr>
@@ -1725,8 +1725,10 @@
                 <w:sz w:val="26"/>
                 <w:szCs w:val="26"/>
               </w:rPr>
-              <w:t>為大專事工奉獻主日</w:t>
-            </w:r>
+              <w:t>26</w:t>
+            </w:r>
+            <w:bookmarkStart w:id="6" w:name="_GoBack"/>
+            <w:bookmarkEnd w:id="6"/>
             <w:r>
               <w:rPr>
                 <w:rFonts w:ascii="Barlow Condensed Medium" w:eastAsia="標楷體" w:hAnsi="Barlow Condensed Medium" w:cs="Segoe UI Symbol" w:hint="eastAsia"/>
@@ -1734,6 +1736,24 @@
                 <w:sz w:val="26"/>
                 <w:szCs w:val="26"/>
               </w:rPr>
+              <w:t>)</w:t>
+            </w:r>
+            <w:r>
+              <w:rPr>
+                <w:rFonts w:ascii="Barlow Condensed Medium" w:eastAsia="標楷體" w:hAnsi="Barlow Condensed Medium" w:cs="Segoe UI Symbol" w:hint="eastAsia"/>
+                <w:w w:val="90"/>
+                <w:sz w:val="26"/>
+                <w:szCs w:val="26"/>
+              </w:rPr>
+              <w:t>為大專事工奉獻主日</w:t>
+            </w:r>
+            <w:r>
+              <w:rPr>
+                <w:rFonts w:ascii="Barlow Condensed Medium" w:eastAsia="標楷體" w:hAnsi="Barlow Condensed Medium" w:cs="Segoe UI Symbol" w:hint="eastAsia"/>
+                <w:w w:val="90"/>
+                <w:sz w:val="26"/>
+                <w:szCs w:val="26"/>
+              </w:rPr>
               <w:t>。</w:t>
             </w:r>
           </w:p>
@@ -1757,7 +1777,6 @@
                 <w:szCs w:val="26"/>
               </w:rPr>
             </w:pPr>
-            <w:bookmarkStart w:id="6" w:name="_GoBack"/>
             <w:r>
               <w:rPr>
                 <w:rFonts w:ascii="Barlow Condensed Medium" w:eastAsia="華康細黑體" w:hAnsi="Barlow Condensed Medium" w:hint="eastAsia"/>
@@ -1915,7 +1934,6 @@
           </w:p>
         </w:tc>
       </w:tr>
-      <w:bookmarkEnd w:id="6"/>
       <w:tr>
         <w:tc>
           <w:tcPr>
@@ -15508,7 +15526,7 @@
           </mc:Choice>
           <mc:Fallback>
             <w:pict>
-              <v:line w14:anchorId="1EDC0D64" id="直線接點 2" o:spid="_x0000_s1026" style="position:absolute;z-index:251653120;visibility:visible;mso-wrap-style:square;mso-height-percent:0;mso-wrap-distance-left:9pt;mso-wrap-distance-top:0;mso-wrap-distance-right:9pt;mso-wrap-distance-bottom:0;mso-position-horizontal:absolute;mso-position-horizontal-relative:page;mso-position-vertical:absolute;mso-position-vertical-relative:page;mso-height-percent:0;mso-height-relative:margin" from="687.75pt,19.85pt" to="687.75pt,709.8pt" o:gfxdata="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" strokecolor="black [3213]" strokeweight=".5pt">
+              <v:line w14:anchorId="1CFE71F4" id="直線接點 2" o:spid="_x0000_s1026" style="position:absolute;z-index:251653120;visibility:visible;mso-wrap-style:square;mso-height-percent:0;mso-wrap-distance-left:9pt;mso-wrap-distance-top:0;mso-wrap-distance-right:9pt;mso-wrap-distance-bottom:0;mso-position-horizontal:absolute;mso-position-horizontal-relative:page;mso-position-vertical:absolute;mso-position-vertical-relative:page;mso-height-percent:0;mso-height-relative:margin" from="687.75pt,19.85pt" to="687.75pt,709.8pt" o:gfxdata="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" strokecolor="black [3213]" strokeweight=".5pt">
                 <v:stroke dashstyle="3 1" joinstyle="miter"/>
                 <w10:wrap anchorx="page" anchory="page"/>
               </v:line>
@@ -26054,7 +26072,7 @@
               <w:spacing w:line="300" w:lineRule="exact"/>
               <w:jc w:val="both"/>
               <w:rPr>
-                <w:rFonts w:ascii="Barlow Condensed Medium" w:eastAsia="華康中黑體" w:hAnsi="Barlow Condensed Medium" w:cs="Arial" w:hint="eastAsia"/>
+                <w:rFonts w:ascii="Barlow Condensed Medium" w:eastAsia="華康中黑體" w:hAnsi="Barlow Condensed Medium" w:cs="Arial"/>
                 <w:w w:val="75"/>
                 <w:sz w:val="26"/>
                 <w:szCs w:val="26"/>
@@ -26818,7 +26836,7 @@
           </mc:Choice>
           <mc:Fallback>
             <w:pict>
-              <v:line w14:anchorId="3FE7A3B0" id="直線接點 6" o:spid="_x0000_s1026" style="position:absolute;z-index:251665408;visibility:visible;mso-wrap-style:square;mso-width-percent:0;mso-height-percent:0;mso-wrap-distance-left:9pt;mso-wrap-distance-top:0;mso-wrap-distance-right:9pt;mso-wrap-distance-bottom:0;mso-position-horizontal:absolute;mso-position-horizontal-relative:page;mso-position-vertical:absolute;mso-position-vertical-relative:page;mso-width-percent:0;mso-height-percent:0;mso-width-relative:margin;mso-height-relative:margin" from="343.9pt,19.85pt" to="345.05pt,710.95pt" o:gfxdata="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" strokecolor="black [3213]" strokeweight=".5pt">
+              <v:line w14:anchorId="5986650A" id="直線接點 6" o:spid="_x0000_s1026" style="position:absolute;z-index:251665408;visibility:visible;mso-wrap-style:square;mso-width-percent:0;mso-height-percent:0;mso-wrap-distance-left:9pt;mso-wrap-distance-top:0;mso-wrap-distance-right:9pt;mso-wrap-distance-bottom:0;mso-position-horizontal:absolute;mso-position-horizontal-relative:page;mso-position-vertical:absolute;mso-position-vertical-relative:page;mso-width-percent:0;mso-height-percent:0;mso-width-relative:margin;mso-height-relative:margin" from="343.9pt,19.85pt" to="345.05pt,710.95pt" o:gfxdata="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" strokecolor="black [3213]" strokeweight=".5pt">
                 <v:stroke dashstyle="3 1" joinstyle="miter"/>
                 <w10:wrap anchorx="page" anchory="page"/>
               </v:line>
@@ -26896,7 +26914,7 @@
           </mc:Choice>
           <mc:Fallback>
             <w:pict>
-              <v:line w14:anchorId="2ADC117B" id="直線接點 4" o:spid="_x0000_s1026" style="position:absolute;z-index:251661312;visibility:visible;mso-wrap-style:square;mso-width-percent:0;mso-height-percent:0;mso-wrap-distance-left:9pt;mso-wrap-distance-top:0;mso-wrap-distance-right:9pt;mso-wrap-distance-bottom:0;mso-position-horizontal:absolute;mso-position-horizontal-relative:page;mso-position-vertical:absolute;mso-position-vertical-relative:page;mso-width-percent:0;mso-height-percent:0;mso-width-relative:margin;mso-height-relative:margin" from="343.9pt,19.85pt" to="345.05pt,710.95pt" o:gfxdata="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" strokecolor="black [3213]" strokeweight=".5pt">
+              <v:line w14:anchorId="59EED413" id="直線接點 4" o:spid="_x0000_s1026" style="position:absolute;z-index:251661312;visibility:visible;mso-wrap-style:square;mso-width-percent:0;mso-height-percent:0;mso-wrap-distance-left:9pt;mso-wrap-distance-top:0;mso-wrap-distance-right:9pt;mso-wrap-distance-bottom:0;mso-position-horizontal:absolute;mso-position-horizontal-relative:page;mso-position-vertical:absolute;mso-position-vertical-relative:page;mso-width-percent:0;mso-height-percent:0;mso-width-relative:margin;mso-height-relative:margin" from="343.9pt,19.85pt" to="345.05pt,710.95pt" o:gfxdata="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" strokecolor="black [3213]" strokeweight=".5pt">
                 <v:stroke dashstyle="3 1" joinstyle="miter"/>
                 <w10:wrap anchorx="page" anchory="page"/>
               </v:line>
@@ -32158,7 +32176,7 @@
 </file>
 
 <file path=customXml/itemProps1.xml><?xml version="1.0" encoding="utf-8"?>
-<ds:datastoreItem xmlns:ds="http://schemas.openxmlformats.org/officeDocument/2006/customXml" ds:itemID="{E9EC5358-F994-4373-BBC7-FC2348976982}">
+<ds:datastoreItem xmlns:ds="http://schemas.openxmlformats.org/officeDocument/2006/customXml" ds:itemID="{E562CF50-ABA3-4986-8FFF-AB541B94CFB3}">
   <ds:schemaRefs>
     <ds:schemaRef ds:uri="http://schemas.openxmlformats.org/officeDocument/2006/bibliography"/>
   </ds:schemaRefs>
